--- a/ACPOS_WB-01_MOTHER_BASIC_DESIGN_TECH_PURPLE_v1.0.docx
+++ b/ACPOS_WB-01_MOTHER_BASIC_DESIGN_TECH_PURPLE_v1.0.docx
@@ -23365,10 +23365,2875 @@
         <w:t>Visual Candidate UID：WB-01-VIS-CANDIDATE-TECHPURPLE-20260920-01</w:t>
       </w:r>
     </w:p>
+    <w:p>
+      <w:pPr>
+        <w:sectPr>
+          <w:footerReference w:type="default" r:id="rId15"/>
+          <w:pgSz w:w="12240" w:h="15840"/>
+          <w:pgMar w:top="737" w:right="794" w:bottom="680" w:left="794" w:header="720" w:footer="720" w:gutter="0"/>
+          <w:cols w:space="720"/>
+          <w:docGrid w:linePitch="360"/>
+        </w:sectPr>
+      </w:pPr>
+    </w:p>
+    <w:p>
+      <w:pPr>
+        <w:pStyle w:val="Heading1"/>
+      </w:pPr>
+      <w:r>
+        <w:t>2026-09-21 Machine Authority Construction Closure / 機器權威施工綁定封板</w:t>
+      </w:r>
+    </w:p>
+    <w:p>
+      <w:r>
+        <w:rPr>
+          <w:b/>
+        </w:rPr>
+        <w:t xml:space="preserve">[ACPOS-20260921-SOURCE-GROUNDED-CONSTRUCTION-CLOSURE-V1] </w:t>
+      </w:r>
+      <w:r>
+        <w:t>Source-grounded only. Existing Current source wins; missing source values remain blocked/decision-required. This closure supersedes the prior generic 2026-09-21 V1/V3 annex only, not the original domain logic or human visual review gates.</w:t>
+      </w:r>
+    </w:p>
+    <w:p>
+      <w:pPr>
+        <w:pStyle w:val="Heading2"/>
+      </w:pPr>
+      <w:r>
+        <w:t>WB-01 · Exact Construction Binding</w:t>
+      </w:r>
+    </w:p>
+    <w:tbl>
+      <w:tblPr>
+        <w:tblStyle w:val="TableGrid"/>
+        <w:tblW w:type="auto" w:w="0"/>
+        <w:tblLook w:firstColumn="1" w:firstRow="1" w:lastColumn="0" w:lastRow="0" w:noHBand="0" w:noVBand="1" w:val="04A0"/>
+      </w:tblPr>
+      <w:tblGrid>
+        <w:gridCol w:w="7416"/>
+        <w:gridCol w:w="7416"/>
+      </w:tblGrid>
+      <w:tr>
+        <w:trPr>
+          <w:tblHeader w:val="true"/>
+        </w:trPr>
+        <w:tc>
+          <w:tcPr>
+            <w:tcW w:type="dxa" w:w="7416"/>
+            <w:shd w:fill="EDE9FE"/>
+          </w:tcPr>
+          <w:p>
+            <w:r>
+              <w:rPr>
+                <w:sz w:val="14"/>
+              </w:rPr>
+              <w:t>Authority</w:t>
+            </w:r>
+          </w:p>
+        </w:tc>
+        <w:tc>
+          <w:tcPr>
+            <w:tcW w:type="dxa" w:w="7416"/>
+            <w:shd w:fill="EDE9FE"/>
+          </w:tcPr>
+          <w:p>
+            <w:r>
+              <w:rPr>
+                <w:sz w:val="14"/>
+              </w:rPr>
+              <w:t>Value</w:t>
+            </w:r>
+          </w:p>
+        </w:tc>
+      </w:tr>
+      <w:tr>
+        <w:tc>
+          <w:tcPr>
+            <w:tcW w:type="dxa" w:w="7416"/>
+          </w:tcPr>
+          <w:p>
+            <w:r>
+              <w:rPr>
+                <w:sz w:val="14"/>
+              </w:rPr>
+              <w:t>Source Commit</w:t>
+            </w:r>
+          </w:p>
+        </w:tc>
+        <w:tc>
+          <w:tcPr>
+            <w:tcW w:type="dxa" w:w="7416"/>
+          </w:tcPr>
+          <w:p>
+            <w:r>
+              <w:rPr>
+                <w:sz w:val="14"/>
+              </w:rPr>
+              <w:t>165c6440cb53b1b45ec96905241fb4d56dc3b867</w:t>
+            </w:r>
+          </w:p>
+        </w:tc>
+      </w:tr>
+      <w:tr>
+        <w:tc>
+          <w:tcPr>
+            <w:tcW w:type="dxa" w:w="7416"/>
+          </w:tcPr>
+          <w:p>
+            <w:r>
+              <w:rPr>
+                <w:sz w:val="14"/>
+              </w:rPr>
+              <w:t>Machine Authority</w:t>
+            </w:r>
+          </w:p>
+        </w:tc>
+        <w:tc>
+          <w:tcPr>
+            <w:tcW w:type="dxa" w:w="7416"/>
+          </w:tcPr>
+          <w:p>
+            <w:r>
+              <w:rPr>
+                <w:sz w:val="14"/>
+              </w:rPr>
+              <w:t>authority/pages/workspace/WB-01/ACPOS_WB-01_FINAL_LOCKED_ENCODING.yaml</w:t>
+            </w:r>
+          </w:p>
+        </w:tc>
+      </w:tr>
+      <w:tr>
+        <w:tc>
+          <w:tcPr>
+            <w:tcW w:type="dxa" w:w="7416"/>
+          </w:tcPr>
+          <w:p>
+            <w:r>
+              <w:rPr>
+                <w:sz w:val="14"/>
+              </w:rPr>
+              <w:t>Authority SHA-256</w:t>
+            </w:r>
+          </w:p>
+        </w:tc>
+        <w:tc>
+          <w:tcPr>
+            <w:tcW w:type="dxa" w:w="7416"/>
+          </w:tcPr>
+          <w:p>
+            <w:r>
+              <w:rPr>
+                <w:sz w:val="14"/>
+              </w:rPr>
+              <w:t>4acd7bd76a0248c0247c2418287d3878d6f7158699f9368c1a753b722b983e2f</w:t>
+            </w:r>
+          </w:p>
+        </w:tc>
+      </w:tr>
+      <w:tr>
+        <w:tc>
+          <w:tcPr>
+            <w:tcW w:type="dxa" w:w="7416"/>
+          </w:tcPr>
+          <w:p>
+            <w:r>
+              <w:rPr>
+                <w:sz w:val="14"/>
+              </w:rPr>
+              <w:t>Expected Control Denominator</w:t>
+            </w:r>
+          </w:p>
+        </w:tc>
+        <w:tc>
+          <w:tcPr>
+            <w:tcW w:type="dxa" w:w="7416"/>
+          </w:tcPr>
+          <w:p>
+            <w:r>
+              <w:rPr>
+                <w:sz w:val="14"/>
+              </w:rPr>
+              <w:t>14</w:t>
+            </w:r>
+          </w:p>
+        </w:tc>
+      </w:tr>
+      <w:tr>
+        <w:tc>
+          <w:tcPr>
+            <w:tcW w:type="dxa" w:w="7416"/>
+          </w:tcPr>
+          <w:p>
+            <w:r>
+              <w:rPr>
+                <w:sz w:val="14"/>
+              </w:rPr>
+              <w:t>Unique Control Rows</w:t>
+            </w:r>
+          </w:p>
+        </w:tc>
+        <w:tc>
+          <w:tcPr>
+            <w:tcW w:type="dxa" w:w="7416"/>
+          </w:tcPr>
+          <w:p>
+            <w:r>
+              <w:rPr>
+                <w:sz w:val="14"/>
+              </w:rPr>
+              <w:t>14</w:t>
+            </w:r>
+          </w:p>
+        </w:tc>
+      </w:tr>
+      <w:tr>
+        <w:tc>
+          <w:tcPr>
+            <w:tcW w:type="dxa" w:w="7416"/>
+          </w:tcPr>
+          <w:p>
+            <w:r>
+              <w:rPr>
+                <w:sz w:val="14"/>
+              </w:rPr>
+              <w:t>Denominator Gate</w:t>
+            </w:r>
+          </w:p>
+        </w:tc>
+        <w:tc>
+          <w:tcPr>
+            <w:tcW w:type="dxa" w:w="7416"/>
+          </w:tcPr>
+          <w:p>
+            <w:r>
+              <w:rPr>
+                <w:sz w:val="14"/>
+              </w:rPr>
+              <w:t>PASS</w:t>
+            </w:r>
+          </w:p>
+        </w:tc>
+      </w:tr>
+    </w:tbl>
+    <w:tbl>
+      <w:tblPr>
+        <w:tblStyle w:val="TableGrid"/>
+        <w:tblW w:type="auto" w:w="0"/>
+        <w:tblLook w:firstColumn="1" w:firstRow="1" w:lastColumn="0" w:lastRow="0" w:noHBand="0" w:noVBand="1" w:val="04A0"/>
+      </w:tblPr>
+      <w:tblGrid>
+        <w:gridCol w:w="1141"/>
+        <w:gridCol w:w="1141"/>
+        <w:gridCol w:w="1141"/>
+        <w:gridCol w:w="1141"/>
+        <w:gridCol w:w="1141"/>
+        <w:gridCol w:w="1141"/>
+        <w:gridCol w:w="1141"/>
+        <w:gridCol w:w="1141"/>
+        <w:gridCol w:w="1141"/>
+        <w:gridCol w:w="1141"/>
+        <w:gridCol w:w="1141"/>
+        <w:gridCol w:w="1141"/>
+        <w:gridCol w:w="1141"/>
+      </w:tblGrid>
+      <w:tr>
+        <w:trPr>
+          <w:tblHeader w:val="true"/>
+        </w:trPr>
+        <w:tc>
+          <w:tcPr>
+            <w:tcW w:type="dxa" w:w="1141"/>
+            <w:shd w:fill="EDE9FE"/>
+          </w:tcPr>
+          <w:p>
+            <w:r>
+              <w:rPr>
+                <w:sz w:val="10"/>
+              </w:rPr>
+              <w:t>Control UID</w:t>
+            </w:r>
+          </w:p>
+        </w:tc>
+        <w:tc>
+          <w:tcPr>
+            <w:tcW w:type="dxa" w:w="1141"/>
+            <w:shd w:fill="EDE9FE"/>
+          </w:tcPr>
+          <w:p>
+            <w:r>
+              <w:rPr>
+                <w:sz w:val="10"/>
+              </w:rPr>
+              <w:t>UID Status</w:t>
+            </w:r>
+          </w:p>
+        </w:tc>
+        <w:tc>
+          <w:tcPr>
+            <w:tcW w:type="dxa" w:w="1141"/>
+            <w:shd w:fill="EDE9FE"/>
+          </w:tcPr>
+          <w:p>
+            <w:r>
+              <w:rPr>
+                <w:sz w:val="10"/>
+              </w:rPr>
+              <w:t>Label</w:t>
+            </w:r>
+          </w:p>
+        </w:tc>
+        <w:tc>
+          <w:tcPr>
+            <w:tcW w:type="dxa" w:w="1141"/>
+            <w:shd w:fill="EDE9FE"/>
+          </w:tcPr>
+          <w:p>
+            <w:r>
+              <w:rPr>
+                <w:sz w:val="10"/>
+              </w:rPr>
+              <w:t>Type</w:t>
+            </w:r>
+          </w:p>
+        </w:tc>
+        <w:tc>
+          <w:tcPr>
+            <w:tcW w:type="dxa" w:w="1141"/>
+            <w:shd w:fill="EDE9FE"/>
+          </w:tcPr>
+          <w:p>
+            <w:r>
+              <w:rPr>
+                <w:sz w:val="10"/>
+              </w:rPr>
+              <w:t>Action UID</w:t>
+            </w:r>
+          </w:p>
+        </w:tc>
+        <w:tc>
+          <w:tcPr>
+            <w:tcW w:type="dxa" w:w="1141"/>
+            <w:shd w:fill="EDE9FE"/>
+          </w:tcPr>
+          <w:p>
+            <w:r>
+              <w:rPr>
+                <w:sz w:val="10"/>
+              </w:rPr>
+              <w:t>Gate</w:t>
+            </w:r>
+          </w:p>
+        </w:tc>
+        <w:tc>
+          <w:tcPr>
+            <w:tcW w:type="dxa" w:w="1141"/>
+            <w:shd w:fill="EDE9FE"/>
+          </w:tcPr>
+          <w:p>
+            <w:r>
+              <w:rPr>
+                <w:sz w:val="10"/>
+              </w:rPr>
+              <w:t>Permission / Auth Resource</w:t>
+            </w:r>
+          </w:p>
+        </w:tc>
+        <w:tc>
+          <w:tcPr>
+            <w:tcW w:type="dxa" w:w="1141"/>
+            <w:shd w:fill="EDE9FE"/>
+          </w:tcPr>
+          <w:p>
+            <w:r>
+              <w:rPr>
+                <w:sz w:val="10"/>
+              </w:rPr>
+              <w:t>Payload / Schema</w:t>
+            </w:r>
+          </w:p>
+        </w:tc>
+        <w:tc>
+          <w:tcPr>
+            <w:tcW w:type="dxa" w:w="1141"/>
+            <w:shd w:fill="EDE9FE"/>
+          </w:tcPr>
+          <w:p>
+            <w:r>
+              <w:rPr>
+                <w:sz w:val="10"/>
+              </w:rPr>
+              <w:t>Operation</w:t>
+            </w:r>
+          </w:p>
+        </w:tc>
+        <w:tc>
+          <w:tcPr>
+            <w:tcW w:type="dxa" w:w="1141"/>
+            <w:shd w:fill="EDE9FE"/>
+          </w:tcPr>
+          <w:p>
+            <w:r>
+              <w:rPr>
+                <w:sz w:val="10"/>
+              </w:rPr>
+              <w:t>Method / Path</w:t>
+            </w:r>
+          </w:p>
+        </w:tc>
+        <w:tc>
+          <w:tcPr>
+            <w:tcW w:type="dxa" w:w="1141"/>
+            <w:shd w:fill="EDE9FE"/>
+          </w:tcPr>
+          <w:p>
+            <w:r>
+              <w:rPr>
+                <w:sz w:val="10"/>
+              </w:rPr>
+              <w:t>Runtime Owner</w:t>
+            </w:r>
+          </w:p>
+        </w:tc>
+        <w:tc>
+          <w:tcPr>
+            <w:tcW w:type="dxa" w:w="1141"/>
+            <w:shd w:fill="EDE9FE"/>
+          </w:tcPr>
+          <w:p>
+            <w:r>
+              <w:rPr>
+                <w:sz w:val="10"/>
+              </w:rPr>
+              <w:t>Persistence Owner</w:t>
+            </w:r>
+          </w:p>
+        </w:tc>
+        <w:tc>
+          <w:tcPr>
+            <w:tcW w:type="dxa" w:w="1141"/>
+            <w:shd w:fill="EDE9FE"/>
+          </w:tcPr>
+          <w:p>
+            <w:r>
+              <w:rPr>
+                <w:sz w:val="10"/>
+              </w:rPr>
+              <w:t>Runtime Status</w:t>
+            </w:r>
+          </w:p>
+        </w:tc>
+      </w:tr>
+      <w:tr>
+        <w:tc>
+          <w:tcPr>
+            <w:tcW w:type="dxa" w:w="1141"/>
+          </w:tcPr>
+          <w:p>
+            <w:r>
+              <w:rPr>
+                <w:sz w:val="10"/>
+              </w:rPr>
+              <w:t>CTRL-WORKSPACE-WB-01-COMPANY-PROJECT-COUNT-OPEN</w:t>
+            </w:r>
+          </w:p>
+        </w:tc>
+        <w:tc>
+          <w:tcPr>
+            <w:tcW w:type="dxa" w:w="1141"/>
+          </w:tcPr>
+          <w:p>
+            <w:r>
+              <w:rPr>
+                <w:sz w:val="10"/>
+              </w:rPr>
+              <w:t>EXISTING_SOURCE_UID</w:t>
+            </w:r>
+          </w:p>
+        </w:tc>
+        <w:tc>
+          <w:tcPr>
+            <w:tcW w:type="dxa" w:w="1141"/>
+          </w:tcPr>
+          <w:p>
+            <w:r>
+              <w:rPr>
+                <w:sz w:val="10"/>
+              </w:rPr>
+              <w:t>查看專案總數</w:t>
+            </w:r>
+          </w:p>
+        </w:tc>
+        <w:tc>
+          <w:tcPr>
+            <w:tcW w:type="dxa" w:w="1141"/>
+          </w:tcPr>
+          <w:p>
+            <w:r>
+              <w:rPr>
+                <w:sz w:val="10"/>
+              </w:rPr>
+              <w:t>SECTION_OPEN</w:t>
+            </w:r>
+          </w:p>
+        </w:tc>
+        <w:tc>
+          <w:tcPr>
+            <w:tcW w:type="dxa" w:w="1141"/>
+          </w:tcPr>
+          <w:p>
+            <w:r>
+              <w:rPr>
+                <w:sz w:val="10"/>
+              </w:rPr>
+              <w:t>—</w:t>
+            </w:r>
+          </w:p>
+        </w:tc>
+        <w:tc>
+          <w:tcPr>
+            <w:tcW w:type="dxa" w:w="1141"/>
+          </w:tcPr>
+          <w:p>
+            <w:r>
+              <w:rPr>
+                <w:sz w:val="10"/>
+              </w:rPr>
+              <w:t>PAGE_READ</w:t>
+            </w:r>
+          </w:p>
+        </w:tc>
+        <w:tc>
+          <w:tcPr>
+            <w:tcW w:type="dxa" w:w="1141"/>
+          </w:tcPr>
+          <w:p>
+            <w:r>
+              <w:rPr>
+                <w:sz w:val="10"/>
+              </w:rPr>
+              <w:t>workspace.dashboard.view</w:t>
+            </w:r>
+          </w:p>
+        </w:tc>
+        <w:tc>
+          <w:tcPr>
+            <w:tcW w:type="dxa" w:w="1141"/>
+          </w:tcPr>
+          <w:p>
+            <w:r>
+              <w:rPr>
+                <w:sz w:val="10"/>
+              </w:rPr>
+              <w:t>N/A_READ_PROJECTION</w:t>
+            </w:r>
+          </w:p>
+        </w:tc>
+        <w:tc>
+          <w:tcPr>
+            <w:tcW w:type="dxa" w:w="1141"/>
+          </w:tcPr>
+          <w:p>
+            <w:r>
+              <w:rPr>
+                <w:sz w:val="10"/>
+              </w:rPr>
+              <w:t>getDashboardReadModel</w:t>
+            </w:r>
+          </w:p>
+        </w:tc>
+        <w:tc>
+          <w:tcPr>
+            <w:tcW w:type="dxa" w:w="1141"/>
+          </w:tcPr>
+          <w:p>
+            <w:r>
+              <w:rPr>
+                <w:sz w:val="10"/>
+              </w:rPr>
+              <w:t>GET /v1/dashboard/read-model</w:t>
+            </w:r>
+          </w:p>
+        </w:tc>
+        <w:tc>
+          <w:tcPr>
+            <w:tcW w:type="dxa" w:w="1141"/>
+          </w:tcPr>
+          <w:p>
+            <w:r>
+              <w:rPr>
+                <w:sz w:val="10"/>
+              </w:rPr>
+              <w:t>DASHBOARD_READ_MODEL</w:t>
+            </w:r>
+          </w:p>
+        </w:tc>
+        <w:tc>
+          <w:tcPr>
+            <w:tcW w:type="dxa" w:w="1141"/>
+          </w:tcPr>
+          <w:p>
+            <w:r>
+              <w:rPr>
+                <w:sz w:val="10"/>
+              </w:rPr>
+              <w:t>company_project_count.company_project_count</w:t>
+            </w:r>
+          </w:p>
+        </w:tc>
+        <w:tc>
+          <w:tcPr>
+            <w:tcW w:type="dxa" w:w="1141"/>
+          </w:tcPr>
+          <w:p>
+            <w:r>
+              <w:rPr>
+                <w:sz w:val="10"/>
+              </w:rPr>
+              <w:t>READ_EXACT</w:t>
+            </w:r>
+          </w:p>
+        </w:tc>
+      </w:tr>
+      <w:tr>
+        <w:tc>
+          <w:tcPr>
+            <w:tcW w:type="dxa" w:w="1141"/>
+          </w:tcPr>
+          <w:p>
+            <w:r>
+              <w:rPr>
+                <w:sz w:val="10"/>
+              </w:rPr>
+              <w:t>CTRL-WORKSPACE-WB-01-COMPANY-RUNNING-PROJECT-COUNT-OPEN</w:t>
+            </w:r>
+          </w:p>
+        </w:tc>
+        <w:tc>
+          <w:tcPr>
+            <w:tcW w:type="dxa" w:w="1141"/>
+          </w:tcPr>
+          <w:p>
+            <w:r>
+              <w:rPr>
+                <w:sz w:val="10"/>
+              </w:rPr>
+              <w:t>EXISTING_SOURCE_UID</w:t>
+            </w:r>
+          </w:p>
+        </w:tc>
+        <w:tc>
+          <w:tcPr>
+            <w:tcW w:type="dxa" w:w="1141"/>
+          </w:tcPr>
+          <w:p>
+            <w:r>
+              <w:rPr>
+                <w:sz w:val="10"/>
+              </w:rPr>
+              <w:t>查看執行中</w:t>
+            </w:r>
+          </w:p>
+        </w:tc>
+        <w:tc>
+          <w:tcPr>
+            <w:tcW w:type="dxa" w:w="1141"/>
+          </w:tcPr>
+          <w:p>
+            <w:r>
+              <w:rPr>
+                <w:sz w:val="10"/>
+              </w:rPr>
+              <w:t>SECTION_OPEN</w:t>
+            </w:r>
+          </w:p>
+        </w:tc>
+        <w:tc>
+          <w:tcPr>
+            <w:tcW w:type="dxa" w:w="1141"/>
+          </w:tcPr>
+          <w:p>
+            <w:r>
+              <w:rPr>
+                <w:sz w:val="10"/>
+              </w:rPr>
+              <w:t>—</w:t>
+            </w:r>
+          </w:p>
+        </w:tc>
+        <w:tc>
+          <w:tcPr>
+            <w:tcW w:type="dxa" w:w="1141"/>
+          </w:tcPr>
+          <w:p>
+            <w:r>
+              <w:rPr>
+                <w:sz w:val="10"/>
+              </w:rPr>
+              <w:t>PAGE_READ</w:t>
+            </w:r>
+          </w:p>
+        </w:tc>
+        <w:tc>
+          <w:tcPr>
+            <w:tcW w:type="dxa" w:w="1141"/>
+          </w:tcPr>
+          <w:p>
+            <w:r>
+              <w:rPr>
+                <w:sz w:val="10"/>
+              </w:rPr>
+              <w:t>workspace.dashboard.view</w:t>
+            </w:r>
+          </w:p>
+        </w:tc>
+        <w:tc>
+          <w:tcPr>
+            <w:tcW w:type="dxa" w:w="1141"/>
+          </w:tcPr>
+          <w:p>
+            <w:r>
+              <w:rPr>
+                <w:sz w:val="10"/>
+              </w:rPr>
+              <w:t>N/A_READ_PROJECTION</w:t>
+            </w:r>
+          </w:p>
+        </w:tc>
+        <w:tc>
+          <w:tcPr>
+            <w:tcW w:type="dxa" w:w="1141"/>
+          </w:tcPr>
+          <w:p>
+            <w:r>
+              <w:rPr>
+                <w:sz w:val="10"/>
+              </w:rPr>
+              <w:t>getDashboardReadModel</w:t>
+            </w:r>
+          </w:p>
+        </w:tc>
+        <w:tc>
+          <w:tcPr>
+            <w:tcW w:type="dxa" w:w="1141"/>
+          </w:tcPr>
+          <w:p>
+            <w:r>
+              <w:rPr>
+                <w:sz w:val="10"/>
+              </w:rPr>
+              <w:t>GET /v1/dashboard/read-model</w:t>
+            </w:r>
+          </w:p>
+        </w:tc>
+        <w:tc>
+          <w:tcPr>
+            <w:tcW w:type="dxa" w:w="1141"/>
+          </w:tcPr>
+          <w:p>
+            <w:r>
+              <w:rPr>
+                <w:sz w:val="10"/>
+              </w:rPr>
+              <w:t>DASHBOARD_READ_MODEL</w:t>
+            </w:r>
+          </w:p>
+        </w:tc>
+        <w:tc>
+          <w:tcPr>
+            <w:tcW w:type="dxa" w:w="1141"/>
+          </w:tcPr>
+          <w:p>
+            <w:r>
+              <w:rPr>
+                <w:sz w:val="10"/>
+              </w:rPr>
+              <w:t>company_running_project_count.company_running_project_count</w:t>
+            </w:r>
+          </w:p>
+        </w:tc>
+        <w:tc>
+          <w:tcPr>
+            <w:tcW w:type="dxa" w:w="1141"/>
+          </w:tcPr>
+          <w:p>
+            <w:r>
+              <w:rPr>
+                <w:sz w:val="10"/>
+              </w:rPr>
+              <w:t>READ_EXACT</w:t>
+            </w:r>
+          </w:p>
+        </w:tc>
+      </w:tr>
+      <w:tr>
+        <w:tc>
+          <w:tcPr>
+            <w:tcW w:type="dxa" w:w="1141"/>
+          </w:tcPr>
+          <w:p>
+            <w:r>
+              <w:rPr>
+                <w:sz w:val="10"/>
+              </w:rPr>
+              <w:t>CTRL-WORKSPACE-WB-01-COMPANY-PENDING-ACTION-COUNT-OPEN</w:t>
+            </w:r>
+          </w:p>
+        </w:tc>
+        <w:tc>
+          <w:tcPr>
+            <w:tcW w:type="dxa" w:w="1141"/>
+          </w:tcPr>
+          <w:p>
+            <w:r>
+              <w:rPr>
+                <w:sz w:val="10"/>
+              </w:rPr>
+              <w:t>EXISTING_SOURCE_UID</w:t>
+            </w:r>
+          </w:p>
+        </w:tc>
+        <w:tc>
+          <w:tcPr>
+            <w:tcW w:type="dxa" w:w="1141"/>
+          </w:tcPr>
+          <w:p>
+            <w:r>
+              <w:rPr>
+                <w:sz w:val="10"/>
+              </w:rPr>
+              <w:t>查看待處理</w:t>
+            </w:r>
+          </w:p>
+        </w:tc>
+        <w:tc>
+          <w:tcPr>
+            <w:tcW w:type="dxa" w:w="1141"/>
+          </w:tcPr>
+          <w:p>
+            <w:r>
+              <w:rPr>
+                <w:sz w:val="10"/>
+              </w:rPr>
+              <w:t>SECTION_OPEN</w:t>
+            </w:r>
+          </w:p>
+        </w:tc>
+        <w:tc>
+          <w:tcPr>
+            <w:tcW w:type="dxa" w:w="1141"/>
+          </w:tcPr>
+          <w:p>
+            <w:r>
+              <w:rPr>
+                <w:sz w:val="10"/>
+              </w:rPr>
+              <w:t>—</w:t>
+            </w:r>
+          </w:p>
+        </w:tc>
+        <w:tc>
+          <w:tcPr>
+            <w:tcW w:type="dxa" w:w="1141"/>
+          </w:tcPr>
+          <w:p>
+            <w:r>
+              <w:rPr>
+                <w:sz w:val="10"/>
+              </w:rPr>
+              <w:t>PAGE_READ</w:t>
+            </w:r>
+          </w:p>
+        </w:tc>
+        <w:tc>
+          <w:tcPr>
+            <w:tcW w:type="dxa" w:w="1141"/>
+          </w:tcPr>
+          <w:p>
+            <w:r>
+              <w:rPr>
+                <w:sz w:val="10"/>
+              </w:rPr>
+              <w:t>workspace.dashboard.view</w:t>
+            </w:r>
+          </w:p>
+        </w:tc>
+        <w:tc>
+          <w:tcPr>
+            <w:tcW w:type="dxa" w:w="1141"/>
+          </w:tcPr>
+          <w:p>
+            <w:r>
+              <w:rPr>
+                <w:sz w:val="10"/>
+              </w:rPr>
+              <w:t>N/A_READ_PROJECTION</w:t>
+            </w:r>
+          </w:p>
+        </w:tc>
+        <w:tc>
+          <w:tcPr>
+            <w:tcW w:type="dxa" w:w="1141"/>
+          </w:tcPr>
+          <w:p>
+            <w:r>
+              <w:rPr>
+                <w:sz w:val="10"/>
+              </w:rPr>
+              <w:t>getDashboardReadModel</w:t>
+            </w:r>
+          </w:p>
+        </w:tc>
+        <w:tc>
+          <w:tcPr>
+            <w:tcW w:type="dxa" w:w="1141"/>
+          </w:tcPr>
+          <w:p>
+            <w:r>
+              <w:rPr>
+                <w:sz w:val="10"/>
+              </w:rPr>
+              <w:t>GET /v1/dashboard/read-model</w:t>
+            </w:r>
+          </w:p>
+        </w:tc>
+        <w:tc>
+          <w:tcPr>
+            <w:tcW w:type="dxa" w:w="1141"/>
+          </w:tcPr>
+          <w:p>
+            <w:r>
+              <w:rPr>
+                <w:sz w:val="10"/>
+              </w:rPr>
+              <w:t>DASHBOARD_READ_MODEL</w:t>
+            </w:r>
+          </w:p>
+        </w:tc>
+        <w:tc>
+          <w:tcPr>
+            <w:tcW w:type="dxa" w:w="1141"/>
+          </w:tcPr>
+          <w:p>
+            <w:r>
+              <w:rPr>
+                <w:sz w:val="10"/>
+              </w:rPr>
+              <w:t>company_pending_action_count.company_pending_action_count</w:t>
+            </w:r>
+          </w:p>
+        </w:tc>
+        <w:tc>
+          <w:tcPr>
+            <w:tcW w:type="dxa" w:w="1141"/>
+          </w:tcPr>
+          <w:p>
+            <w:r>
+              <w:rPr>
+                <w:sz w:val="10"/>
+              </w:rPr>
+              <w:t>READ_EXACT</w:t>
+            </w:r>
+          </w:p>
+        </w:tc>
+      </w:tr>
+      <w:tr>
+        <w:tc>
+          <w:tcPr>
+            <w:tcW w:type="dxa" w:w="1141"/>
+          </w:tcPr>
+          <w:p>
+            <w:r>
+              <w:rPr>
+                <w:sz w:val="10"/>
+              </w:rPr>
+              <w:t>CTRL-WORKSPACE-WB-01-COMPANY-PENDING-REVIEW-COUNT-OPEN</w:t>
+            </w:r>
+          </w:p>
+        </w:tc>
+        <w:tc>
+          <w:tcPr>
+            <w:tcW w:type="dxa" w:w="1141"/>
+          </w:tcPr>
+          <w:p>
+            <w:r>
+              <w:rPr>
+                <w:sz w:val="10"/>
+              </w:rPr>
+              <w:t>EXISTING_SOURCE_UID</w:t>
+            </w:r>
+          </w:p>
+        </w:tc>
+        <w:tc>
+          <w:tcPr>
+            <w:tcW w:type="dxa" w:w="1141"/>
+          </w:tcPr>
+          <w:p>
+            <w:r>
+              <w:rPr>
+                <w:sz w:val="10"/>
+              </w:rPr>
+              <w:t>查看待審查</w:t>
+            </w:r>
+          </w:p>
+        </w:tc>
+        <w:tc>
+          <w:tcPr>
+            <w:tcW w:type="dxa" w:w="1141"/>
+          </w:tcPr>
+          <w:p>
+            <w:r>
+              <w:rPr>
+                <w:sz w:val="10"/>
+              </w:rPr>
+              <w:t>SECTION_OPEN</w:t>
+            </w:r>
+          </w:p>
+        </w:tc>
+        <w:tc>
+          <w:tcPr>
+            <w:tcW w:type="dxa" w:w="1141"/>
+          </w:tcPr>
+          <w:p>
+            <w:r>
+              <w:rPr>
+                <w:sz w:val="10"/>
+              </w:rPr>
+              <w:t>—</w:t>
+            </w:r>
+          </w:p>
+        </w:tc>
+        <w:tc>
+          <w:tcPr>
+            <w:tcW w:type="dxa" w:w="1141"/>
+          </w:tcPr>
+          <w:p>
+            <w:r>
+              <w:rPr>
+                <w:sz w:val="10"/>
+              </w:rPr>
+              <w:t>PAGE_READ</w:t>
+            </w:r>
+          </w:p>
+        </w:tc>
+        <w:tc>
+          <w:tcPr>
+            <w:tcW w:type="dxa" w:w="1141"/>
+          </w:tcPr>
+          <w:p>
+            <w:r>
+              <w:rPr>
+                <w:sz w:val="10"/>
+              </w:rPr>
+              <w:t>workspace.dashboard.view</w:t>
+            </w:r>
+          </w:p>
+        </w:tc>
+        <w:tc>
+          <w:tcPr>
+            <w:tcW w:type="dxa" w:w="1141"/>
+          </w:tcPr>
+          <w:p>
+            <w:r>
+              <w:rPr>
+                <w:sz w:val="10"/>
+              </w:rPr>
+              <w:t>N/A_READ_PROJECTION</w:t>
+            </w:r>
+          </w:p>
+        </w:tc>
+        <w:tc>
+          <w:tcPr>
+            <w:tcW w:type="dxa" w:w="1141"/>
+          </w:tcPr>
+          <w:p>
+            <w:r>
+              <w:rPr>
+                <w:sz w:val="10"/>
+              </w:rPr>
+              <w:t>getDashboardReadModel</w:t>
+            </w:r>
+          </w:p>
+        </w:tc>
+        <w:tc>
+          <w:tcPr>
+            <w:tcW w:type="dxa" w:w="1141"/>
+          </w:tcPr>
+          <w:p>
+            <w:r>
+              <w:rPr>
+                <w:sz w:val="10"/>
+              </w:rPr>
+              <w:t>GET /v1/dashboard/read-model</w:t>
+            </w:r>
+          </w:p>
+        </w:tc>
+        <w:tc>
+          <w:tcPr>
+            <w:tcW w:type="dxa" w:w="1141"/>
+          </w:tcPr>
+          <w:p>
+            <w:r>
+              <w:rPr>
+                <w:sz w:val="10"/>
+              </w:rPr>
+              <w:t>DASHBOARD_READ_MODEL</w:t>
+            </w:r>
+          </w:p>
+        </w:tc>
+        <w:tc>
+          <w:tcPr>
+            <w:tcW w:type="dxa" w:w="1141"/>
+          </w:tcPr>
+          <w:p>
+            <w:r>
+              <w:rPr>
+                <w:sz w:val="10"/>
+              </w:rPr>
+              <w:t>company_pending_review_count.company_pending_review_count</w:t>
+            </w:r>
+          </w:p>
+        </w:tc>
+        <w:tc>
+          <w:tcPr>
+            <w:tcW w:type="dxa" w:w="1141"/>
+          </w:tcPr>
+          <w:p>
+            <w:r>
+              <w:rPr>
+                <w:sz w:val="10"/>
+              </w:rPr>
+              <w:t>READ_EXACT</w:t>
+            </w:r>
+          </w:p>
+        </w:tc>
+      </w:tr>
+      <w:tr>
+        <w:tc>
+          <w:tcPr>
+            <w:tcW w:type="dxa" w:w="1141"/>
+          </w:tcPr>
+          <w:p>
+            <w:r>
+              <w:rPr>
+                <w:sz w:val="10"/>
+              </w:rPr>
+              <w:t>CTRL-WORKSPACE-WB-01-COMPANY-COMPLETED-PROJECT-COUNT-OPEN</w:t>
+            </w:r>
+          </w:p>
+        </w:tc>
+        <w:tc>
+          <w:tcPr>
+            <w:tcW w:type="dxa" w:w="1141"/>
+          </w:tcPr>
+          <w:p>
+            <w:r>
+              <w:rPr>
+                <w:sz w:val="10"/>
+              </w:rPr>
+              <w:t>EXISTING_SOURCE_UID</w:t>
+            </w:r>
+          </w:p>
+        </w:tc>
+        <w:tc>
+          <w:tcPr>
+            <w:tcW w:type="dxa" w:w="1141"/>
+          </w:tcPr>
+          <w:p>
+            <w:r>
+              <w:rPr>
+                <w:sz w:val="10"/>
+              </w:rPr>
+              <w:t>查看已完成</w:t>
+            </w:r>
+          </w:p>
+        </w:tc>
+        <w:tc>
+          <w:tcPr>
+            <w:tcW w:type="dxa" w:w="1141"/>
+          </w:tcPr>
+          <w:p>
+            <w:r>
+              <w:rPr>
+                <w:sz w:val="10"/>
+              </w:rPr>
+              <w:t>SECTION_OPEN</w:t>
+            </w:r>
+          </w:p>
+        </w:tc>
+        <w:tc>
+          <w:tcPr>
+            <w:tcW w:type="dxa" w:w="1141"/>
+          </w:tcPr>
+          <w:p>
+            <w:r>
+              <w:rPr>
+                <w:sz w:val="10"/>
+              </w:rPr>
+              <w:t>—</w:t>
+            </w:r>
+          </w:p>
+        </w:tc>
+        <w:tc>
+          <w:tcPr>
+            <w:tcW w:type="dxa" w:w="1141"/>
+          </w:tcPr>
+          <w:p>
+            <w:r>
+              <w:rPr>
+                <w:sz w:val="10"/>
+              </w:rPr>
+              <w:t>PAGE_READ</w:t>
+            </w:r>
+          </w:p>
+        </w:tc>
+        <w:tc>
+          <w:tcPr>
+            <w:tcW w:type="dxa" w:w="1141"/>
+          </w:tcPr>
+          <w:p>
+            <w:r>
+              <w:rPr>
+                <w:sz w:val="10"/>
+              </w:rPr>
+              <w:t>workspace.dashboard.view</w:t>
+            </w:r>
+          </w:p>
+        </w:tc>
+        <w:tc>
+          <w:tcPr>
+            <w:tcW w:type="dxa" w:w="1141"/>
+          </w:tcPr>
+          <w:p>
+            <w:r>
+              <w:rPr>
+                <w:sz w:val="10"/>
+              </w:rPr>
+              <w:t>N/A_READ_PROJECTION</w:t>
+            </w:r>
+          </w:p>
+        </w:tc>
+        <w:tc>
+          <w:tcPr>
+            <w:tcW w:type="dxa" w:w="1141"/>
+          </w:tcPr>
+          <w:p>
+            <w:r>
+              <w:rPr>
+                <w:sz w:val="10"/>
+              </w:rPr>
+              <w:t>getDashboardReadModel</w:t>
+            </w:r>
+          </w:p>
+        </w:tc>
+        <w:tc>
+          <w:tcPr>
+            <w:tcW w:type="dxa" w:w="1141"/>
+          </w:tcPr>
+          <w:p>
+            <w:r>
+              <w:rPr>
+                <w:sz w:val="10"/>
+              </w:rPr>
+              <w:t>GET /v1/dashboard/read-model</w:t>
+            </w:r>
+          </w:p>
+        </w:tc>
+        <w:tc>
+          <w:tcPr>
+            <w:tcW w:type="dxa" w:w="1141"/>
+          </w:tcPr>
+          <w:p>
+            <w:r>
+              <w:rPr>
+                <w:sz w:val="10"/>
+              </w:rPr>
+              <w:t>DASHBOARD_READ_MODEL</w:t>
+            </w:r>
+          </w:p>
+        </w:tc>
+        <w:tc>
+          <w:tcPr>
+            <w:tcW w:type="dxa" w:w="1141"/>
+          </w:tcPr>
+          <w:p>
+            <w:r>
+              <w:rPr>
+                <w:sz w:val="10"/>
+              </w:rPr>
+              <w:t>company_completed_project_count.company_completed_project_count</w:t>
+            </w:r>
+          </w:p>
+        </w:tc>
+        <w:tc>
+          <w:tcPr>
+            <w:tcW w:type="dxa" w:w="1141"/>
+          </w:tcPr>
+          <w:p>
+            <w:r>
+              <w:rPr>
+                <w:sz w:val="10"/>
+              </w:rPr>
+              <w:t>READ_EXACT</w:t>
+            </w:r>
+          </w:p>
+        </w:tc>
+      </w:tr>
+      <w:tr>
+        <w:tc>
+          <w:tcPr>
+            <w:tcW w:type="dxa" w:w="1141"/>
+          </w:tcPr>
+          <w:p>
+            <w:r>
+              <w:rPr>
+                <w:sz w:val="10"/>
+              </w:rPr>
+              <w:t>CTRL-WORKSPACE-WB-01-COMPANY-AVERAGE-PROGRESS-OPEN</w:t>
+            </w:r>
+          </w:p>
+        </w:tc>
+        <w:tc>
+          <w:tcPr>
+            <w:tcW w:type="dxa" w:w="1141"/>
+          </w:tcPr>
+          <w:p>
+            <w:r>
+              <w:rPr>
+                <w:sz w:val="10"/>
+              </w:rPr>
+              <w:t>EXISTING_SOURCE_UID</w:t>
+            </w:r>
+          </w:p>
+        </w:tc>
+        <w:tc>
+          <w:tcPr>
+            <w:tcW w:type="dxa" w:w="1141"/>
+          </w:tcPr>
+          <w:p>
+            <w:r>
+              <w:rPr>
+                <w:sz w:val="10"/>
+              </w:rPr>
+              <w:t>查看平均進度</w:t>
+            </w:r>
+          </w:p>
+        </w:tc>
+        <w:tc>
+          <w:tcPr>
+            <w:tcW w:type="dxa" w:w="1141"/>
+          </w:tcPr>
+          <w:p>
+            <w:r>
+              <w:rPr>
+                <w:sz w:val="10"/>
+              </w:rPr>
+              <w:t>SECTION_OPEN</w:t>
+            </w:r>
+          </w:p>
+        </w:tc>
+        <w:tc>
+          <w:tcPr>
+            <w:tcW w:type="dxa" w:w="1141"/>
+          </w:tcPr>
+          <w:p>
+            <w:r>
+              <w:rPr>
+                <w:sz w:val="10"/>
+              </w:rPr>
+              <w:t>—</w:t>
+            </w:r>
+          </w:p>
+        </w:tc>
+        <w:tc>
+          <w:tcPr>
+            <w:tcW w:type="dxa" w:w="1141"/>
+          </w:tcPr>
+          <w:p>
+            <w:r>
+              <w:rPr>
+                <w:sz w:val="10"/>
+              </w:rPr>
+              <w:t>PAGE_READ</w:t>
+            </w:r>
+          </w:p>
+        </w:tc>
+        <w:tc>
+          <w:tcPr>
+            <w:tcW w:type="dxa" w:w="1141"/>
+          </w:tcPr>
+          <w:p>
+            <w:r>
+              <w:rPr>
+                <w:sz w:val="10"/>
+              </w:rPr>
+              <w:t>workspace.dashboard.view</w:t>
+            </w:r>
+          </w:p>
+        </w:tc>
+        <w:tc>
+          <w:tcPr>
+            <w:tcW w:type="dxa" w:w="1141"/>
+          </w:tcPr>
+          <w:p>
+            <w:r>
+              <w:rPr>
+                <w:sz w:val="10"/>
+              </w:rPr>
+              <w:t>N/A_READ_PROJECTION</w:t>
+            </w:r>
+          </w:p>
+        </w:tc>
+        <w:tc>
+          <w:tcPr>
+            <w:tcW w:type="dxa" w:w="1141"/>
+          </w:tcPr>
+          <w:p>
+            <w:r>
+              <w:rPr>
+                <w:sz w:val="10"/>
+              </w:rPr>
+              <w:t>getDashboardReadModel</w:t>
+            </w:r>
+          </w:p>
+        </w:tc>
+        <w:tc>
+          <w:tcPr>
+            <w:tcW w:type="dxa" w:w="1141"/>
+          </w:tcPr>
+          <w:p>
+            <w:r>
+              <w:rPr>
+                <w:sz w:val="10"/>
+              </w:rPr>
+              <w:t>GET /v1/dashboard/read-model</w:t>
+            </w:r>
+          </w:p>
+        </w:tc>
+        <w:tc>
+          <w:tcPr>
+            <w:tcW w:type="dxa" w:w="1141"/>
+          </w:tcPr>
+          <w:p>
+            <w:r>
+              <w:rPr>
+                <w:sz w:val="10"/>
+              </w:rPr>
+              <w:t>DASHBOARD_READ_MODEL</w:t>
+            </w:r>
+          </w:p>
+        </w:tc>
+        <w:tc>
+          <w:tcPr>
+            <w:tcW w:type="dxa" w:w="1141"/>
+          </w:tcPr>
+          <w:p>
+            <w:r>
+              <w:rPr>
+                <w:sz w:val="10"/>
+              </w:rPr>
+              <w:t>company_average_progress.company_average_progress</w:t>
+            </w:r>
+          </w:p>
+        </w:tc>
+        <w:tc>
+          <w:tcPr>
+            <w:tcW w:type="dxa" w:w="1141"/>
+          </w:tcPr>
+          <w:p>
+            <w:r>
+              <w:rPr>
+                <w:sz w:val="10"/>
+              </w:rPr>
+              <w:t>READ_EXACT</w:t>
+            </w:r>
+          </w:p>
+        </w:tc>
+      </w:tr>
+      <w:tr>
+        <w:tc>
+          <w:tcPr>
+            <w:tcW w:type="dxa" w:w="1141"/>
+          </w:tcPr>
+          <w:p>
+            <w:r>
+              <w:rPr>
+                <w:sz w:val="10"/>
+              </w:rPr>
+              <w:t>CTRL-WORKSPACE-WB-01-PROJECT-PROGRESS-OVERVIEW-OPEN</w:t>
+            </w:r>
+          </w:p>
+        </w:tc>
+        <w:tc>
+          <w:tcPr>
+            <w:tcW w:type="dxa" w:w="1141"/>
+          </w:tcPr>
+          <w:p>
+            <w:r>
+              <w:rPr>
+                <w:sz w:val="10"/>
+              </w:rPr>
+              <w:t>EXISTING_SOURCE_UID</w:t>
+            </w:r>
+          </w:p>
+        </w:tc>
+        <w:tc>
+          <w:tcPr>
+            <w:tcW w:type="dxa" w:w="1141"/>
+          </w:tcPr>
+          <w:p>
+            <w:r>
+              <w:rPr>
+                <w:sz w:val="10"/>
+              </w:rPr>
+              <w:t>查看專案進度</w:t>
+            </w:r>
+          </w:p>
+        </w:tc>
+        <w:tc>
+          <w:tcPr>
+            <w:tcW w:type="dxa" w:w="1141"/>
+          </w:tcPr>
+          <w:p>
+            <w:r>
+              <w:rPr>
+                <w:sz w:val="10"/>
+              </w:rPr>
+              <w:t>SECTION_OPEN</w:t>
+            </w:r>
+          </w:p>
+        </w:tc>
+        <w:tc>
+          <w:tcPr>
+            <w:tcW w:type="dxa" w:w="1141"/>
+          </w:tcPr>
+          <w:p>
+            <w:r>
+              <w:rPr>
+                <w:sz w:val="10"/>
+              </w:rPr>
+              <w:t>—</w:t>
+            </w:r>
+          </w:p>
+        </w:tc>
+        <w:tc>
+          <w:tcPr>
+            <w:tcW w:type="dxa" w:w="1141"/>
+          </w:tcPr>
+          <w:p>
+            <w:r>
+              <w:rPr>
+                <w:sz w:val="10"/>
+              </w:rPr>
+              <w:t>PAGE_READ</w:t>
+            </w:r>
+          </w:p>
+        </w:tc>
+        <w:tc>
+          <w:tcPr>
+            <w:tcW w:type="dxa" w:w="1141"/>
+          </w:tcPr>
+          <w:p>
+            <w:r>
+              <w:rPr>
+                <w:sz w:val="10"/>
+              </w:rPr>
+              <w:t>workspace.dashboard.view</w:t>
+            </w:r>
+          </w:p>
+        </w:tc>
+        <w:tc>
+          <w:tcPr>
+            <w:tcW w:type="dxa" w:w="1141"/>
+          </w:tcPr>
+          <w:p>
+            <w:r>
+              <w:rPr>
+                <w:sz w:val="10"/>
+              </w:rPr>
+              <w:t>N/A_READ_PROJECTION</w:t>
+            </w:r>
+          </w:p>
+        </w:tc>
+        <w:tc>
+          <w:tcPr>
+            <w:tcW w:type="dxa" w:w="1141"/>
+          </w:tcPr>
+          <w:p>
+            <w:r>
+              <w:rPr>
+                <w:sz w:val="10"/>
+              </w:rPr>
+              <w:t>getDashboardReadModel</w:t>
+            </w:r>
+          </w:p>
+        </w:tc>
+        <w:tc>
+          <w:tcPr>
+            <w:tcW w:type="dxa" w:w="1141"/>
+          </w:tcPr>
+          <w:p>
+            <w:r>
+              <w:rPr>
+                <w:sz w:val="10"/>
+              </w:rPr>
+              <w:t>GET /v1/dashboard/read-model</w:t>
+            </w:r>
+          </w:p>
+        </w:tc>
+        <w:tc>
+          <w:tcPr>
+            <w:tcW w:type="dxa" w:w="1141"/>
+          </w:tcPr>
+          <w:p>
+            <w:r>
+              <w:rPr>
+                <w:sz w:val="10"/>
+              </w:rPr>
+              <w:t>DASHBOARD_READ_MODEL</w:t>
+            </w:r>
+          </w:p>
+        </w:tc>
+        <w:tc>
+          <w:tcPr>
+            <w:tcW w:type="dxa" w:w="1141"/>
+          </w:tcPr>
+          <w:p>
+            <w:r>
+              <w:rPr>
+                <w:sz w:val="10"/>
+              </w:rPr>
+              <w:t>project_progress_overview.project_progress_overview</w:t>
+            </w:r>
+          </w:p>
+        </w:tc>
+        <w:tc>
+          <w:tcPr>
+            <w:tcW w:type="dxa" w:w="1141"/>
+          </w:tcPr>
+          <w:p>
+            <w:r>
+              <w:rPr>
+                <w:sz w:val="10"/>
+              </w:rPr>
+              <w:t>READ_EXACT</w:t>
+            </w:r>
+          </w:p>
+        </w:tc>
+      </w:tr>
+      <w:tr>
+        <w:tc>
+          <w:tcPr>
+            <w:tcW w:type="dxa" w:w="1141"/>
+          </w:tcPr>
+          <w:p>
+            <w:r>
+              <w:rPr>
+                <w:sz w:val="10"/>
+              </w:rPr>
+              <w:t>CTRL-WORKSPACE-WB-01-COMPANY-PROGRESS-SUMMARY-OPEN</w:t>
+            </w:r>
+          </w:p>
+        </w:tc>
+        <w:tc>
+          <w:tcPr>
+            <w:tcW w:type="dxa" w:w="1141"/>
+          </w:tcPr>
+          <w:p>
+            <w:r>
+              <w:rPr>
+                <w:sz w:val="10"/>
+              </w:rPr>
+              <w:t>EXISTING_SOURCE_UID</w:t>
+            </w:r>
+          </w:p>
+        </w:tc>
+        <w:tc>
+          <w:tcPr>
+            <w:tcW w:type="dxa" w:w="1141"/>
+          </w:tcPr>
+          <w:p>
+            <w:r>
+              <w:rPr>
+                <w:sz w:val="10"/>
+              </w:rPr>
+              <w:t>查看公司整體進度</w:t>
+            </w:r>
+          </w:p>
+        </w:tc>
+        <w:tc>
+          <w:tcPr>
+            <w:tcW w:type="dxa" w:w="1141"/>
+          </w:tcPr>
+          <w:p>
+            <w:r>
+              <w:rPr>
+                <w:sz w:val="10"/>
+              </w:rPr>
+              <w:t>SECTION_OPEN</w:t>
+            </w:r>
+          </w:p>
+        </w:tc>
+        <w:tc>
+          <w:tcPr>
+            <w:tcW w:type="dxa" w:w="1141"/>
+          </w:tcPr>
+          <w:p>
+            <w:r>
+              <w:rPr>
+                <w:sz w:val="10"/>
+              </w:rPr>
+              <w:t>—</w:t>
+            </w:r>
+          </w:p>
+        </w:tc>
+        <w:tc>
+          <w:tcPr>
+            <w:tcW w:type="dxa" w:w="1141"/>
+          </w:tcPr>
+          <w:p>
+            <w:r>
+              <w:rPr>
+                <w:sz w:val="10"/>
+              </w:rPr>
+              <w:t>PAGE_READ</w:t>
+            </w:r>
+          </w:p>
+        </w:tc>
+        <w:tc>
+          <w:tcPr>
+            <w:tcW w:type="dxa" w:w="1141"/>
+          </w:tcPr>
+          <w:p>
+            <w:r>
+              <w:rPr>
+                <w:sz w:val="10"/>
+              </w:rPr>
+              <w:t>workspace.dashboard.view</w:t>
+            </w:r>
+          </w:p>
+        </w:tc>
+        <w:tc>
+          <w:tcPr>
+            <w:tcW w:type="dxa" w:w="1141"/>
+          </w:tcPr>
+          <w:p>
+            <w:r>
+              <w:rPr>
+                <w:sz w:val="10"/>
+              </w:rPr>
+              <w:t>N/A_READ_PROJECTION</w:t>
+            </w:r>
+          </w:p>
+        </w:tc>
+        <w:tc>
+          <w:tcPr>
+            <w:tcW w:type="dxa" w:w="1141"/>
+          </w:tcPr>
+          <w:p>
+            <w:r>
+              <w:rPr>
+                <w:sz w:val="10"/>
+              </w:rPr>
+              <w:t>getDashboardReadModel</w:t>
+            </w:r>
+          </w:p>
+        </w:tc>
+        <w:tc>
+          <w:tcPr>
+            <w:tcW w:type="dxa" w:w="1141"/>
+          </w:tcPr>
+          <w:p>
+            <w:r>
+              <w:rPr>
+                <w:sz w:val="10"/>
+              </w:rPr>
+              <w:t>GET /v1/dashboard/read-model</w:t>
+            </w:r>
+          </w:p>
+        </w:tc>
+        <w:tc>
+          <w:tcPr>
+            <w:tcW w:type="dxa" w:w="1141"/>
+          </w:tcPr>
+          <w:p>
+            <w:r>
+              <w:rPr>
+                <w:sz w:val="10"/>
+              </w:rPr>
+              <w:t>DASHBOARD_READ_MODEL</w:t>
+            </w:r>
+          </w:p>
+        </w:tc>
+        <w:tc>
+          <w:tcPr>
+            <w:tcW w:type="dxa" w:w="1141"/>
+          </w:tcPr>
+          <w:p>
+            <w:r>
+              <w:rPr>
+                <w:sz w:val="10"/>
+              </w:rPr>
+              <w:t>company_progress_summary.company_progress_summary</w:t>
+            </w:r>
+          </w:p>
+        </w:tc>
+        <w:tc>
+          <w:tcPr>
+            <w:tcW w:type="dxa" w:w="1141"/>
+          </w:tcPr>
+          <w:p>
+            <w:r>
+              <w:rPr>
+                <w:sz w:val="10"/>
+              </w:rPr>
+              <w:t>READ_EXACT</w:t>
+            </w:r>
+          </w:p>
+        </w:tc>
+      </w:tr>
+      <w:tr>
+        <w:tc>
+          <w:tcPr>
+            <w:tcW w:type="dxa" w:w="1141"/>
+          </w:tcPr>
+          <w:p>
+            <w:r>
+              <w:rPr>
+                <w:sz w:val="10"/>
+              </w:rPr>
+              <w:t>CTRL-WORKSPACE-WB-01-PRODUCTION-SUMMARY-OPEN</w:t>
+            </w:r>
+          </w:p>
+        </w:tc>
+        <w:tc>
+          <w:tcPr>
+            <w:tcW w:type="dxa" w:w="1141"/>
+          </w:tcPr>
+          <w:p>
+            <w:r>
+              <w:rPr>
+                <w:sz w:val="10"/>
+              </w:rPr>
+              <w:t>EXISTING_SOURCE_UID</w:t>
+            </w:r>
+          </w:p>
+        </w:tc>
+        <w:tc>
+          <w:tcPr>
+            <w:tcW w:type="dxa" w:w="1141"/>
+          </w:tcPr>
+          <w:p>
+            <w:r>
+              <w:rPr>
+                <w:sz w:val="10"/>
+              </w:rPr>
+              <w:t>查看生產總覽</w:t>
+            </w:r>
+          </w:p>
+        </w:tc>
+        <w:tc>
+          <w:tcPr>
+            <w:tcW w:type="dxa" w:w="1141"/>
+          </w:tcPr>
+          <w:p>
+            <w:r>
+              <w:rPr>
+                <w:sz w:val="10"/>
+              </w:rPr>
+              <w:t>SECTION_OPEN</w:t>
+            </w:r>
+          </w:p>
+        </w:tc>
+        <w:tc>
+          <w:tcPr>
+            <w:tcW w:type="dxa" w:w="1141"/>
+          </w:tcPr>
+          <w:p>
+            <w:r>
+              <w:rPr>
+                <w:sz w:val="10"/>
+              </w:rPr>
+              <w:t>—</w:t>
+            </w:r>
+          </w:p>
+        </w:tc>
+        <w:tc>
+          <w:tcPr>
+            <w:tcW w:type="dxa" w:w="1141"/>
+          </w:tcPr>
+          <w:p>
+            <w:r>
+              <w:rPr>
+                <w:sz w:val="10"/>
+              </w:rPr>
+              <w:t>PAGE_READ</w:t>
+            </w:r>
+          </w:p>
+        </w:tc>
+        <w:tc>
+          <w:tcPr>
+            <w:tcW w:type="dxa" w:w="1141"/>
+          </w:tcPr>
+          <w:p>
+            <w:r>
+              <w:rPr>
+                <w:sz w:val="10"/>
+              </w:rPr>
+              <w:t>workspace.dashboard.view</w:t>
+            </w:r>
+          </w:p>
+        </w:tc>
+        <w:tc>
+          <w:tcPr>
+            <w:tcW w:type="dxa" w:w="1141"/>
+          </w:tcPr>
+          <w:p>
+            <w:r>
+              <w:rPr>
+                <w:sz w:val="10"/>
+              </w:rPr>
+              <w:t>N/A_READ_PROJECTION</w:t>
+            </w:r>
+          </w:p>
+        </w:tc>
+        <w:tc>
+          <w:tcPr>
+            <w:tcW w:type="dxa" w:w="1141"/>
+          </w:tcPr>
+          <w:p>
+            <w:r>
+              <w:rPr>
+                <w:sz w:val="10"/>
+              </w:rPr>
+              <w:t>getDashboardReadModel</w:t>
+            </w:r>
+          </w:p>
+        </w:tc>
+        <w:tc>
+          <w:tcPr>
+            <w:tcW w:type="dxa" w:w="1141"/>
+          </w:tcPr>
+          <w:p>
+            <w:r>
+              <w:rPr>
+                <w:sz w:val="10"/>
+              </w:rPr>
+              <w:t>GET /v1/dashboard/read-model</w:t>
+            </w:r>
+          </w:p>
+        </w:tc>
+        <w:tc>
+          <w:tcPr>
+            <w:tcW w:type="dxa" w:w="1141"/>
+          </w:tcPr>
+          <w:p>
+            <w:r>
+              <w:rPr>
+                <w:sz w:val="10"/>
+              </w:rPr>
+              <w:t>DASHBOARD_READ_MODEL</w:t>
+            </w:r>
+          </w:p>
+        </w:tc>
+        <w:tc>
+          <w:tcPr>
+            <w:tcW w:type="dxa" w:w="1141"/>
+          </w:tcPr>
+          <w:p>
+            <w:r>
+              <w:rPr>
+                <w:sz w:val="10"/>
+              </w:rPr>
+              <w:t>production_summary.production_summary</w:t>
+            </w:r>
+          </w:p>
+        </w:tc>
+        <w:tc>
+          <w:tcPr>
+            <w:tcW w:type="dxa" w:w="1141"/>
+          </w:tcPr>
+          <w:p>
+            <w:r>
+              <w:rPr>
+                <w:sz w:val="10"/>
+              </w:rPr>
+              <w:t>READ_EXACT</w:t>
+            </w:r>
+          </w:p>
+        </w:tc>
+      </w:tr>
+      <w:tr>
+        <w:tc>
+          <w:tcPr>
+            <w:tcW w:type="dxa" w:w="1141"/>
+          </w:tcPr>
+          <w:p>
+            <w:r>
+              <w:rPr>
+                <w:sz w:val="10"/>
+              </w:rPr>
+              <w:t>CTRL-WORKSPACE-WB-01-NOTIFICATIONS-OPEN</w:t>
+            </w:r>
+          </w:p>
+        </w:tc>
+        <w:tc>
+          <w:tcPr>
+            <w:tcW w:type="dxa" w:w="1141"/>
+          </w:tcPr>
+          <w:p>
+            <w:r>
+              <w:rPr>
+                <w:sz w:val="10"/>
+              </w:rPr>
+              <w:t>EXISTING_SOURCE_UID</w:t>
+            </w:r>
+          </w:p>
+        </w:tc>
+        <w:tc>
+          <w:tcPr>
+            <w:tcW w:type="dxa" w:w="1141"/>
+          </w:tcPr>
+          <w:p>
+            <w:r>
+              <w:rPr>
+                <w:sz w:val="10"/>
+              </w:rPr>
+              <w:t>查看通知</w:t>
+            </w:r>
+          </w:p>
+        </w:tc>
+        <w:tc>
+          <w:tcPr>
+            <w:tcW w:type="dxa" w:w="1141"/>
+          </w:tcPr>
+          <w:p>
+            <w:r>
+              <w:rPr>
+                <w:sz w:val="10"/>
+              </w:rPr>
+              <w:t>SECTION_OPEN</w:t>
+            </w:r>
+          </w:p>
+        </w:tc>
+        <w:tc>
+          <w:tcPr>
+            <w:tcW w:type="dxa" w:w="1141"/>
+          </w:tcPr>
+          <w:p>
+            <w:r>
+              <w:rPr>
+                <w:sz w:val="10"/>
+              </w:rPr>
+              <w:t>—</w:t>
+            </w:r>
+          </w:p>
+        </w:tc>
+        <w:tc>
+          <w:tcPr>
+            <w:tcW w:type="dxa" w:w="1141"/>
+          </w:tcPr>
+          <w:p>
+            <w:r>
+              <w:rPr>
+                <w:sz w:val="10"/>
+              </w:rPr>
+              <w:t>PAGE_READ</w:t>
+            </w:r>
+          </w:p>
+        </w:tc>
+        <w:tc>
+          <w:tcPr>
+            <w:tcW w:type="dxa" w:w="1141"/>
+          </w:tcPr>
+          <w:p>
+            <w:r>
+              <w:rPr>
+                <w:sz w:val="10"/>
+              </w:rPr>
+              <w:t>workspace.dashboard.view</w:t>
+            </w:r>
+          </w:p>
+        </w:tc>
+        <w:tc>
+          <w:tcPr>
+            <w:tcW w:type="dxa" w:w="1141"/>
+          </w:tcPr>
+          <w:p>
+            <w:r>
+              <w:rPr>
+                <w:sz w:val="10"/>
+              </w:rPr>
+              <w:t>N/A_READ_PROJECTION</w:t>
+            </w:r>
+          </w:p>
+        </w:tc>
+        <w:tc>
+          <w:tcPr>
+            <w:tcW w:type="dxa" w:w="1141"/>
+          </w:tcPr>
+          <w:p>
+            <w:r>
+              <w:rPr>
+                <w:sz w:val="10"/>
+              </w:rPr>
+              <w:t>getDashboardReadModel</w:t>
+            </w:r>
+          </w:p>
+        </w:tc>
+        <w:tc>
+          <w:tcPr>
+            <w:tcW w:type="dxa" w:w="1141"/>
+          </w:tcPr>
+          <w:p>
+            <w:r>
+              <w:rPr>
+                <w:sz w:val="10"/>
+              </w:rPr>
+              <w:t>GET /v1/dashboard/read-model</w:t>
+            </w:r>
+          </w:p>
+        </w:tc>
+        <w:tc>
+          <w:tcPr>
+            <w:tcW w:type="dxa" w:w="1141"/>
+          </w:tcPr>
+          <w:p>
+            <w:r>
+              <w:rPr>
+                <w:sz w:val="10"/>
+              </w:rPr>
+              <w:t>DASHBOARD_READ_MODEL</w:t>
+            </w:r>
+          </w:p>
+        </w:tc>
+        <w:tc>
+          <w:tcPr>
+            <w:tcW w:type="dxa" w:w="1141"/>
+          </w:tcPr>
+          <w:p>
+            <w:r>
+              <w:rPr>
+                <w:sz w:val="10"/>
+              </w:rPr>
+              <w:t>notifications.notifications</w:t>
+            </w:r>
+          </w:p>
+        </w:tc>
+        <w:tc>
+          <w:tcPr>
+            <w:tcW w:type="dxa" w:w="1141"/>
+          </w:tcPr>
+          <w:p>
+            <w:r>
+              <w:rPr>
+                <w:sz w:val="10"/>
+              </w:rPr>
+              <w:t>READ_EXACT</w:t>
+            </w:r>
+          </w:p>
+        </w:tc>
+      </w:tr>
+      <w:tr>
+        <w:tc>
+          <w:tcPr>
+            <w:tcW w:type="dxa" w:w="1141"/>
+          </w:tcPr>
+          <w:p>
+            <w:r>
+              <w:rPr>
+                <w:sz w:val="10"/>
+              </w:rPr>
+              <w:t>CTRL-WORKSPACE-WB-01-COMPANY-ANNOUNCEMENTS-OPEN</w:t>
+            </w:r>
+          </w:p>
+        </w:tc>
+        <w:tc>
+          <w:tcPr>
+            <w:tcW w:type="dxa" w:w="1141"/>
+          </w:tcPr>
+          <w:p>
+            <w:r>
+              <w:rPr>
+                <w:sz w:val="10"/>
+              </w:rPr>
+              <w:t>EXISTING_SOURCE_UID</w:t>
+            </w:r>
+          </w:p>
+        </w:tc>
+        <w:tc>
+          <w:tcPr>
+            <w:tcW w:type="dxa" w:w="1141"/>
+          </w:tcPr>
+          <w:p>
+            <w:r>
+              <w:rPr>
+                <w:sz w:val="10"/>
+              </w:rPr>
+              <w:t>查看公司公告</w:t>
+            </w:r>
+          </w:p>
+        </w:tc>
+        <w:tc>
+          <w:tcPr>
+            <w:tcW w:type="dxa" w:w="1141"/>
+          </w:tcPr>
+          <w:p>
+            <w:r>
+              <w:rPr>
+                <w:sz w:val="10"/>
+              </w:rPr>
+              <w:t>SECTION_OPEN</w:t>
+            </w:r>
+          </w:p>
+        </w:tc>
+        <w:tc>
+          <w:tcPr>
+            <w:tcW w:type="dxa" w:w="1141"/>
+          </w:tcPr>
+          <w:p>
+            <w:r>
+              <w:rPr>
+                <w:sz w:val="10"/>
+              </w:rPr>
+              <w:t>—</w:t>
+            </w:r>
+          </w:p>
+        </w:tc>
+        <w:tc>
+          <w:tcPr>
+            <w:tcW w:type="dxa" w:w="1141"/>
+          </w:tcPr>
+          <w:p>
+            <w:r>
+              <w:rPr>
+                <w:sz w:val="10"/>
+              </w:rPr>
+              <w:t>PAGE_READ</w:t>
+            </w:r>
+          </w:p>
+        </w:tc>
+        <w:tc>
+          <w:tcPr>
+            <w:tcW w:type="dxa" w:w="1141"/>
+          </w:tcPr>
+          <w:p>
+            <w:r>
+              <w:rPr>
+                <w:sz w:val="10"/>
+              </w:rPr>
+              <w:t>workspace.dashboard.view</w:t>
+            </w:r>
+          </w:p>
+        </w:tc>
+        <w:tc>
+          <w:tcPr>
+            <w:tcW w:type="dxa" w:w="1141"/>
+          </w:tcPr>
+          <w:p>
+            <w:r>
+              <w:rPr>
+                <w:sz w:val="10"/>
+              </w:rPr>
+              <w:t>N/A_READ_PROJECTION</w:t>
+            </w:r>
+          </w:p>
+        </w:tc>
+        <w:tc>
+          <w:tcPr>
+            <w:tcW w:type="dxa" w:w="1141"/>
+          </w:tcPr>
+          <w:p>
+            <w:r>
+              <w:rPr>
+                <w:sz w:val="10"/>
+              </w:rPr>
+              <w:t>getDashboardReadModel</w:t>
+            </w:r>
+          </w:p>
+        </w:tc>
+        <w:tc>
+          <w:tcPr>
+            <w:tcW w:type="dxa" w:w="1141"/>
+          </w:tcPr>
+          <w:p>
+            <w:r>
+              <w:rPr>
+                <w:sz w:val="10"/>
+              </w:rPr>
+              <w:t>GET /v1/dashboard/read-model</w:t>
+            </w:r>
+          </w:p>
+        </w:tc>
+        <w:tc>
+          <w:tcPr>
+            <w:tcW w:type="dxa" w:w="1141"/>
+          </w:tcPr>
+          <w:p>
+            <w:r>
+              <w:rPr>
+                <w:sz w:val="10"/>
+              </w:rPr>
+              <w:t>DASHBOARD_READ_MODEL</w:t>
+            </w:r>
+          </w:p>
+        </w:tc>
+        <w:tc>
+          <w:tcPr>
+            <w:tcW w:type="dxa" w:w="1141"/>
+          </w:tcPr>
+          <w:p>
+            <w:r>
+              <w:rPr>
+                <w:sz w:val="10"/>
+              </w:rPr>
+              <w:t>company_announcements.company_announcements</w:t>
+            </w:r>
+          </w:p>
+        </w:tc>
+        <w:tc>
+          <w:tcPr>
+            <w:tcW w:type="dxa" w:w="1141"/>
+          </w:tcPr>
+          <w:p>
+            <w:r>
+              <w:rPr>
+                <w:sz w:val="10"/>
+              </w:rPr>
+              <w:t>READ_EXACT</w:t>
+            </w:r>
+          </w:p>
+        </w:tc>
+      </w:tr>
+      <w:tr>
+        <w:tc>
+          <w:tcPr>
+            <w:tcW w:type="dxa" w:w="1141"/>
+          </w:tcPr>
+          <w:p>
+            <w:r>
+              <w:rPr>
+                <w:sz w:val="10"/>
+              </w:rPr>
+              <w:t>CTRL-WORKSPACE-WB-01-INDUSTRY-NEWS-OPEN</w:t>
+            </w:r>
+          </w:p>
+        </w:tc>
+        <w:tc>
+          <w:tcPr>
+            <w:tcW w:type="dxa" w:w="1141"/>
+          </w:tcPr>
+          <w:p>
+            <w:r>
+              <w:rPr>
+                <w:sz w:val="10"/>
+              </w:rPr>
+              <w:t>EXISTING_SOURCE_UID</w:t>
+            </w:r>
+          </w:p>
+        </w:tc>
+        <w:tc>
+          <w:tcPr>
+            <w:tcW w:type="dxa" w:w="1141"/>
+          </w:tcPr>
+          <w:p>
+            <w:r>
+              <w:rPr>
+                <w:sz w:val="10"/>
+              </w:rPr>
+              <w:t>查看 AI / 產業新聞</w:t>
+            </w:r>
+          </w:p>
+        </w:tc>
+        <w:tc>
+          <w:tcPr>
+            <w:tcW w:type="dxa" w:w="1141"/>
+          </w:tcPr>
+          <w:p>
+            <w:r>
+              <w:rPr>
+                <w:sz w:val="10"/>
+              </w:rPr>
+              <w:t>SECTION_OPEN</w:t>
+            </w:r>
+          </w:p>
+        </w:tc>
+        <w:tc>
+          <w:tcPr>
+            <w:tcW w:type="dxa" w:w="1141"/>
+          </w:tcPr>
+          <w:p>
+            <w:r>
+              <w:rPr>
+                <w:sz w:val="10"/>
+              </w:rPr>
+              <w:t>—</w:t>
+            </w:r>
+          </w:p>
+        </w:tc>
+        <w:tc>
+          <w:tcPr>
+            <w:tcW w:type="dxa" w:w="1141"/>
+          </w:tcPr>
+          <w:p>
+            <w:r>
+              <w:rPr>
+                <w:sz w:val="10"/>
+              </w:rPr>
+              <w:t>PAGE_READ</w:t>
+            </w:r>
+          </w:p>
+        </w:tc>
+        <w:tc>
+          <w:tcPr>
+            <w:tcW w:type="dxa" w:w="1141"/>
+          </w:tcPr>
+          <w:p>
+            <w:r>
+              <w:rPr>
+                <w:sz w:val="10"/>
+              </w:rPr>
+              <w:t>workspace.dashboard.view</w:t>
+            </w:r>
+          </w:p>
+        </w:tc>
+        <w:tc>
+          <w:tcPr>
+            <w:tcW w:type="dxa" w:w="1141"/>
+          </w:tcPr>
+          <w:p>
+            <w:r>
+              <w:rPr>
+                <w:sz w:val="10"/>
+              </w:rPr>
+              <w:t>N/A_READ_PROJECTION</w:t>
+            </w:r>
+          </w:p>
+        </w:tc>
+        <w:tc>
+          <w:tcPr>
+            <w:tcW w:type="dxa" w:w="1141"/>
+          </w:tcPr>
+          <w:p>
+            <w:r>
+              <w:rPr>
+                <w:sz w:val="10"/>
+              </w:rPr>
+              <w:t>getDashboardReadModel</w:t>
+            </w:r>
+          </w:p>
+        </w:tc>
+        <w:tc>
+          <w:tcPr>
+            <w:tcW w:type="dxa" w:w="1141"/>
+          </w:tcPr>
+          <w:p>
+            <w:r>
+              <w:rPr>
+                <w:sz w:val="10"/>
+              </w:rPr>
+              <w:t>GET /v1/dashboard/read-model</w:t>
+            </w:r>
+          </w:p>
+        </w:tc>
+        <w:tc>
+          <w:tcPr>
+            <w:tcW w:type="dxa" w:w="1141"/>
+          </w:tcPr>
+          <w:p>
+            <w:r>
+              <w:rPr>
+                <w:sz w:val="10"/>
+              </w:rPr>
+              <w:t>DASHBOARD_READ_MODEL</w:t>
+            </w:r>
+          </w:p>
+        </w:tc>
+        <w:tc>
+          <w:tcPr>
+            <w:tcW w:type="dxa" w:w="1141"/>
+          </w:tcPr>
+          <w:p>
+            <w:r>
+              <w:rPr>
+                <w:sz w:val="10"/>
+              </w:rPr>
+              <w:t>industry_news.industry_news</w:t>
+            </w:r>
+          </w:p>
+        </w:tc>
+        <w:tc>
+          <w:tcPr>
+            <w:tcW w:type="dxa" w:w="1141"/>
+          </w:tcPr>
+          <w:p>
+            <w:r>
+              <w:rPr>
+                <w:sz w:val="10"/>
+              </w:rPr>
+              <w:t>READ_EXACT</w:t>
+            </w:r>
+          </w:p>
+        </w:tc>
+      </w:tr>
+      <w:tr>
+        <w:tc>
+          <w:tcPr>
+            <w:tcW w:type="dxa" w:w="1141"/>
+          </w:tcPr>
+          <w:p>
+            <w:r>
+              <w:rPr>
+                <w:sz w:val="10"/>
+              </w:rPr>
+              <w:t>CTRL-WORKSPACE-WB-01-SYSTEM-STATUS-SUMMARY-OPEN</w:t>
+            </w:r>
+          </w:p>
+        </w:tc>
+        <w:tc>
+          <w:tcPr>
+            <w:tcW w:type="dxa" w:w="1141"/>
+          </w:tcPr>
+          <w:p>
+            <w:r>
+              <w:rPr>
+                <w:sz w:val="10"/>
+              </w:rPr>
+              <w:t>EXISTING_SOURCE_UID</w:t>
+            </w:r>
+          </w:p>
+        </w:tc>
+        <w:tc>
+          <w:tcPr>
+            <w:tcW w:type="dxa" w:w="1141"/>
+          </w:tcPr>
+          <w:p>
+            <w:r>
+              <w:rPr>
+                <w:sz w:val="10"/>
+              </w:rPr>
+              <w:t>查看系統狀態</w:t>
+            </w:r>
+          </w:p>
+        </w:tc>
+        <w:tc>
+          <w:tcPr>
+            <w:tcW w:type="dxa" w:w="1141"/>
+          </w:tcPr>
+          <w:p>
+            <w:r>
+              <w:rPr>
+                <w:sz w:val="10"/>
+              </w:rPr>
+              <w:t>SECTION_OPEN</w:t>
+            </w:r>
+          </w:p>
+        </w:tc>
+        <w:tc>
+          <w:tcPr>
+            <w:tcW w:type="dxa" w:w="1141"/>
+          </w:tcPr>
+          <w:p>
+            <w:r>
+              <w:rPr>
+                <w:sz w:val="10"/>
+              </w:rPr>
+              <w:t>—</w:t>
+            </w:r>
+          </w:p>
+        </w:tc>
+        <w:tc>
+          <w:tcPr>
+            <w:tcW w:type="dxa" w:w="1141"/>
+          </w:tcPr>
+          <w:p>
+            <w:r>
+              <w:rPr>
+                <w:sz w:val="10"/>
+              </w:rPr>
+              <w:t>PAGE_READ</w:t>
+            </w:r>
+          </w:p>
+        </w:tc>
+        <w:tc>
+          <w:tcPr>
+            <w:tcW w:type="dxa" w:w="1141"/>
+          </w:tcPr>
+          <w:p>
+            <w:r>
+              <w:rPr>
+                <w:sz w:val="10"/>
+              </w:rPr>
+              <w:t>workspace.dashboard.view</w:t>
+            </w:r>
+          </w:p>
+        </w:tc>
+        <w:tc>
+          <w:tcPr>
+            <w:tcW w:type="dxa" w:w="1141"/>
+          </w:tcPr>
+          <w:p>
+            <w:r>
+              <w:rPr>
+                <w:sz w:val="10"/>
+              </w:rPr>
+              <w:t>N/A_READ_PROJECTION</w:t>
+            </w:r>
+          </w:p>
+        </w:tc>
+        <w:tc>
+          <w:tcPr>
+            <w:tcW w:type="dxa" w:w="1141"/>
+          </w:tcPr>
+          <w:p>
+            <w:r>
+              <w:rPr>
+                <w:sz w:val="10"/>
+              </w:rPr>
+              <w:t>getDashboardReadModel</w:t>
+            </w:r>
+          </w:p>
+        </w:tc>
+        <w:tc>
+          <w:tcPr>
+            <w:tcW w:type="dxa" w:w="1141"/>
+          </w:tcPr>
+          <w:p>
+            <w:r>
+              <w:rPr>
+                <w:sz w:val="10"/>
+              </w:rPr>
+              <w:t>GET /v1/dashboard/read-model</w:t>
+            </w:r>
+          </w:p>
+        </w:tc>
+        <w:tc>
+          <w:tcPr>
+            <w:tcW w:type="dxa" w:w="1141"/>
+          </w:tcPr>
+          <w:p>
+            <w:r>
+              <w:rPr>
+                <w:sz w:val="10"/>
+              </w:rPr>
+              <w:t>DASHBOARD_READ_MODEL</w:t>
+            </w:r>
+          </w:p>
+        </w:tc>
+        <w:tc>
+          <w:tcPr>
+            <w:tcW w:type="dxa" w:w="1141"/>
+          </w:tcPr>
+          <w:p>
+            <w:r>
+              <w:rPr>
+                <w:sz w:val="10"/>
+              </w:rPr>
+              <w:t>system_status_summary.system_status_summary</w:t>
+            </w:r>
+          </w:p>
+        </w:tc>
+        <w:tc>
+          <w:tcPr>
+            <w:tcW w:type="dxa" w:w="1141"/>
+          </w:tcPr>
+          <w:p>
+            <w:r>
+              <w:rPr>
+                <w:sz w:val="10"/>
+              </w:rPr>
+              <w:t>READ_EXACT</w:t>
+            </w:r>
+          </w:p>
+        </w:tc>
+      </w:tr>
+      <w:tr>
+        <w:tc>
+          <w:tcPr>
+            <w:tcW w:type="dxa" w:w="1141"/>
+          </w:tcPr>
+          <w:p>
+            <w:r>
+              <w:rPr>
+                <w:sz w:val="10"/>
+              </w:rPr>
+              <w:t>CTRL-WORKSPACE-WB-01-RECENT-COMPLETIONS-OPEN</w:t>
+            </w:r>
+          </w:p>
+        </w:tc>
+        <w:tc>
+          <w:tcPr>
+            <w:tcW w:type="dxa" w:w="1141"/>
+          </w:tcPr>
+          <w:p>
+            <w:r>
+              <w:rPr>
+                <w:sz w:val="10"/>
+              </w:rPr>
+              <w:t>EXISTING_SOURCE_UID</w:t>
+            </w:r>
+          </w:p>
+        </w:tc>
+        <w:tc>
+          <w:tcPr>
+            <w:tcW w:type="dxa" w:w="1141"/>
+          </w:tcPr>
+          <w:p>
+            <w:r>
+              <w:rPr>
+                <w:sz w:val="10"/>
+              </w:rPr>
+              <w:t>查看近期完成</w:t>
+            </w:r>
+          </w:p>
+        </w:tc>
+        <w:tc>
+          <w:tcPr>
+            <w:tcW w:type="dxa" w:w="1141"/>
+          </w:tcPr>
+          <w:p>
+            <w:r>
+              <w:rPr>
+                <w:sz w:val="10"/>
+              </w:rPr>
+              <w:t>SECTION_OPEN</w:t>
+            </w:r>
+          </w:p>
+        </w:tc>
+        <w:tc>
+          <w:tcPr>
+            <w:tcW w:type="dxa" w:w="1141"/>
+          </w:tcPr>
+          <w:p>
+            <w:r>
+              <w:rPr>
+                <w:sz w:val="10"/>
+              </w:rPr>
+              <w:t>—</w:t>
+            </w:r>
+          </w:p>
+        </w:tc>
+        <w:tc>
+          <w:tcPr>
+            <w:tcW w:type="dxa" w:w="1141"/>
+          </w:tcPr>
+          <w:p>
+            <w:r>
+              <w:rPr>
+                <w:sz w:val="10"/>
+              </w:rPr>
+              <w:t>PAGE_READ</w:t>
+            </w:r>
+          </w:p>
+        </w:tc>
+        <w:tc>
+          <w:tcPr>
+            <w:tcW w:type="dxa" w:w="1141"/>
+          </w:tcPr>
+          <w:p>
+            <w:r>
+              <w:rPr>
+                <w:sz w:val="10"/>
+              </w:rPr>
+              <w:t>workspace.dashboard.view</w:t>
+            </w:r>
+          </w:p>
+        </w:tc>
+        <w:tc>
+          <w:tcPr>
+            <w:tcW w:type="dxa" w:w="1141"/>
+          </w:tcPr>
+          <w:p>
+            <w:r>
+              <w:rPr>
+                <w:sz w:val="10"/>
+              </w:rPr>
+              <w:t>N/A_READ_PROJECTION</w:t>
+            </w:r>
+          </w:p>
+        </w:tc>
+        <w:tc>
+          <w:tcPr>
+            <w:tcW w:type="dxa" w:w="1141"/>
+          </w:tcPr>
+          <w:p>
+            <w:r>
+              <w:rPr>
+                <w:sz w:val="10"/>
+              </w:rPr>
+              <w:t>getDashboardReadModel</w:t>
+            </w:r>
+          </w:p>
+        </w:tc>
+        <w:tc>
+          <w:tcPr>
+            <w:tcW w:type="dxa" w:w="1141"/>
+          </w:tcPr>
+          <w:p>
+            <w:r>
+              <w:rPr>
+                <w:sz w:val="10"/>
+              </w:rPr>
+              <w:t>GET /v1/dashboard/read-model</w:t>
+            </w:r>
+          </w:p>
+        </w:tc>
+        <w:tc>
+          <w:tcPr>
+            <w:tcW w:type="dxa" w:w="1141"/>
+          </w:tcPr>
+          <w:p>
+            <w:r>
+              <w:rPr>
+                <w:sz w:val="10"/>
+              </w:rPr>
+              <w:t>DASHBOARD_READ_MODEL</w:t>
+            </w:r>
+          </w:p>
+        </w:tc>
+        <w:tc>
+          <w:tcPr>
+            <w:tcW w:type="dxa" w:w="1141"/>
+          </w:tcPr>
+          <w:p>
+            <w:r>
+              <w:rPr>
+                <w:sz w:val="10"/>
+              </w:rPr>
+              <w:t>recent_completions.recent_completions</w:t>
+            </w:r>
+          </w:p>
+        </w:tc>
+        <w:tc>
+          <w:tcPr>
+            <w:tcW w:type="dxa" w:w="1141"/>
+          </w:tcPr>
+          <w:p>
+            <w:r>
+              <w:rPr>
+                <w:sz w:val="10"/>
+              </w:rPr>
+              <w:t>READ_EXACT</w:t>
+            </w:r>
+          </w:p>
+        </w:tc>
+      </w:tr>
+    </w:tbl>
+    <w:p>
+      <w:pPr>
+        <w:pStyle w:val="Heading2"/>
+      </w:pPr>
+      <w:r>
+        <w:t>Page Construction Invariant</w:t>
+      </w:r>
+    </w:p>
+    <w:p>
+      <w:r>
+        <w:t>The exact control denominator above is the only construction denominator for this page. Components/fields/visual IDs are not counted as additional controls. Existing source UIDs are preserved. A control classified UI_LOCAL_EXACT MUST NOT create a server write. A control classified SPEC_EXACT_RUNTIME_BLOCKED / NOT_EXECUTED MUST remain disabled or fail-closed until its runtime evidence exists.</w:t>
+      </w:r>
+    </w:p>
     <w:sectPr>
-      <w:footerReference w:type="default" r:id="rId15"/>
-      <w:pgSz w:w="12240" w:h="15840"/>
-      <w:pgMar w:top="737" w:right="794" w:bottom="680" w:left="794" w:header="720" w:footer="720" w:gutter="0"/>
+      <w:pgSz w:w="15840" w:h="12240" w:orient="landscape"/>
+      <w:pgMar w:top="576" w:right="504" w:bottom="576" w:left="504" w:header="720" w:footer="720" w:gutter="0"/>
       <w:cols w:space="720"/>
       <w:docGrid w:linePitch="360"/>
     </w:sectPr>

--- a/ACPOS_WB-01_MOTHER_BASIC_DESIGN_TECH_PURPLE_v1.0.docx
+++ b/ACPOS_WB-01_MOTHER_BASIC_DESIGN_TECH_PURPLE_v1.0.docx
@@ -23367,10 +23367,17 @@
     </w:p>
     <w:p>
       <w:pPr>
+        <w:pStyle w:val="Heading1"/>
+      </w:pPr>
+      <w:r>
+        <w:t>2026-09-21 Machine Authority Construction Closure / 機器權威施工綁定封板</w:t>
+      </w:r>
+    </w:p>
+    <w:p>
+      <w:pPr>
         <w:sectPr>
-          <w:footerReference w:type="default" r:id="rId15"/>
-          <w:pgSz w:w="12240" w:h="15840"/>
-          <w:pgMar w:top="737" w:right="794" w:bottom="680" w:left="794" w:header="720" w:footer="720" w:gutter="0"/>
+          <w:pgSz w:w="15840" w:h="12240" w:orient="landscape"/>
+          <w:pgMar w:top="576" w:right="504" w:bottom="576" w:left="504" w:header="720" w:footer="720" w:gutter="0"/>
           <w:cols w:space="720"/>
           <w:docGrid w:linePitch="360"/>
         </w:sectPr>
@@ -23389,7 +23396,7 @@
         <w:rPr>
           <w:b/>
         </w:rPr>
-        <w:t xml:space="preserve">[ACPOS-20260921-SOURCE-GROUNDED-CONSTRUCTION-CLOSURE-V1] </w:t>
+        <w:t xml:space="preserve">[ACPOS-20260921-SOURCE-GROUNDED-CONSTRUCTION-CLOSURE-V2] </w:t>
       </w:r>
       <w:r>
         <w:t>Source-grounded only. Existing Current source wins; missing source values remain blocked/decision-required. This closure supersedes the prior generic 2026-09-21 V1/V3 annex only, not the original domain logic or human visual review gates.</w:t>
@@ -23410,8 +23417,8 @@
         <w:tblLook w:firstColumn="1" w:firstRow="1" w:lastColumn="0" w:lastRow="0" w:noHBand="0" w:noVBand="1" w:val="04A0"/>
       </w:tblPr>
       <w:tblGrid>
-        <w:gridCol w:w="7416"/>
-        <w:gridCol w:w="7416"/>
+        <w:gridCol w:w="5616"/>
+        <w:gridCol w:w="5616"/>
       </w:tblGrid>
       <w:tr>
         <w:trPr>
@@ -23419,7 +23426,7 @@
         </w:trPr>
         <w:tc>
           <w:tcPr>
-            <w:tcW w:type="dxa" w:w="7416"/>
+            <w:tcW w:type="dxa" w:w="5616"/>
             <w:shd w:fill="EDE9FE"/>
           </w:tcPr>
           <w:p>
@@ -23433,7 +23440,7 @@
         </w:tc>
         <w:tc>
           <w:tcPr>
-            <w:tcW w:type="dxa" w:w="7416"/>
+            <w:tcW w:type="dxa" w:w="5616"/>
             <w:shd w:fill="EDE9FE"/>
           </w:tcPr>
           <w:p>
@@ -23449,7 +23456,7 @@
       <w:tr>
         <w:tc>
           <w:tcPr>
-            <w:tcW w:type="dxa" w:w="7416"/>
+            <w:tcW w:type="dxa" w:w="5616"/>
           </w:tcPr>
           <w:p>
             <w:r>
@@ -23462,7 +23469,7 @@
         </w:tc>
         <w:tc>
           <w:tcPr>
-            <w:tcW w:type="dxa" w:w="7416"/>
+            <w:tcW w:type="dxa" w:w="5616"/>
           </w:tcPr>
           <w:p>
             <w:r>
@@ -23477,7 +23484,7 @@
       <w:tr>
         <w:tc>
           <w:tcPr>
-            <w:tcW w:type="dxa" w:w="7416"/>
+            <w:tcW w:type="dxa" w:w="5616"/>
           </w:tcPr>
           <w:p>
             <w:r>
@@ -23490,7 +23497,7 @@
         </w:tc>
         <w:tc>
           <w:tcPr>
-            <w:tcW w:type="dxa" w:w="7416"/>
+            <w:tcW w:type="dxa" w:w="5616"/>
           </w:tcPr>
           <w:p>
             <w:r>
@@ -23505,7 +23512,7 @@
       <w:tr>
         <w:tc>
           <w:tcPr>
-            <w:tcW w:type="dxa" w:w="7416"/>
+            <w:tcW w:type="dxa" w:w="5616"/>
           </w:tcPr>
           <w:p>
             <w:r>
@@ -23518,7 +23525,7 @@
         </w:tc>
         <w:tc>
           <w:tcPr>
-            <w:tcW w:type="dxa" w:w="7416"/>
+            <w:tcW w:type="dxa" w:w="5616"/>
           </w:tcPr>
           <w:p>
             <w:r>
@@ -23533,7 +23540,7 @@
       <w:tr>
         <w:tc>
           <w:tcPr>
-            <w:tcW w:type="dxa" w:w="7416"/>
+            <w:tcW w:type="dxa" w:w="5616"/>
           </w:tcPr>
           <w:p>
             <w:r>
@@ -23546,7 +23553,7 @@
         </w:tc>
         <w:tc>
           <w:tcPr>
-            <w:tcW w:type="dxa" w:w="7416"/>
+            <w:tcW w:type="dxa" w:w="5616"/>
           </w:tcPr>
           <w:p>
             <w:r>
@@ -23561,7 +23568,7 @@
       <w:tr>
         <w:tc>
           <w:tcPr>
-            <w:tcW w:type="dxa" w:w="7416"/>
+            <w:tcW w:type="dxa" w:w="5616"/>
           </w:tcPr>
           <w:p>
             <w:r>
@@ -23574,7 +23581,7 @@
         </w:tc>
         <w:tc>
           <w:tcPr>
-            <w:tcW w:type="dxa" w:w="7416"/>
+            <w:tcW w:type="dxa" w:w="5616"/>
           </w:tcPr>
           <w:p>
             <w:r>
@@ -23589,7 +23596,7 @@
       <w:tr>
         <w:tc>
           <w:tcPr>
-            <w:tcW w:type="dxa" w:w="7416"/>
+            <w:tcW w:type="dxa" w:w="5616"/>
           </w:tcPr>
           <w:p>
             <w:r>
@@ -23602,7 +23609,7 @@
         </w:tc>
         <w:tc>
           <w:tcPr>
-            <w:tcW w:type="dxa" w:w="7416"/>
+            <w:tcW w:type="dxa" w:w="5616"/>
           </w:tcPr>
           <w:p>
             <w:r>
@@ -23622,19 +23629,19 @@
         <w:tblLook w:firstColumn="1" w:firstRow="1" w:lastColumn="0" w:lastRow="0" w:noHBand="0" w:noVBand="1" w:val="04A0"/>
       </w:tblPr>
       <w:tblGrid>
-        <w:gridCol w:w="1141"/>
-        <w:gridCol w:w="1141"/>
-        <w:gridCol w:w="1141"/>
-        <w:gridCol w:w="1141"/>
-        <w:gridCol w:w="1141"/>
-        <w:gridCol w:w="1141"/>
-        <w:gridCol w:w="1141"/>
-        <w:gridCol w:w="1141"/>
-        <w:gridCol w:w="1141"/>
-        <w:gridCol w:w="1141"/>
-        <w:gridCol w:w="1141"/>
-        <w:gridCol w:w="1141"/>
-        <w:gridCol w:w="1141"/>
+        <w:gridCol w:w="864"/>
+        <w:gridCol w:w="864"/>
+        <w:gridCol w:w="864"/>
+        <w:gridCol w:w="864"/>
+        <w:gridCol w:w="864"/>
+        <w:gridCol w:w="864"/>
+        <w:gridCol w:w="864"/>
+        <w:gridCol w:w="864"/>
+        <w:gridCol w:w="864"/>
+        <w:gridCol w:w="864"/>
+        <w:gridCol w:w="864"/>
+        <w:gridCol w:w="864"/>
+        <w:gridCol w:w="864"/>
       </w:tblGrid>
       <w:tr>
         <w:trPr>
@@ -23642,7 +23649,7 @@
         </w:trPr>
         <w:tc>
           <w:tcPr>
-            <w:tcW w:type="dxa" w:w="1141"/>
+            <w:tcW w:type="dxa" w:w="864"/>
             <w:shd w:fill="EDE9FE"/>
           </w:tcPr>
           <w:p>
@@ -23656,7 +23663,7 @@
         </w:tc>
         <w:tc>
           <w:tcPr>
-            <w:tcW w:type="dxa" w:w="1141"/>
+            <w:tcW w:type="dxa" w:w="864"/>
             <w:shd w:fill="EDE9FE"/>
           </w:tcPr>
           <w:p>
@@ -23670,7 +23677,7 @@
         </w:tc>
         <w:tc>
           <w:tcPr>
-            <w:tcW w:type="dxa" w:w="1141"/>
+            <w:tcW w:type="dxa" w:w="864"/>
             <w:shd w:fill="EDE9FE"/>
           </w:tcPr>
           <w:p>
@@ -23684,7 +23691,7 @@
         </w:tc>
         <w:tc>
           <w:tcPr>
-            <w:tcW w:type="dxa" w:w="1141"/>
+            <w:tcW w:type="dxa" w:w="864"/>
             <w:shd w:fill="EDE9FE"/>
           </w:tcPr>
           <w:p>
@@ -23698,7 +23705,7 @@
         </w:tc>
         <w:tc>
           <w:tcPr>
-            <w:tcW w:type="dxa" w:w="1141"/>
+            <w:tcW w:type="dxa" w:w="864"/>
             <w:shd w:fill="EDE9FE"/>
           </w:tcPr>
           <w:p>
@@ -23712,7 +23719,7 @@
         </w:tc>
         <w:tc>
           <w:tcPr>
-            <w:tcW w:type="dxa" w:w="1141"/>
+            <w:tcW w:type="dxa" w:w="864"/>
             <w:shd w:fill="EDE9FE"/>
           </w:tcPr>
           <w:p>
@@ -23726,7 +23733,7 @@
         </w:tc>
         <w:tc>
           <w:tcPr>
-            <w:tcW w:type="dxa" w:w="1141"/>
+            <w:tcW w:type="dxa" w:w="864"/>
             <w:shd w:fill="EDE9FE"/>
           </w:tcPr>
           <w:p>
@@ -23740,7 +23747,7 @@
         </w:tc>
         <w:tc>
           <w:tcPr>
-            <w:tcW w:type="dxa" w:w="1141"/>
+            <w:tcW w:type="dxa" w:w="864"/>
             <w:shd w:fill="EDE9FE"/>
           </w:tcPr>
           <w:p>
@@ -23754,7 +23761,7 @@
         </w:tc>
         <w:tc>
           <w:tcPr>
-            <w:tcW w:type="dxa" w:w="1141"/>
+            <w:tcW w:type="dxa" w:w="864"/>
             <w:shd w:fill="EDE9FE"/>
           </w:tcPr>
           <w:p>
@@ -23768,7 +23775,7 @@
         </w:tc>
         <w:tc>
           <w:tcPr>
-            <w:tcW w:type="dxa" w:w="1141"/>
+            <w:tcW w:type="dxa" w:w="864"/>
             <w:shd w:fill="EDE9FE"/>
           </w:tcPr>
           <w:p>
@@ -23782,7 +23789,7 @@
         </w:tc>
         <w:tc>
           <w:tcPr>
-            <w:tcW w:type="dxa" w:w="1141"/>
+            <w:tcW w:type="dxa" w:w="864"/>
             <w:shd w:fill="EDE9FE"/>
           </w:tcPr>
           <w:p>
@@ -23796,7 +23803,7 @@
         </w:tc>
         <w:tc>
           <w:tcPr>
-            <w:tcW w:type="dxa" w:w="1141"/>
+            <w:tcW w:type="dxa" w:w="864"/>
             <w:shd w:fill="EDE9FE"/>
           </w:tcPr>
           <w:p>
@@ -23810,7 +23817,7 @@
         </w:tc>
         <w:tc>
           <w:tcPr>
-            <w:tcW w:type="dxa" w:w="1141"/>
+            <w:tcW w:type="dxa" w:w="864"/>
             <w:shd w:fill="EDE9FE"/>
           </w:tcPr>
           <w:p>
@@ -23826,7 +23833,7 @@
       <w:tr>
         <w:tc>
           <w:tcPr>
-            <w:tcW w:type="dxa" w:w="1141"/>
+            <w:tcW w:type="dxa" w:w="864"/>
           </w:tcPr>
           <w:p>
             <w:r>
@@ -23839,7 +23846,7 @@
         </w:tc>
         <w:tc>
           <w:tcPr>
-            <w:tcW w:type="dxa" w:w="1141"/>
+            <w:tcW w:type="dxa" w:w="864"/>
           </w:tcPr>
           <w:p>
             <w:r>
@@ -23852,7 +23859,7 @@
         </w:tc>
         <w:tc>
           <w:tcPr>
-            <w:tcW w:type="dxa" w:w="1141"/>
+            <w:tcW w:type="dxa" w:w="864"/>
           </w:tcPr>
           <w:p>
             <w:r>
@@ -23865,7 +23872,7 @@
         </w:tc>
         <w:tc>
           <w:tcPr>
-            <w:tcW w:type="dxa" w:w="1141"/>
+            <w:tcW w:type="dxa" w:w="864"/>
           </w:tcPr>
           <w:p>
             <w:r>
@@ -23878,7 +23885,7 @@
         </w:tc>
         <w:tc>
           <w:tcPr>
-            <w:tcW w:type="dxa" w:w="1141"/>
+            <w:tcW w:type="dxa" w:w="864"/>
           </w:tcPr>
           <w:p>
             <w:r>
@@ -23891,7 +23898,7 @@
         </w:tc>
         <w:tc>
           <w:tcPr>
-            <w:tcW w:type="dxa" w:w="1141"/>
+            <w:tcW w:type="dxa" w:w="864"/>
           </w:tcPr>
           <w:p>
             <w:r>
@@ -23904,7 +23911,7 @@
         </w:tc>
         <w:tc>
           <w:tcPr>
-            <w:tcW w:type="dxa" w:w="1141"/>
+            <w:tcW w:type="dxa" w:w="864"/>
           </w:tcPr>
           <w:p>
             <w:r>
@@ -23917,7 +23924,7 @@
         </w:tc>
         <w:tc>
           <w:tcPr>
-            <w:tcW w:type="dxa" w:w="1141"/>
+            <w:tcW w:type="dxa" w:w="864"/>
           </w:tcPr>
           <w:p>
             <w:r>
@@ -23930,7 +23937,7 @@
         </w:tc>
         <w:tc>
           <w:tcPr>
-            <w:tcW w:type="dxa" w:w="1141"/>
+            <w:tcW w:type="dxa" w:w="864"/>
           </w:tcPr>
           <w:p>
             <w:r>
@@ -23943,7 +23950,7 @@
         </w:tc>
         <w:tc>
           <w:tcPr>
-            <w:tcW w:type="dxa" w:w="1141"/>
+            <w:tcW w:type="dxa" w:w="864"/>
           </w:tcPr>
           <w:p>
             <w:r>
@@ -23956,7 +23963,7 @@
         </w:tc>
         <w:tc>
           <w:tcPr>
-            <w:tcW w:type="dxa" w:w="1141"/>
+            <w:tcW w:type="dxa" w:w="864"/>
           </w:tcPr>
           <w:p>
             <w:r>
@@ -23969,7 +23976,7 @@
         </w:tc>
         <w:tc>
           <w:tcPr>
-            <w:tcW w:type="dxa" w:w="1141"/>
+            <w:tcW w:type="dxa" w:w="864"/>
           </w:tcPr>
           <w:p>
             <w:r>
@@ -23982,7 +23989,7 @@
         </w:tc>
         <w:tc>
           <w:tcPr>
-            <w:tcW w:type="dxa" w:w="1141"/>
+            <w:tcW w:type="dxa" w:w="864"/>
           </w:tcPr>
           <w:p>
             <w:r>
@@ -23997,7 +24004,7 @@
       <w:tr>
         <w:tc>
           <w:tcPr>
-            <w:tcW w:type="dxa" w:w="1141"/>
+            <w:tcW w:type="dxa" w:w="864"/>
           </w:tcPr>
           <w:p>
             <w:r>
@@ -24010,7 +24017,7 @@
         </w:tc>
         <w:tc>
           <w:tcPr>
-            <w:tcW w:type="dxa" w:w="1141"/>
+            <w:tcW w:type="dxa" w:w="864"/>
           </w:tcPr>
           <w:p>
             <w:r>
@@ -24023,7 +24030,7 @@
         </w:tc>
         <w:tc>
           <w:tcPr>
-            <w:tcW w:type="dxa" w:w="1141"/>
+            <w:tcW w:type="dxa" w:w="864"/>
           </w:tcPr>
           <w:p>
             <w:r>
@@ -24036,7 +24043,7 @@
         </w:tc>
         <w:tc>
           <w:tcPr>
-            <w:tcW w:type="dxa" w:w="1141"/>
+            <w:tcW w:type="dxa" w:w="864"/>
           </w:tcPr>
           <w:p>
             <w:r>
@@ -24049,7 +24056,7 @@
         </w:tc>
         <w:tc>
           <w:tcPr>
-            <w:tcW w:type="dxa" w:w="1141"/>
+            <w:tcW w:type="dxa" w:w="864"/>
           </w:tcPr>
           <w:p>
             <w:r>
@@ -24062,7 +24069,7 @@
         </w:tc>
         <w:tc>
           <w:tcPr>
-            <w:tcW w:type="dxa" w:w="1141"/>
+            <w:tcW w:type="dxa" w:w="864"/>
           </w:tcPr>
           <w:p>
             <w:r>
@@ -24075,7 +24082,7 @@
         </w:tc>
         <w:tc>
           <w:tcPr>
-            <w:tcW w:type="dxa" w:w="1141"/>
+            <w:tcW w:type="dxa" w:w="864"/>
           </w:tcPr>
           <w:p>
             <w:r>
@@ -24088,7 +24095,7 @@
         </w:tc>
         <w:tc>
           <w:tcPr>
-            <w:tcW w:type="dxa" w:w="1141"/>
+            <w:tcW w:type="dxa" w:w="864"/>
           </w:tcPr>
           <w:p>
             <w:r>
@@ -24101,7 +24108,7 @@
         </w:tc>
         <w:tc>
           <w:tcPr>
-            <w:tcW w:type="dxa" w:w="1141"/>
+            <w:tcW w:type="dxa" w:w="864"/>
           </w:tcPr>
           <w:p>
             <w:r>
@@ -24114,7 +24121,7 @@
         </w:tc>
         <w:tc>
           <w:tcPr>
-            <w:tcW w:type="dxa" w:w="1141"/>
+            <w:tcW w:type="dxa" w:w="864"/>
           </w:tcPr>
           <w:p>
             <w:r>
@@ -24127,7 +24134,7 @@
         </w:tc>
         <w:tc>
           <w:tcPr>
-            <w:tcW w:type="dxa" w:w="1141"/>
+            <w:tcW w:type="dxa" w:w="864"/>
           </w:tcPr>
           <w:p>
             <w:r>
@@ -24140,7 +24147,7 @@
         </w:tc>
         <w:tc>
           <w:tcPr>
-            <w:tcW w:type="dxa" w:w="1141"/>
+            <w:tcW w:type="dxa" w:w="864"/>
           </w:tcPr>
           <w:p>
             <w:r>
@@ -24153,7 +24160,7 @@
         </w:tc>
         <w:tc>
           <w:tcPr>
-            <w:tcW w:type="dxa" w:w="1141"/>
+            <w:tcW w:type="dxa" w:w="864"/>
           </w:tcPr>
           <w:p>
             <w:r>
@@ -24168,7 +24175,7 @@
       <w:tr>
         <w:tc>
           <w:tcPr>
-            <w:tcW w:type="dxa" w:w="1141"/>
+            <w:tcW w:type="dxa" w:w="864"/>
           </w:tcPr>
           <w:p>
             <w:r>
@@ -24181,7 +24188,7 @@
         </w:tc>
         <w:tc>
           <w:tcPr>
-            <w:tcW w:type="dxa" w:w="1141"/>
+            <w:tcW w:type="dxa" w:w="864"/>
           </w:tcPr>
           <w:p>
             <w:r>
@@ -24194,7 +24201,7 @@
         </w:tc>
         <w:tc>
           <w:tcPr>
-            <w:tcW w:type="dxa" w:w="1141"/>
+            <w:tcW w:type="dxa" w:w="864"/>
           </w:tcPr>
           <w:p>
             <w:r>
@@ -24207,7 +24214,7 @@
         </w:tc>
         <w:tc>
           <w:tcPr>
-            <w:tcW w:type="dxa" w:w="1141"/>
+            <w:tcW w:type="dxa" w:w="864"/>
           </w:tcPr>
           <w:p>
             <w:r>
@@ -24220,7 +24227,7 @@
         </w:tc>
         <w:tc>
           <w:tcPr>
-            <w:tcW w:type="dxa" w:w="1141"/>
+            <w:tcW w:type="dxa" w:w="864"/>
           </w:tcPr>
           <w:p>
             <w:r>
@@ -24233,7 +24240,7 @@
         </w:tc>
         <w:tc>
           <w:tcPr>
-            <w:tcW w:type="dxa" w:w="1141"/>
+            <w:tcW w:type="dxa" w:w="864"/>
           </w:tcPr>
           <w:p>
             <w:r>
@@ -24246,7 +24253,7 @@
         </w:tc>
         <w:tc>
           <w:tcPr>
-            <w:tcW w:type="dxa" w:w="1141"/>
+            <w:tcW w:type="dxa" w:w="864"/>
           </w:tcPr>
           <w:p>
             <w:r>
@@ -24259,7 +24266,7 @@
         </w:tc>
         <w:tc>
           <w:tcPr>
-            <w:tcW w:type="dxa" w:w="1141"/>
+            <w:tcW w:type="dxa" w:w="864"/>
           </w:tcPr>
           <w:p>
             <w:r>
@@ -24272,7 +24279,7 @@
         </w:tc>
         <w:tc>
           <w:tcPr>
-            <w:tcW w:type="dxa" w:w="1141"/>
+            <w:tcW w:type="dxa" w:w="864"/>
           </w:tcPr>
           <w:p>
             <w:r>
@@ -24285,7 +24292,7 @@
         </w:tc>
         <w:tc>
           <w:tcPr>
-            <w:tcW w:type="dxa" w:w="1141"/>
+            <w:tcW w:type="dxa" w:w="864"/>
           </w:tcPr>
           <w:p>
             <w:r>
@@ -24298,7 +24305,7 @@
         </w:tc>
         <w:tc>
           <w:tcPr>
-            <w:tcW w:type="dxa" w:w="1141"/>
+            <w:tcW w:type="dxa" w:w="864"/>
           </w:tcPr>
           <w:p>
             <w:r>
@@ -24311,7 +24318,7 @@
         </w:tc>
         <w:tc>
           <w:tcPr>
-            <w:tcW w:type="dxa" w:w="1141"/>
+            <w:tcW w:type="dxa" w:w="864"/>
           </w:tcPr>
           <w:p>
             <w:r>
@@ -24324,7 +24331,7 @@
         </w:tc>
         <w:tc>
           <w:tcPr>
-            <w:tcW w:type="dxa" w:w="1141"/>
+            <w:tcW w:type="dxa" w:w="864"/>
           </w:tcPr>
           <w:p>
             <w:r>
@@ -24339,7 +24346,7 @@
       <w:tr>
         <w:tc>
           <w:tcPr>
-            <w:tcW w:type="dxa" w:w="1141"/>
+            <w:tcW w:type="dxa" w:w="864"/>
           </w:tcPr>
           <w:p>
             <w:r>
@@ -24352,7 +24359,7 @@
         </w:tc>
         <w:tc>
           <w:tcPr>
-            <w:tcW w:type="dxa" w:w="1141"/>
+            <w:tcW w:type="dxa" w:w="864"/>
           </w:tcPr>
           <w:p>
             <w:r>
@@ -24365,7 +24372,7 @@
         </w:tc>
         <w:tc>
           <w:tcPr>
-            <w:tcW w:type="dxa" w:w="1141"/>
+            <w:tcW w:type="dxa" w:w="864"/>
           </w:tcPr>
           <w:p>
             <w:r>
@@ -24378,7 +24385,7 @@
         </w:tc>
         <w:tc>
           <w:tcPr>
-            <w:tcW w:type="dxa" w:w="1141"/>
+            <w:tcW w:type="dxa" w:w="864"/>
           </w:tcPr>
           <w:p>
             <w:r>
@@ -24391,7 +24398,7 @@
         </w:tc>
         <w:tc>
           <w:tcPr>
-            <w:tcW w:type="dxa" w:w="1141"/>
+            <w:tcW w:type="dxa" w:w="864"/>
           </w:tcPr>
           <w:p>
             <w:r>
@@ -24404,7 +24411,7 @@
         </w:tc>
         <w:tc>
           <w:tcPr>
-            <w:tcW w:type="dxa" w:w="1141"/>
+            <w:tcW w:type="dxa" w:w="864"/>
           </w:tcPr>
           <w:p>
             <w:r>
@@ -24417,7 +24424,7 @@
         </w:tc>
         <w:tc>
           <w:tcPr>
-            <w:tcW w:type="dxa" w:w="1141"/>
+            <w:tcW w:type="dxa" w:w="864"/>
           </w:tcPr>
           <w:p>
             <w:r>
@@ -24430,7 +24437,7 @@
         </w:tc>
         <w:tc>
           <w:tcPr>
-            <w:tcW w:type="dxa" w:w="1141"/>
+            <w:tcW w:type="dxa" w:w="864"/>
           </w:tcPr>
           <w:p>
             <w:r>
@@ -24443,7 +24450,7 @@
         </w:tc>
         <w:tc>
           <w:tcPr>
-            <w:tcW w:type="dxa" w:w="1141"/>
+            <w:tcW w:type="dxa" w:w="864"/>
           </w:tcPr>
           <w:p>
             <w:r>
@@ -24456,7 +24463,7 @@
         </w:tc>
         <w:tc>
           <w:tcPr>
-            <w:tcW w:type="dxa" w:w="1141"/>
+            <w:tcW w:type="dxa" w:w="864"/>
           </w:tcPr>
           <w:p>
             <w:r>
@@ -24469,7 +24476,7 @@
         </w:tc>
         <w:tc>
           <w:tcPr>
-            <w:tcW w:type="dxa" w:w="1141"/>
+            <w:tcW w:type="dxa" w:w="864"/>
           </w:tcPr>
           <w:p>
             <w:r>
@@ -24482,7 +24489,7 @@
         </w:tc>
         <w:tc>
           <w:tcPr>
-            <w:tcW w:type="dxa" w:w="1141"/>
+            <w:tcW w:type="dxa" w:w="864"/>
           </w:tcPr>
           <w:p>
             <w:r>
@@ -24495,7 +24502,7 @@
         </w:tc>
         <w:tc>
           <w:tcPr>
-            <w:tcW w:type="dxa" w:w="1141"/>
+            <w:tcW w:type="dxa" w:w="864"/>
           </w:tcPr>
           <w:p>
             <w:r>
@@ -24510,7 +24517,7 @@
       <w:tr>
         <w:tc>
           <w:tcPr>
-            <w:tcW w:type="dxa" w:w="1141"/>
+            <w:tcW w:type="dxa" w:w="864"/>
           </w:tcPr>
           <w:p>
             <w:r>
@@ -24523,7 +24530,7 @@
         </w:tc>
         <w:tc>
           <w:tcPr>
-            <w:tcW w:type="dxa" w:w="1141"/>
+            <w:tcW w:type="dxa" w:w="864"/>
           </w:tcPr>
           <w:p>
             <w:r>
@@ -24536,7 +24543,7 @@
         </w:tc>
         <w:tc>
           <w:tcPr>
-            <w:tcW w:type="dxa" w:w="1141"/>
+            <w:tcW w:type="dxa" w:w="864"/>
           </w:tcPr>
           <w:p>
             <w:r>
@@ -24549,7 +24556,7 @@
         </w:tc>
         <w:tc>
           <w:tcPr>
-            <w:tcW w:type="dxa" w:w="1141"/>
+            <w:tcW w:type="dxa" w:w="864"/>
           </w:tcPr>
           <w:p>
             <w:r>
@@ -24562,7 +24569,7 @@
         </w:tc>
         <w:tc>
           <w:tcPr>
-            <w:tcW w:type="dxa" w:w="1141"/>
+            <w:tcW w:type="dxa" w:w="864"/>
           </w:tcPr>
           <w:p>
             <w:r>
@@ -24575,7 +24582,7 @@
         </w:tc>
         <w:tc>
           <w:tcPr>
-            <w:tcW w:type="dxa" w:w="1141"/>
+            <w:tcW w:type="dxa" w:w="864"/>
           </w:tcPr>
           <w:p>
             <w:r>
@@ -24588,7 +24595,7 @@
         </w:tc>
         <w:tc>
           <w:tcPr>
-            <w:tcW w:type="dxa" w:w="1141"/>
+            <w:tcW w:type="dxa" w:w="864"/>
           </w:tcPr>
           <w:p>
             <w:r>
@@ -24601,7 +24608,7 @@
         </w:tc>
         <w:tc>
           <w:tcPr>
-            <w:tcW w:type="dxa" w:w="1141"/>
+            <w:tcW w:type="dxa" w:w="864"/>
           </w:tcPr>
           <w:p>
             <w:r>
@@ -24614,7 +24621,7 @@
         </w:tc>
         <w:tc>
           <w:tcPr>
-            <w:tcW w:type="dxa" w:w="1141"/>
+            <w:tcW w:type="dxa" w:w="864"/>
           </w:tcPr>
           <w:p>
             <w:r>
@@ -24627,7 +24634,7 @@
         </w:tc>
         <w:tc>
           <w:tcPr>
-            <w:tcW w:type="dxa" w:w="1141"/>
+            <w:tcW w:type="dxa" w:w="864"/>
           </w:tcPr>
           <w:p>
             <w:r>
@@ -24640,7 +24647,7 @@
         </w:tc>
         <w:tc>
           <w:tcPr>
-            <w:tcW w:type="dxa" w:w="1141"/>
+            <w:tcW w:type="dxa" w:w="864"/>
           </w:tcPr>
           <w:p>
             <w:r>
@@ -24653,7 +24660,7 @@
         </w:tc>
         <w:tc>
           <w:tcPr>
-            <w:tcW w:type="dxa" w:w="1141"/>
+            <w:tcW w:type="dxa" w:w="864"/>
           </w:tcPr>
           <w:p>
             <w:r>
@@ -24666,7 +24673,7 @@
         </w:tc>
         <w:tc>
           <w:tcPr>
-            <w:tcW w:type="dxa" w:w="1141"/>
+            <w:tcW w:type="dxa" w:w="864"/>
           </w:tcPr>
           <w:p>
             <w:r>
@@ -24681,7 +24688,7 @@
       <w:tr>
         <w:tc>
           <w:tcPr>
-            <w:tcW w:type="dxa" w:w="1141"/>
+            <w:tcW w:type="dxa" w:w="864"/>
           </w:tcPr>
           <w:p>
             <w:r>
@@ -24694,7 +24701,7 @@
         </w:tc>
         <w:tc>
           <w:tcPr>
-            <w:tcW w:type="dxa" w:w="1141"/>
+            <w:tcW w:type="dxa" w:w="864"/>
           </w:tcPr>
           <w:p>
             <w:r>
@@ -24707,7 +24714,7 @@
         </w:tc>
         <w:tc>
           <w:tcPr>
-            <w:tcW w:type="dxa" w:w="1141"/>
+            <w:tcW w:type="dxa" w:w="864"/>
           </w:tcPr>
           <w:p>
             <w:r>
@@ -24720,7 +24727,7 @@
         </w:tc>
         <w:tc>
           <w:tcPr>
-            <w:tcW w:type="dxa" w:w="1141"/>
+            <w:tcW w:type="dxa" w:w="864"/>
           </w:tcPr>
           <w:p>
             <w:r>
@@ -24733,7 +24740,7 @@
         </w:tc>
         <w:tc>
           <w:tcPr>
-            <w:tcW w:type="dxa" w:w="1141"/>
+            <w:tcW w:type="dxa" w:w="864"/>
           </w:tcPr>
           <w:p>
             <w:r>
@@ -24746,7 +24753,7 @@
         </w:tc>
         <w:tc>
           <w:tcPr>
-            <w:tcW w:type="dxa" w:w="1141"/>
+            <w:tcW w:type="dxa" w:w="864"/>
           </w:tcPr>
           <w:p>
             <w:r>
@@ -24759,7 +24766,7 @@
         </w:tc>
         <w:tc>
           <w:tcPr>
-            <w:tcW w:type="dxa" w:w="1141"/>
+            <w:tcW w:type="dxa" w:w="864"/>
           </w:tcPr>
           <w:p>
             <w:r>
@@ -24772,7 +24779,7 @@
         </w:tc>
         <w:tc>
           <w:tcPr>
-            <w:tcW w:type="dxa" w:w="1141"/>
+            <w:tcW w:type="dxa" w:w="864"/>
           </w:tcPr>
           <w:p>
             <w:r>
@@ -24785,7 +24792,7 @@
         </w:tc>
         <w:tc>
           <w:tcPr>
-            <w:tcW w:type="dxa" w:w="1141"/>
+            <w:tcW w:type="dxa" w:w="864"/>
           </w:tcPr>
           <w:p>
             <w:r>
@@ -24798,7 +24805,7 @@
         </w:tc>
         <w:tc>
           <w:tcPr>
-            <w:tcW w:type="dxa" w:w="1141"/>
+            <w:tcW w:type="dxa" w:w="864"/>
           </w:tcPr>
           <w:p>
             <w:r>
@@ -24811,7 +24818,7 @@
         </w:tc>
         <w:tc>
           <w:tcPr>
-            <w:tcW w:type="dxa" w:w="1141"/>
+            <w:tcW w:type="dxa" w:w="864"/>
           </w:tcPr>
           <w:p>
             <w:r>
@@ -24824,7 +24831,7 @@
         </w:tc>
         <w:tc>
           <w:tcPr>
-            <w:tcW w:type="dxa" w:w="1141"/>
+            <w:tcW w:type="dxa" w:w="864"/>
           </w:tcPr>
           <w:p>
             <w:r>
@@ -24837,7 +24844,7 @@
         </w:tc>
         <w:tc>
           <w:tcPr>
-            <w:tcW w:type="dxa" w:w="1141"/>
+            <w:tcW w:type="dxa" w:w="864"/>
           </w:tcPr>
           <w:p>
             <w:r>
@@ -24852,7 +24859,7 @@
       <w:tr>
         <w:tc>
           <w:tcPr>
-            <w:tcW w:type="dxa" w:w="1141"/>
+            <w:tcW w:type="dxa" w:w="864"/>
           </w:tcPr>
           <w:p>
             <w:r>
@@ -24865,7 +24872,7 @@
         </w:tc>
         <w:tc>
           <w:tcPr>
-            <w:tcW w:type="dxa" w:w="1141"/>
+            <w:tcW w:type="dxa" w:w="864"/>
           </w:tcPr>
           <w:p>
             <w:r>
@@ -24878,7 +24885,7 @@
         </w:tc>
         <w:tc>
           <w:tcPr>
-            <w:tcW w:type="dxa" w:w="1141"/>
+            <w:tcW w:type="dxa" w:w="864"/>
           </w:tcPr>
           <w:p>
             <w:r>
@@ -24891,7 +24898,7 @@
         </w:tc>
         <w:tc>
           <w:tcPr>
-            <w:tcW w:type="dxa" w:w="1141"/>
+            <w:tcW w:type="dxa" w:w="864"/>
           </w:tcPr>
           <w:p>
             <w:r>
@@ -24904,7 +24911,7 @@
         </w:tc>
         <w:tc>
           <w:tcPr>
-            <w:tcW w:type="dxa" w:w="1141"/>
+            <w:tcW w:type="dxa" w:w="864"/>
           </w:tcPr>
           <w:p>
             <w:r>
@@ -24917,7 +24924,7 @@
         </w:tc>
         <w:tc>
           <w:tcPr>
-            <w:tcW w:type="dxa" w:w="1141"/>
+            <w:tcW w:type="dxa" w:w="864"/>
           </w:tcPr>
           <w:p>
             <w:r>
@@ -24930,7 +24937,7 @@
         </w:tc>
         <w:tc>
           <w:tcPr>
-            <w:tcW w:type="dxa" w:w="1141"/>
+            <w:tcW w:type="dxa" w:w="864"/>
           </w:tcPr>
           <w:p>
             <w:r>
@@ -24943,7 +24950,7 @@
         </w:tc>
         <w:tc>
           <w:tcPr>
-            <w:tcW w:type="dxa" w:w="1141"/>
+            <w:tcW w:type="dxa" w:w="864"/>
           </w:tcPr>
           <w:p>
             <w:r>
@@ -24956,7 +24963,7 @@
         </w:tc>
         <w:tc>
           <w:tcPr>
-            <w:tcW w:type="dxa" w:w="1141"/>
+            <w:tcW w:type="dxa" w:w="864"/>
           </w:tcPr>
           <w:p>
             <w:r>
@@ -24969,7 +24976,7 @@
         </w:tc>
         <w:tc>
           <w:tcPr>
-            <w:tcW w:type="dxa" w:w="1141"/>
+            <w:tcW w:type="dxa" w:w="864"/>
           </w:tcPr>
           <w:p>
             <w:r>
@@ -24982,7 +24989,7 @@
         </w:tc>
         <w:tc>
           <w:tcPr>
-            <w:tcW w:type="dxa" w:w="1141"/>
+            <w:tcW w:type="dxa" w:w="864"/>
           </w:tcPr>
           <w:p>
             <w:r>
@@ -24995,7 +25002,7 @@
         </w:tc>
         <w:tc>
           <w:tcPr>
-            <w:tcW w:type="dxa" w:w="1141"/>
+            <w:tcW w:type="dxa" w:w="864"/>
           </w:tcPr>
           <w:p>
             <w:r>
@@ -25008,7 +25015,7 @@
         </w:tc>
         <w:tc>
           <w:tcPr>
-            <w:tcW w:type="dxa" w:w="1141"/>
+            <w:tcW w:type="dxa" w:w="864"/>
           </w:tcPr>
           <w:p>
             <w:r>
@@ -25023,7 +25030,7 @@
       <w:tr>
         <w:tc>
           <w:tcPr>
-            <w:tcW w:type="dxa" w:w="1141"/>
+            <w:tcW w:type="dxa" w:w="864"/>
           </w:tcPr>
           <w:p>
             <w:r>
@@ -25036,7 +25043,7 @@
         </w:tc>
         <w:tc>
           <w:tcPr>
-            <w:tcW w:type="dxa" w:w="1141"/>
+            <w:tcW w:type="dxa" w:w="864"/>
           </w:tcPr>
           <w:p>
             <w:r>
@@ -25049,7 +25056,7 @@
         </w:tc>
         <w:tc>
           <w:tcPr>
-            <w:tcW w:type="dxa" w:w="1141"/>
+            <w:tcW w:type="dxa" w:w="864"/>
           </w:tcPr>
           <w:p>
             <w:r>
@@ -25062,7 +25069,7 @@
         </w:tc>
         <w:tc>
           <w:tcPr>
-            <w:tcW w:type="dxa" w:w="1141"/>
+            <w:tcW w:type="dxa" w:w="864"/>
           </w:tcPr>
           <w:p>
             <w:r>
@@ -25075,7 +25082,7 @@
         </w:tc>
         <w:tc>
           <w:tcPr>
-            <w:tcW w:type="dxa" w:w="1141"/>
+            <w:tcW w:type="dxa" w:w="864"/>
           </w:tcPr>
           <w:p>
             <w:r>
@@ -25088,7 +25095,7 @@
         </w:tc>
         <w:tc>
           <w:tcPr>
-            <w:tcW w:type="dxa" w:w="1141"/>
+            <w:tcW w:type="dxa" w:w="864"/>
           </w:tcPr>
           <w:p>
             <w:r>
@@ -25101,7 +25108,7 @@
         </w:tc>
         <w:tc>
           <w:tcPr>
-            <w:tcW w:type="dxa" w:w="1141"/>
+            <w:tcW w:type="dxa" w:w="864"/>
           </w:tcPr>
           <w:p>
             <w:r>
@@ -25114,7 +25121,7 @@
         </w:tc>
         <w:tc>
           <w:tcPr>
-            <w:tcW w:type="dxa" w:w="1141"/>
+            <w:tcW w:type="dxa" w:w="864"/>
           </w:tcPr>
           <w:p>
             <w:r>
@@ -25127,7 +25134,7 @@
         </w:tc>
         <w:tc>
           <w:tcPr>
-            <w:tcW w:type="dxa" w:w="1141"/>
+            <w:tcW w:type="dxa" w:w="864"/>
           </w:tcPr>
           <w:p>
             <w:r>
@@ -25140,7 +25147,7 @@
         </w:tc>
         <w:tc>
           <w:tcPr>
-            <w:tcW w:type="dxa" w:w="1141"/>
+            <w:tcW w:type="dxa" w:w="864"/>
           </w:tcPr>
           <w:p>
             <w:r>
@@ -25153,7 +25160,7 @@
         </w:tc>
         <w:tc>
           <w:tcPr>
-            <w:tcW w:type="dxa" w:w="1141"/>
+            <w:tcW w:type="dxa" w:w="864"/>
           </w:tcPr>
           <w:p>
             <w:r>
@@ -25166,7 +25173,7 @@
         </w:tc>
         <w:tc>
           <w:tcPr>
-            <w:tcW w:type="dxa" w:w="1141"/>
+            <w:tcW w:type="dxa" w:w="864"/>
           </w:tcPr>
           <w:p>
             <w:r>
@@ -25179,7 +25186,7 @@
         </w:tc>
         <w:tc>
           <w:tcPr>
-            <w:tcW w:type="dxa" w:w="1141"/>
+            <w:tcW w:type="dxa" w:w="864"/>
           </w:tcPr>
           <w:p>
             <w:r>
@@ -25194,7 +25201,7 @@
       <w:tr>
         <w:tc>
           <w:tcPr>
-            <w:tcW w:type="dxa" w:w="1141"/>
+            <w:tcW w:type="dxa" w:w="864"/>
           </w:tcPr>
           <w:p>
             <w:r>
@@ -25207,7 +25214,7 @@
         </w:tc>
         <w:tc>
           <w:tcPr>
-            <w:tcW w:type="dxa" w:w="1141"/>
+            <w:tcW w:type="dxa" w:w="864"/>
           </w:tcPr>
           <w:p>
             <w:r>
@@ -25220,7 +25227,7 @@
         </w:tc>
         <w:tc>
           <w:tcPr>
-            <w:tcW w:type="dxa" w:w="1141"/>
+            <w:tcW w:type="dxa" w:w="864"/>
           </w:tcPr>
           <w:p>
             <w:r>
@@ -25233,7 +25240,7 @@
         </w:tc>
         <w:tc>
           <w:tcPr>
-            <w:tcW w:type="dxa" w:w="1141"/>
+            <w:tcW w:type="dxa" w:w="864"/>
           </w:tcPr>
           <w:p>
             <w:r>
@@ -25246,7 +25253,7 @@
         </w:tc>
         <w:tc>
           <w:tcPr>
-            <w:tcW w:type="dxa" w:w="1141"/>
+            <w:tcW w:type="dxa" w:w="864"/>
           </w:tcPr>
           <w:p>
             <w:r>
@@ -25259,7 +25266,7 @@
         </w:tc>
         <w:tc>
           <w:tcPr>
-            <w:tcW w:type="dxa" w:w="1141"/>
+            <w:tcW w:type="dxa" w:w="864"/>
           </w:tcPr>
           <w:p>
             <w:r>
@@ -25272,7 +25279,7 @@
         </w:tc>
         <w:tc>
           <w:tcPr>
-            <w:tcW w:type="dxa" w:w="1141"/>
+            <w:tcW w:type="dxa" w:w="864"/>
           </w:tcPr>
           <w:p>
             <w:r>
@@ -25285,7 +25292,7 @@
         </w:tc>
         <w:tc>
           <w:tcPr>
-            <w:tcW w:type="dxa" w:w="1141"/>
+            <w:tcW w:type="dxa" w:w="864"/>
           </w:tcPr>
           <w:p>
             <w:r>
@@ -25298,7 +25305,7 @@
         </w:tc>
         <w:tc>
           <w:tcPr>
-            <w:tcW w:type="dxa" w:w="1141"/>
+            <w:tcW w:type="dxa" w:w="864"/>
           </w:tcPr>
           <w:p>
             <w:r>
@@ -25311,7 +25318,7 @@
         </w:tc>
         <w:tc>
           <w:tcPr>
-            <w:tcW w:type="dxa" w:w="1141"/>
+            <w:tcW w:type="dxa" w:w="864"/>
           </w:tcPr>
           <w:p>
             <w:r>
@@ -25324,7 +25331,7 @@
         </w:tc>
         <w:tc>
           <w:tcPr>
-            <w:tcW w:type="dxa" w:w="1141"/>
+            <w:tcW w:type="dxa" w:w="864"/>
           </w:tcPr>
           <w:p>
             <w:r>
@@ -25337,7 +25344,7 @@
         </w:tc>
         <w:tc>
           <w:tcPr>
-            <w:tcW w:type="dxa" w:w="1141"/>
+            <w:tcW w:type="dxa" w:w="864"/>
           </w:tcPr>
           <w:p>
             <w:r>
@@ -25350,7 +25357,7 @@
         </w:tc>
         <w:tc>
           <w:tcPr>
-            <w:tcW w:type="dxa" w:w="1141"/>
+            <w:tcW w:type="dxa" w:w="864"/>
           </w:tcPr>
           <w:p>
             <w:r>
@@ -25365,7 +25372,7 @@
       <w:tr>
         <w:tc>
           <w:tcPr>
-            <w:tcW w:type="dxa" w:w="1141"/>
+            <w:tcW w:type="dxa" w:w="864"/>
           </w:tcPr>
           <w:p>
             <w:r>
@@ -25378,7 +25385,7 @@
         </w:tc>
         <w:tc>
           <w:tcPr>
-            <w:tcW w:type="dxa" w:w="1141"/>
+            <w:tcW w:type="dxa" w:w="864"/>
           </w:tcPr>
           <w:p>
             <w:r>
@@ -25391,7 +25398,7 @@
         </w:tc>
         <w:tc>
           <w:tcPr>
-            <w:tcW w:type="dxa" w:w="1141"/>
+            <w:tcW w:type="dxa" w:w="864"/>
           </w:tcPr>
           <w:p>
             <w:r>
@@ -25404,7 +25411,7 @@
         </w:tc>
         <w:tc>
           <w:tcPr>
-            <w:tcW w:type="dxa" w:w="1141"/>
+            <w:tcW w:type="dxa" w:w="864"/>
           </w:tcPr>
           <w:p>
             <w:r>
@@ -25417,7 +25424,7 @@
         </w:tc>
         <w:tc>
           <w:tcPr>
-            <w:tcW w:type="dxa" w:w="1141"/>
+            <w:tcW w:type="dxa" w:w="864"/>
           </w:tcPr>
           <w:p>
             <w:r>
@@ -25430,7 +25437,7 @@
         </w:tc>
         <w:tc>
           <w:tcPr>
-            <w:tcW w:type="dxa" w:w="1141"/>
+            <w:tcW w:type="dxa" w:w="864"/>
           </w:tcPr>
           <w:p>
             <w:r>
@@ -25443,7 +25450,7 @@
         </w:tc>
         <w:tc>
           <w:tcPr>
-            <w:tcW w:type="dxa" w:w="1141"/>
+            <w:tcW w:type="dxa" w:w="864"/>
           </w:tcPr>
           <w:p>
             <w:r>
@@ -25456,7 +25463,7 @@
         </w:tc>
         <w:tc>
           <w:tcPr>
-            <w:tcW w:type="dxa" w:w="1141"/>
+            <w:tcW w:type="dxa" w:w="864"/>
           </w:tcPr>
           <w:p>
             <w:r>
@@ -25469,7 +25476,7 @@
         </w:tc>
         <w:tc>
           <w:tcPr>
-            <w:tcW w:type="dxa" w:w="1141"/>
+            <w:tcW w:type="dxa" w:w="864"/>
           </w:tcPr>
           <w:p>
             <w:r>
@@ -25482,7 +25489,7 @@
         </w:tc>
         <w:tc>
           <w:tcPr>
-            <w:tcW w:type="dxa" w:w="1141"/>
+            <w:tcW w:type="dxa" w:w="864"/>
           </w:tcPr>
           <w:p>
             <w:r>
@@ -25495,7 +25502,7 @@
         </w:tc>
         <w:tc>
           <w:tcPr>
-            <w:tcW w:type="dxa" w:w="1141"/>
+            <w:tcW w:type="dxa" w:w="864"/>
           </w:tcPr>
           <w:p>
             <w:r>
@@ -25508,7 +25515,7 @@
         </w:tc>
         <w:tc>
           <w:tcPr>
-            <w:tcW w:type="dxa" w:w="1141"/>
+            <w:tcW w:type="dxa" w:w="864"/>
           </w:tcPr>
           <w:p>
             <w:r>
@@ -25521,7 +25528,7 @@
         </w:tc>
         <w:tc>
           <w:tcPr>
-            <w:tcW w:type="dxa" w:w="1141"/>
+            <w:tcW w:type="dxa" w:w="864"/>
           </w:tcPr>
           <w:p>
             <w:r>
@@ -25536,7 +25543,7 @@
       <w:tr>
         <w:tc>
           <w:tcPr>
-            <w:tcW w:type="dxa" w:w="1141"/>
+            <w:tcW w:type="dxa" w:w="864"/>
           </w:tcPr>
           <w:p>
             <w:r>
@@ -25549,7 +25556,7 @@
         </w:tc>
         <w:tc>
           <w:tcPr>
-            <w:tcW w:type="dxa" w:w="1141"/>
+            <w:tcW w:type="dxa" w:w="864"/>
           </w:tcPr>
           <w:p>
             <w:r>
@@ -25562,7 +25569,7 @@
         </w:tc>
         <w:tc>
           <w:tcPr>
-            <w:tcW w:type="dxa" w:w="1141"/>
+            <w:tcW w:type="dxa" w:w="864"/>
           </w:tcPr>
           <w:p>
             <w:r>
@@ -25575,7 +25582,7 @@
         </w:tc>
         <w:tc>
           <w:tcPr>
-            <w:tcW w:type="dxa" w:w="1141"/>
+            <w:tcW w:type="dxa" w:w="864"/>
           </w:tcPr>
           <w:p>
             <w:r>
@@ -25588,7 +25595,7 @@
         </w:tc>
         <w:tc>
           <w:tcPr>
-            <w:tcW w:type="dxa" w:w="1141"/>
+            <w:tcW w:type="dxa" w:w="864"/>
           </w:tcPr>
           <w:p>
             <w:r>
@@ -25601,7 +25608,7 @@
         </w:tc>
         <w:tc>
           <w:tcPr>
-            <w:tcW w:type="dxa" w:w="1141"/>
+            <w:tcW w:type="dxa" w:w="864"/>
           </w:tcPr>
           <w:p>
             <w:r>
@@ -25614,7 +25621,7 @@
         </w:tc>
         <w:tc>
           <w:tcPr>
-            <w:tcW w:type="dxa" w:w="1141"/>
+            <w:tcW w:type="dxa" w:w="864"/>
           </w:tcPr>
           <w:p>
             <w:r>
@@ -25627,7 +25634,7 @@
         </w:tc>
         <w:tc>
           <w:tcPr>
-            <w:tcW w:type="dxa" w:w="1141"/>
+            <w:tcW w:type="dxa" w:w="864"/>
           </w:tcPr>
           <w:p>
             <w:r>
@@ -25640,7 +25647,7 @@
         </w:tc>
         <w:tc>
           <w:tcPr>
-            <w:tcW w:type="dxa" w:w="1141"/>
+            <w:tcW w:type="dxa" w:w="864"/>
           </w:tcPr>
           <w:p>
             <w:r>
@@ -25653,7 +25660,7 @@
         </w:tc>
         <w:tc>
           <w:tcPr>
-            <w:tcW w:type="dxa" w:w="1141"/>
+            <w:tcW w:type="dxa" w:w="864"/>
           </w:tcPr>
           <w:p>
             <w:r>
@@ -25666,7 +25673,7 @@
         </w:tc>
         <w:tc>
           <w:tcPr>
-            <w:tcW w:type="dxa" w:w="1141"/>
+            <w:tcW w:type="dxa" w:w="864"/>
           </w:tcPr>
           <w:p>
             <w:r>
@@ -25679,7 +25686,7 @@
         </w:tc>
         <w:tc>
           <w:tcPr>
-            <w:tcW w:type="dxa" w:w="1141"/>
+            <w:tcW w:type="dxa" w:w="864"/>
           </w:tcPr>
           <w:p>
             <w:r>
@@ -25692,7 +25699,7 @@
         </w:tc>
         <w:tc>
           <w:tcPr>
-            <w:tcW w:type="dxa" w:w="1141"/>
+            <w:tcW w:type="dxa" w:w="864"/>
           </w:tcPr>
           <w:p>
             <w:r>
@@ -25707,7 +25714,7 @@
       <w:tr>
         <w:tc>
           <w:tcPr>
-            <w:tcW w:type="dxa" w:w="1141"/>
+            <w:tcW w:type="dxa" w:w="864"/>
           </w:tcPr>
           <w:p>
             <w:r>
@@ -25720,7 +25727,7 @@
         </w:tc>
         <w:tc>
           <w:tcPr>
-            <w:tcW w:type="dxa" w:w="1141"/>
+            <w:tcW w:type="dxa" w:w="864"/>
           </w:tcPr>
           <w:p>
             <w:r>
@@ -25733,7 +25740,7 @@
         </w:tc>
         <w:tc>
           <w:tcPr>
-            <w:tcW w:type="dxa" w:w="1141"/>
+            <w:tcW w:type="dxa" w:w="864"/>
           </w:tcPr>
           <w:p>
             <w:r>
@@ -25746,7 +25753,7 @@
         </w:tc>
         <w:tc>
           <w:tcPr>
-            <w:tcW w:type="dxa" w:w="1141"/>
+            <w:tcW w:type="dxa" w:w="864"/>
           </w:tcPr>
           <w:p>
             <w:r>
@@ -25759,7 +25766,7 @@
         </w:tc>
         <w:tc>
           <w:tcPr>
-            <w:tcW w:type="dxa" w:w="1141"/>
+            <w:tcW w:type="dxa" w:w="864"/>
           </w:tcPr>
           <w:p>
             <w:r>
@@ -25772,7 +25779,7 @@
         </w:tc>
         <w:tc>
           <w:tcPr>
-            <w:tcW w:type="dxa" w:w="1141"/>
+            <w:tcW w:type="dxa" w:w="864"/>
           </w:tcPr>
           <w:p>
             <w:r>
@@ -25785,7 +25792,7 @@
         </w:tc>
         <w:tc>
           <w:tcPr>
-            <w:tcW w:type="dxa" w:w="1141"/>
+            <w:tcW w:type="dxa" w:w="864"/>
           </w:tcPr>
           <w:p>
             <w:r>
@@ -25798,7 +25805,7 @@
         </w:tc>
         <w:tc>
           <w:tcPr>
-            <w:tcW w:type="dxa" w:w="1141"/>
+            <w:tcW w:type="dxa" w:w="864"/>
           </w:tcPr>
           <w:p>
             <w:r>
@@ -25811,7 +25818,7 @@
         </w:tc>
         <w:tc>
           <w:tcPr>
-            <w:tcW w:type="dxa" w:w="1141"/>
+            <w:tcW w:type="dxa" w:w="864"/>
           </w:tcPr>
           <w:p>
             <w:r>
@@ -25824,7 +25831,7 @@
         </w:tc>
         <w:tc>
           <w:tcPr>
-            <w:tcW w:type="dxa" w:w="1141"/>
+            <w:tcW w:type="dxa" w:w="864"/>
           </w:tcPr>
           <w:p>
             <w:r>
@@ -25837,7 +25844,7 @@
         </w:tc>
         <w:tc>
           <w:tcPr>
-            <w:tcW w:type="dxa" w:w="1141"/>
+            <w:tcW w:type="dxa" w:w="864"/>
           </w:tcPr>
           <w:p>
             <w:r>
@@ -25850,7 +25857,7 @@
         </w:tc>
         <w:tc>
           <w:tcPr>
-            <w:tcW w:type="dxa" w:w="1141"/>
+            <w:tcW w:type="dxa" w:w="864"/>
           </w:tcPr>
           <w:p>
             <w:r>
@@ -25863,7 +25870,7 @@
         </w:tc>
         <w:tc>
           <w:tcPr>
-            <w:tcW w:type="dxa" w:w="1141"/>
+            <w:tcW w:type="dxa" w:w="864"/>
           </w:tcPr>
           <w:p>
             <w:r>
@@ -25878,7 +25885,7 @@
       <w:tr>
         <w:tc>
           <w:tcPr>
-            <w:tcW w:type="dxa" w:w="1141"/>
+            <w:tcW w:type="dxa" w:w="864"/>
           </w:tcPr>
           <w:p>
             <w:r>
@@ -25891,7 +25898,7 @@
         </w:tc>
         <w:tc>
           <w:tcPr>
-            <w:tcW w:type="dxa" w:w="1141"/>
+            <w:tcW w:type="dxa" w:w="864"/>
           </w:tcPr>
           <w:p>
             <w:r>
@@ -25904,7 +25911,7 @@
         </w:tc>
         <w:tc>
           <w:tcPr>
-            <w:tcW w:type="dxa" w:w="1141"/>
+            <w:tcW w:type="dxa" w:w="864"/>
           </w:tcPr>
           <w:p>
             <w:r>
@@ -25917,7 +25924,7 @@
         </w:tc>
         <w:tc>
           <w:tcPr>
-            <w:tcW w:type="dxa" w:w="1141"/>
+            <w:tcW w:type="dxa" w:w="864"/>
           </w:tcPr>
           <w:p>
             <w:r>
@@ -25930,7 +25937,7 @@
         </w:tc>
         <w:tc>
           <w:tcPr>
-            <w:tcW w:type="dxa" w:w="1141"/>
+            <w:tcW w:type="dxa" w:w="864"/>
           </w:tcPr>
           <w:p>
             <w:r>
@@ -25943,7 +25950,7 @@
         </w:tc>
         <w:tc>
           <w:tcPr>
-            <w:tcW w:type="dxa" w:w="1141"/>
+            <w:tcW w:type="dxa" w:w="864"/>
           </w:tcPr>
           <w:p>
             <w:r>
@@ -25956,7 +25963,7 @@
         </w:tc>
         <w:tc>
           <w:tcPr>
-            <w:tcW w:type="dxa" w:w="1141"/>
+            <w:tcW w:type="dxa" w:w="864"/>
           </w:tcPr>
           <w:p>
             <w:r>
@@ -25969,7 +25976,7 @@
         </w:tc>
         <w:tc>
           <w:tcPr>
-            <w:tcW w:type="dxa" w:w="1141"/>
+            <w:tcW w:type="dxa" w:w="864"/>
           </w:tcPr>
           <w:p>
             <w:r>
@@ -25982,7 +25989,7 @@
         </w:tc>
         <w:tc>
           <w:tcPr>
-            <w:tcW w:type="dxa" w:w="1141"/>
+            <w:tcW w:type="dxa" w:w="864"/>
           </w:tcPr>
           <w:p>
             <w:r>
@@ -25995,7 +26002,7 @@
         </w:tc>
         <w:tc>
           <w:tcPr>
-            <w:tcW w:type="dxa" w:w="1141"/>
+            <w:tcW w:type="dxa" w:w="864"/>
           </w:tcPr>
           <w:p>
             <w:r>
@@ -26008,7 +26015,7 @@
         </w:tc>
         <w:tc>
           <w:tcPr>
-            <w:tcW w:type="dxa" w:w="1141"/>
+            <w:tcW w:type="dxa" w:w="864"/>
           </w:tcPr>
           <w:p>
             <w:r>
@@ -26021,7 +26028,7 @@
         </w:tc>
         <w:tc>
           <w:tcPr>
-            <w:tcW w:type="dxa" w:w="1141"/>
+            <w:tcW w:type="dxa" w:w="864"/>
           </w:tcPr>
           <w:p>
             <w:r>
@@ -26034,7 +26041,7 @@
         </w:tc>
         <w:tc>
           <w:tcPr>
-            <w:tcW w:type="dxa" w:w="1141"/>
+            <w:tcW w:type="dxa" w:w="864"/>
           </w:tcPr>
           <w:p>
             <w:r>
@@ -26049,7 +26056,7 @@
       <w:tr>
         <w:tc>
           <w:tcPr>
-            <w:tcW w:type="dxa" w:w="1141"/>
+            <w:tcW w:type="dxa" w:w="864"/>
           </w:tcPr>
           <w:p>
             <w:r>
@@ -26062,7 +26069,7 @@
         </w:tc>
         <w:tc>
           <w:tcPr>
-            <w:tcW w:type="dxa" w:w="1141"/>
+            <w:tcW w:type="dxa" w:w="864"/>
           </w:tcPr>
           <w:p>
             <w:r>
@@ -26075,7 +26082,7 @@
         </w:tc>
         <w:tc>
           <w:tcPr>
-            <w:tcW w:type="dxa" w:w="1141"/>
+            <w:tcW w:type="dxa" w:w="864"/>
           </w:tcPr>
           <w:p>
             <w:r>
@@ -26088,7 +26095,7 @@
         </w:tc>
         <w:tc>
           <w:tcPr>
-            <w:tcW w:type="dxa" w:w="1141"/>
+            <w:tcW w:type="dxa" w:w="864"/>
           </w:tcPr>
           <w:p>
             <w:r>
@@ -26101,7 +26108,7 @@
         </w:tc>
         <w:tc>
           <w:tcPr>
-            <w:tcW w:type="dxa" w:w="1141"/>
+            <w:tcW w:type="dxa" w:w="864"/>
           </w:tcPr>
           <w:p>
             <w:r>
@@ -26114,7 +26121,7 @@
         </w:tc>
         <w:tc>
           <w:tcPr>
-            <w:tcW w:type="dxa" w:w="1141"/>
+            <w:tcW w:type="dxa" w:w="864"/>
           </w:tcPr>
           <w:p>
             <w:r>
@@ -26127,7 +26134,7 @@
         </w:tc>
         <w:tc>
           <w:tcPr>
-            <w:tcW w:type="dxa" w:w="1141"/>
+            <w:tcW w:type="dxa" w:w="864"/>
           </w:tcPr>
           <w:p>
             <w:r>
@@ -26140,7 +26147,7 @@
         </w:tc>
         <w:tc>
           <w:tcPr>
-            <w:tcW w:type="dxa" w:w="1141"/>
+            <w:tcW w:type="dxa" w:w="864"/>
           </w:tcPr>
           <w:p>
             <w:r>
@@ -26153,7 +26160,7 @@
         </w:tc>
         <w:tc>
           <w:tcPr>
-            <w:tcW w:type="dxa" w:w="1141"/>
+            <w:tcW w:type="dxa" w:w="864"/>
           </w:tcPr>
           <w:p>
             <w:r>
@@ -26166,7 +26173,7 @@
         </w:tc>
         <w:tc>
           <w:tcPr>
-            <w:tcW w:type="dxa" w:w="1141"/>
+            <w:tcW w:type="dxa" w:w="864"/>
           </w:tcPr>
           <w:p>
             <w:r>
@@ -26179,7 +26186,7 @@
         </w:tc>
         <w:tc>
           <w:tcPr>
-            <w:tcW w:type="dxa" w:w="1141"/>
+            <w:tcW w:type="dxa" w:w="864"/>
           </w:tcPr>
           <w:p>
             <w:r>
@@ -26192,7 +26199,7 @@
         </w:tc>
         <w:tc>
           <w:tcPr>
-            <w:tcW w:type="dxa" w:w="1141"/>
+            <w:tcW w:type="dxa" w:w="864"/>
           </w:tcPr>
           <w:p>
             <w:r>
@@ -26205,7 +26212,7 @@
         </w:tc>
         <w:tc>
           <w:tcPr>
-            <w:tcW w:type="dxa" w:w="1141"/>
+            <w:tcW w:type="dxa" w:w="864"/>
           </w:tcPr>
           <w:p>
             <w:r>
@@ -26232,7 +26239,7 @@
       </w:r>
     </w:p>
     <w:sectPr>
-      <w:pgSz w:w="15840" w:h="12240" w:orient="landscape"/>
+      <w:pgSz w:w="12240" w:h="15840" w:orient="landscape"/>
       <w:pgMar w:top="576" w:right="504" w:bottom="576" w:left="504" w:header="720" w:footer="720" w:gutter="0"/>
       <w:cols w:space="720"/>
       <w:docGrid w:linePitch="360"/>

--- a/ACPOS_WB-01_MOTHER_BASIC_DESIGN_TECH_PURPLE_v1.0.docx
+++ b/ACPOS_WB-01_MOTHER_BASIC_DESIGN_TECH_PURPLE_v1.0.docx
@@ -23367,16 +23367,8 @@
     </w:p>
     <w:p>
       <w:pPr>
-        <w:pStyle w:val="Heading1"/>
-      </w:pPr>
-      <w:r>
-        <w:t>2026-09-21 Machine Authority Construction Closure / 機器權威施工綁定封板</w:t>
-      </w:r>
-    </w:p>
-    <w:p>
-      <w:pPr>
         <w:sectPr>
-          <w:pgSz w:w="15840" w:h="12240" w:orient="landscape"/>
+          <w:pgSz w:w="12240" w:h="15840" w:orient="landscape"/>
           <w:pgMar w:top="576" w:right="504" w:bottom="576" w:left="504" w:header="720" w:footer="720" w:gutter="0"/>
           <w:cols w:space="720"/>
           <w:docGrid w:linePitch="360"/>
@@ -23417,8 +23409,8 @@
         <w:tblLook w:firstColumn="1" w:firstRow="1" w:lastColumn="0" w:lastRow="0" w:noHBand="0" w:noVBand="1" w:val="04A0"/>
       </w:tblPr>
       <w:tblGrid>
-        <w:gridCol w:w="5616"/>
-        <w:gridCol w:w="5616"/>
+        <w:gridCol w:w="7416"/>
+        <w:gridCol w:w="7416"/>
       </w:tblGrid>
       <w:tr>
         <w:trPr>
@@ -23426,7 +23418,7 @@
         </w:trPr>
         <w:tc>
           <w:tcPr>
-            <w:tcW w:type="dxa" w:w="5616"/>
+            <w:tcW w:type="dxa" w:w="7416"/>
             <w:shd w:fill="EDE9FE"/>
           </w:tcPr>
           <w:p>
@@ -23440,7 +23432,7 @@
         </w:tc>
         <w:tc>
           <w:tcPr>
-            <w:tcW w:type="dxa" w:w="5616"/>
+            <w:tcW w:type="dxa" w:w="7416"/>
             <w:shd w:fill="EDE9FE"/>
           </w:tcPr>
           <w:p>
@@ -23456,7 +23448,7 @@
       <w:tr>
         <w:tc>
           <w:tcPr>
-            <w:tcW w:type="dxa" w:w="5616"/>
+            <w:tcW w:type="dxa" w:w="7416"/>
           </w:tcPr>
           <w:p>
             <w:r>
@@ -23469,7 +23461,7 @@
         </w:tc>
         <w:tc>
           <w:tcPr>
-            <w:tcW w:type="dxa" w:w="5616"/>
+            <w:tcW w:type="dxa" w:w="7416"/>
           </w:tcPr>
           <w:p>
             <w:r>
@@ -23484,7 +23476,7 @@
       <w:tr>
         <w:tc>
           <w:tcPr>
-            <w:tcW w:type="dxa" w:w="5616"/>
+            <w:tcW w:type="dxa" w:w="7416"/>
           </w:tcPr>
           <w:p>
             <w:r>
@@ -23497,7 +23489,7 @@
         </w:tc>
         <w:tc>
           <w:tcPr>
-            <w:tcW w:type="dxa" w:w="5616"/>
+            <w:tcW w:type="dxa" w:w="7416"/>
           </w:tcPr>
           <w:p>
             <w:r>
@@ -23512,7 +23504,7 @@
       <w:tr>
         <w:tc>
           <w:tcPr>
-            <w:tcW w:type="dxa" w:w="5616"/>
+            <w:tcW w:type="dxa" w:w="7416"/>
           </w:tcPr>
           <w:p>
             <w:r>
@@ -23525,7 +23517,7 @@
         </w:tc>
         <w:tc>
           <w:tcPr>
-            <w:tcW w:type="dxa" w:w="5616"/>
+            <w:tcW w:type="dxa" w:w="7416"/>
           </w:tcPr>
           <w:p>
             <w:r>
@@ -23540,7 +23532,7 @@
       <w:tr>
         <w:tc>
           <w:tcPr>
-            <w:tcW w:type="dxa" w:w="5616"/>
+            <w:tcW w:type="dxa" w:w="7416"/>
           </w:tcPr>
           <w:p>
             <w:r>
@@ -23553,7 +23545,7 @@
         </w:tc>
         <w:tc>
           <w:tcPr>
-            <w:tcW w:type="dxa" w:w="5616"/>
+            <w:tcW w:type="dxa" w:w="7416"/>
           </w:tcPr>
           <w:p>
             <w:r>
@@ -23568,7 +23560,7 @@
       <w:tr>
         <w:tc>
           <w:tcPr>
-            <w:tcW w:type="dxa" w:w="5616"/>
+            <w:tcW w:type="dxa" w:w="7416"/>
           </w:tcPr>
           <w:p>
             <w:r>
@@ -23581,7 +23573,7 @@
         </w:tc>
         <w:tc>
           <w:tcPr>
-            <w:tcW w:type="dxa" w:w="5616"/>
+            <w:tcW w:type="dxa" w:w="7416"/>
           </w:tcPr>
           <w:p>
             <w:r>
@@ -23596,7 +23588,7 @@
       <w:tr>
         <w:tc>
           <w:tcPr>
-            <w:tcW w:type="dxa" w:w="5616"/>
+            <w:tcW w:type="dxa" w:w="7416"/>
           </w:tcPr>
           <w:p>
             <w:r>
@@ -23609,7 +23601,7 @@
         </w:tc>
         <w:tc>
           <w:tcPr>
-            <w:tcW w:type="dxa" w:w="5616"/>
+            <w:tcW w:type="dxa" w:w="7416"/>
           </w:tcPr>
           <w:p>
             <w:r>
@@ -23629,19 +23621,19 @@
         <w:tblLook w:firstColumn="1" w:firstRow="1" w:lastColumn="0" w:lastRow="0" w:noHBand="0" w:noVBand="1" w:val="04A0"/>
       </w:tblPr>
       <w:tblGrid>
-        <w:gridCol w:w="864"/>
-        <w:gridCol w:w="864"/>
-        <w:gridCol w:w="864"/>
-        <w:gridCol w:w="864"/>
-        <w:gridCol w:w="864"/>
-        <w:gridCol w:w="864"/>
-        <w:gridCol w:w="864"/>
-        <w:gridCol w:w="864"/>
-        <w:gridCol w:w="864"/>
-        <w:gridCol w:w="864"/>
-        <w:gridCol w:w="864"/>
-        <w:gridCol w:w="864"/>
-        <w:gridCol w:w="864"/>
+        <w:gridCol w:w="1141"/>
+        <w:gridCol w:w="1141"/>
+        <w:gridCol w:w="1141"/>
+        <w:gridCol w:w="1141"/>
+        <w:gridCol w:w="1141"/>
+        <w:gridCol w:w="1141"/>
+        <w:gridCol w:w="1141"/>
+        <w:gridCol w:w="1141"/>
+        <w:gridCol w:w="1141"/>
+        <w:gridCol w:w="1141"/>
+        <w:gridCol w:w="1141"/>
+        <w:gridCol w:w="1141"/>
+        <w:gridCol w:w="1141"/>
       </w:tblGrid>
       <w:tr>
         <w:trPr>
@@ -23649,7 +23641,7 @@
         </w:trPr>
         <w:tc>
           <w:tcPr>
-            <w:tcW w:type="dxa" w:w="864"/>
+            <w:tcW w:type="dxa" w:w="1141"/>
             <w:shd w:fill="EDE9FE"/>
           </w:tcPr>
           <w:p>
@@ -23663,7 +23655,7 @@
         </w:tc>
         <w:tc>
           <w:tcPr>
-            <w:tcW w:type="dxa" w:w="864"/>
+            <w:tcW w:type="dxa" w:w="1141"/>
             <w:shd w:fill="EDE9FE"/>
           </w:tcPr>
           <w:p>
@@ -23677,7 +23669,7 @@
         </w:tc>
         <w:tc>
           <w:tcPr>
-            <w:tcW w:type="dxa" w:w="864"/>
+            <w:tcW w:type="dxa" w:w="1141"/>
             <w:shd w:fill="EDE9FE"/>
           </w:tcPr>
           <w:p>
@@ -23691,7 +23683,7 @@
         </w:tc>
         <w:tc>
           <w:tcPr>
-            <w:tcW w:type="dxa" w:w="864"/>
+            <w:tcW w:type="dxa" w:w="1141"/>
             <w:shd w:fill="EDE9FE"/>
           </w:tcPr>
           <w:p>
@@ -23705,7 +23697,7 @@
         </w:tc>
         <w:tc>
           <w:tcPr>
-            <w:tcW w:type="dxa" w:w="864"/>
+            <w:tcW w:type="dxa" w:w="1141"/>
             <w:shd w:fill="EDE9FE"/>
           </w:tcPr>
           <w:p>
@@ -23719,7 +23711,7 @@
         </w:tc>
         <w:tc>
           <w:tcPr>
-            <w:tcW w:type="dxa" w:w="864"/>
+            <w:tcW w:type="dxa" w:w="1141"/>
             <w:shd w:fill="EDE9FE"/>
           </w:tcPr>
           <w:p>
@@ -23733,7 +23725,7 @@
         </w:tc>
         <w:tc>
           <w:tcPr>
-            <w:tcW w:type="dxa" w:w="864"/>
+            <w:tcW w:type="dxa" w:w="1141"/>
             <w:shd w:fill="EDE9FE"/>
           </w:tcPr>
           <w:p>
@@ -23747,7 +23739,7 @@
         </w:tc>
         <w:tc>
           <w:tcPr>
-            <w:tcW w:type="dxa" w:w="864"/>
+            <w:tcW w:type="dxa" w:w="1141"/>
             <w:shd w:fill="EDE9FE"/>
           </w:tcPr>
           <w:p>
@@ -23761,7 +23753,7 @@
         </w:tc>
         <w:tc>
           <w:tcPr>
-            <w:tcW w:type="dxa" w:w="864"/>
+            <w:tcW w:type="dxa" w:w="1141"/>
             <w:shd w:fill="EDE9FE"/>
           </w:tcPr>
           <w:p>
@@ -23775,7 +23767,7 @@
         </w:tc>
         <w:tc>
           <w:tcPr>
-            <w:tcW w:type="dxa" w:w="864"/>
+            <w:tcW w:type="dxa" w:w="1141"/>
             <w:shd w:fill="EDE9FE"/>
           </w:tcPr>
           <w:p>
@@ -23789,7 +23781,7 @@
         </w:tc>
         <w:tc>
           <w:tcPr>
-            <w:tcW w:type="dxa" w:w="864"/>
+            <w:tcW w:type="dxa" w:w="1141"/>
             <w:shd w:fill="EDE9FE"/>
           </w:tcPr>
           <w:p>
@@ -23803,7 +23795,7 @@
         </w:tc>
         <w:tc>
           <w:tcPr>
-            <w:tcW w:type="dxa" w:w="864"/>
+            <w:tcW w:type="dxa" w:w="1141"/>
             <w:shd w:fill="EDE9FE"/>
           </w:tcPr>
           <w:p>
@@ -23817,7 +23809,7 @@
         </w:tc>
         <w:tc>
           <w:tcPr>
-            <w:tcW w:type="dxa" w:w="864"/>
+            <w:tcW w:type="dxa" w:w="1141"/>
             <w:shd w:fill="EDE9FE"/>
           </w:tcPr>
           <w:p>
@@ -23833,7 +23825,7 @@
       <w:tr>
         <w:tc>
           <w:tcPr>
-            <w:tcW w:type="dxa" w:w="864"/>
+            <w:tcW w:type="dxa" w:w="1141"/>
           </w:tcPr>
           <w:p>
             <w:r>
@@ -23846,7 +23838,7 @@
         </w:tc>
         <w:tc>
           <w:tcPr>
-            <w:tcW w:type="dxa" w:w="864"/>
+            <w:tcW w:type="dxa" w:w="1141"/>
           </w:tcPr>
           <w:p>
             <w:r>
@@ -23859,7 +23851,7 @@
         </w:tc>
         <w:tc>
           <w:tcPr>
-            <w:tcW w:type="dxa" w:w="864"/>
+            <w:tcW w:type="dxa" w:w="1141"/>
           </w:tcPr>
           <w:p>
             <w:r>
@@ -23872,7 +23864,7 @@
         </w:tc>
         <w:tc>
           <w:tcPr>
-            <w:tcW w:type="dxa" w:w="864"/>
+            <w:tcW w:type="dxa" w:w="1141"/>
           </w:tcPr>
           <w:p>
             <w:r>
@@ -23885,7 +23877,7 @@
         </w:tc>
         <w:tc>
           <w:tcPr>
-            <w:tcW w:type="dxa" w:w="864"/>
+            <w:tcW w:type="dxa" w:w="1141"/>
           </w:tcPr>
           <w:p>
             <w:r>
@@ -23898,7 +23890,7 @@
         </w:tc>
         <w:tc>
           <w:tcPr>
-            <w:tcW w:type="dxa" w:w="864"/>
+            <w:tcW w:type="dxa" w:w="1141"/>
           </w:tcPr>
           <w:p>
             <w:r>
@@ -23911,7 +23903,7 @@
         </w:tc>
         <w:tc>
           <w:tcPr>
-            <w:tcW w:type="dxa" w:w="864"/>
+            <w:tcW w:type="dxa" w:w="1141"/>
           </w:tcPr>
           <w:p>
             <w:r>
@@ -23924,7 +23916,7 @@
         </w:tc>
         <w:tc>
           <w:tcPr>
-            <w:tcW w:type="dxa" w:w="864"/>
+            <w:tcW w:type="dxa" w:w="1141"/>
           </w:tcPr>
           <w:p>
             <w:r>
@@ -23937,7 +23929,7 @@
         </w:tc>
         <w:tc>
           <w:tcPr>
-            <w:tcW w:type="dxa" w:w="864"/>
+            <w:tcW w:type="dxa" w:w="1141"/>
           </w:tcPr>
           <w:p>
             <w:r>
@@ -23950,7 +23942,7 @@
         </w:tc>
         <w:tc>
           <w:tcPr>
-            <w:tcW w:type="dxa" w:w="864"/>
+            <w:tcW w:type="dxa" w:w="1141"/>
           </w:tcPr>
           <w:p>
             <w:r>
@@ -23963,7 +23955,7 @@
         </w:tc>
         <w:tc>
           <w:tcPr>
-            <w:tcW w:type="dxa" w:w="864"/>
+            <w:tcW w:type="dxa" w:w="1141"/>
           </w:tcPr>
           <w:p>
             <w:r>
@@ -23976,7 +23968,7 @@
         </w:tc>
         <w:tc>
           <w:tcPr>
-            <w:tcW w:type="dxa" w:w="864"/>
+            <w:tcW w:type="dxa" w:w="1141"/>
           </w:tcPr>
           <w:p>
             <w:r>
@@ -23989,7 +23981,7 @@
         </w:tc>
         <w:tc>
           <w:tcPr>
-            <w:tcW w:type="dxa" w:w="864"/>
+            <w:tcW w:type="dxa" w:w="1141"/>
           </w:tcPr>
           <w:p>
             <w:r>
@@ -24004,7 +23996,7 @@
       <w:tr>
         <w:tc>
           <w:tcPr>
-            <w:tcW w:type="dxa" w:w="864"/>
+            <w:tcW w:type="dxa" w:w="1141"/>
           </w:tcPr>
           <w:p>
             <w:r>
@@ -24017,7 +24009,7 @@
         </w:tc>
         <w:tc>
           <w:tcPr>
-            <w:tcW w:type="dxa" w:w="864"/>
+            <w:tcW w:type="dxa" w:w="1141"/>
           </w:tcPr>
           <w:p>
             <w:r>
@@ -24030,7 +24022,7 @@
         </w:tc>
         <w:tc>
           <w:tcPr>
-            <w:tcW w:type="dxa" w:w="864"/>
+            <w:tcW w:type="dxa" w:w="1141"/>
           </w:tcPr>
           <w:p>
             <w:r>
@@ -24043,7 +24035,7 @@
         </w:tc>
         <w:tc>
           <w:tcPr>
-            <w:tcW w:type="dxa" w:w="864"/>
+            <w:tcW w:type="dxa" w:w="1141"/>
           </w:tcPr>
           <w:p>
             <w:r>
@@ -24056,7 +24048,7 @@
         </w:tc>
         <w:tc>
           <w:tcPr>
-            <w:tcW w:type="dxa" w:w="864"/>
+            <w:tcW w:type="dxa" w:w="1141"/>
           </w:tcPr>
           <w:p>
             <w:r>
@@ -24069,7 +24061,7 @@
         </w:tc>
         <w:tc>
           <w:tcPr>
-            <w:tcW w:type="dxa" w:w="864"/>
+            <w:tcW w:type="dxa" w:w="1141"/>
           </w:tcPr>
           <w:p>
             <w:r>
@@ -24082,7 +24074,7 @@
         </w:tc>
         <w:tc>
           <w:tcPr>
-            <w:tcW w:type="dxa" w:w="864"/>
+            <w:tcW w:type="dxa" w:w="1141"/>
           </w:tcPr>
           <w:p>
             <w:r>
@@ -24095,7 +24087,7 @@
         </w:tc>
         <w:tc>
           <w:tcPr>
-            <w:tcW w:type="dxa" w:w="864"/>
+            <w:tcW w:type="dxa" w:w="1141"/>
           </w:tcPr>
           <w:p>
             <w:r>
@@ -24108,7 +24100,7 @@
         </w:tc>
         <w:tc>
           <w:tcPr>
-            <w:tcW w:type="dxa" w:w="864"/>
+            <w:tcW w:type="dxa" w:w="1141"/>
           </w:tcPr>
           <w:p>
             <w:r>
@@ -24121,7 +24113,7 @@
         </w:tc>
         <w:tc>
           <w:tcPr>
-            <w:tcW w:type="dxa" w:w="864"/>
+            <w:tcW w:type="dxa" w:w="1141"/>
           </w:tcPr>
           <w:p>
             <w:r>
@@ -24134,7 +24126,7 @@
         </w:tc>
         <w:tc>
           <w:tcPr>
-            <w:tcW w:type="dxa" w:w="864"/>
+            <w:tcW w:type="dxa" w:w="1141"/>
           </w:tcPr>
           <w:p>
             <w:r>
@@ -24147,7 +24139,7 @@
         </w:tc>
         <w:tc>
           <w:tcPr>
-            <w:tcW w:type="dxa" w:w="864"/>
+            <w:tcW w:type="dxa" w:w="1141"/>
           </w:tcPr>
           <w:p>
             <w:r>
@@ -24160,7 +24152,7 @@
         </w:tc>
         <w:tc>
           <w:tcPr>
-            <w:tcW w:type="dxa" w:w="864"/>
+            <w:tcW w:type="dxa" w:w="1141"/>
           </w:tcPr>
           <w:p>
             <w:r>
@@ -24175,7 +24167,7 @@
       <w:tr>
         <w:tc>
           <w:tcPr>
-            <w:tcW w:type="dxa" w:w="864"/>
+            <w:tcW w:type="dxa" w:w="1141"/>
           </w:tcPr>
           <w:p>
             <w:r>
@@ -24188,7 +24180,7 @@
         </w:tc>
         <w:tc>
           <w:tcPr>
-            <w:tcW w:type="dxa" w:w="864"/>
+            <w:tcW w:type="dxa" w:w="1141"/>
           </w:tcPr>
           <w:p>
             <w:r>
@@ -24201,7 +24193,7 @@
         </w:tc>
         <w:tc>
           <w:tcPr>
-            <w:tcW w:type="dxa" w:w="864"/>
+            <w:tcW w:type="dxa" w:w="1141"/>
           </w:tcPr>
           <w:p>
             <w:r>
@@ -24214,7 +24206,7 @@
         </w:tc>
         <w:tc>
           <w:tcPr>
-            <w:tcW w:type="dxa" w:w="864"/>
+            <w:tcW w:type="dxa" w:w="1141"/>
           </w:tcPr>
           <w:p>
             <w:r>
@@ -24227,7 +24219,7 @@
         </w:tc>
         <w:tc>
           <w:tcPr>
-            <w:tcW w:type="dxa" w:w="864"/>
+            <w:tcW w:type="dxa" w:w="1141"/>
           </w:tcPr>
           <w:p>
             <w:r>
@@ -24240,7 +24232,7 @@
         </w:tc>
         <w:tc>
           <w:tcPr>
-            <w:tcW w:type="dxa" w:w="864"/>
+            <w:tcW w:type="dxa" w:w="1141"/>
           </w:tcPr>
           <w:p>
             <w:r>
@@ -24253,7 +24245,7 @@
         </w:tc>
         <w:tc>
           <w:tcPr>
-            <w:tcW w:type="dxa" w:w="864"/>
+            <w:tcW w:type="dxa" w:w="1141"/>
           </w:tcPr>
           <w:p>
             <w:r>
@@ -24266,7 +24258,7 @@
         </w:tc>
         <w:tc>
           <w:tcPr>
-            <w:tcW w:type="dxa" w:w="864"/>
+            <w:tcW w:type="dxa" w:w="1141"/>
           </w:tcPr>
           <w:p>
             <w:r>
@@ -24279,7 +24271,7 @@
         </w:tc>
         <w:tc>
           <w:tcPr>
-            <w:tcW w:type="dxa" w:w="864"/>
+            <w:tcW w:type="dxa" w:w="1141"/>
           </w:tcPr>
           <w:p>
             <w:r>
@@ -24292,7 +24284,7 @@
         </w:tc>
         <w:tc>
           <w:tcPr>
-            <w:tcW w:type="dxa" w:w="864"/>
+            <w:tcW w:type="dxa" w:w="1141"/>
           </w:tcPr>
           <w:p>
             <w:r>
@@ -24305,7 +24297,7 @@
         </w:tc>
         <w:tc>
           <w:tcPr>
-            <w:tcW w:type="dxa" w:w="864"/>
+            <w:tcW w:type="dxa" w:w="1141"/>
           </w:tcPr>
           <w:p>
             <w:r>
@@ -24318,7 +24310,7 @@
         </w:tc>
         <w:tc>
           <w:tcPr>
-            <w:tcW w:type="dxa" w:w="864"/>
+            <w:tcW w:type="dxa" w:w="1141"/>
           </w:tcPr>
           <w:p>
             <w:r>
@@ -24331,7 +24323,7 @@
         </w:tc>
         <w:tc>
           <w:tcPr>
-            <w:tcW w:type="dxa" w:w="864"/>
+            <w:tcW w:type="dxa" w:w="1141"/>
           </w:tcPr>
           <w:p>
             <w:r>
@@ -24346,7 +24338,7 @@
       <w:tr>
         <w:tc>
           <w:tcPr>
-            <w:tcW w:type="dxa" w:w="864"/>
+            <w:tcW w:type="dxa" w:w="1141"/>
           </w:tcPr>
           <w:p>
             <w:r>
@@ -24359,7 +24351,7 @@
         </w:tc>
         <w:tc>
           <w:tcPr>
-            <w:tcW w:type="dxa" w:w="864"/>
+            <w:tcW w:type="dxa" w:w="1141"/>
           </w:tcPr>
           <w:p>
             <w:r>
@@ -24372,7 +24364,7 @@
         </w:tc>
         <w:tc>
           <w:tcPr>
-            <w:tcW w:type="dxa" w:w="864"/>
+            <w:tcW w:type="dxa" w:w="1141"/>
           </w:tcPr>
           <w:p>
             <w:r>
@@ -24385,7 +24377,7 @@
         </w:tc>
         <w:tc>
           <w:tcPr>
-            <w:tcW w:type="dxa" w:w="864"/>
+            <w:tcW w:type="dxa" w:w="1141"/>
           </w:tcPr>
           <w:p>
             <w:r>
@@ -24398,7 +24390,7 @@
         </w:tc>
         <w:tc>
           <w:tcPr>
-            <w:tcW w:type="dxa" w:w="864"/>
+            <w:tcW w:type="dxa" w:w="1141"/>
           </w:tcPr>
           <w:p>
             <w:r>
@@ -24411,7 +24403,7 @@
         </w:tc>
         <w:tc>
           <w:tcPr>
-            <w:tcW w:type="dxa" w:w="864"/>
+            <w:tcW w:type="dxa" w:w="1141"/>
           </w:tcPr>
           <w:p>
             <w:r>
@@ -24424,7 +24416,7 @@
         </w:tc>
         <w:tc>
           <w:tcPr>
-            <w:tcW w:type="dxa" w:w="864"/>
+            <w:tcW w:type="dxa" w:w="1141"/>
           </w:tcPr>
           <w:p>
             <w:r>
@@ -24437,7 +24429,7 @@
         </w:tc>
         <w:tc>
           <w:tcPr>
-            <w:tcW w:type="dxa" w:w="864"/>
+            <w:tcW w:type="dxa" w:w="1141"/>
           </w:tcPr>
           <w:p>
             <w:r>
@@ -24450,7 +24442,7 @@
         </w:tc>
         <w:tc>
           <w:tcPr>
-            <w:tcW w:type="dxa" w:w="864"/>
+            <w:tcW w:type="dxa" w:w="1141"/>
           </w:tcPr>
           <w:p>
             <w:r>
@@ -24463,7 +24455,7 @@
         </w:tc>
         <w:tc>
           <w:tcPr>
-            <w:tcW w:type="dxa" w:w="864"/>
+            <w:tcW w:type="dxa" w:w="1141"/>
           </w:tcPr>
           <w:p>
             <w:r>
@@ -24476,7 +24468,7 @@
         </w:tc>
         <w:tc>
           <w:tcPr>
-            <w:tcW w:type="dxa" w:w="864"/>
+            <w:tcW w:type="dxa" w:w="1141"/>
           </w:tcPr>
           <w:p>
             <w:r>
@@ -24489,7 +24481,7 @@
         </w:tc>
         <w:tc>
           <w:tcPr>
-            <w:tcW w:type="dxa" w:w="864"/>
+            <w:tcW w:type="dxa" w:w="1141"/>
           </w:tcPr>
           <w:p>
             <w:r>
@@ -24502,7 +24494,7 @@
         </w:tc>
         <w:tc>
           <w:tcPr>
-            <w:tcW w:type="dxa" w:w="864"/>
+            <w:tcW w:type="dxa" w:w="1141"/>
           </w:tcPr>
           <w:p>
             <w:r>
@@ -24517,7 +24509,7 @@
       <w:tr>
         <w:tc>
           <w:tcPr>
-            <w:tcW w:type="dxa" w:w="864"/>
+            <w:tcW w:type="dxa" w:w="1141"/>
           </w:tcPr>
           <w:p>
             <w:r>
@@ -24530,7 +24522,7 @@
         </w:tc>
         <w:tc>
           <w:tcPr>
-            <w:tcW w:type="dxa" w:w="864"/>
+            <w:tcW w:type="dxa" w:w="1141"/>
           </w:tcPr>
           <w:p>
             <w:r>
@@ -24543,7 +24535,7 @@
         </w:tc>
         <w:tc>
           <w:tcPr>
-            <w:tcW w:type="dxa" w:w="864"/>
+            <w:tcW w:type="dxa" w:w="1141"/>
           </w:tcPr>
           <w:p>
             <w:r>
@@ -24556,7 +24548,7 @@
         </w:tc>
         <w:tc>
           <w:tcPr>
-            <w:tcW w:type="dxa" w:w="864"/>
+            <w:tcW w:type="dxa" w:w="1141"/>
           </w:tcPr>
           <w:p>
             <w:r>
@@ -24569,7 +24561,7 @@
         </w:tc>
         <w:tc>
           <w:tcPr>
-            <w:tcW w:type="dxa" w:w="864"/>
+            <w:tcW w:type="dxa" w:w="1141"/>
           </w:tcPr>
           <w:p>
             <w:r>
@@ -24582,7 +24574,7 @@
         </w:tc>
         <w:tc>
           <w:tcPr>
-            <w:tcW w:type="dxa" w:w="864"/>
+            <w:tcW w:type="dxa" w:w="1141"/>
           </w:tcPr>
           <w:p>
             <w:r>
@@ -24595,7 +24587,7 @@
         </w:tc>
         <w:tc>
           <w:tcPr>
-            <w:tcW w:type="dxa" w:w="864"/>
+            <w:tcW w:type="dxa" w:w="1141"/>
           </w:tcPr>
           <w:p>
             <w:r>
@@ -24608,7 +24600,7 @@
         </w:tc>
         <w:tc>
           <w:tcPr>
-            <w:tcW w:type="dxa" w:w="864"/>
+            <w:tcW w:type="dxa" w:w="1141"/>
           </w:tcPr>
           <w:p>
             <w:r>
@@ -24621,7 +24613,7 @@
         </w:tc>
         <w:tc>
           <w:tcPr>
-            <w:tcW w:type="dxa" w:w="864"/>
+            <w:tcW w:type="dxa" w:w="1141"/>
           </w:tcPr>
           <w:p>
             <w:r>
@@ -24634,7 +24626,7 @@
         </w:tc>
         <w:tc>
           <w:tcPr>
-            <w:tcW w:type="dxa" w:w="864"/>
+            <w:tcW w:type="dxa" w:w="1141"/>
           </w:tcPr>
           <w:p>
             <w:r>
@@ -24647,7 +24639,7 @@
         </w:tc>
         <w:tc>
           <w:tcPr>
-            <w:tcW w:type="dxa" w:w="864"/>
+            <w:tcW w:type="dxa" w:w="1141"/>
           </w:tcPr>
           <w:p>
             <w:r>
@@ -24660,7 +24652,7 @@
         </w:tc>
         <w:tc>
           <w:tcPr>
-            <w:tcW w:type="dxa" w:w="864"/>
+            <w:tcW w:type="dxa" w:w="1141"/>
           </w:tcPr>
           <w:p>
             <w:r>
@@ -24673,7 +24665,7 @@
         </w:tc>
         <w:tc>
           <w:tcPr>
-            <w:tcW w:type="dxa" w:w="864"/>
+            <w:tcW w:type="dxa" w:w="1141"/>
           </w:tcPr>
           <w:p>
             <w:r>
@@ -24688,7 +24680,7 @@
       <w:tr>
         <w:tc>
           <w:tcPr>
-            <w:tcW w:type="dxa" w:w="864"/>
+            <w:tcW w:type="dxa" w:w="1141"/>
           </w:tcPr>
           <w:p>
             <w:r>
@@ -24701,7 +24693,7 @@
         </w:tc>
         <w:tc>
           <w:tcPr>
-            <w:tcW w:type="dxa" w:w="864"/>
+            <w:tcW w:type="dxa" w:w="1141"/>
           </w:tcPr>
           <w:p>
             <w:r>
@@ -24714,7 +24706,7 @@
         </w:tc>
         <w:tc>
           <w:tcPr>
-            <w:tcW w:type="dxa" w:w="864"/>
+            <w:tcW w:type="dxa" w:w="1141"/>
           </w:tcPr>
           <w:p>
             <w:r>
@@ -24727,7 +24719,7 @@
         </w:tc>
         <w:tc>
           <w:tcPr>
-            <w:tcW w:type="dxa" w:w="864"/>
+            <w:tcW w:type="dxa" w:w="1141"/>
           </w:tcPr>
           <w:p>
             <w:r>
@@ -24740,7 +24732,7 @@
         </w:tc>
         <w:tc>
           <w:tcPr>
-            <w:tcW w:type="dxa" w:w="864"/>
+            <w:tcW w:type="dxa" w:w="1141"/>
           </w:tcPr>
           <w:p>
             <w:r>
@@ -24753,7 +24745,7 @@
         </w:tc>
         <w:tc>
           <w:tcPr>
-            <w:tcW w:type="dxa" w:w="864"/>
+            <w:tcW w:type="dxa" w:w="1141"/>
           </w:tcPr>
           <w:p>
             <w:r>
@@ -24766,7 +24758,7 @@
         </w:tc>
         <w:tc>
           <w:tcPr>
-            <w:tcW w:type="dxa" w:w="864"/>
+            <w:tcW w:type="dxa" w:w="1141"/>
           </w:tcPr>
           <w:p>
             <w:r>
@@ -24779,7 +24771,7 @@
         </w:tc>
         <w:tc>
           <w:tcPr>
-            <w:tcW w:type="dxa" w:w="864"/>
+            <w:tcW w:type="dxa" w:w="1141"/>
           </w:tcPr>
           <w:p>
             <w:r>
@@ -24792,7 +24784,7 @@
         </w:tc>
         <w:tc>
           <w:tcPr>
-            <w:tcW w:type="dxa" w:w="864"/>
+            <w:tcW w:type="dxa" w:w="1141"/>
           </w:tcPr>
           <w:p>
             <w:r>
@@ -24805,7 +24797,7 @@
         </w:tc>
         <w:tc>
           <w:tcPr>
-            <w:tcW w:type="dxa" w:w="864"/>
+            <w:tcW w:type="dxa" w:w="1141"/>
           </w:tcPr>
           <w:p>
             <w:r>
@@ -24818,7 +24810,7 @@
         </w:tc>
         <w:tc>
           <w:tcPr>
-            <w:tcW w:type="dxa" w:w="864"/>
+            <w:tcW w:type="dxa" w:w="1141"/>
           </w:tcPr>
           <w:p>
             <w:r>
@@ -24831,7 +24823,7 @@
         </w:tc>
         <w:tc>
           <w:tcPr>
-            <w:tcW w:type="dxa" w:w="864"/>
+            <w:tcW w:type="dxa" w:w="1141"/>
           </w:tcPr>
           <w:p>
             <w:r>
@@ -24844,7 +24836,7 @@
         </w:tc>
         <w:tc>
           <w:tcPr>
-            <w:tcW w:type="dxa" w:w="864"/>
+            <w:tcW w:type="dxa" w:w="1141"/>
           </w:tcPr>
           <w:p>
             <w:r>
@@ -24859,7 +24851,7 @@
       <w:tr>
         <w:tc>
           <w:tcPr>
-            <w:tcW w:type="dxa" w:w="864"/>
+            <w:tcW w:type="dxa" w:w="1141"/>
           </w:tcPr>
           <w:p>
             <w:r>
@@ -24872,7 +24864,7 @@
         </w:tc>
         <w:tc>
           <w:tcPr>
-            <w:tcW w:type="dxa" w:w="864"/>
+            <w:tcW w:type="dxa" w:w="1141"/>
           </w:tcPr>
           <w:p>
             <w:r>
@@ -24885,7 +24877,7 @@
         </w:tc>
         <w:tc>
           <w:tcPr>
-            <w:tcW w:type="dxa" w:w="864"/>
+            <w:tcW w:type="dxa" w:w="1141"/>
           </w:tcPr>
           <w:p>
             <w:r>
@@ -24898,7 +24890,7 @@
         </w:tc>
         <w:tc>
           <w:tcPr>
-            <w:tcW w:type="dxa" w:w="864"/>
+            <w:tcW w:type="dxa" w:w="1141"/>
           </w:tcPr>
           <w:p>
             <w:r>
@@ -24911,7 +24903,7 @@
         </w:tc>
         <w:tc>
           <w:tcPr>
-            <w:tcW w:type="dxa" w:w="864"/>
+            <w:tcW w:type="dxa" w:w="1141"/>
           </w:tcPr>
           <w:p>
             <w:r>
@@ -24924,7 +24916,7 @@
         </w:tc>
         <w:tc>
           <w:tcPr>
-            <w:tcW w:type="dxa" w:w="864"/>
+            <w:tcW w:type="dxa" w:w="1141"/>
           </w:tcPr>
           <w:p>
             <w:r>
@@ -24937,7 +24929,7 @@
         </w:tc>
         <w:tc>
           <w:tcPr>
-            <w:tcW w:type="dxa" w:w="864"/>
+            <w:tcW w:type="dxa" w:w="1141"/>
           </w:tcPr>
           <w:p>
             <w:r>
@@ -24950,7 +24942,7 @@
         </w:tc>
         <w:tc>
           <w:tcPr>
-            <w:tcW w:type="dxa" w:w="864"/>
+            <w:tcW w:type="dxa" w:w="1141"/>
           </w:tcPr>
           <w:p>
             <w:r>
@@ -24963,7 +24955,7 @@
         </w:tc>
         <w:tc>
           <w:tcPr>
-            <w:tcW w:type="dxa" w:w="864"/>
+            <w:tcW w:type="dxa" w:w="1141"/>
           </w:tcPr>
           <w:p>
             <w:r>
@@ -24976,7 +24968,7 @@
         </w:tc>
         <w:tc>
           <w:tcPr>
-            <w:tcW w:type="dxa" w:w="864"/>
+            <w:tcW w:type="dxa" w:w="1141"/>
           </w:tcPr>
           <w:p>
             <w:r>
@@ -24989,7 +24981,7 @@
         </w:tc>
         <w:tc>
           <w:tcPr>
-            <w:tcW w:type="dxa" w:w="864"/>
+            <w:tcW w:type="dxa" w:w="1141"/>
           </w:tcPr>
           <w:p>
             <w:r>
@@ -25002,7 +24994,7 @@
         </w:tc>
         <w:tc>
           <w:tcPr>
-            <w:tcW w:type="dxa" w:w="864"/>
+            <w:tcW w:type="dxa" w:w="1141"/>
           </w:tcPr>
           <w:p>
             <w:r>
@@ -25015,7 +25007,7 @@
         </w:tc>
         <w:tc>
           <w:tcPr>
-            <w:tcW w:type="dxa" w:w="864"/>
+            <w:tcW w:type="dxa" w:w="1141"/>
           </w:tcPr>
           <w:p>
             <w:r>
@@ -25030,7 +25022,7 @@
       <w:tr>
         <w:tc>
           <w:tcPr>
-            <w:tcW w:type="dxa" w:w="864"/>
+            <w:tcW w:type="dxa" w:w="1141"/>
           </w:tcPr>
           <w:p>
             <w:r>
@@ -25043,7 +25035,7 @@
         </w:tc>
         <w:tc>
           <w:tcPr>
-            <w:tcW w:type="dxa" w:w="864"/>
+            <w:tcW w:type="dxa" w:w="1141"/>
           </w:tcPr>
           <w:p>
             <w:r>
@@ -25056,7 +25048,7 @@
         </w:tc>
         <w:tc>
           <w:tcPr>
-            <w:tcW w:type="dxa" w:w="864"/>
+            <w:tcW w:type="dxa" w:w="1141"/>
           </w:tcPr>
           <w:p>
             <w:r>
@@ -25069,7 +25061,7 @@
         </w:tc>
         <w:tc>
           <w:tcPr>
-            <w:tcW w:type="dxa" w:w="864"/>
+            <w:tcW w:type="dxa" w:w="1141"/>
           </w:tcPr>
           <w:p>
             <w:r>
@@ -25082,7 +25074,7 @@
         </w:tc>
         <w:tc>
           <w:tcPr>
-            <w:tcW w:type="dxa" w:w="864"/>
+            <w:tcW w:type="dxa" w:w="1141"/>
           </w:tcPr>
           <w:p>
             <w:r>
@@ -25095,7 +25087,7 @@
         </w:tc>
         <w:tc>
           <w:tcPr>
-            <w:tcW w:type="dxa" w:w="864"/>
+            <w:tcW w:type="dxa" w:w="1141"/>
           </w:tcPr>
           <w:p>
             <w:r>
@@ -25108,7 +25100,7 @@
         </w:tc>
         <w:tc>
           <w:tcPr>
-            <w:tcW w:type="dxa" w:w="864"/>
+            <w:tcW w:type="dxa" w:w="1141"/>
           </w:tcPr>
           <w:p>
             <w:r>
@@ -25121,7 +25113,7 @@
         </w:tc>
         <w:tc>
           <w:tcPr>
-            <w:tcW w:type="dxa" w:w="864"/>
+            <w:tcW w:type="dxa" w:w="1141"/>
           </w:tcPr>
           <w:p>
             <w:r>
@@ -25134,7 +25126,7 @@
         </w:tc>
         <w:tc>
           <w:tcPr>
-            <w:tcW w:type="dxa" w:w="864"/>
+            <w:tcW w:type="dxa" w:w="1141"/>
           </w:tcPr>
           <w:p>
             <w:r>
@@ -25147,7 +25139,7 @@
         </w:tc>
         <w:tc>
           <w:tcPr>
-            <w:tcW w:type="dxa" w:w="864"/>
+            <w:tcW w:type="dxa" w:w="1141"/>
           </w:tcPr>
           <w:p>
             <w:r>
@@ -25160,7 +25152,7 @@
         </w:tc>
         <w:tc>
           <w:tcPr>
-            <w:tcW w:type="dxa" w:w="864"/>
+            <w:tcW w:type="dxa" w:w="1141"/>
           </w:tcPr>
           <w:p>
             <w:r>
@@ -25173,7 +25165,7 @@
         </w:tc>
         <w:tc>
           <w:tcPr>
-            <w:tcW w:type="dxa" w:w="864"/>
+            <w:tcW w:type="dxa" w:w="1141"/>
           </w:tcPr>
           <w:p>
             <w:r>
@@ -25186,7 +25178,7 @@
         </w:tc>
         <w:tc>
           <w:tcPr>
-            <w:tcW w:type="dxa" w:w="864"/>
+            <w:tcW w:type="dxa" w:w="1141"/>
           </w:tcPr>
           <w:p>
             <w:r>
@@ -25201,7 +25193,7 @@
       <w:tr>
         <w:tc>
           <w:tcPr>
-            <w:tcW w:type="dxa" w:w="864"/>
+            <w:tcW w:type="dxa" w:w="1141"/>
           </w:tcPr>
           <w:p>
             <w:r>
@@ -25214,7 +25206,7 @@
         </w:tc>
         <w:tc>
           <w:tcPr>
-            <w:tcW w:type="dxa" w:w="864"/>
+            <w:tcW w:type="dxa" w:w="1141"/>
           </w:tcPr>
           <w:p>
             <w:r>
@@ -25227,7 +25219,7 @@
         </w:tc>
         <w:tc>
           <w:tcPr>
-            <w:tcW w:type="dxa" w:w="864"/>
+            <w:tcW w:type="dxa" w:w="1141"/>
           </w:tcPr>
           <w:p>
             <w:r>
@@ -25240,7 +25232,7 @@
         </w:tc>
         <w:tc>
           <w:tcPr>
-            <w:tcW w:type="dxa" w:w="864"/>
+            <w:tcW w:type="dxa" w:w="1141"/>
           </w:tcPr>
           <w:p>
             <w:r>
@@ -25253,7 +25245,7 @@
         </w:tc>
         <w:tc>
           <w:tcPr>
-            <w:tcW w:type="dxa" w:w="864"/>
+            <w:tcW w:type="dxa" w:w="1141"/>
           </w:tcPr>
           <w:p>
             <w:r>
@@ -25266,7 +25258,7 @@
         </w:tc>
         <w:tc>
           <w:tcPr>
-            <w:tcW w:type="dxa" w:w="864"/>
+            <w:tcW w:type="dxa" w:w="1141"/>
           </w:tcPr>
           <w:p>
             <w:r>
@@ -25279,7 +25271,7 @@
         </w:tc>
         <w:tc>
           <w:tcPr>
-            <w:tcW w:type="dxa" w:w="864"/>
+            <w:tcW w:type="dxa" w:w="1141"/>
           </w:tcPr>
           <w:p>
             <w:r>
@@ -25292,7 +25284,7 @@
         </w:tc>
         <w:tc>
           <w:tcPr>
-            <w:tcW w:type="dxa" w:w="864"/>
+            <w:tcW w:type="dxa" w:w="1141"/>
           </w:tcPr>
           <w:p>
             <w:r>
@@ -25305,7 +25297,7 @@
         </w:tc>
         <w:tc>
           <w:tcPr>
-            <w:tcW w:type="dxa" w:w="864"/>
+            <w:tcW w:type="dxa" w:w="1141"/>
           </w:tcPr>
           <w:p>
             <w:r>
@@ -25318,7 +25310,7 @@
         </w:tc>
         <w:tc>
           <w:tcPr>
-            <w:tcW w:type="dxa" w:w="864"/>
+            <w:tcW w:type="dxa" w:w="1141"/>
           </w:tcPr>
           <w:p>
             <w:r>
@@ -25331,7 +25323,7 @@
         </w:tc>
         <w:tc>
           <w:tcPr>
-            <w:tcW w:type="dxa" w:w="864"/>
+            <w:tcW w:type="dxa" w:w="1141"/>
           </w:tcPr>
           <w:p>
             <w:r>
@@ -25344,7 +25336,7 @@
         </w:tc>
         <w:tc>
           <w:tcPr>
-            <w:tcW w:type="dxa" w:w="864"/>
+            <w:tcW w:type="dxa" w:w="1141"/>
           </w:tcPr>
           <w:p>
             <w:r>
@@ -25357,7 +25349,7 @@
         </w:tc>
         <w:tc>
           <w:tcPr>
-            <w:tcW w:type="dxa" w:w="864"/>
+            <w:tcW w:type="dxa" w:w="1141"/>
           </w:tcPr>
           <w:p>
             <w:r>
@@ -25372,7 +25364,7 @@
       <w:tr>
         <w:tc>
           <w:tcPr>
-            <w:tcW w:type="dxa" w:w="864"/>
+            <w:tcW w:type="dxa" w:w="1141"/>
           </w:tcPr>
           <w:p>
             <w:r>
@@ -25385,7 +25377,7 @@
         </w:tc>
         <w:tc>
           <w:tcPr>
-            <w:tcW w:type="dxa" w:w="864"/>
+            <w:tcW w:type="dxa" w:w="1141"/>
           </w:tcPr>
           <w:p>
             <w:r>
@@ -25398,7 +25390,7 @@
         </w:tc>
         <w:tc>
           <w:tcPr>
-            <w:tcW w:type="dxa" w:w="864"/>
+            <w:tcW w:type="dxa" w:w="1141"/>
           </w:tcPr>
           <w:p>
             <w:r>
@@ -25411,7 +25403,7 @@
         </w:tc>
         <w:tc>
           <w:tcPr>
-            <w:tcW w:type="dxa" w:w="864"/>
+            <w:tcW w:type="dxa" w:w="1141"/>
           </w:tcPr>
           <w:p>
             <w:r>
@@ -25424,7 +25416,7 @@
         </w:tc>
         <w:tc>
           <w:tcPr>
-            <w:tcW w:type="dxa" w:w="864"/>
+            <w:tcW w:type="dxa" w:w="1141"/>
           </w:tcPr>
           <w:p>
             <w:r>
@@ -25437,7 +25429,7 @@
         </w:tc>
         <w:tc>
           <w:tcPr>
-            <w:tcW w:type="dxa" w:w="864"/>
+            <w:tcW w:type="dxa" w:w="1141"/>
           </w:tcPr>
           <w:p>
             <w:r>
@@ -25450,7 +25442,7 @@
         </w:tc>
         <w:tc>
           <w:tcPr>
-            <w:tcW w:type="dxa" w:w="864"/>
+            <w:tcW w:type="dxa" w:w="1141"/>
           </w:tcPr>
           <w:p>
             <w:r>
@@ -25463,7 +25455,7 @@
         </w:tc>
         <w:tc>
           <w:tcPr>
-            <w:tcW w:type="dxa" w:w="864"/>
+            <w:tcW w:type="dxa" w:w="1141"/>
           </w:tcPr>
           <w:p>
             <w:r>
@@ -25476,7 +25468,7 @@
         </w:tc>
         <w:tc>
           <w:tcPr>
-            <w:tcW w:type="dxa" w:w="864"/>
+            <w:tcW w:type="dxa" w:w="1141"/>
           </w:tcPr>
           <w:p>
             <w:r>
@@ -25489,7 +25481,7 @@
         </w:tc>
         <w:tc>
           <w:tcPr>
-            <w:tcW w:type="dxa" w:w="864"/>
+            <w:tcW w:type="dxa" w:w="1141"/>
           </w:tcPr>
           <w:p>
             <w:r>
@@ -25502,7 +25494,7 @@
         </w:tc>
         <w:tc>
           <w:tcPr>
-            <w:tcW w:type="dxa" w:w="864"/>
+            <w:tcW w:type="dxa" w:w="1141"/>
           </w:tcPr>
           <w:p>
             <w:r>
@@ -25515,7 +25507,7 @@
         </w:tc>
         <w:tc>
           <w:tcPr>
-            <w:tcW w:type="dxa" w:w="864"/>
+            <w:tcW w:type="dxa" w:w="1141"/>
           </w:tcPr>
           <w:p>
             <w:r>
@@ -25528,7 +25520,7 @@
         </w:tc>
         <w:tc>
           <w:tcPr>
-            <w:tcW w:type="dxa" w:w="864"/>
+            <w:tcW w:type="dxa" w:w="1141"/>
           </w:tcPr>
           <w:p>
             <w:r>
@@ -25543,7 +25535,7 @@
       <w:tr>
         <w:tc>
           <w:tcPr>
-            <w:tcW w:type="dxa" w:w="864"/>
+            <w:tcW w:type="dxa" w:w="1141"/>
           </w:tcPr>
           <w:p>
             <w:r>
@@ -25556,7 +25548,7 @@
         </w:tc>
         <w:tc>
           <w:tcPr>
-            <w:tcW w:type="dxa" w:w="864"/>
+            <w:tcW w:type="dxa" w:w="1141"/>
           </w:tcPr>
           <w:p>
             <w:r>
@@ -25569,7 +25561,7 @@
         </w:tc>
         <w:tc>
           <w:tcPr>
-            <w:tcW w:type="dxa" w:w="864"/>
+            <w:tcW w:type="dxa" w:w="1141"/>
           </w:tcPr>
           <w:p>
             <w:r>
@@ -25582,7 +25574,7 @@
         </w:tc>
         <w:tc>
           <w:tcPr>
-            <w:tcW w:type="dxa" w:w="864"/>
+            <w:tcW w:type="dxa" w:w="1141"/>
           </w:tcPr>
           <w:p>
             <w:r>
@@ -25595,7 +25587,7 @@
         </w:tc>
         <w:tc>
           <w:tcPr>
-            <w:tcW w:type="dxa" w:w="864"/>
+            <w:tcW w:type="dxa" w:w="1141"/>
           </w:tcPr>
           <w:p>
             <w:r>
@@ -25608,7 +25600,7 @@
         </w:tc>
         <w:tc>
           <w:tcPr>
-            <w:tcW w:type="dxa" w:w="864"/>
+            <w:tcW w:type="dxa" w:w="1141"/>
           </w:tcPr>
           <w:p>
             <w:r>
@@ -25621,7 +25613,7 @@
         </w:tc>
         <w:tc>
           <w:tcPr>
-            <w:tcW w:type="dxa" w:w="864"/>
+            <w:tcW w:type="dxa" w:w="1141"/>
           </w:tcPr>
           <w:p>
             <w:r>
@@ -25634,7 +25626,7 @@
         </w:tc>
         <w:tc>
           <w:tcPr>
-            <w:tcW w:type="dxa" w:w="864"/>
+            <w:tcW w:type="dxa" w:w="1141"/>
           </w:tcPr>
           <w:p>
             <w:r>
@@ -25647,7 +25639,7 @@
         </w:tc>
         <w:tc>
           <w:tcPr>
-            <w:tcW w:type="dxa" w:w="864"/>
+            <w:tcW w:type="dxa" w:w="1141"/>
           </w:tcPr>
           <w:p>
             <w:r>
@@ -25660,7 +25652,7 @@
         </w:tc>
         <w:tc>
           <w:tcPr>
-            <w:tcW w:type="dxa" w:w="864"/>
+            <w:tcW w:type="dxa" w:w="1141"/>
           </w:tcPr>
           <w:p>
             <w:r>
@@ -25673,7 +25665,7 @@
         </w:tc>
         <w:tc>
           <w:tcPr>
-            <w:tcW w:type="dxa" w:w="864"/>
+            <w:tcW w:type="dxa" w:w="1141"/>
           </w:tcPr>
           <w:p>
             <w:r>
@@ -25686,7 +25678,7 @@
         </w:tc>
         <w:tc>
           <w:tcPr>
-            <w:tcW w:type="dxa" w:w="864"/>
+            <w:tcW w:type="dxa" w:w="1141"/>
           </w:tcPr>
           <w:p>
             <w:r>
@@ -25699,7 +25691,7 @@
         </w:tc>
         <w:tc>
           <w:tcPr>
-            <w:tcW w:type="dxa" w:w="864"/>
+            <w:tcW w:type="dxa" w:w="1141"/>
           </w:tcPr>
           <w:p>
             <w:r>
@@ -25714,7 +25706,7 @@
       <w:tr>
         <w:tc>
           <w:tcPr>
-            <w:tcW w:type="dxa" w:w="864"/>
+            <w:tcW w:type="dxa" w:w="1141"/>
           </w:tcPr>
           <w:p>
             <w:r>
@@ -25727,7 +25719,7 @@
         </w:tc>
         <w:tc>
           <w:tcPr>
-            <w:tcW w:type="dxa" w:w="864"/>
+            <w:tcW w:type="dxa" w:w="1141"/>
           </w:tcPr>
           <w:p>
             <w:r>
@@ -25740,7 +25732,7 @@
         </w:tc>
         <w:tc>
           <w:tcPr>
-            <w:tcW w:type="dxa" w:w="864"/>
+            <w:tcW w:type="dxa" w:w="1141"/>
           </w:tcPr>
           <w:p>
             <w:r>
@@ -25753,7 +25745,7 @@
         </w:tc>
         <w:tc>
           <w:tcPr>
-            <w:tcW w:type="dxa" w:w="864"/>
+            <w:tcW w:type="dxa" w:w="1141"/>
           </w:tcPr>
           <w:p>
             <w:r>
@@ -25766,7 +25758,7 @@
         </w:tc>
         <w:tc>
           <w:tcPr>
-            <w:tcW w:type="dxa" w:w="864"/>
+            <w:tcW w:type="dxa" w:w="1141"/>
           </w:tcPr>
           <w:p>
             <w:r>
@@ -25779,7 +25771,7 @@
         </w:tc>
         <w:tc>
           <w:tcPr>
-            <w:tcW w:type="dxa" w:w="864"/>
+            <w:tcW w:type="dxa" w:w="1141"/>
           </w:tcPr>
           <w:p>
             <w:r>
@@ -25792,7 +25784,7 @@
         </w:tc>
         <w:tc>
           <w:tcPr>
-            <w:tcW w:type="dxa" w:w="864"/>
+            <w:tcW w:type="dxa" w:w="1141"/>
           </w:tcPr>
           <w:p>
             <w:r>
@@ -25805,7 +25797,7 @@
         </w:tc>
         <w:tc>
           <w:tcPr>
-            <w:tcW w:type="dxa" w:w="864"/>
+            <w:tcW w:type="dxa" w:w="1141"/>
           </w:tcPr>
           <w:p>
             <w:r>
@@ -25818,7 +25810,7 @@
         </w:tc>
         <w:tc>
           <w:tcPr>
-            <w:tcW w:type="dxa" w:w="864"/>
+            <w:tcW w:type="dxa" w:w="1141"/>
           </w:tcPr>
           <w:p>
             <w:r>
@@ -25831,7 +25823,7 @@
         </w:tc>
         <w:tc>
           <w:tcPr>
-            <w:tcW w:type="dxa" w:w="864"/>
+            <w:tcW w:type="dxa" w:w="1141"/>
           </w:tcPr>
           <w:p>
             <w:r>
@@ -25844,7 +25836,7 @@
         </w:tc>
         <w:tc>
           <w:tcPr>
-            <w:tcW w:type="dxa" w:w="864"/>
+            <w:tcW w:type="dxa" w:w="1141"/>
           </w:tcPr>
           <w:p>
             <w:r>
@@ -25857,7 +25849,7 @@
         </w:tc>
         <w:tc>
           <w:tcPr>
-            <w:tcW w:type="dxa" w:w="864"/>
+            <w:tcW w:type="dxa" w:w="1141"/>
           </w:tcPr>
           <w:p>
             <w:r>
@@ -25870,7 +25862,7 @@
         </w:tc>
         <w:tc>
           <w:tcPr>
-            <w:tcW w:type="dxa" w:w="864"/>
+            <w:tcW w:type="dxa" w:w="1141"/>
           </w:tcPr>
           <w:p>
             <w:r>
@@ -25885,7 +25877,7 @@
       <w:tr>
         <w:tc>
           <w:tcPr>
-            <w:tcW w:type="dxa" w:w="864"/>
+            <w:tcW w:type="dxa" w:w="1141"/>
           </w:tcPr>
           <w:p>
             <w:r>
@@ -25898,7 +25890,7 @@
         </w:tc>
         <w:tc>
           <w:tcPr>
-            <w:tcW w:type="dxa" w:w="864"/>
+            <w:tcW w:type="dxa" w:w="1141"/>
           </w:tcPr>
           <w:p>
             <w:r>
@@ -25911,7 +25903,7 @@
         </w:tc>
         <w:tc>
           <w:tcPr>
-            <w:tcW w:type="dxa" w:w="864"/>
+            <w:tcW w:type="dxa" w:w="1141"/>
           </w:tcPr>
           <w:p>
             <w:r>
@@ -25924,7 +25916,7 @@
         </w:tc>
         <w:tc>
           <w:tcPr>
-            <w:tcW w:type="dxa" w:w="864"/>
+            <w:tcW w:type="dxa" w:w="1141"/>
           </w:tcPr>
           <w:p>
             <w:r>
@@ -25937,7 +25929,7 @@
         </w:tc>
         <w:tc>
           <w:tcPr>
-            <w:tcW w:type="dxa" w:w="864"/>
+            <w:tcW w:type="dxa" w:w="1141"/>
           </w:tcPr>
           <w:p>
             <w:r>
@@ -25950,7 +25942,7 @@
         </w:tc>
         <w:tc>
           <w:tcPr>
-            <w:tcW w:type="dxa" w:w="864"/>
+            <w:tcW w:type="dxa" w:w="1141"/>
           </w:tcPr>
           <w:p>
             <w:r>
@@ -25963,7 +25955,7 @@
         </w:tc>
         <w:tc>
           <w:tcPr>
-            <w:tcW w:type="dxa" w:w="864"/>
+            <w:tcW w:type="dxa" w:w="1141"/>
           </w:tcPr>
           <w:p>
             <w:r>
@@ -25976,7 +25968,7 @@
         </w:tc>
         <w:tc>
           <w:tcPr>
-            <w:tcW w:type="dxa" w:w="864"/>
+            <w:tcW w:type="dxa" w:w="1141"/>
           </w:tcPr>
           <w:p>
             <w:r>
@@ -25989,7 +25981,7 @@
         </w:tc>
         <w:tc>
           <w:tcPr>
-            <w:tcW w:type="dxa" w:w="864"/>
+            <w:tcW w:type="dxa" w:w="1141"/>
           </w:tcPr>
           <w:p>
             <w:r>
@@ -26002,7 +25994,7 @@
         </w:tc>
         <w:tc>
           <w:tcPr>
-            <w:tcW w:type="dxa" w:w="864"/>
+            <w:tcW w:type="dxa" w:w="1141"/>
           </w:tcPr>
           <w:p>
             <w:r>
@@ -26015,7 +26007,7 @@
         </w:tc>
         <w:tc>
           <w:tcPr>
-            <w:tcW w:type="dxa" w:w="864"/>
+            <w:tcW w:type="dxa" w:w="1141"/>
           </w:tcPr>
           <w:p>
             <w:r>
@@ -26028,7 +26020,7 @@
         </w:tc>
         <w:tc>
           <w:tcPr>
-            <w:tcW w:type="dxa" w:w="864"/>
+            <w:tcW w:type="dxa" w:w="1141"/>
           </w:tcPr>
           <w:p>
             <w:r>
@@ -26041,7 +26033,7 @@
         </w:tc>
         <w:tc>
           <w:tcPr>
-            <w:tcW w:type="dxa" w:w="864"/>
+            <w:tcW w:type="dxa" w:w="1141"/>
           </w:tcPr>
           <w:p>
             <w:r>
@@ -26056,7 +26048,7 @@
       <w:tr>
         <w:tc>
           <w:tcPr>
-            <w:tcW w:type="dxa" w:w="864"/>
+            <w:tcW w:type="dxa" w:w="1141"/>
           </w:tcPr>
           <w:p>
             <w:r>
@@ -26069,7 +26061,7 @@
         </w:tc>
         <w:tc>
           <w:tcPr>
-            <w:tcW w:type="dxa" w:w="864"/>
+            <w:tcW w:type="dxa" w:w="1141"/>
           </w:tcPr>
           <w:p>
             <w:r>
@@ -26082,7 +26074,7 @@
         </w:tc>
         <w:tc>
           <w:tcPr>
-            <w:tcW w:type="dxa" w:w="864"/>
+            <w:tcW w:type="dxa" w:w="1141"/>
           </w:tcPr>
           <w:p>
             <w:r>
@@ -26095,7 +26087,7 @@
         </w:tc>
         <w:tc>
           <w:tcPr>
-            <w:tcW w:type="dxa" w:w="864"/>
+            <w:tcW w:type="dxa" w:w="1141"/>
           </w:tcPr>
           <w:p>
             <w:r>
@@ -26108,7 +26100,7 @@
         </w:tc>
         <w:tc>
           <w:tcPr>
-            <w:tcW w:type="dxa" w:w="864"/>
+            <w:tcW w:type="dxa" w:w="1141"/>
           </w:tcPr>
           <w:p>
             <w:r>
@@ -26121,7 +26113,7 @@
         </w:tc>
         <w:tc>
           <w:tcPr>
-            <w:tcW w:type="dxa" w:w="864"/>
+            <w:tcW w:type="dxa" w:w="1141"/>
           </w:tcPr>
           <w:p>
             <w:r>
@@ -26134,7 +26126,7 @@
         </w:tc>
         <w:tc>
           <w:tcPr>
-            <w:tcW w:type="dxa" w:w="864"/>
+            <w:tcW w:type="dxa" w:w="1141"/>
           </w:tcPr>
           <w:p>
             <w:r>
@@ -26147,7 +26139,7 @@
         </w:tc>
         <w:tc>
           <w:tcPr>
-            <w:tcW w:type="dxa" w:w="864"/>
+            <w:tcW w:type="dxa" w:w="1141"/>
           </w:tcPr>
           <w:p>
             <w:r>
@@ -26160,7 +26152,7 @@
         </w:tc>
         <w:tc>
           <w:tcPr>
-            <w:tcW w:type="dxa" w:w="864"/>
+            <w:tcW w:type="dxa" w:w="1141"/>
           </w:tcPr>
           <w:p>
             <w:r>
@@ -26173,7 +26165,7 @@
         </w:tc>
         <w:tc>
           <w:tcPr>
-            <w:tcW w:type="dxa" w:w="864"/>
+            <w:tcW w:type="dxa" w:w="1141"/>
           </w:tcPr>
           <w:p>
             <w:r>
@@ -26186,7 +26178,7 @@
         </w:tc>
         <w:tc>
           <w:tcPr>
-            <w:tcW w:type="dxa" w:w="864"/>
+            <w:tcW w:type="dxa" w:w="1141"/>
           </w:tcPr>
           <w:p>
             <w:r>
@@ -26199,7 +26191,7 @@
         </w:tc>
         <w:tc>
           <w:tcPr>
-            <w:tcW w:type="dxa" w:w="864"/>
+            <w:tcW w:type="dxa" w:w="1141"/>
           </w:tcPr>
           <w:p>
             <w:r>
@@ -26212,7 +26204,7 @@
         </w:tc>
         <w:tc>
           <w:tcPr>
-            <w:tcW w:type="dxa" w:w="864"/>
+            <w:tcW w:type="dxa" w:w="1141"/>
           </w:tcPr>
           <w:p>
             <w:r>
@@ -26239,7 +26231,7 @@
       </w:r>
     </w:p>
     <w:sectPr>
-      <w:pgSz w:w="12240" w:h="15840" w:orient="landscape"/>
+      <w:pgSz w:w="15840" w:h="12240" w:orient="landscape"/>
       <w:pgMar w:top="576" w:right="504" w:bottom="576" w:left="504" w:header="720" w:footer="720" w:gutter="0"/>
       <w:cols w:space="720"/>
       <w:docGrid w:linePitch="360"/>

--- a/ACPOS_WB-01_MOTHER_BASIC_DESIGN_TECH_PURPLE_v1.0.docx
+++ b/ACPOS_WB-01_MOTHER_BASIC_DESIGN_TECH_PURPLE_v1.0.docx
@@ -26230,9 +26230,665 @@
         <w:t>The exact control denominator above is the only construction denominator for this page. Components/fields/visual IDs are not counted as additional controls. Existing source UIDs are preserved. A control classified UI_LOCAL_EXACT MUST NOT create a server write. A control classified SPEC_EXACT_RUNTIME_BLOCKED / NOT_EXECUTED MUST remain disabled or fail-closed until its runtime evidence exists.</w:t>
       </w:r>
     </w:p>
+    <w:p>
+      <w:pPr>
+        <w:sectPr>
+          <w:pgSz w:w="15840" w:h="12240" w:orient="landscape"/>
+          <w:pgMar w:top="576" w:right="504" w:bottom="576" w:left="504" w:header="720" w:footer="720" w:gutter="0"/>
+          <w:cols w:space="720"/>
+          <w:docGrid w:linePitch="360"/>
+        </w:sectPr>
+      </w:pPr>
+    </w:p>
+    <w:p>
+      <w:pPr>
+        <w:pStyle w:val="Heading1"/>
+      </w:pPr>
+      <w:r>
+        <w:t>Batch 05 · Exact UID Runtime Owner Binding Addendum</w:t>
+      </w:r>
+    </w:p>
+    <w:p>
+      <w:r>
+        <w:rPr>
+          <w:b/>
+        </w:rPr>
+        <w:t xml:space="preserve">[ACPOS-20260921-BATCH-05-WB-RUNTIME-OWNER-ADDENDUM] </w:t>
+      </w:r>
+      <w:r>
+        <w:t>This addendum is part of the page definition. It supplies Runtime Owner only for the exact Control UID rows listed below. It does not create new Actions, Gates, Permissions, Operations, APIs, or Runtime implementation evidence.</w:t>
+      </w:r>
+    </w:p>
+    <w:tbl>
+      <w:tblPr>
+        <w:tblStyle w:val="TableGrid"/>
+        <w:tblW w:type="auto" w:w="0"/>
+        <w:tblLook w:firstColumn="1" w:firstRow="1" w:lastColumn="0" w:lastRow="0" w:noHBand="0" w:noVBand="1" w:val="04A0"/>
+      </w:tblPr>
+      <w:tblGrid>
+        <w:gridCol w:w="3648"/>
+        <w:gridCol w:w="3648"/>
+        <w:gridCol w:w="3648"/>
+      </w:tblGrid>
+      <w:tr>
+        <w:tc>
+          <w:tcPr>
+            <w:tcW w:type="dxa" w:w="3648"/>
+          </w:tcPr>
+          <w:p>
+            <w:r>
+              <w:rPr>
+                <w:sz w:val="14"/>
+              </w:rPr>
+              <w:t>Control UID</w:t>
+            </w:r>
+          </w:p>
+        </w:tc>
+        <w:tc>
+          <w:tcPr>
+            <w:tcW w:type="dxa" w:w="3648"/>
+          </w:tcPr>
+          <w:p>
+            <w:r>
+              <w:rPr>
+                <w:sz w:val="14"/>
+              </w:rPr>
+              <w:t>Runtime Owner</w:t>
+            </w:r>
+          </w:p>
+        </w:tc>
+        <w:tc>
+          <w:tcPr>
+            <w:tcW w:type="dxa" w:w="3648"/>
+          </w:tcPr>
+          <w:p>
+            <w:r>
+              <w:rPr>
+                <w:sz w:val="14"/>
+              </w:rPr>
+              <w:t>Authority Basis</w:t>
+            </w:r>
+          </w:p>
+        </w:tc>
+      </w:tr>
+      <w:tr>
+        <w:tc>
+          <w:tcPr>
+            <w:tcW w:type="dxa" w:w="3648"/>
+          </w:tcPr>
+          <w:p>
+            <w:r>
+              <w:rPr>
+                <w:sz w:val="14"/>
+              </w:rPr>
+              <w:t>CTRL-…COMPANY-ANNOUNCEMENTS-OPEN</w:t>
+            </w:r>
+          </w:p>
+        </w:tc>
+        <w:tc>
+          <w:tcPr>
+            <w:tcW w:type="dxa" w:w="3648"/>
+          </w:tcPr>
+          <w:p>
+            <w:r>
+              <w:rPr>
+                <w:sz w:val="14"/>
+              </w:rPr>
+              <w:t>DASHBOARD_READ_MODEL</w:t>
+            </w:r>
+          </w:p>
+        </w:tc>
+        <w:tc>
+          <w:tcPr>
+            <w:tcW w:type="dxa" w:w="3648"/>
+          </w:tcPr>
+          <w:p>
+            <w:r>
+              <w:rPr>
+                <w:sz w:val="14"/>
+              </w:rPr>
+              <w:t>Exact operation getDashboardReadModel -&gt; DASHBOARD_READ_MODEL in Current System Authority</w:t>
+            </w:r>
+          </w:p>
+        </w:tc>
+      </w:tr>
+      <w:tr>
+        <w:tc>
+          <w:tcPr>
+            <w:tcW w:type="dxa" w:w="3648"/>
+          </w:tcPr>
+          <w:p>
+            <w:r>
+              <w:rPr>
+                <w:sz w:val="14"/>
+              </w:rPr>
+              <w:t>CTRL-…COMPANY-AVERAGE-PROGRESS-OPEN</w:t>
+            </w:r>
+          </w:p>
+        </w:tc>
+        <w:tc>
+          <w:tcPr>
+            <w:tcW w:type="dxa" w:w="3648"/>
+          </w:tcPr>
+          <w:p>
+            <w:r>
+              <w:rPr>
+                <w:sz w:val="14"/>
+              </w:rPr>
+              <w:t>DASHBOARD_READ_MODEL</w:t>
+            </w:r>
+          </w:p>
+        </w:tc>
+        <w:tc>
+          <w:tcPr>
+            <w:tcW w:type="dxa" w:w="3648"/>
+          </w:tcPr>
+          <w:p>
+            <w:r>
+              <w:rPr>
+                <w:sz w:val="14"/>
+              </w:rPr>
+              <w:t>Exact operation getDashboardReadModel -&gt; DASHBOARD_READ_MODEL in Current System Authority</w:t>
+            </w:r>
+          </w:p>
+        </w:tc>
+      </w:tr>
+      <w:tr>
+        <w:tc>
+          <w:tcPr>
+            <w:tcW w:type="dxa" w:w="3648"/>
+          </w:tcPr>
+          <w:p>
+            <w:r>
+              <w:rPr>
+                <w:sz w:val="14"/>
+              </w:rPr>
+              <w:t>CTRL-…COMPANY-COMPLETED-PROJECT-COUNT-OPEN</w:t>
+            </w:r>
+          </w:p>
+        </w:tc>
+        <w:tc>
+          <w:tcPr>
+            <w:tcW w:type="dxa" w:w="3648"/>
+          </w:tcPr>
+          <w:p>
+            <w:r>
+              <w:rPr>
+                <w:sz w:val="14"/>
+              </w:rPr>
+              <w:t>DASHBOARD_READ_MODEL</w:t>
+            </w:r>
+          </w:p>
+        </w:tc>
+        <w:tc>
+          <w:tcPr>
+            <w:tcW w:type="dxa" w:w="3648"/>
+          </w:tcPr>
+          <w:p>
+            <w:r>
+              <w:rPr>
+                <w:sz w:val="14"/>
+              </w:rPr>
+              <w:t>Exact operation getDashboardReadModel -&gt; DASHBOARD_READ_MODEL in Current System Authority</w:t>
+            </w:r>
+          </w:p>
+        </w:tc>
+      </w:tr>
+      <w:tr>
+        <w:tc>
+          <w:tcPr>
+            <w:tcW w:type="dxa" w:w="3648"/>
+          </w:tcPr>
+          <w:p>
+            <w:r>
+              <w:rPr>
+                <w:sz w:val="14"/>
+              </w:rPr>
+              <w:t>CTRL-…COMPANY-PENDING-ACTION-COUNT-OPEN</w:t>
+            </w:r>
+          </w:p>
+        </w:tc>
+        <w:tc>
+          <w:tcPr>
+            <w:tcW w:type="dxa" w:w="3648"/>
+          </w:tcPr>
+          <w:p>
+            <w:r>
+              <w:rPr>
+                <w:sz w:val="14"/>
+              </w:rPr>
+              <w:t>DASHBOARD_READ_MODEL</w:t>
+            </w:r>
+          </w:p>
+        </w:tc>
+        <w:tc>
+          <w:tcPr>
+            <w:tcW w:type="dxa" w:w="3648"/>
+          </w:tcPr>
+          <w:p>
+            <w:r>
+              <w:rPr>
+                <w:sz w:val="14"/>
+              </w:rPr>
+              <w:t>Exact operation getDashboardReadModel -&gt; DASHBOARD_READ_MODEL in Current System Authority</w:t>
+            </w:r>
+          </w:p>
+        </w:tc>
+      </w:tr>
+      <w:tr>
+        <w:tc>
+          <w:tcPr>
+            <w:tcW w:type="dxa" w:w="3648"/>
+          </w:tcPr>
+          <w:p>
+            <w:r>
+              <w:rPr>
+                <w:sz w:val="14"/>
+              </w:rPr>
+              <w:t>CTRL-…COMPANY-PENDING-REVIEW-COUNT-OPEN</w:t>
+            </w:r>
+          </w:p>
+        </w:tc>
+        <w:tc>
+          <w:tcPr>
+            <w:tcW w:type="dxa" w:w="3648"/>
+          </w:tcPr>
+          <w:p>
+            <w:r>
+              <w:rPr>
+                <w:sz w:val="14"/>
+              </w:rPr>
+              <w:t>DASHBOARD_READ_MODEL</w:t>
+            </w:r>
+          </w:p>
+        </w:tc>
+        <w:tc>
+          <w:tcPr>
+            <w:tcW w:type="dxa" w:w="3648"/>
+          </w:tcPr>
+          <w:p>
+            <w:r>
+              <w:rPr>
+                <w:sz w:val="14"/>
+              </w:rPr>
+              <w:t>Exact operation getDashboardReadModel -&gt; DASHBOARD_READ_MODEL in Current System Authority</w:t>
+            </w:r>
+          </w:p>
+        </w:tc>
+      </w:tr>
+      <w:tr>
+        <w:tc>
+          <w:tcPr>
+            <w:tcW w:type="dxa" w:w="3648"/>
+          </w:tcPr>
+          <w:p>
+            <w:r>
+              <w:rPr>
+                <w:sz w:val="14"/>
+              </w:rPr>
+              <w:t>CTRL-…COMPANY-PROGRESS-SUMMARY-OPEN</w:t>
+            </w:r>
+          </w:p>
+        </w:tc>
+        <w:tc>
+          <w:tcPr>
+            <w:tcW w:type="dxa" w:w="3648"/>
+          </w:tcPr>
+          <w:p>
+            <w:r>
+              <w:rPr>
+                <w:sz w:val="14"/>
+              </w:rPr>
+              <w:t>DASHBOARD_READ_MODEL</w:t>
+            </w:r>
+          </w:p>
+        </w:tc>
+        <w:tc>
+          <w:tcPr>
+            <w:tcW w:type="dxa" w:w="3648"/>
+          </w:tcPr>
+          <w:p>
+            <w:r>
+              <w:rPr>
+                <w:sz w:val="14"/>
+              </w:rPr>
+              <w:t>Exact operation getDashboardReadModel -&gt; DASHBOARD_READ_MODEL in Current System Authority</w:t>
+            </w:r>
+          </w:p>
+        </w:tc>
+      </w:tr>
+      <w:tr>
+        <w:tc>
+          <w:tcPr>
+            <w:tcW w:type="dxa" w:w="3648"/>
+          </w:tcPr>
+          <w:p>
+            <w:r>
+              <w:rPr>
+                <w:sz w:val="14"/>
+              </w:rPr>
+              <w:t>CTRL-…COMPANY-PROJECT-COUNT-OPEN</w:t>
+            </w:r>
+          </w:p>
+        </w:tc>
+        <w:tc>
+          <w:tcPr>
+            <w:tcW w:type="dxa" w:w="3648"/>
+          </w:tcPr>
+          <w:p>
+            <w:r>
+              <w:rPr>
+                <w:sz w:val="14"/>
+              </w:rPr>
+              <w:t>DASHBOARD_READ_MODEL</w:t>
+            </w:r>
+          </w:p>
+        </w:tc>
+        <w:tc>
+          <w:tcPr>
+            <w:tcW w:type="dxa" w:w="3648"/>
+          </w:tcPr>
+          <w:p>
+            <w:r>
+              <w:rPr>
+                <w:sz w:val="14"/>
+              </w:rPr>
+              <w:t>Exact operation getDashboardReadModel -&gt; DASHBOARD_READ_MODEL in Current System Authority</w:t>
+            </w:r>
+          </w:p>
+        </w:tc>
+      </w:tr>
+      <w:tr>
+        <w:tc>
+          <w:tcPr>
+            <w:tcW w:type="dxa" w:w="3648"/>
+          </w:tcPr>
+          <w:p>
+            <w:r>
+              <w:rPr>
+                <w:sz w:val="14"/>
+              </w:rPr>
+              <w:t>CTRL-…COMPANY-RUNNING-PROJECT-COUNT-OPEN</w:t>
+            </w:r>
+          </w:p>
+        </w:tc>
+        <w:tc>
+          <w:tcPr>
+            <w:tcW w:type="dxa" w:w="3648"/>
+          </w:tcPr>
+          <w:p>
+            <w:r>
+              <w:rPr>
+                <w:sz w:val="14"/>
+              </w:rPr>
+              <w:t>DASHBOARD_READ_MODEL</w:t>
+            </w:r>
+          </w:p>
+        </w:tc>
+        <w:tc>
+          <w:tcPr>
+            <w:tcW w:type="dxa" w:w="3648"/>
+          </w:tcPr>
+          <w:p>
+            <w:r>
+              <w:rPr>
+                <w:sz w:val="14"/>
+              </w:rPr>
+              <w:t>Exact operation getDashboardReadModel -&gt; DASHBOARD_READ_MODEL in Current System Authority</w:t>
+            </w:r>
+          </w:p>
+        </w:tc>
+      </w:tr>
+      <w:tr>
+        <w:tc>
+          <w:tcPr>
+            <w:tcW w:type="dxa" w:w="3648"/>
+          </w:tcPr>
+          <w:p>
+            <w:r>
+              <w:rPr>
+                <w:sz w:val="14"/>
+              </w:rPr>
+              <w:t>CTRL-…INDUSTRY-NEWS-OPEN</w:t>
+            </w:r>
+          </w:p>
+        </w:tc>
+        <w:tc>
+          <w:tcPr>
+            <w:tcW w:type="dxa" w:w="3648"/>
+          </w:tcPr>
+          <w:p>
+            <w:r>
+              <w:rPr>
+                <w:sz w:val="14"/>
+              </w:rPr>
+              <w:t>DASHBOARD_READ_MODEL</w:t>
+            </w:r>
+          </w:p>
+        </w:tc>
+        <w:tc>
+          <w:tcPr>
+            <w:tcW w:type="dxa" w:w="3648"/>
+          </w:tcPr>
+          <w:p>
+            <w:r>
+              <w:rPr>
+                <w:sz w:val="14"/>
+              </w:rPr>
+              <w:t>Exact operation getDashboardReadModel -&gt; DASHBOARD_READ_MODEL in Current System Authority</w:t>
+            </w:r>
+          </w:p>
+        </w:tc>
+      </w:tr>
+      <w:tr>
+        <w:tc>
+          <w:tcPr>
+            <w:tcW w:type="dxa" w:w="3648"/>
+          </w:tcPr>
+          <w:p>
+            <w:r>
+              <w:rPr>
+                <w:sz w:val="14"/>
+              </w:rPr>
+              <w:t>CTRL-…NOTIFICATIONS-OPEN</w:t>
+            </w:r>
+          </w:p>
+        </w:tc>
+        <w:tc>
+          <w:tcPr>
+            <w:tcW w:type="dxa" w:w="3648"/>
+          </w:tcPr>
+          <w:p>
+            <w:r>
+              <w:rPr>
+                <w:sz w:val="14"/>
+              </w:rPr>
+              <w:t>DASHBOARD_READ_MODEL</w:t>
+            </w:r>
+          </w:p>
+        </w:tc>
+        <w:tc>
+          <w:tcPr>
+            <w:tcW w:type="dxa" w:w="3648"/>
+          </w:tcPr>
+          <w:p>
+            <w:r>
+              <w:rPr>
+                <w:sz w:val="14"/>
+              </w:rPr>
+              <w:t>Exact operation getDashboardReadModel -&gt; DASHBOARD_READ_MODEL in Current System Authority</w:t>
+            </w:r>
+          </w:p>
+        </w:tc>
+      </w:tr>
+      <w:tr>
+        <w:tc>
+          <w:tcPr>
+            <w:tcW w:type="dxa" w:w="3648"/>
+          </w:tcPr>
+          <w:p>
+            <w:r>
+              <w:rPr>
+                <w:sz w:val="14"/>
+              </w:rPr>
+              <w:t>CTRL-…PRODUCTION-SUMMARY-OPEN</w:t>
+            </w:r>
+          </w:p>
+        </w:tc>
+        <w:tc>
+          <w:tcPr>
+            <w:tcW w:type="dxa" w:w="3648"/>
+          </w:tcPr>
+          <w:p>
+            <w:r>
+              <w:rPr>
+                <w:sz w:val="14"/>
+              </w:rPr>
+              <w:t>DASHBOARD_READ_MODEL</w:t>
+            </w:r>
+          </w:p>
+        </w:tc>
+        <w:tc>
+          <w:tcPr>
+            <w:tcW w:type="dxa" w:w="3648"/>
+          </w:tcPr>
+          <w:p>
+            <w:r>
+              <w:rPr>
+                <w:sz w:val="14"/>
+              </w:rPr>
+              <w:t>Exact operation getDashboardReadModel -&gt; DASHBOARD_READ_MODEL in Current System Authority</w:t>
+            </w:r>
+          </w:p>
+        </w:tc>
+      </w:tr>
+      <w:tr>
+        <w:tc>
+          <w:tcPr>
+            <w:tcW w:type="dxa" w:w="3648"/>
+          </w:tcPr>
+          <w:p>
+            <w:r>
+              <w:rPr>
+                <w:sz w:val="14"/>
+              </w:rPr>
+              <w:t>CTRL-…PROJECT-PROGRESS-OVERVIEW-OPEN</w:t>
+            </w:r>
+          </w:p>
+        </w:tc>
+        <w:tc>
+          <w:tcPr>
+            <w:tcW w:type="dxa" w:w="3648"/>
+          </w:tcPr>
+          <w:p>
+            <w:r>
+              <w:rPr>
+                <w:sz w:val="14"/>
+              </w:rPr>
+              <w:t>DASHBOARD_READ_MODEL</w:t>
+            </w:r>
+          </w:p>
+        </w:tc>
+        <w:tc>
+          <w:tcPr>
+            <w:tcW w:type="dxa" w:w="3648"/>
+          </w:tcPr>
+          <w:p>
+            <w:r>
+              <w:rPr>
+                <w:sz w:val="14"/>
+              </w:rPr>
+              <w:t>Exact operation getDashboardReadModel -&gt; DASHBOARD_READ_MODEL in Current System Authority</w:t>
+            </w:r>
+          </w:p>
+        </w:tc>
+      </w:tr>
+      <w:tr>
+        <w:tc>
+          <w:tcPr>
+            <w:tcW w:type="dxa" w:w="3648"/>
+          </w:tcPr>
+          <w:p>
+            <w:r>
+              <w:rPr>
+                <w:sz w:val="14"/>
+              </w:rPr>
+              <w:t>CTRL-…RECENT-COMPLETIONS-OPEN</w:t>
+            </w:r>
+          </w:p>
+        </w:tc>
+        <w:tc>
+          <w:tcPr>
+            <w:tcW w:type="dxa" w:w="3648"/>
+          </w:tcPr>
+          <w:p>
+            <w:r>
+              <w:rPr>
+                <w:sz w:val="14"/>
+              </w:rPr>
+              <w:t>DASHBOARD_READ_MODEL</w:t>
+            </w:r>
+          </w:p>
+        </w:tc>
+        <w:tc>
+          <w:tcPr>
+            <w:tcW w:type="dxa" w:w="3648"/>
+          </w:tcPr>
+          <w:p>
+            <w:r>
+              <w:rPr>
+                <w:sz w:val="14"/>
+              </w:rPr>
+              <w:t>Exact operation getDashboardReadModel -&gt; DASHBOARD_READ_MODEL in Current System Authority</w:t>
+            </w:r>
+          </w:p>
+        </w:tc>
+      </w:tr>
+      <w:tr>
+        <w:tc>
+          <w:tcPr>
+            <w:tcW w:type="dxa" w:w="3648"/>
+          </w:tcPr>
+          <w:p>
+            <w:r>
+              <w:rPr>
+                <w:sz w:val="14"/>
+              </w:rPr>
+              <w:t>CTRL-…SYSTEM-STATUS-SUMMARY-OPEN</w:t>
+            </w:r>
+          </w:p>
+        </w:tc>
+        <w:tc>
+          <w:tcPr>
+            <w:tcW w:type="dxa" w:w="3648"/>
+          </w:tcPr>
+          <w:p>
+            <w:r>
+              <w:rPr>
+                <w:sz w:val="14"/>
+              </w:rPr>
+              <w:t>DASHBOARD_READ_MODEL</w:t>
+            </w:r>
+          </w:p>
+        </w:tc>
+        <w:tc>
+          <w:tcPr>
+            <w:tcW w:type="dxa" w:w="3648"/>
+          </w:tcPr>
+          <w:p>
+            <w:r>
+              <w:rPr>
+                <w:sz w:val="14"/>
+              </w:rPr>
+              <w:t>Exact operation getDashboardReadModel -&gt; DASHBOARD_READ_MODEL in Current System Authority</w:t>
+            </w:r>
+          </w:p>
+        </w:tc>
+      </w:tr>
+    </w:tbl>
     <w:sectPr>
-      <w:pgSz w:w="15840" w:h="12240" w:orient="landscape"/>
-      <w:pgMar w:top="576" w:right="504" w:bottom="576" w:left="504" w:header="720" w:footer="720" w:gutter="0"/>
+      <w:pgSz w:w="12240" w:h="15840" w:orient="landscape"/>
+      <w:pgMar w:top="648" w:right="648" w:bottom="648" w:left="648" w:header="720" w:footer="720" w:gutter="0"/>
       <w:cols w:space="720"/>
       <w:docGrid w:linePitch="360"/>
     </w:sectPr>

--- a/ACPOS_WB-01_MOTHER_BASIC_DESIGN_TECH_PURPLE_v1.0.docx
+++ b/ACPOS_WB-01_MOTHER_BASIC_DESIGN_TECH_PURPLE_v1.0.docx
@@ -26886,9 +26886,1445 @@
         </w:tc>
       </w:tr>
     </w:tbl>
+    <w:p>
+      <w:pPr>
+        <w:sectPr>
+          <w:pgSz w:w="12240" w:h="15840" w:orient="landscape"/>
+          <w:pgMar w:top="648" w:right="648" w:bottom="648" w:left="648" w:header="720" w:footer="720" w:gutter="0"/>
+          <w:cols w:space="720"/>
+          <w:docGrid w:linePitch="360"/>
+        </w:sectPr>
+      </w:pPr>
+    </w:p>
+    <w:p>
+      <w:pPr>
+        <w:pStyle w:val="Heading1"/>
+      </w:pPr>
+      <w:r>
+        <w:t>Batch 08 · WB Canonical Control UID / Owner Mapping Register</w:t>
+      </w:r>
+    </w:p>
+    <w:p>
+      <w:r>
+        <w:rPr>
+          <w:b/>
+        </w:rPr>
+        <w:t xml:space="preserve">[ACPOS-20260921-BATCH-08-WB-CANONICAL-OWNER-MAPPING-V1] </w:t>
+      </w:r>
+      <w:r>
+        <w:t>The 14 WB compact/synthetic control UIDs below account for 28 unresolved fields (Action + Gate). They already carry exact Permission / Operation / Runtime Owner anchors in the page design, but no exact Control UID owner row exists in System 01–09. Action and Gate MUST remain unbound until a canonical owner mapping is established.</w:t>
+      </w:r>
+    </w:p>
+    <w:tbl>
+      <w:tblPr>
+        <w:tblStyle w:val="TableGrid"/>
+        <w:tblW w:type="auto" w:w="0"/>
+        <w:tblLook w:firstColumn="1" w:firstRow="1" w:lastColumn="0" w:lastRow="0" w:noHBand="0" w:noVBand="1" w:val="04A0"/>
+      </w:tblPr>
+      <w:tblGrid>
+        <w:gridCol w:w="2139"/>
+        <w:gridCol w:w="2139"/>
+        <w:gridCol w:w="2139"/>
+        <w:gridCol w:w="2139"/>
+        <w:gridCol w:w="2139"/>
+        <w:gridCol w:w="2139"/>
+        <w:gridCol w:w="2139"/>
+      </w:tblGrid>
+      <w:tr>
+        <w:trPr>
+          <w:tblHeader w:val="true"/>
+        </w:trPr>
+        <w:tc>
+          <w:tcPr>
+            <w:tcW w:type="dxa" w:w="2139"/>
+            <w:shd w:fill="EDE9FE"/>
+          </w:tcPr>
+          <w:p>
+            <w:r>
+              <w:rPr>
+                <w:sz w:val="9"/>
+              </w:rPr>
+              <w:t>WB Control UID</w:t>
+            </w:r>
+          </w:p>
+        </w:tc>
+        <w:tc>
+          <w:tcPr>
+            <w:tcW w:type="dxa" w:w="2139"/>
+            <w:shd w:fill="EDE9FE"/>
+          </w:tcPr>
+          <w:p>
+            <w:r>
+              <w:rPr>
+                <w:sz w:val="9"/>
+              </w:rPr>
+              <w:t>Missing Fields</w:t>
+            </w:r>
+          </w:p>
+        </w:tc>
+        <w:tc>
+          <w:tcPr>
+            <w:tcW w:type="dxa" w:w="2139"/>
+            <w:shd w:fill="EDE9FE"/>
+          </w:tcPr>
+          <w:p>
+            <w:r>
+              <w:rPr>
+                <w:sz w:val="9"/>
+              </w:rPr>
+              <w:t>Existing Permission</w:t>
+            </w:r>
+          </w:p>
+        </w:tc>
+        <w:tc>
+          <w:tcPr>
+            <w:tcW w:type="dxa" w:w="2139"/>
+            <w:shd w:fill="EDE9FE"/>
+          </w:tcPr>
+          <w:p>
+            <w:r>
+              <w:rPr>
+                <w:sz w:val="9"/>
+              </w:rPr>
+              <w:t>Existing Operation</w:t>
+            </w:r>
+          </w:p>
+        </w:tc>
+        <w:tc>
+          <w:tcPr>
+            <w:tcW w:type="dxa" w:w="2139"/>
+            <w:shd w:fill="EDE9FE"/>
+          </w:tcPr>
+          <w:p>
+            <w:r>
+              <w:rPr>
+                <w:sz w:val="9"/>
+              </w:rPr>
+              <w:t>Existing Runtime Owner</w:t>
+            </w:r>
+          </w:p>
+        </w:tc>
+        <w:tc>
+          <w:tcPr>
+            <w:tcW w:type="dxa" w:w="2139"/>
+            <w:shd w:fill="EDE9FE"/>
+          </w:tcPr>
+          <w:p>
+            <w:r>
+              <w:rPr>
+                <w:sz w:val="9"/>
+              </w:rPr>
+              <w:t>Runtime Status</w:t>
+            </w:r>
+          </w:p>
+        </w:tc>
+        <w:tc>
+          <w:tcPr>
+            <w:tcW w:type="dxa" w:w="2139"/>
+            <w:shd w:fill="EDE9FE"/>
+          </w:tcPr>
+          <w:p>
+            <w:r>
+              <w:rPr>
+                <w:sz w:val="9"/>
+              </w:rPr>
+              <w:t>Mapping State</w:t>
+            </w:r>
+          </w:p>
+        </w:tc>
+      </w:tr>
+      <w:tr>
+        <w:tc>
+          <w:tcPr>
+            <w:tcW w:type="dxa" w:w="2139"/>
+          </w:tcPr>
+          <w:p>
+            <w:r>
+              <w:rPr>
+                <w:sz w:val="9"/>
+              </w:rPr>
+              <w:t>CTRL-…COMPANY-ANNOUNCEMENTS-OPEN</w:t>
+            </w:r>
+          </w:p>
+        </w:tc>
+        <w:tc>
+          <w:tcPr>
+            <w:tcW w:type="dxa" w:w="2139"/>
+          </w:tcPr>
+          <w:p>
+            <w:r>
+              <w:rPr>
+                <w:sz w:val="9"/>
+              </w:rPr>
+              <w:t>ACTION + GATE</w:t>
+            </w:r>
+          </w:p>
+        </w:tc>
+        <w:tc>
+          <w:tcPr>
+            <w:tcW w:type="dxa" w:w="2139"/>
+          </w:tcPr>
+          <w:p>
+            <w:r>
+              <w:rPr>
+                <w:sz w:val="9"/>
+              </w:rPr>
+              <w:t>workspace.dashboard.view</w:t>
+            </w:r>
+          </w:p>
+        </w:tc>
+        <w:tc>
+          <w:tcPr>
+            <w:tcW w:type="dxa" w:w="2139"/>
+          </w:tcPr>
+          <w:p>
+            <w:r>
+              <w:rPr>
+                <w:sz w:val="9"/>
+              </w:rPr>
+              <w:t>getDashboardReadModel</w:t>
+            </w:r>
+          </w:p>
+        </w:tc>
+        <w:tc>
+          <w:tcPr>
+            <w:tcW w:type="dxa" w:w="2139"/>
+          </w:tcPr>
+          <w:p>
+            <w:r>
+              <w:rPr>
+                <w:sz w:val="9"/>
+              </w:rPr>
+              <w:t>DASHBOARD_READ_MODEL</w:t>
+            </w:r>
+          </w:p>
+        </w:tc>
+        <w:tc>
+          <w:tcPr>
+            <w:tcW w:type="dxa" w:w="2139"/>
+          </w:tcPr>
+          <w:p>
+            <w:r>
+              <w:rPr>
+                <w:sz w:val="9"/>
+              </w:rPr>
+            </w:r>
+          </w:p>
+        </w:tc>
+        <w:tc>
+          <w:tcPr>
+            <w:tcW w:type="dxa" w:w="2139"/>
+          </w:tcPr>
+          <w:p>
+            <w:r>
+              <w:rPr>
+                <w:sz w:val="9"/>
+              </w:rPr>
+              <w:t>CANONICAL_CONTROL_UID_OWNER_MAPPING_REQUIRED</w:t>
+            </w:r>
+          </w:p>
+        </w:tc>
+      </w:tr>
+      <w:tr>
+        <w:tc>
+          <w:tcPr>
+            <w:tcW w:type="dxa" w:w="2139"/>
+          </w:tcPr>
+          <w:p>
+            <w:r>
+              <w:rPr>
+                <w:sz w:val="9"/>
+              </w:rPr>
+              <w:t>CTRL-…COMPANY-AVERAGE-PROGRESS-OPEN</w:t>
+            </w:r>
+          </w:p>
+        </w:tc>
+        <w:tc>
+          <w:tcPr>
+            <w:tcW w:type="dxa" w:w="2139"/>
+          </w:tcPr>
+          <w:p>
+            <w:r>
+              <w:rPr>
+                <w:sz w:val="9"/>
+              </w:rPr>
+              <w:t>ACTION + GATE</w:t>
+            </w:r>
+          </w:p>
+        </w:tc>
+        <w:tc>
+          <w:tcPr>
+            <w:tcW w:type="dxa" w:w="2139"/>
+          </w:tcPr>
+          <w:p>
+            <w:r>
+              <w:rPr>
+                <w:sz w:val="9"/>
+              </w:rPr>
+              <w:t>workspace.dashboard.view</w:t>
+            </w:r>
+          </w:p>
+        </w:tc>
+        <w:tc>
+          <w:tcPr>
+            <w:tcW w:type="dxa" w:w="2139"/>
+          </w:tcPr>
+          <w:p>
+            <w:r>
+              <w:rPr>
+                <w:sz w:val="9"/>
+              </w:rPr>
+              <w:t>getDashboardReadModel</w:t>
+            </w:r>
+          </w:p>
+        </w:tc>
+        <w:tc>
+          <w:tcPr>
+            <w:tcW w:type="dxa" w:w="2139"/>
+          </w:tcPr>
+          <w:p>
+            <w:r>
+              <w:rPr>
+                <w:sz w:val="9"/>
+              </w:rPr>
+              <w:t>DASHBOARD_READ_MODEL</w:t>
+            </w:r>
+          </w:p>
+        </w:tc>
+        <w:tc>
+          <w:tcPr>
+            <w:tcW w:type="dxa" w:w="2139"/>
+          </w:tcPr>
+          <w:p>
+            <w:r>
+              <w:rPr>
+                <w:sz w:val="9"/>
+              </w:rPr>
+            </w:r>
+          </w:p>
+        </w:tc>
+        <w:tc>
+          <w:tcPr>
+            <w:tcW w:type="dxa" w:w="2139"/>
+          </w:tcPr>
+          <w:p>
+            <w:r>
+              <w:rPr>
+                <w:sz w:val="9"/>
+              </w:rPr>
+              <w:t>CANONICAL_CONTROL_UID_OWNER_MAPPING_REQUIRED</w:t>
+            </w:r>
+          </w:p>
+        </w:tc>
+      </w:tr>
+      <w:tr>
+        <w:tc>
+          <w:tcPr>
+            <w:tcW w:type="dxa" w:w="2139"/>
+          </w:tcPr>
+          <w:p>
+            <w:r>
+              <w:rPr>
+                <w:sz w:val="9"/>
+              </w:rPr>
+              <w:t>CTRL-…COMPANY-COMPLETED-PROJECT-COUNT-OPEN</w:t>
+            </w:r>
+          </w:p>
+        </w:tc>
+        <w:tc>
+          <w:tcPr>
+            <w:tcW w:type="dxa" w:w="2139"/>
+          </w:tcPr>
+          <w:p>
+            <w:r>
+              <w:rPr>
+                <w:sz w:val="9"/>
+              </w:rPr>
+              <w:t>ACTION + GATE</w:t>
+            </w:r>
+          </w:p>
+        </w:tc>
+        <w:tc>
+          <w:tcPr>
+            <w:tcW w:type="dxa" w:w="2139"/>
+          </w:tcPr>
+          <w:p>
+            <w:r>
+              <w:rPr>
+                <w:sz w:val="9"/>
+              </w:rPr>
+              <w:t>workspace.dashboard.view</w:t>
+            </w:r>
+          </w:p>
+        </w:tc>
+        <w:tc>
+          <w:tcPr>
+            <w:tcW w:type="dxa" w:w="2139"/>
+          </w:tcPr>
+          <w:p>
+            <w:r>
+              <w:rPr>
+                <w:sz w:val="9"/>
+              </w:rPr>
+              <w:t>getDashboardReadModel</w:t>
+            </w:r>
+          </w:p>
+        </w:tc>
+        <w:tc>
+          <w:tcPr>
+            <w:tcW w:type="dxa" w:w="2139"/>
+          </w:tcPr>
+          <w:p>
+            <w:r>
+              <w:rPr>
+                <w:sz w:val="9"/>
+              </w:rPr>
+              <w:t>DASHBOARD_READ_MODEL</w:t>
+            </w:r>
+          </w:p>
+        </w:tc>
+        <w:tc>
+          <w:tcPr>
+            <w:tcW w:type="dxa" w:w="2139"/>
+          </w:tcPr>
+          <w:p>
+            <w:r>
+              <w:rPr>
+                <w:sz w:val="9"/>
+              </w:rPr>
+            </w:r>
+          </w:p>
+        </w:tc>
+        <w:tc>
+          <w:tcPr>
+            <w:tcW w:type="dxa" w:w="2139"/>
+          </w:tcPr>
+          <w:p>
+            <w:r>
+              <w:rPr>
+                <w:sz w:val="9"/>
+              </w:rPr>
+              <w:t>CANONICAL_CONTROL_UID_OWNER_MAPPING_REQUIRED</w:t>
+            </w:r>
+          </w:p>
+        </w:tc>
+      </w:tr>
+      <w:tr>
+        <w:tc>
+          <w:tcPr>
+            <w:tcW w:type="dxa" w:w="2139"/>
+          </w:tcPr>
+          <w:p>
+            <w:r>
+              <w:rPr>
+                <w:sz w:val="9"/>
+              </w:rPr>
+              <w:t>CTRL-…COMPANY-PENDING-ACTION-COUNT-OPEN</w:t>
+            </w:r>
+          </w:p>
+        </w:tc>
+        <w:tc>
+          <w:tcPr>
+            <w:tcW w:type="dxa" w:w="2139"/>
+          </w:tcPr>
+          <w:p>
+            <w:r>
+              <w:rPr>
+                <w:sz w:val="9"/>
+              </w:rPr>
+              <w:t>ACTION + GATE</w:t>
+            </w:r>
+          </w:p>
+        </w:tc>
+        <w:tc>
+          <w:tcPr>
+            <w:tcW w:type="dxa" w:w="2139"/>
+          </w:tcPr>
+          <w:p>
+            <w:r>
+              <w:rPr>
+                <w:sz w:val="9"/>
+              </w:rPr>
+              <w:t>workspace.dashboard.view</w:t>
+            </w:r>
+          </w:p>
+        </w:tc>
+        <w:tc>
+          <w:tcPr>
+            <w:tcW w:type="dxa" w:w="2139"/>
+          </w:tcPr>
+          <w:p>
+            <w:r>
+              <w:rPr>
+                <w:sz w:val="9"/>
+              </w:rPr>
+              <w:t>getDashboardReadModel</w:t>
+            </w:r>
+          </w:p>
+        </w:tc>
+        <w:tc>
+          <w:tcPr>
+            <w:tcW w:type="dxa" w:w="2139"/>
+          </w:tcPr>
+          <w:p>
+            <w:r>
+              <w:rPr>
+                <w:sz w:val="9"/>
+              </w:rPr>
+              <w:t>DASHBOARD_READ_MODEL</w:t>
+            </w:r>
+          </w:p>
+        </w:tc>
+        <w:tc>
+          <w:tcPr>
+            <w:tcW w:type="dxa" w:w="2139"/>
+          </w:tcPr>
+          <w:p>
+            <w:r>
+              <w:rPr>
+                <w:sz w:val="9"/>
+              </w:rPr>
+            </w:r>
+          </w:p>
+        </w:tc>
+        <w:tc>
+          <w:tcPr>
+            <w:tcW w:type="dxa" w:w="2139"/>
+          </w:tcPr>
+          <w:p>
+            <w:r>
+              <w:rPr>
+                <w:sz w:val="9"/>
+              </w:rPr>
+              <w:t>CANONICAL_CONTROL_UID_OWNER_MAPPING_REQUIRED</w:t>
+            </w:r>
+          </w:p>
+        </w:tc>
+      </w:tr>
+      <w:tr>
+        <w:tc>
+          <w:tcPr>
+            <w:tcW w:type="dxa" w:w="2139"/>
+          </w:tcPr>
+          <w:p>
+            <w:r>
+              <w:rPr>
+                <w:sz w:val="9"/>
+              </w:rPr>
+              <w:t>CTRL-…COMPANY-PENDING-REVIEW-COUNT-OPEN</w:t>
+            </w:r>
+          </w:p>
+        </w:tc>
+        <w:tc>
+          <w:tcPr>
+            <w:tcW w:type="dxa" w:w="2139"/>
+          </w:tcPr>
+          <w:p>
+            <w:r>
+              <w:rPr>
+                <w:sz w:val="9"/>
+              </w:rPr>
+              <w:t>ACTION + GATE</w:t>
+            </w:r>
+          </w:p>
+        </w:tc>
+        <w:tc>
+          <w:tcPr>
+            <w:tcW w:type="dxa" w:w="2139"/>
+          </w:tcPr>
+          <w:p>
+            <w:r>
+              <w:rPr>
+                <w:sz w:val="9"/>
+              </w:rPr>
+              <w:t>workspace.dashboard.view</w:t>
+            </w:r>
+          </w:p>
+        </w:tc>
+        <w:tc>
+          <w:tcPr>
+            <w:tcW w:type="dxa" w:w="2139"/>
+          </w:tcPr>
+          <w:p>
+            <w:r>
+              <w:rPr>
+                <w:sz w:val="9"/>
+              </w:rPr>
+              <w:t>getDashboardReadModel</w:t>
+            </w:r>
+          </w:p>
+        </w:tc>
+        <w:tc>
+          <w:tcPr>
+            <w:tcW w:type="dxa" w:w="2139"/>
+          </w:tcPr>
+          <w:p>
+            <w:r>
+              <w:rPr>
+                <w:sz w:val="9"/>
+              </w:rPr>
+              <w:t>DASHBOARD_READ_MODEL</w:t>
+            </w:r>
+          </w:p>
+        </w:tc>
+        <w:tc>
+          <w:tcPr>
+            <w:tcW w:type="dxa" w:w="2139"/>
+          </w:tcPr>
+          <w:p>
+            <w:r>
+              <w:rPr>
+                <w:sz w:val="9"/>
+              </w:rPr>
+            </w:r>
+          </w:p>
+        </w:tc>
+        <w:tc>
+          <w:tcPr>
+            <w:tcW w:type="dxa" w:w="2139"/>
+          </w:tcPr>
+          <w:p>
+            <w:r>
+              <w:rPr>
+                <w:sz w:val="9"/>
+              </w:rPr>
+              <w:t>CANONICAL_CONTROL_UID_OWNER_MAPPING_REQUIRED</w:t>
+            </w:r>
+          </w:p>
+        </w:tc>
+      </w:tr>
+      <w:tr>
+        <w:tc>
+          <w:tcPr>
+            <w:tcW w:type="dxa" w:w="2139"/>
+          </w:tcPr>
+          <w:p>
+            <w:r>
+              <w:rPr>
+                <w:sz w:val="9"/>
+              </w:rPr>
+              <w:t>CTRL-…COMPANY-PROGRESS-SUMMARY-OPEN</w:t>
+            </w:r>
+          </w:p>
+        </w:tc>
+        <w:tc>
+          <w:tcPr>
+            <w:tcW w:type="dxa" w:w="2139"/>
+          </w:tcPr>
+          <w:p>
+            <w:r>
+              <w:rPr>
+                <w:sz w:val="9"/>
+              </w:rPr>
+              <w:t>ACTION + GATE</w:t>
+            </w:r>
+          </w:p>
+        </w:tc>
+        <w:tc>
+          <w:tcPr>
+            <w:tcW w:type="dxa" w:w="2139"/>
+          </w:tcPr>
+          <w:p>
+            <w:r>
+              <w:rPr>
+                <w:sz w:val="9"/>
+              </w:rPr>
+              <w:t>workspace.dashboard.view</w:t>
+            </w:r>
+          </w:p>
+        </w:tc>
+        <w:tc>
+          <w:tcPr>
+            <w:tcW w:type="dxa" w:w="2139"/>
+          </w:tcPr>
+          <w:p>
+            <w:r>
+              <w:rPr>
+                <w:sz w:val="9"/>
+              </w:rPr>
+              <w:t>getDashboardReadModel</w:t>
+            </w:r>
+          </w:p>
+        </w:tc>
+        <w:tc>
+          <w:tcPr>
+            <w:tcW w:type="dxa" w:w="2139"/>
+          </w:tcPr>
+          <w:p>
+            <w:r>
+              <w:rPr>
+                <w:sz w:val="9"/>
+              </w:rPr>
+              <w:t>DASHBOARD_READ_MODEL</w:t>
+            </w:r>
+          </w:p>
+        </w:tc>
+        <w:tc>
+          <w:tcPr>
+            <w:tcW w:type="dxa" w:w="2139"/>
+          </w:tcPr>
+          <w:p>
+            <w:r>
+              <w:rPr>
+                <w:sz w:val="9"/>
+              </w:rPr>
+            </w:r>
+          </w:p>
+        </w:tc>
+        <w:tc>
+          <w:tcPr>
+            <w:tcW w:type="dxa" w:w="2139"/>
+          </w:tcPr>
+          <w:p>
+            <w:r>
+              <w:rPr>
+                <w:sz w:val="9"/>
+              </w:rPr>
+              <w:t>CANONICAL_CONTROL_UID_OWNER_MAPPING_REQUIRED</w:t>
+            </w:r>
+          </w:p>
+        </w:tc>
+      </w:tr>
+      <w:tr>
+        <w:tc>
+          <w:tcPr>
+            <w:tcW w:type="dxa" w:w="2139"/>
+          </w:tcPr>
+          <w:p>
+            <w:r>
+              <w:rPr>
+                <w:sz w:val="9"/>
+              </w:rPr>
+              <w:t>CTRL-…COMPANY-PROJECT-COUNT-OPEN</w:t>
+            </w:r>
+          </w:p>
+        </w:tc>
+        <w:tc>
+          <w:tcPr>
+            <w:tcW w:type="dxa" w:w="2139"/>
+          </w:tcPr>
+          <w:p>
+            <w:r>
+              <w:rPr>
+                <w:sz w:val="9"/>
+              </w:rPr>
+              <w:t>ACTION + GATE</w:t>
+            </w:r>
+          </w:p>
+        </w:tc>
+        <w:tc>
+          <w:tcPr>
+            <w:tcW w:type="dxa" w:w="2139"/>
+          </w:tcPr>
+          <w:p>
+            <w:r>
+              <w:rPr>
+                <w:sz w:val="9"/>
+              </w:rPr>
+              <w:t>workspace.dashboard.view</w:t>
+            </w:r>
+          </w:p>
+        </w:tc>
+        <w:tc>
+          <w:tcPr>
+            <w:tcW w:type="dxa" w:w="2139"/>
+          </w:tcPr>
+          <w:p>
+            <w:r>
+              <w:rPr>
+                <w:sz w:val="9"/>
+              </w:rPr>
+              <w:t>getDashboardReadModel</w:t>
+            </w:r>
+          </w:p>
+        </w:tc>
+        <w:tc>
+          <w:tcPr>
+            <w:tcW w:type="dxa" w:w="2139"/>
+          </w:tcPr>
+          <w:p>
+            <w:r>
+              <w:rPr>
+                <w:sz w:val="9"/>
+              </w:rPr>
+              <w:t>DASHBOARD_READ_MODEL</w:t>
+            </w:r>
+          </w:p>
+        </w:tc>
+        <w:tc>
+          <w:tcPr>
+            <w:tcW w:type="dxa" w:w="2139"/>
+          </w:tcPr>
+          <w:p>
+            <w:r>
+              <w:rPr>
+                <w:sz w:val="9"/>
+              </w:rPr>
+            </w:r>
+          </w:p>
+        </w:tc>
+        <w:tc>
+          <w:tcPr>
+            <w:tcW w:type="dxa" w:w="2139"/>
+          </w:tcPr>
+          <w:p>
+            <w:r>
+              <w:rPr>
+                <w:sz w:val="9"/>
+              </w:rPr>
+              <w:t>CANONICAL_CONTROL_UID_OWNER_MAPPING_REQUIRED</w:t>
+            </w:r>
+          </w:p>
+        </w:tc>
+      </w:tr>
+      <w:tr>
+        <w:tc>
+          <w:tcPr>
+            <w:tcW w:type="dxa" w:w="2139"/>
+          </w:tcPr>
+          <w:p>
+            <w:r>
+              <w:rPr>
+                <w:sz w:val="9"/>
+              </w:rPr>
+              <w:t>CTRL-…COMPANY-RUNNING-PROJECT-COUNT-OPEN</w:t>
+            </w:r>
+          </w:p>
+        </w:tc>
+        <w:tc>
+          <w:tcPr>
+            <w:tcW w:type="dxa" w:w="2139"/>
+          </w:tcPr>
+          <w:p>
+            <w:r>
+              <w:rPr>
+                <w:sz w:val="9"/>
+              </w:rPr>
+              <w:t>ACTION + GATE</w:t>
+            </w:r>
+          </w:p>
+        </w:tc>
+        <w:tc>
+          <w:tcPr>
+            <w:tcW w:type="dxa" w:w="2139"/>
+          </w:tcPr>
+          <w:p>
+            <w:r>
+              <w:rPr>
+                <w:sz w:val="9"/>
+              </w:rPr>
+              <w:t>workspace.dashboard.view</w:t>
+            </w:r>
+          </w:p>
+        </w:tc>
+        <w:tc>
+          <w:tcPr>
+            <w:tcW w:type="dxa" w:w="2139"/>
+          </w:tcPr>
+          <w:p>
+            <w:r>
+              <w:rPr>
+                <w:sz w:val="9"/>
+              </w:rPr>
+              <w:t>getDashboardReadModel</w:t>
+            </w:r>
+          </w:p>
+        </w:tc>
+        <w:tc>
+          <w:tcPr>
+            <w:tcW w:type="dxa" w:w="2139"/>
+          </w:tcPr>
+          <w:p>
+            <w:r>
+              <w:rPr>
+                <w:sz w:val="9"/>
+              </w:rPr>
+              <w:t>DASHBOARD_READ_MODEL</w:t>
+            </w:r>
+          </w:p>
+        </w:tc>
+        <w:tc>
+          <w:tcPr>
+            <w:tcW w:type="dxa" w:w="2139"/>
+          </w:tcPr>
+          <w:p>
+            <w:r>
+              <w:rPr>
+                <w:sz w:val="9"/>
+              </w:rPr>
+            </w:r>
+          </w:p>
+        </w:tc>
+        <w:tc>
+          <w:tcPr>
+            <w:tcW w:type="dxa" w:w="2139"/>
+          </w:tcPr>
+          <w:p>
+            <w:r>
+              <w:rPr>
+                <w:sz w:val="9"/>
+              </w:rPr>
+              <w:t>CANONICAL_CONTROL_UID_OWNER_MAPPING_REQUIRED</w:t>
+            </w:r>
+          </w:p>
+        </w:tc>
+      </w:tr>
+      <w:tr>
+        <w:tc>
+          <w:tcPr>
+            <w:tcW w:type="dxa" w:w="2139"/>
+          </w:tcPr>
+          <w:p>
+            <w:r>
+              <w:rPr>
+                <w:sz w:val="9"/>
+              </w:rPr>
+              <w:t>CTRL-…INDUSTRY-NEWS-OPEN</w:t>
+            </w:r>
+          </w:p>
+        </w:tc>
+        <w:tc>
+          <w:tcPr>
+            <w:tcW w:type="dxa" w:w="2139"/>
+          </w:tcPr>
+          <w:p>
+            <w:r>
+              <w:rPr>
+                <w:sz w:val="9"/>
+              </w:rPr>
+              <w:t>ACTION + GATE</w:t>
+            </w:r>
+          </w:p>
+        </w:tc>
+        <w:tc>
+          <w:tcPr>
+            <w:tcW w:type="dxa" w:w="2139"/>
+          </w:tcPr>
+          <w:p>
+            <w:r>
+              <w:rPr>
+                <w:sz w:val="9"/>
+              </w:rPr>
+              <w:t>workspace.dashboard.view</w:t>
+            </w:r>
+          </w:p>
+        </w:tc>
+        <w:tc>
+          <w:tcPr>
+            <w:tcW w:type="dxa" w:w="2139"/>
+          </w:tcPr>
+          <w:p>
+            <w:r>
+              <w:rPr>
+                <w:sz w:val="9"/>
+              </w:rPr>
+              <w:t>getDashboardReadModel</w:t>
+            </w:r>
+          </w:p>
+        </w:tc>
+        <w:tc>
+          <w:tcPr>
+            <w:tcW w:type="dxa" w:w="2139"/>
+          </w:tcPr>
+          <w:p>
+            <w:r>
+              <w:rPr>
+                <w:sz w:val="9"/>
+              </w:rPr>
+              <w:t>DASHBOARD_READ_MODEL</w:t>
+            </w:r>
+          </w:p>
+        </w:tc>
+        <w:tc>
+          <w:tcPr>
+            <w:tcW w:type="dxa" w:w="2139"/>
+          </w:tcPr>
+          <w:p>
+            <w:r>
+              <w:rPr>
+                <w:sz w:val="9"/>
+              </w:rPr>
+            </w:r>
+          </w:p>
+        </w:tc>
+        <w:tc>
+          <w:tcPr>
+            <w:tcW w:type="dxa" w:w="2139"/>
+          </w:tcPr>
+          <w:p>
+            <w:r>
+              <w:rPr>
+                <w:sz w:val="9"/>
+              </w:rPr>
+              <w:t>CANONICAL_CONTROL_UID_OWNER_MAPPING_REQUIRED</w:t>
+            </w:r>
+          </w:p>
+        </w:tc>
+      </w:tr>
+      <w:tr>
+        <w:tc>
+          <w:tcPr>
+            <w:tcW w:type="dxa" w:w="2139"/>
+          </w:tcPr>
+          <w:p>
+            <w:r>
+              <w:rPr>
+                <w:sz w:val="9"/>
+              </w:rPr>
+              <w:t>CTRL-…NOTIFICATIONS-OPEN</w:t>
+            </w:r>
+          </w:p>
+        </w:tc>
+        <w:tc>
+          <w:tcPr>
+            <w:tcW w:type="dxa" w:w="2139"/>
+          </w:tcPr>
+          <w:p>
+            <w:r>
+              <w:rPr>
+                <w:sz w:val="9"/>
+              </w:rPr>
+              <w:t>ACTION + GATE</w:t>
+            </w:r>
+          </w:p>
+        </w:tc>
+        <w:tc>
+          <w:tcPr>
+            <w:tcW w:type="dxa" w:w="2139"/>
+          </w:tcPr>
+          <w:p>
+            <w:r>
+              <w:rPr>
+                <w:sz w:val="9"/>
+              </w:rPr>
+              <w:t>workspace.dashboard.view</w:t>
+            </w:r>
+          </w:p>
+        </w:tc>
+        <w:tc>
+          <w:tcPr>
+            <w:tcW w:type="dxa" w:w="2139"/>
+          </w:tcPr>
+          <w:p>
+            <w:r>
+              <w:rPr>
+                <w:sz w:val="9"/>
+              </w:rPr>
+              <w:t>getDashboardReadModel</w:t>
+            </w:r>
+          </w:p>
+        </w:tc>
+        <w:tc>
+          <w:tcPr>
+            <w:tcW w:type="dxa" w:w="2139"/>
+          </w:tcPr>
+          <w:p>
+            <w:r>
+              <w:rPr>
+                <w:sz w:val="9"/>
+              </w:rPr>
+              <w:t>DASHBOARD_READ_MODEL</w:t>
+            </w:r>
+          </w:p>
+        </w:tc>
+        <w:tc>
+          <w:tcPr>
+            <w:tcW w:type="dxa" w:w="2139"/>
+          </w:tcPr>
+          <w:p>
+            <w:r>
+              <w:rPr>
+                <w:sz w:val="9"/>
+              </w:rPr>
+            </w:r>
+          </w:p>
+        </w:tc>
+        <w:tc>
+          <w:tcPr>
+            <w:tcW w:type="dxa" w:w="2139"/>
+          </w:tcPr>
+          <w:p>
+            <w:r>
+              <w:rPr>
+                <w:sz w:val="9"/>
+              </w:rPr>
+              <w:t>CANONICAL_CONTROL_UID_OWNER_MAPPING_REQUIRED</w:t>
+            </w:r>
+          </w:p>
+        </w:tc>
+      </w:tr>
+      <w:tr>
+        <w:tc>
+          <w:tcPr>
+            <w:tcW w:type="dxa" w:w="2139"/>
+          </w:tcPr>
+          <w:p>
+            <w:r>
+              <w:rPr>
+                <w:sz w:val="9"/>
+              </w:rPr>
+              <w:t>CTRL-…PRODUCTION-SUMMARY-OPEN</w:t>
+            </w:r>
+          </w:p>
+        </w:tc>
+        <w:tc>
+          <w:tcPr>
+            <w:tcW w:type="dxa" w:w="2139"/>
+          </w:tcPr>
+          <w:p>
+            <w:r>
+              <w:rPr>
+                <w:sz w:val="9"/>
+              </w:rPr>
+              <w:t>ACTION + GATE</w:t>
+            </w:r>
+          </w:p>
+        </w:tc>
+        <w:tc>
+          <w:tcPr>
+            <w:tcW w:type="dxa" w:w="2139"/>
+          </w:tcPr>
+          <w:p>
+            <w:r>
+              <w:rPr>
+                <w:sz w:val="9"/>
+              </w:rPr>
+              <w:t>workspace.dashboard.view</w:t>
+            </w:r>
+          </w:p>
+        </w:tc>
+        <w:tc>
+          <w:tcPr>
+            <w:tcW w:type="dxa" w:w="2139"/>
+          </w:tcPr>
+          <w:p>
+            <w:r>
+              <w:rPr>
+                <w:sz w:val="9"/>
+              </w:rPr>
+              <w:t>getDashboardReadModel</w:t>
+            </w:r>
+          </w:p>
+        </w:tc>
+        <w:tc>
+          <w:tcPr>
+            <w:tcW w:type="dxa" w:w="2139"/>
+          </w:tcPr>
+          <w:p>
+            <w:r>
+              <w:rPr>
+                <w:sz w:val="9"/>
+              </w:rPr>
+              <w:t>DASHBOARD_READ_MODEL</w:t>
+            </w:r>
+          </w:p>
+        </w:tc>
+        <w:tc>
+          <w:tcPr>
+            <w:tcW w:type="dxa" w:w="2139"/>
+          </w:tcPr>
+          <w:p>
+            <w:r>
+              <w:rPr>
+                <w:sz w:val="9"/>
+              </w:rPr>
+            </w:r>
+          </w:p>
+        </w:tc>
+        <w:tc>
+          <w:tcPr>
+            <w:tcW w:type="dxa" w:w="2139"/>
+          </w:tcPr>
+          <w:p>
+            <w:r>
+              <w:rPr>
+                <w:sz w:val="9"/>
+              </w:rPr>
+              <w:t>CANONICAL_CONTROL_UID_OWNER_MAPPING_REQUIRED</w:t>
+            </w:r>
+          </w:p>
+        </w:tc>
+      </w:tr>
+      <w:tr>
+        <w:tc>
+          <w:tcPr>
+            <w:tcW w:type="dxa" w:w="2139"/>
+          </w:tcPr>
+          <w:p>
+            <w:r>
+              <w:rPr>
+                <w:sz w:val="9"/>
+              </w:rPr>
+              <w:t>CTRL-…PROJECT-PROGRESS-OVERVIEW-OPEN</w:t>
+            </w:r>
+          </w:p>
+        </w:tc>
+        <w:tc>
+          <w:tcPr>
+            <w:tcW w:type="dxa" w:w="2139"/>
+          </w:tcPr>
+          <w:p>
+            <w:r>
+              <w:rPr>
+                <w:sz w:val="9"/>
+              </w:rPr>
+              <w:t>ACTION + GATE</w:t>
+            </w:r>
+          </w:p>
+        </w:tc>
+        <w:tc>
+          <w:tcPr>
+            <w:tcW w:type="dxa" w:w="2139"/>
+          </w:tcPr>
+          <w:p>
+            <w:r>
+              <w:rPr>
+                <w:sz w:val="9"/>
+              </w:rPr>
+              <w:t>workspace.dashboard.view</w:t>
+            </w:r>
+          </w:p>
+        </w:tc>
+        <w:tc>
+          <w:tcPr>
+            <w:tcW w:type="dxa" w:w="2139"/>
+          </w:tcPr>
+          <w:p>
+            <w:r>
+              <w:rPr>
+                <w:sz w:val="9"/>
+              </w:rPr>
+              <w:t>getDashboardReadModel</w:t>
+            </w:r>
+          </w:p>
+        </w:tc>
+        <w:tc>
+          <w:tcPr>
+            <w:tcW w:type="dxa" w:w="2139"/>
+          </w:tcPr>
+          <w:p>
+            <w:r>
+              <w:rPr>
+                <w:sz w:val="9"/>
+              </w:rPr>
+              <w:t>DASHBOARD_READ_MODEL</w:t>
+            </w:r>
+          </w:p>
+        </w:tc>
+        <w:tc>
+          <w:tcPr>
+            <w:tcW w:type="dxa" w:w="2139"/>
+          </w:tcPr>
+          <w:p>
+            <w:r>
+              <w:rPr>
+                <w:sz w:val="9"/>
+              </w:rPr>
+            </w:r>
+          </w:p>
+        </w:tc>
+        <w:tc>
+          <w:tcPr>
+            <w:tcW w:type="dxa" w:w="2139"/>
+          </w:tcPr>
+          <w:p>
+            <w:r>
+              <w:rPr>
+                <w:sz w:val="9"/>
+              </w:rPr>
+              <w:t>CANONICAL_CONTROL_UID_OWNER_MAPPING_REQUIRED</w:t>
+            </w:r>
+          </w:p>
+        </w:tc>
+      </w:tr>
+      <w:tr>
+        <w:tc>
+          <w:tcPr>
+            <w:tcW w:type="dxa" w:w="2139"/>
+          </w:tcPr>
+          <w:p>
+            <w:r>
+              <w:rPr>
+                <w:sz w:val="9"/>
+              </w:rPr>
+              <w:t>CTRL-…RECENT-COMPLETIONS-OPEN</w:t>
+            </w:r>
+          </w:p>
+        </w:tc>
+        <w:tc>
+          <w:tcPr>
+            <w:tcW w:type="dxa" w:w="2139"/>
+          </w:tcPr>
+          <w:p>
+            <w:r>
+              <w:rPr>
+                <w:sz w:val="9"/>
+              </w:rPr>
+              <w:t>ACTION + GATE</w:t>
+            </w:r>
+          </w:p>
+        </w:tc>
+        <w:tc>
+          <w:tcPr>
+            <w:tcW w:type="dxa" w:w="2139"/>
+          </w:tcPr>
+          <w:p>
+            <w:r>
+              <w:rPr>
+                <w:sz w:val="9"/>
+              </w:rPr>
+              <w:t>workspace.dashboard.view</w:t>
+            </w:r>
+          </w:p>
+        </w:tc>
+        <w:tc>
+          <w:tcPr>
+            <w:tcW w:type="dxa" w:w="2139"/>
+          </w:tcPr>
+          <w:p>
+            <w:r>
+              <w:rPr>
+                <w:sz w:val="9"/>
+              </w:rPr>
+              <w:t>getDashboardReadModel</w:t>
+            </w:r>
+          </w:p>
+        </w:tc>
+        <w:tc>
+          <w:tcPr>
+            <w:tcW w:type="dxa" w:w="2139"/>
+          </w:tcPr>
+          <w:p>
+            <w:r>
+              <w:rPr>
+                <w:sz w:val="9"/>
+              </w:rPr>
+              <w:t>DASHBOARD_READ_MODEL</w:t>
+            </w:r>
+          </w:p>
+        </w:tc>
+        <w:tc>
+          <w:tcPr>
+            <w:tcW w:type="dxa" w:w="2139"/>
+          </w:tcPr>
+          <w:p>
+            <w:r>
+              <w:rPr>
+                <w:sz w:val="9"/>
+              </w:rPr>
+            </w:r>
+          </w:p>
+        </w:tc>
+        <w:tc>
+          <w:tcPr>
+            <w:tcW w:type="dxa" w:w="2139"/>
+          </w:tcPr>
+          <w:p>
+            <w:r>
+              <w:rPr>
+                <w:sz w:val="9"/>
+              </w:rPr>
+              <w:t>CANONICAL_CONTROL_UID_OWNER_MAPPING_REQUIRED</w:t>
+            </w:r>
+          </w:p>
+        </w:tc>
+      </w:tr>
+      <w:tr>
+        <w:tc>
+          <w:tcPr>
+            <w:tcW w:type="dxa" w:w="2139"/>
+          </w:tcPr>
+          <w:p>
+            <w:r>
+              <w:rPr>
+                <w:sz w:val="9"/>
+              </w:rPr>
+              <w:t>CTRL-…SYSTEM-STATUS-SUMMARY-OPEN</w:t>
+            </w:r>
+          </w:p>
+        </w:tc>
+        <w:tc>
+          <w:tcPr>
+            <w:tcW w:type="dxa" w:w="2139"/>
+          </w:tcPr>
+          <w:p>
+            <w:r>
+              <w:rPr>
+                <w:sz w:val="9"/>
+              </w:rPr>
+              <w:t>ACTION + GATE</w:t>
+            </w:r>
+          </w:p>
+        </w:tc>
+        <w:tc>
+          <w:tcPr>
+            <w:tcW w:type="dxa" w:w="2139"/>
+          </w:tcPr>
+          <w:p>
+            <w:r>
+              <w:rPr>
+                <w:sz w:val="9"/>
+              </w:rPr>
+              <w:t>workspace.dashboard.view</w:t>
+            </w:r>
+          </w:p>
+        </w:tc>
+        <w:tc>
+          <w:tcPr>
+            <w:tcW w:type="dxa" w:w="2139"/>
+          </w:tcPr>
+          <w:p>
+            <w:r>
+              <w:rPr>
+                <w:sz w:val="9"/>
+              </w:rPr>
+              <w:t>getDashboardReadModel</w:t>
+            </w:r>
+          </w:p>
+        </w:tc>
+        <w:tc>
+          <w:tcPr>
+            <w:tcW w:type="dxa" w:w="2139"/>
+          </w:tcPr>
+          <w:p>
+            <w:r>
+              <w:rPr>
+                <w:sz w:val="9"/>
+              </w:rPr>
+              <w:t>DASHBOARD_READ_MODEL</w:t>
+            </w:r>
+          </w:p>
+        </w:tc>
+        <w:tc>
+          <w:tcPr>
+            <w:tcW w:type="dxa" w:w="2139"/>
+          </w:tcPr>
+          <w:p>
+            <w:r>
+              <w:rPr>
+                <w:sz w:val="9"/>
+              </w:rPr>
+            </w:r>
+          </w:p>
+        </w:tc>
+        <w:tc>
+          <w:tcPr>
+            <w:tcW w:type="dxa" w:w="2139"/>
+          </w:tcPr>
+          <w:p>
+            <w:r>
+              <w:rPr>
+                <w:sz w:val="9"/>
+              </w:rPr>
+              <w:t>CANONICAL_CONTROL_UID_OWNER_MAPPING_REQUIRED</w:t>
+            </w:r>
+          </w:p>
+        </w:tc>
+      </w:tr>
+    </w:tbl>
     <w:sectPr>
-      <w:pgSz w:w="12240" w:h="15840" w:orient="landscape"/>
-      <w:pgMar w:top="648" w:right="648" w:bottom="648" w:left="648" w:header="720" w:footer="720" w:gutter="0"/>
+      <w:pgSz w:w="15840" w:h="12240" w:orient="landscape"/>
+      <w:pgMar w:top="504" w:right="432" w:bottom="504" w:left="432" w:header="720" w:footer="720" w:gutter="0"/>
       <w:cols w:space="720"/>
       <w:docGrid w:linePitch="360"/>
     </w:sectPr>

--- a/ACPOS_WB-01_MOTHER_BASIC_DESIGN_TECH_PURPLE_v1.0.docx
+++ b/ACPOS_WB-01_MOTHER_BASIC_DESIGN_TECH_PURPLE_v1.0.docx
@@ -11772,17 +11772,8 @@
             <w:vAlign w:val="center"/>
           </w:tcPr>
           <w:p>
-            <w:pPr>
-              <w:jc w:val="center"/>
-            </w:pPr>
-            <w:r>
-              <w:rPr>
-                <w:rFonts w:ascii="Noto Sans CJK TC" w:hAnsi="Noto Sans CJK TC" w:eastAsia="Noto Sans CJK TC"/>
-                <w:b/>
-                <w:color w:val="432B91"/>
-                <w:sz w:val="13"/>
-              </w:rPr>
-              <w:t>Control UID</w:t>
+            <w:r>
+              <w:t>Compact Alias (Non-Control)</w:t>
             </w:r>
           </w:p>
         </w:tc>
@@ -26277,10 +26268,7 @@
           </w:tcPr>
           <w:p>
             <w:r>
-              <w:rPr>
-                <w:sz w:val="14"/>
-              </w:rPr>
-              <w:t>Control UID</w:t>
+              <w:t>Compact Alias (Non-Control)</w:t>
             </w:r>
           </w:p>
         </w:tc>
@@ -26901,7 +26889,7 @@
         <w:pStyle w:val="Heading1"/>
       </w:pPr>
       <w:r>
-        <w:t>Batch 08 · WB Canonical Control UID / Owner Mapping Register</w:t>
+        <w:t>Batch 08 · WB Compact Alias / Owner Mapping Register (superseded by Batch 11 denominator correction)</w:t>
       </w:r>
     </w:p>
     <w:p>
@@ -26941,10 +26929,7 @@
           </w:tcPr>
           <w:p>
             <w:r>
-              <w:rPr>
-                <w:sz w:val="9"/>
-              </w:rPr>
-              <w:t>WB Control UID</w:t>
+              <w:t>Compact Alias (Non-Control)</w:t>
             </w:r>
           </w:p>
         </w:tc>
@@ -28322,9 +28307,1454 @@
         </w:tc>
       </w:tr>
     </w:tbl>
+    <w:p>
+      <w:pPr>
+        <w:sectPr>
+          <w:pgSz w:w="15840" w:h="12240" w:orient="landscape"/>
+          <w:pgMar w:top="504" w:right="432" w:bottom="504" w:left="432" w:header="720" w:footer="720" w:gutter="0"/>
+          <w:cols w:space="720"/>
+          <w:docGrid w:linePitch="360"/>
+        </w:sectPr>
+      </w:pPr>
+    </w:p>
+    <w:p>
+      <w:pPr>
+        <w:pStyle w:val="Heading1"/>
+      </w:pPr>
+      <w:r>
+        <w:t>Batch 11 · WB Compact Alias → Canonical UID Resolution</w:t>
+      </w:r>
+    </w:p>
+    <w:p>
+      <w:r>
+        <w:rPr>
+          <w:b/>
+        </w:rPr>
+        <w:t xml:space="preserve">[ACPOS-20260921-BATCH-11-WB-SYNTHETIC-DENOMINATOR-CLEANUP-V1] </w:t>
+      </w:r>
+      <w:r>
+        <w:t>The 14 compact aliases below are governance aliases only. They are not product controls and MUST NOT enter the Control denominator. Each resolves one-to-one to an already-existing WB product registry row and the same System 01 canonical owner row. No Action/Gate/Permission/Operation/Runtime Owner business value is created or changed by this batch.</w:t>
+      </w:r>
+    </w:p>
+    <w:tbl>
+      <w:tblPr>
+        <w:tblStyle w:val="TableGrid"/>
+        <w:tblW w:type="auto" w:w="0"/>
+        <w:tblLook w:firstColumn="1" w:firstRow="1" w:lastColumn="0" w:lastRow="0" w:noHBand="0" w:noVBand="1" w:val="04A0"/>
+      </w:tblPr>
+      <w:tblGrid>
+        <w:gridCol w:w="1584"/>
+        <w:gridCol w:w="1584"/>
+        <w:gridCol w:w="1584"/>
+        <w:gridCol w:w="1584"/>
+        <w:gridCol w:w="1584"/>
+        <w:gridCol w:w="1584"/>
+        <w:gridCol w:w="1584"/>
+      </w:tblGrid>
+      <w:tr>
+        <w:tc>
+          <w:tcPr>
+            <w:tcW w:type="dxa" w:w="1584"/>
+          </w:tcPr>
+          <w:p>
+            <w:r>
+              <w:rPr>
+                <w:sz w:val="12"/>
+              </w:rPr>
+              <w:t>Compact Alias</w:t>
+            </w:r>
+          </w:p>
+        </w:tc>
+        <w:tc>
+          <w:tcPr>
+            <w:tcW w:type="dxa" w:w="1584"/>
+          </w:tcPr>
+          <w:p>
+            <w:r>
+              <w:rPr>
+                <w:sz w:val="12"/>
+              </w:rPr>
+              <w:t>Canonical UID</w:t>
+            </w:r>
+          </w:p>
+        </w:tc>
+        <w:tc>
+          <w:tcPr>
+            <w:tcW w:type="dxa" w:w="1584"/>
+          </w:tcPr>
+          <w:p>
+            <w:r>
+              <w:rPr>
+                <w:sz w:val="12"/>
+              </w:rPr>
+              <w:t>Canonical Owner</w:t>
+            </w:r>
+          </w:p>
+        </w:tc>
+        <w:tc>
+          <w:tcPr>
+            <w:tcW w:type="dxa" w:w="1584"/>
+          </w:tcPr>
+          <w:p>
+            <w:r>
+              <w:rPr>
+                <w:sz w:val="12"/>
+              </w:rPr>
+              <w:t>WB Registry</w:t>
+            </w:r>
+          </w:p>
+        </w:tc>
+        <w:tc>
+          <w:tcPr>
+            <w:tcW w:type="dxa" w:w="1584"/>
+          </w:tcPr>
+          <w:p>
+            <w:r>
+              <w:rPr>
+                <w:sz w:val="12"/>
+              </w:rPr>
+              <w:t>System 01 Registry</w:t>
+            </w:r>
+          </w:p>
+        </w:tc>
+        <w:tc>
+          <w:tcPr>
+            <w:tcW w:type="dxa" w:w="1584"/>
+          </w:tcPr>
+          <w:p>
+            <w:r>
+              <w:rPr>
+                <w:sz w:val="12"/>
+              </w:rPr>
+              <w:t>Existing Gate</w:t>
+            </w:r>
+          </w:p>
+        </w:tc>
+        <w:tc>
+          <w:tcPr>
+            <w:tcW w:type="dxa" w:w="1584"/>
+          </w:tcPr>
+          <w:p>
+            <w:r>
+              <w:rPr>
+                <w:sz w:val="12"/>
+              </w:rPr>
+              <w:t>Disposition</w:t>
+            </w:r>
+          </w:p>
+        </w:tc>
+      </w:tr>
+      <w:tr>
+        <w:tc>
+          <w:tcPr>
+            <w:tcW w:type="dxa" w:w="1584"/>
+          </w:tcPr>
+          <w:p>
+            <w:r>
+              <w:rPr>
+                <w:sz w:val="12"/>
+              </w:rPr>
+              <w:t>CTRL-…COMPANY-ANNOUNCEMENTS-OPEN</w:t>
+            </w:r>
+          </w:p>
+        </w:tc>
+        <w:tc>
+          <w:tcPr>
+            <w:tcW w:type="dxa" w:w="1584"/>
+          </w:tcPr>
+          <w:p>
+            <w:r>
+              <w:rPr>
+                <w:sz w:val="12"/>
+              </w:rPr>
+              <w:t>CTRL-WORKSPACE-WB-01-COMPANY-ANNOUNCEMENTS-OPEN</w:t>
+            </w:r>
+          </w:p>
+        </w:tc>
+        <w:tc>
+          <w:tcPr>
+            <w:tcW w:type="dxa" w:w="1584"/>
+          </w:tcPr>
+          <w:p>
+            <w:r>
+              <w:rPr>
+                <w:sz w:val="12"/>
+              </w:rPr>
+              <w:t>01_ACPOS_Global_Intelligent_Brain_Information_Lifecycle_Mother_Basic_Logic_Design_Normative_Contract_v4.docx</w:t>
+            </w:r>
+          </w:p>
+        </w:tc>
+        <w:tc>
+          <w:tcPr>
+            <w:tcW w:type="dxa" w:w="1584"/>
+          </w:tcPr>
+          <w:p>
+            <w:r>
+              <w:rPr>
+                <w:sz w:val="12"/>
+              </w:rPr>
+              <w:t>table 26 / row 12</w:t>
+            </w:r>
+          </w:p>
+        </w:tc>
+        <w:tc>
+          <w:tcPr>
+            <w:tcW w:type="dxa" w:w="1584"/>
+          </w:tcPr>
+          <w:p>
+            <w:r>
+              <w:rPr>
+                <w:sz w:val="12"/>
+              </w:rPr>
+              <w:t>table 73 / row 2</w:t>
+            </w:r>
+          </w:p>
+        </w:tc>
+        <w:tc>
+          <w:tcPr>
+            <w:tcW w:type="dxa" w:w="1584"/>
+          </w:tcPr>
+          <w:p>
+            <w:r>
+              <w:rPr>
+                <w:sz w:val="12"/>
+              </w:rPr>
+              <w:t>PAGE_READ</w:t>
+            </w:r>
+          </w:p>
+        </w:tc>
+        <w:tc>
+          <w:tcPr>
+            <w:tcW w:type="dxa" w:w="1584"/>
+          </w:tcPr>
+          <w:p>
+            <w:r>
+              <w:rPr>
+                <w:sz w:val="12"/>
+              </w:rPr>
+              <w:t>ALIAS_ONLY / EXCLUDE_FROM_CONTROL_DENOMINATOR</w:t>
+            </w:r>
+          </w:p>
+        </w:tc>
+      </w:tr>
+      <w:tr>
+        <w:tc>
+          <w:tcPr>
+            <w:tcW w:type="dxa" w:w="1584"/>
+          </w:tcPr>
+          <w:p>
+            <w:r>
+              <w:rPr>
+                <w:sz w:val="12"/>
+              </w:rPr>
+              <w:t>CTRL-…COMPANY-AVERAGE-PROGRESS-OPEN</w:t>
+            </w:r>
+          </w:p>
+        </w:tc>
+        <w:tc>
+          <w:tcPr>
+            <w:tcW w:type="dxa" w:w="1584"/>
+          </w:tcPr>
+          <w:p>
+            <w:r>
+              <w:rPr>
+                <w:sz w:val="12"/>
+              </w:rPr>
+              <w:t>CTRL-WORKSPACE-WB-01-COMPANY-AVERAGE-PROGRESS-OPEN</w:t>
+            </w:r>
+          </w:p>
+        </w:tc>
+        <w:tc>
+          <w:tcPr>
+            <w:tcW w:type="dxa" w:w="1584"/>
+          </w:tcPr>
+          <w:p>
+            <w:r>
+              <w:rPr>
+                <w:sz w:val="12"/>
+              </w:rPr>
+              <w:t>01_ACPOS_Global_Intelligent_Brain_Information_Lifecycle_Mother_Basic_Logic_Design_Normative_Contract_v4.docx</w:t>
+            </w:r>
+          </w:p>
+        </w:tc>
+        <w:tc>
+          <w:tcPr>
+            <w:tcW w:type="dxa" w:w="1584"/>
+          </w:tcPr>
+          <w:p>
+            <w:r>
+              <w:rPr>
+                <w:sz w:val="12"/>
+              </w:rPr>
+              <w:t>table 26 / row 7</w:t>
+            </w:r>
+          </w:p>
+        </w:tc>
+        <w:tc>
+          <w:tcPr>
+            <w:tcW w:type="dxa" w:w="1584"/>
+          </w:tcPr>
+          <w:p>
+            <w:r>
+              <w:rPr>
+                <w:sz w:val="12"/>
+              </w:rPr>
+              <w:t>table 73 / row 3</w:t>
+            </w:r>
+          </w:p>
+        </w:tc>
+        <w:tc>
+          <w:tcPr>
+            <w:tcW w:type="dxa" w:w="1584"/>
+          </w:tcPr>
+          <w:p>
+            <w:r>
+              <w:rPr>
+                <w:sz w:val="12"/>
+              </w:rPr>
+              <w:t>PAGE_READ</w:t>
+            </w:r>
+          </w:p>
+        </w:tc>
+        <w:tc>
+          <w:tcPr>
+            <w:tcW w:type="dxa" w:w="1584"/>
+          </w:tcPr>
+          <w:p>
+            <w:r>
+              <w:rPr>
+                <w:sz w:val="12"/>
+              </w:rPr>
+              <w:t>ALIAS_ONLY / EXCLUDE_FROM_CONTROL_DENOMINATOR</w:t>
+            </w:r>
+          </w:p>
+        </w:tc>
+      </w:tr>
+      <w:tr>
+        <w:tc>
+          <w:tcPr>
+            <w:tcW w:type="dxa" w:w="1584"/>
+          </w:tcPr>
+          <w:p>
+            <w:r>
+              <w:rPr>
+                <w:sz w:val="12"/>
+              </w:rPr>
+              <w:t>CTRL-…COMPANY-COMPLETED-PROJECT-COUNT-OPEN</w:t>
+            </w:r>
+          </w:p>
+        </w:tc>
+        <w:tc>
+          <w:tcPr>
+            <w:tcW w:type="dxa" w:w="1584"/>
+          </w:tcPr>
+          <w:p>
+            <w:r>
+              <w:rPr>
+                <w:sz w:val="12"/>
+              </w:rPr>
+              <w:t>CTRL-WORKSPACE-WB-01-COMPANY-COMPLETED-PROJECT-COUNT-OPEN</w:t>
+            </w:r>
+          </w:p>
+        </w:tc>
+        <w:tc>
+          <w:tcPr>
+            <w:tcW w:type="dxa" w:w="1584"/>
+          </w:tcPr>
+          <w:p>
+            <w:r>
+              <w:rPr>
+                <w:sz w:val="12"/>
+              </w:rPr>
+              <w:t>01_ACPOS_Global_Intelligent_Brain_Information_Lifecycle_Mother_Basic_Logic_Design_Normative_Contract_v4.docx</w:t>
+            </w:r>
+          </w:p>
+        </w:tc>
+        <w:tc>
+          <w:tcPr>
+            <w:tcW w:type="dxa" w:w="1584"/>
+          </w:tcPr>
+          <w:p>
+            <w:r>
+              <w:rPr>
+                <w:sz w:val="12"/>
+              </w:rPr>
+              <w:t>table 26 / row 6</w:t>
+            </w:r>
+          </w:p>
+        </w:tc>
+        <w:tc>
+          <w:tcPr>
+            <w:tcW w:type="dxa" w:w="1584"/>
+          </w:tcPr>
+          <w:p>
+            <w:r>
+              <w:rPr>
+                <w:sz w:val="12"/>
+              </w:rPr>
+              <w:t>table 73 / row 4</w:t>
+            </w:r>
+          </w:p>
+        </w:tc>
+        <w:tc>
+          <w:tcPr>
+            <w:tcW w:type="dxa" w:w="1584"/>
+          </w:tcPr>
+          <w:p>
+            <w:r>
+              <w:rPr>
+                <w:sz w:val="12"/>
+              </w:rPr>
+              <w:t>PAGE_READ</w:t>
+            </w:r>
+          </w:p>
+        </w:tc>
+        <w:tc>
+          <w:tcPr>
+            <w:tcW w:type="dxa" w:w="1584"/>
+          </w:tcPr>
+          <w:p>
+            <w:r>
+              <w:rPr>
+                <w:sz w:val="12"/>
+              </w:rPr>
+              <w:t>ALIAS_ONLY / EXCLUDE_FROM_CONTROL_DENOMINATOR</w:t>
+            </w:r>
+          </w:p>
+        </w:tc>
+      </w:tr>
+      <w:tr>
+        <w:tc>
+          <w:tcPr>
+            <w:tcW w:type="dxa" w:w="1584"/>
+          </w:tcPr>
+          <w:p>
+            <w:r>
+              <w:rPr>
+                <w:sz w:val="12"/>
+              </w:rPr>
+              <w:t>CTRL-…COMPANY-PENDING-ACTION-COUNT-OPEN</w:t>
+            </w:r>
+          </w:p>
+        </w:tc>
+        <w:tc>
+          <w:tcPr>
+            <w:tcW w:type="dxa" w:w="1584"/>
+          </w:tcPr>
+          <w:p>
+            <w:r>
+              <w:rPr>
+                <w:sz w:val="12"/>
+              </w:rPr>
+              <w:t>CTRL-WORKSPACE-WB-01-COMPANY-PENDING-ACTION-COUNT-OPEN</w:t>
+            </w:r>
+          </w:p>
+        </w:tc>
+        <w:tc>
+          <w:tcPr>
+            <w:tcW w:type="dxa" w:w="1584"/>
+          </w:tcPr>
+          <w:p>
+            <w:r>
+              <w:rPr>
+                <w:sz w:val="12"/>
+              </w:rPr>
+              <w:t>01_ACPOS_Global_Intelligent_Brain_Information_Lifecycle_Mother_Basic_Logic_Design_Normative_Contract_v4.docx</w:t>
+            </w:r>
+          </w:p>
+        </w:tc>
+        <w:tc>
+          <w:tcPr>
+            <w:tcW w:type="dxa" w:w="1584"/>
+          </w:tcPr>
+          <w:p>
+            <w:r>
+              <w:rPr>
+                <w:sz w:val="12"/>
+              </w:rPr>
+              <w:t>table 26 / row 4</w:t>
+            </w:r>
+          </w:p>
+        </w:tc>
+        <w:tc>
+          <w:tcPr>
+            <w:tcW w:type="dxa" w:w="1584"/>
+          </w:tcPr>
+          <w:p>
+            <w:r>
+              <w:rPr>
+                <w:sz w:val="12"/>
+              </w:rPr>
+              <w:t>table 73 / row 5</w:t>
+            </w:r>
+          </w:p>
+        </w:tc>
+        <w:tc>
+          <w:tcPr>
+            <w:tcW w:type="dxa" w:w="1584"/>
+          </w:tcPr>
+          <w:p>
+            <w:r>
+              <w:rPr>
+                <w:sz w:val="12"/>
+              </w:rPr>
+              <w:t>PAGE_READ</w:t>
+            </w:r>
+          </w:p>
+        </w:tc>
+        <w:tc>
+          <w:tcPr>
+            <w:tcW w:type="dxa" w:w="1584"/>
+          </w:tcPr>
+          <w:p>
+            <w:r>
+              <w:rPr>
+                <w:sz w:val="12"/>
+              </w:rPr>
+              <w:t>ALIAS_ONLY / EXCLUDE_FROM_CONTROL_DENOMINATOR</w:t>
+            </w:r>
+          </w:p>
+        </w:tc>
+      </w:tr>
+      <w:tr>
+        <w:tc>
+          <w:tcPr>
+            <w:tcW w:type="dxa" w:w="1584"/>
+          </w:tcPr>
+          <w:p>
+            <w:r>
+              <w:rPr>
+                <w:sz w:val="12"/>
+              </w:rPr>
+              <w:t>CTRL-…COMPANY-PENDING-REVIEW-COUNT-OPEN</w:t>
+            </w:r>
+          </w:p>
+        </w:tc>
+        <w:tc>
+          <w:tcPr>
+            <w:tcW w:type="dxa" w:w="1584"/>
+          </w:tcPr>
+          <w:p>
+            <w:r>
+              <w:rPr>
+                <w:sz w:val="12"/>
+              </w:rPr>
+              <w:t>CTRL-WORKSPACE-WB-01-COMPANY-PENDING-REVIEW-COUNT-OPEN</w:t>
+            </w:r>
+          </w:p>
+        </w:tc>
+        <w:tc>
+          <w:tcPr>
+            <w:tcW w:type="dxa" w:w="1584"/>
+          </w:tcPr>
+          <w:p>
+            <w:r>
+              <w:rPr>
+                <w:sz w:val="12"/>
+              </w:rPr>
+              <w:t>01_ACPOS_Global_Intelligent_Brain_Information_Lifecycle_Mother_Basic_Logic_Design_Normative_Contract_v4.docx</w:t>
+            </w:r>
+          </w:p>
+        </w:tc>
+        <w:tc>
+          <w:tcPr>
+            <w:tcW w:type="dxa" w:w="1584"/>
+          </w:tcPr>
+          <w:p>
+            <w:r>
+              <w:rPr>
+                <w:sz w:val="12"/>
+              </w:rPr>
+              <w:t>table 26 / row 5</w:t>
+            </w:r>
+          </w:p>
+        </w:tc>
+        <w:tc>
+          <w:tcPr>
+            <w:tcW w:type="dxa" w:w="1584"/>
+          </w:tcPr>
+          <w:p>
+            <w:r>
+              <w:rPr>
+                <w:sz w:val="12"/>
+              </w:rPr>
+              <w:t>table 73 / row 6</w:t>
+            </w:r>
+          </w:p>
+        </w:tc>
+        <w:tc>
+          <w:tcPr>
+            <w:tcW w:type="dxa" w:w="1584"/>
+          </w:tcPr>
+          <w:p>
+            <w:r>
+              <w:rPr>
+                <w:sz w:val="12"/>
+              </w:rPr>
+              <w:t>PAGE_READ</w:t>
+            </w:r>
+          </w:p>
+        </w:tc>
+        <w:tc>
+          <w:tcPr>
+            <w:tcW w:type="dxa" w:w="1584"/>
+          </w:tcPr>
+          <w:p>
+            <w:r>
+              <w:rPr>
+                <w:sz w:val="12"/>
+              </w:rPr>
+              <w:t>ALIAS_ONLY / EXCLUDE_FROM_CONTROL_DENOMINATOR</w:t>
+            </w:r>
+          </w:p>
+        </w:tc>
+      </w:tr>
+      <w:tr>
+        <w:tc>
+          <w:tcPr>
+            <w:tcW w:type="dxa" w:w="1584"/>
+          </w:tcPr>
+          <w:p>
+            <w:r>
+              <w:rPr>
+                <w:sz w:val="12"/>
+              </w:rPr>
+              <w:t>CTRL-…COMPANY-PROGRESS-SUMMARY-OPEN</w:t>
+            </w:r>
+          </w:p>
+        </w:tc>
+        <w:tc>
+          <w:tcPr>
+            <w:tcW w:type="dxa" w:w="1584"/>
+          </w:tcPr>
+          <w:p>
+            <w:r>
+              <w:rPr>
+                <w:sz w:val="12"/>
+              </w:rPr>
+              <w:t>CTRL-WORKSPACE-WB-01-COMPANY-PROGRESS-SUMMARY-OPEN</w:t>
+            </w:r>
+          </w:p>
+        </w:tc>
+        <w:tc>
+          <w:tcPr>
+            <w:tcW w:type="dxa" w:w="1584"/>
+          </w:tcPr>
+          <w:p>
+            <w:r>
+              <w:rPr>
+                <w:sz w:val="12"/>
+              </w:rPr>
+              <w:t>01_ACPOS_Global_Intelligent_Brain_Information_Lifecycle_Mother_Basic_Logic_Design_Normative_Contract_v4.docx</w:t>
+            </w:r>
+          </w:p>
+        </w:tc>
+        <w:tc>
+          <w:tcPr>
+            <w:tcW w:type="dxa" w:w="1584"/>
+          </w:tcPr>
+          <w:p>
+            <w:r>
+              <w:rPr>
+                <w:sz w:val="12"/>
+              </w:rPr>
+              <w:t>table 26 / row 9</w:t>
+            </w:r>
+          </w:p>
+        </w:tc>
+        <w:tc>
+          <w:tcPr>
+            <w:tcW w:type="dxa" w:w="1584"/>
+          </w:tcPr>
+          <w:p>
+            <w:r>
+              <w:rPr>
+                <w:sz w:val="12"/>
+              </w:rPr>
+              <w:t>table 73 / row 7</w:t>
+            </w:r>
+          </w:p>
+        </w:tc>
+        <w:tc>
+          <w:tcPr>
+            <w:tcW w:type="dxa" w:w="1584"/>
+          </w:tcPr>
+          <w:p>
+            <w:r>
+              <w:rPr>
+                <w:sz w:val="12"/>
+              </w:rPr>
+              <w:t>PAGE_READ</w:t>
+            </w:r>
+          </w:p>
+        </w:tc>
+        <w:tc>
+          <w:tcPr>
+            <w:tcW w:type="dxa" w:w="1584"/>
+          </w:tcPr>
+          <w:p>
+            <w:r>
+              <w:rPr>
+                <w:sz w:val="12"/>
+              </w:rPr>
+              <w:t>ALIAS_ONLY / EXCLUDE_FROM_CONTROL_DENOMINATOR</w:t>
+            </w:r>
+          </w:p>
+        </w:tc>
+      </w:tr>
+      <w:tr>
+        <w:tc>
+          <w:tcPr>
+            <w:tcW w:type="dxa" w:w="1584"/>
+          </w:tcPr>
+          <w:p>
+            <w:r>
+              <w:rPr>
+                <w:sz w:val="12"/>
+              </w:rPr>
+              <w:t>CTRL-…COMPANY-PROJECT-COUNT-OPEN</w:t>
+            </w:r>
+          </w:p>
+        </w:tc>
+        <w:tc>
+          <w:tcPr>
+            <w:tcW w:type="dxa" w:w="1584"/>
+          </w:tcPr>
+          <w:p>
+            <w:r>
+              <w:rPr>
+                <w:sz w:val="12"/>
+              </w:rPr>
+              <w:t>CTRL-WORKSPACE-WB-01-COMPANY-PROJECT-COUNT-OPEN</w:t>
+            </w:r>
+          </w:p>
+        </w:tc>
+        <w:tc>
+          <w:tcPr>
+            <w:tcW w:type="dxa" w:w="1584"/>
+          </w:tcPr>
+          <w:p>
+            <w:r>
+              <w:rPr>
+                <w:sz w:val="12"/>
+              </w:rPr>
+              <w:t>01_ACPOS_Global_Intelligent_Brain_Information_Lifecycle_Mother_Basic_Logic_Design_Normative_Contract_v4.docx</w:t>
+            </w:r>
+          </w:p>
+        </w:tc>
+        <w:tc>
+          <w:tcPr>
+            <w:tcW w:type="dxa" w:w="1584"/>
+          </w:tcPr>
+          <w:p>
+            <w:r>
+              <w:rPr>
+                <w:sz w:val="12"/>
+              </w:rPr>
+              <w:t>table 26 / row 2</w:t>
+            </w:r>
+          </w:p>
+        </w:tc>
+        <w:tc>
+          <w:tcPr>
+            <w:tcW w:type="dxa" w:w="1584"/>
+          </w:tcPr>
+          <w:p>
+            <w:r>
+              <w:rPr>
+                <w:sz w:val="12"/>
+              </w:rPr>
+              <w:t>table 73 / row 8</w:t>
+            </w:r>
+          </w:p>
+        </w:tc>
+        <w:tc>
+          <w:tcPr>
+            <w:tcW w:type="dxa" w:w="1584"/>
+          </w:tcPr>
+          <w:p>
+            <w:r>
+              <w:rPr>
+                <w:sz w:val="12"/>
+              </w:rPr>
+              <w:t>PAGE_READ</w:t>
+            </w:r>
+          </w:p>
+        </w:tc>
+        <w:tc>
+          <w:tcPr>
+            <w:tcW w:type="dxa" w:w="1584"/>
+          </w:tcPr>
+          <w:p>
+            <w:r>
+              <w:rPr>
+                <w:sz w:val="12"/>
+              </w:rPr>
+              <w:t>ALIAS_ONLY / EXCLUDE_FROM_CONTROL_DENOMINATOR</w:t>
+            </w:r>
+          </w:p>
+        </w:tc>
+      </w:tr>
+      <w:tr>
+        <w:tc>
+          <w:tcPr>
+            <w:tcW w:type="dxa" w:w="1584"/>
+          </w:tcPr>
+          <w:p>
+            <w:r>
+              <w:rPr>
+                <w:sz w:val="12"/>
+              </w:rPr>
+              <w:t>CTRL-…COMPANY-RUNNING-PROJECT-COUNT-OPEN</w:t>
+            </w:r>
+          </w:p>
+        </w:tc>
+        <w:tc>
+          <w:tcPr>
+            <w:tcW w:type="dxa" w:w="1584"/>
+          </w:tcPr>
+          <w:p>
+            <w:r>
+              <w:rPr>
+                <w:sz w:val="12"/>
+              </w:rPr>
+              <w:t>CTRL-WORKSPACE-WB-01-COMPANY-RUNNING-PROJECT-COUNT-OPEN</w:t>
+            </w:r>
+          </w:p>
+        </w:tc>
+        <w:tc>
+          <w:tcPr>
+            <w:tcW w:type="dxa" w:w="1584"/>
+          </w:tcPr>
+          <w:p>
+            <w:r>
+              <w:rPr>
+                <w:sz w:val="12"/>
+              </w:rPr>
+              <w:t>01_ACPOS_Global_Intelligent_Brain_Information_Lifecycle_Mother_Basic_Logic_Design_Normative_Contract_v4.docx</w:t>
+            </w:r>
+          </w:p>
+        </w:tc>
+        <w:tc>
+          <w:tcPr>
+            <w:tcW w:type="dxa" w:w="1584"/>
+          </w:tcPr>
+          <w:p>
+            <w:r>
+              <w:rPr>
+                <w:sz w:val="12"/>
+              </w:rPr>
+              <w:t>table 26 / row 3</w:t>
+            </w:r>
+          </w:p>
+        </w:tc>
+        <w:tc>
+          <w:tcPr>
+            <w:tcW w:type="dxa" w:w="1584"/>
+          </w:tcPr>
+          <w:p>
+            <w:r>
+              <w:rPr>
+                <w:sz w:val="12"/>
+              </w:rPr>
+              <w:t>table 73 / row 9</w:t>
+            </w:r>
+          </w:p>
+        </w:tc>
+        <w:tc>
+          <w:tcPr>
+            <w:tcW w:type="dxa" w:w="1584"/>
+          </w:tcPr>
+          <w:p>
+            <w:r>
+              <w:rPr>
+                <w:sz w:val="12"/>
+              </w:rPr>
+              <w:t>PAGE_READ</w:t>
+            </w:r>
+          </w:p>
+        </w:tc>
+        <w:tc>
+          <w:tcPr>
+            <w:tcW w:type="dxa" w:w="1584"/>
+          </w:tcPr>
+          <w:p>
+            <w:r>
+              <w:rPr>
+                <w:sz w:val="12"/>
+              </w:rPr>
+              <w:t>ALIAS_ONLY / EXCLUDE_FROM_CONTROL_DENOMINATOR</w:t>
+            </w:r>
+          </w:p>
+        </w:tc>
+      </w:tr>
+      <w:tr>
+        <w:tc>
+          <w:tcPr>
+            <w:tcW w:type="dxa" w:w="1584"/>
+          </w:tcPr>
+          <w:p>
+            <w:r>
+              <w:rPr>
+                <w:sz w:val="12"/>
+              </w:rPr>
+              <w:t>CTRL-…INDUSTRY-NEWS-OPEN</w:t>
+            </w:r>
+          </w:p>
+        </w:tc>
+        <w:tc>
+          <w:tcPr>
+            <w:tcW w:type="dxa" w:w="1584"/>
+          </w:tcPr>
+          <w:p>
+            <w:r>
+              <w:rPr>
+                <w:sz w:val="12"/>
+              </w:rPr>
+              <w:t>CTRL-WORKSPACE-WB-01-INDUSTRY-NEWS-OPEN</w:t>
+            </w:r>
+          </w:p>
+        </w:tc>
+        <w:tc>
+          <w:tcPr>
+            <w:tcW w:type="dxa" w:w="1584"/>
+          </w:tcPr>
+          <w:p>
+            <w:r>
+              <w:rPr>
+                <w:sz w:val="12"/>
+              </w:rPr>
+              <w:t>01_ACPOS_Global_Intelligent_Brain_Information_Lifecycle_Mother_Basic_Logic_Design_Normative_Contract_v4.docx</w:t>
+            </w:r>
+          </w:p>
+        </w:tc>
+        <w:tc>
+          <w:tcPr>
+            <w:tcW w:type="dxa" w:w="1584"/>
+          </w:tcPr>
+          <w:p>
+            <w:r>
+              <w:rPr>
+                <w:sz w:val="12"/>
+              </w:rPr>
+              <w:t>table 26 / row 13</w:t>
+            </w:r>
+          </w:p>
+        </w:tc>
+        <w:tc>
+          <w:tcPr>
+            <w:tcW w:type="dxa" w:w="1584"/>
+          </w:tcPr>
+          <w:p>
+            <w:r>
+              <w:rPr>
+                <w:sz w:val="12"/>
+              </w:rPr>
+              <w:t>table 73 / row 10</w:t>
+            </w:r>
+          </w:p>
+        </w:tc>
+        <w:tc>
+          <w:tcPr>
+            <w:tcW w:type="dxa" w:w="1584"/>
+          </w:tcPr>
+          <w:p>
+            <w:r>
+              <w:rPr>
+                <w:sz w:val="12"/>
+              </w:rPr>
+              <w:t>PAGE_READ</w:t>
+            </w:r>
+          </w:p>
+        </w:tc>
+        <w:tc>
+          <w:tcPr>
+            <w:tcW w:type="dxa" w:w="1584"/>
+          </w:tcPr>
+          <w:p>
+            <w:r>
+              <w:rPr>
+                <w:sz w:val="12"/>
+              </w:rPr>
+              <w:t>ALIAS_ONLY / EXCLUDE_FROM_CONTROL_DENOMINATOR</w:t>
+            </w:r>
+          </w:p>
+        </w:tc>
+      </w:tr>
+      <w:tr>
+        <w:tc>
+          <w:tcPr>
+            <w:tcW w:type="dxa" w:w="1584"/>
+          </w:tcPr>
+          <w:p>
+            <w:r>
+              <w:rPr>
+                <w:sz w:val="12"/>
+              </w:rPr>
+              <w:t>CTRL-…NOTIFICATIONS-OPEN</w:t>
+            </w:r>
+          </w:p>
+        </w:tc>
+        <w:tc>
+          <w:tcPr>
+            <w:tcW w:type="dxa" w:w="1584"/>
+          </w:tcPr>
+          <w:p>
+            <w:r>
+              <w:rPr>
+                <w:sz w:val="12"/>
+              </w:rPr>
+              <w:t>CTRL-WORKSPACE-WB-01-NOTIFICATIONS-OPEN</w:t>
+            </w:r>
+          </w:p>
+        </w:tc>
+        <w:tc>
+          <w:tcPr>
+            <w:tcW w:type="dxa" w:w="1584"/>
+          </w:tcPr>
+          <w:p>
+            <w:r>
+              <w:rPr>
+                <w:sz w:val="12"/>
+              </w:rPr>
+              <w:t>01_ACPOS_Global_Intelligent_Brain_Information_Lifecycle_Mother_Basic_Logic_Design_Normative_Contract_v4.docx</w:t>
+            </w:r>
+          </w:p>
+        </w:tc>
+        <w:tc>
+          <w:tcPr>
+            <w:tcW w:type="dxa" w:w="1584"/>
+          </w:tcPr>
+          <w:p>
+            <w:r>
+              <w:rPr>
+                <w:sz w:val="12"/>
+              </w:rPr>
+              <w:t>table 26 / row 11</w:t>
+            </w:r>
+          </w:p>
+        </w:tc>
+        <w:tc>
+          <w:tcPr>
+            <w:tcW w:type="dxa" w:w="1584"/>
+          </w:tcPr>
+          <w:p>
+            <w:r>
+              <w:rPr>
+                <w:sz w:val="12"/>
+              </w:rPr>
+              <w:t>table 73 / row 11</w:t>
+            </w:r>
+          </w:p>
+        </w:tc>
+        <w:tc>
+          <w:tcPr>
+            <w:tcW w:type="dxa" w:w="1584"/>
+          </w:tcPr>
+          <w:p>
+            <w:r>
+              <w:rPr>
+                <w:sz w:val="12"/>
+              </w:rPr>
+              <w:t>PAGE_READ</w:t>
+            </w:r>
+          </w:p>
+        </w:tc>
+        <w:tc>
+          <w:tcPr>
+            <w:tcW w:type="dxa" w:w="1584"/>
+          </w:tcPr>
+          <w:p>
+            <w:r>
+              <w:rPr>
+                <w:sz w:val="12"/>
+              </w:rPr>
+              <w:t>ALIAS_ONLY / EXCLUDE_FROM_CONTROL_DENOMINATOR</w:t>
+            </w:r>
+          </w:p>
+        </w:tc>
+      </w:tr>
+      <w:tr>
+        <w:tc>
+          <w:tcPr>
+            <w:tcW w:type="dxa" w:w="1584"/>
+          </w:tcPr>
+          <w:p>
+            <w:r>
+              <w:rPr>
+                <w:sz w:val="12"/>
+              </w:rPr>
+              <w:t>CTRL-…PRODUCTION-SUMMARY-OPEN</w:t>
+            </w:r>
+          </w:p>
+        </w:tc>
+        <w:tc>
+          <w:tcPr>
+            <w:tcW w:type="dxa" w:w="1584"/>
+          </w:tcPr>
+          <w:p>
+            <w:r>
+              <w:rPr>
+                <w:sz w:val="12"/>
+              </w:rPr>
+              <w:t>CTRL-WORKSPACE-WB-01-PRODUCTION-SUMMARY-OPEN</w:t>
+            </w:r>
+          </w:p>
+        </w:tc>
+        <w:tc>
+          <w:tcPr>
+            <w:tcW w:type="dxa" w:w="1584"/>
+          </w:tcPr>
+          <w:p>
+            <w:r>
+              <w:rPr>
+                <w:sz w:val="12"/>
+              </w:rPr>
+              <w:t>01_ACPOS_Global_Intelligent_Brain_Information_Lifecycle_Mother_Basic_Logic_Design_Normative_Contract_v4.docx</w:t>
+            </w:r>
+          </w:p>
+        </w:tc>
+        <w:tc>
+          <w:tcPr>
+            <w:tcW w:type="dxa" w:w="1584"/>
+          </w:tcPr>
+          <w:p>
+            <w:r>
+              <w:rPr>
+                <w:sz w:val="12"/>
+              </w:rPr>
+              <w:t>table 26 / row 10</w:t>
+            </w:r>
+          </w:p>
+        </w:tc>
+        <w:tc>
+          <w:tcPr>
+            <w:tcW w:type="dxa" w:w="1584"/>
+          </w:tcPr>
+          <w:p>
+            <w:r>
+              <w:rPr>
+                <w:sz w:val="12"/>
+              </w:rPr>
+              <w:t>table 73 / row 12</w:t>
+            </w:r>
+          </w:p>
+        </w:tc>
+        <w:tc>
+          <w:tcPr>
+            <w:tcW w:type="dxa" w:w="1584"/>
+          </w:tcPr>
+          <w:p>
+            <w:r>
+              <w:rPr>
+                <w:sz w:val="12"/>
+              </w:rPr>
+              <w:t>PAGE_READ</w:t>
+            </w:r>
+          </w:p>
+        </w:tc>
+        <w:tc>
+          <w:tcPr>
+            <w:tcW w:type="dxa" w:w="1584"/>
+          </w:tcPr>
+          <w:p>
+            <w:r>
+              <w:rPr>
+                <w:sz w:val="12"/>
+              </w:rPr>
+              <w:t>ALIAS_ONLY / EXCLUDE_FROM_CONTROL_DENOMINATOR</w:t>
+            </w:r>
+          </w:p>
+        </w:tc>
+      </w:tr>
+      <w:tr>
+        <w:tc>
+          <w:tcPr>
+            <w:tcW w:type="dxa" w:w="1584"/>
+          </w:tcPr>
+          <w:p>
+            <w:r>
+              <w:rPr>
+                <w:sz w:val="12"/>
+              </w:rPr>
+              <w:t>CTRL-…PROJECT-PROGRESS-OVERVIEW-OPEN</w:t>
+            </w:r>
+          </w:p>
+        </w:tc>
+        <w:tc>
+          <w:tcPr>
+            <w:tcW w:type="dxa" w:w="1584"/>
+          </w:tcPr>
+          <w:p>
+            <w:r>
+              <w:rPr>
+                <w:sz w:val="12"/>
+              </w:rPr>
+              <w:t>CTRL-WORKSPACE-WB-01-PROJECT-PROGRESS-OVERVIEW-OPEN</w:t>
+            </w:r>
+          </w:p>
+        </w:tc>
+        <w:tc>
+          <w:tcPr>
+            <w:tcW w:type="dxa" w:w="1584"/>
+          </w:tcPr>
+          <w:p>
+            <w:r>
+              <w:rPr>
+                <w:sz w:val="12"/>
+              </w:rPr>
+              <w:t>01_ACPOS_Global_Intelligent_Brain_Information_Lifecycle_Mother_Basic_Logic_Design_Normative_Contract_v4.docx</w:t>
+            </w:r>
+          </w:p>
+        </w:tc>
+        <w:tc>
+          <w:tcPr>
+            <w:tcW w:type="dxa" w:w="1584"/>
+          </w:tcPr>
+          <w:p>
+            <w:r>
+              <w:rPr>
+                <w:sz w:val="12"/>
+              </w:rPr>
+              <w:t>table 26 / row 8</w:t>
+            </w:r>
+          </w:p>
+        </w:tc>
+        <w:tc>
+          <w:tcPr>
+            <w:tcW w:type="dxa" w:w="1584"/>
+          </w:tcPr>
+          <w:p>
+            <w:r>
+              <w:rPr>
+                <w:sz w:val="12"/>
+              </w:rPr>
+              <w:t>table 73 / row 13</w:t>
+            </w:r>
+          </w:p>
+        </w:tc>
+        <w:tc>
+          <w:tcPr>
+            <w:tcW w:type="dxa" w:w="1584"/>
+          </w:tcPr>
+          <w:p>
+            <w:r>
+              <w:rPr>
+                <w:sz w:val="12"/>
+              </w:rPr>
+              <w:t>PAGE_READ</w:t>
+            </w:r>
+          </w:p>
+        </w:tc>
+        <w:tc>
+          <w:tcPr>
+            <w:tcW w:type="dxa" w:w="1584"/>
+          </w:tcPr>
+          <w:p>
+            <w:r>
+              <w:rPr>
+                <w:sz w:val="12"/>
+              </w:rPr>
+              <w:t>ALIAS_ONLY / EXCLUDE_FROM_CONTROL_DENOMINATOR</w:t>
+            </w:r>
+          </w:p>
+        </w:tc>
+      </w:tr>
+      <w:tr>
+        <w:tc>
+          <w:tcPr>
+            <w:tcW w:type="dxa" w:w="1584"/>
+          </w:tcPr>
+          <w:p>
+            <w:r>
+              <w:rPr>
+                <w:sz w:val="12"/>
+              </w:rPr>
+              <w:t>CTRL-…RECENT-COMPLETIONS-OPEN</w:t>
+            </w:r>
+          </w:p>
+        </w:tc>
+        <w:tc>
+          <w:tcPr>
+            <w:tcW w:type="dxa" w:w="1584"/>
+          </w:tcPr>
+          <w:p>
+            <w:r>
+              <w:rPr>
+                <w:sz w:val="12"/>
+              </w:rPr>
+              <w:t>CTRL-WORKSPACE-WB-01-RECENT-COMPLETIONS-OPEN</w:t>
+            </w:r>
+          </w:p>
+        </w:tc>
+        <w:tc>
+          <w:tcPr>
+            <w:tcW w:type="dxa" w:w="1584"/>
+          </w:tcPr>
+          <w:p>
+            <w:r>
+              <w:rPr>
+                <w:sz w:val="12"/>
+              </w:rPr>
+              <w:t>01_ACPOS_Global_Intelligent_Brain_Information_Lifecycle_Mother_Basic_Logic_Design_Normative_Contract_v4.docx</w:t>
+            </w:r>
+          </w:p>
+        </w:tc>
+        <w:tc>
+          <w:tcPr>
+            <w:tcW w:type="dxa" w:w="1584"/>
+          </w:tcPr>
+          <w:p>
+            <w:r>
+              <w:rPr>
+                <w:sz w:val="12"/>
+              </w:rPr>
+              <w:t>table 26 / row 15</w:t>
+            </w:r>
+          </w:p>
+        </w:tc>
+        <w:tc>
+          <w:tcPr>
+            <w:tcW w:type="dxa" w:w="1584"/>
+          </w:tcPr>
+          <w:p>
+            <w:r>
+              <w:rPr>
+                <w:sz w:val="12"/>
+              </w:rPr>
+              <w:t>table 73 / row 14</w:t>
+            </w:r>
+          </w:p>
+        </w:tc>
+        <w:tc>
+          <w:tcPr>
+            <w:tcW w:type="dxa" w:w="1584"/>
+          </w:tcPr>
+          <w:p>
+            <w:r>
+              <w:rPr>
+                <w:sz w:val="12"/>
+              </w:rPr>
+              <w:t>PAGE_READ</w:t>
+            </w:r>
+          </w:p>
+        </w:tc>
+        <w:tc>
+          <w:tcPr>
+            <w:tcW w:type="dxa" w:w="1584"/>
+          </w:tcPr>
+          <w:p>
+            <w:r>
+              <w:rPr>
+                <w:sz w:val="12"/>
+              </w:rPr>
+              <w:t>ALIAS_ONLY / EXCLUDE_FROM_CONTROL_DENOMINATOR</w:t>
+            </w:r>
+          </w:p>
+        </w:tc>
+      </w:tr>
+      <w:tr>
+        <w:tc>
+          <w:tcPr>
+            <w:tcW w:type="dxa" w:w="1584"/>
+          </w:tcPr>
+          <w:p>
+            <w:r>
+              <w:rPr>
+                <w:sz w:val="12"/>
+              </w:rPr>
+              <w:t>CTRL-…SYSTEM-STATUS-SUMMARY-OPEN</w:t>
+            </w:r>
+          </w:p>
+        </w:tc>
+        <w:tc>
+          <w:tcPr>
+            <w:tcW w:type="dxa" w:w="1584"/>
+          </w:tcPr>
+          <w:p>
+            <w:r>
+              <w:rPr>
+                <w:sz w:val="12"/>
+              </w:rPr>
+              <w:t>CTRL-WORKSPACE-WB-01-SYSTEM-STATUS-SUMMARY-OPEN</w:t>
+            </w:r>
+          </w:p>
+        </w:tc>
+        <w:tc>
+          <w:tcPr>
+            <w:tcW w:type="dxa" w:w="1584"/>
+          </w:tcPr>
+          <w:p>
+            <w:r>
+              <w:rPr>
+                <w:sz w:val="12"/>
+              </w:rPr>
+              <w:t>01_ACPOS_Global_Intelligent_Brain_Information_Lifecycle_Mother_Basic_Logic_Design_Normative_Contract_v4.docx</w:t>
+            </w:r>
+          </w:p>
+        </w:tc>
+        <w:tc>
+          <w:tcPr>
+            <w:tcW w:type="dxa" w:w="1584"/>
+          </w:tcPr>
+          <w:p>
+            <w:r>
+              <w:rPr>
+                <w:sz w:val="12"/>
+              </w:rPr>
+              <w:t>table 26 / row 14</w:t>
+            </w:r>
+          </w:p>
+        </w:tc>
+        <w:tc>
+          <w:tcPr>
+            <w:tcW w:type="dxa" w:w="1584"/>
+          </w:tcPr>
+          <w:p>
+            <w:r>
+              <w:rPr>
+                <w:sz w:val="12"/>
+              </w:rPr>
+              <w:t>table 73 / row 15</w:t>
+            </w:r>
+          </w:p>
+        </w:tc>
+        <w:tc>
+          <w:tcPr>
+            <w:tcW w:type="dxa" w:w="1584"/>
+          </w:tcPr>
+          <w:p>
+            <w:r>
+              <w:rPr>
+                <w:sz w:val="12"/>
+              </w:rPr>
+              <w:t>PAGE_READ</w:t>
+            </w:r>
+          </w:p>
+        </w:tc>
+        <w:tc>
+          <w:tcPr>
+            <w:tcW w:type="dxa" w:w="1584"/>
+          </w:tcPr>
+          <w:p>
+            <w:r>
+              <w:rPr>
+                <w:sz w:val="12"/>
+              </w:rPr>
+              <w:t>ALIAS_ONLY / EXCLUDE_FROM_CONTROL_DENOMINATOR</w:t>
+            </w:r>
+          </w:p>
+        </w:tc>
+      </w:tr>
+    </w:tbl>
+    <w:p>
+      <w:r>
+        <w:t>Action UID remains '—' on the actual canonical product rows and is not remediated in Batch 11. Those canonical rows remain part of the separate unique-owner specification-remediation denominator.</w:t>
+      </w:r>
+    </w:p>
     <w:sectPr>
-      <w:pgSz w:w="15840" w:h="12240" w:orient="landscape"/>
-      <w:pgMar w:top="504" w:right="432" w:bottom="504" w:left="432" w:header="720" w:footer="720" w:gutter="0"/>
+      <w:pgSz w:w="12240" w:h="15840" w:orient="landscape"/>
+      <w:pgMar w:top="576" w:right="576" w:bottom="576" w:left="576" w:header="720" w:footer="720" w:gutter="0"/>
       <w:cols w:space="720"/>
       <w:docGrid w:linePitch="360"/>
     </w:sectPr>

--- a/ACPOS_WB-01_MOTHER_BASIC_DESIGN_TECH_PURPLE_v1.0.docx
+++ b/ACPOS_WB-01_MOTHER_BASIC_DESIGN_TECH_PURPLE_v1.0.docx
@@ -28355,11 +28355,20 @@
         <w:tc>
           <w:tcPr>
             <w:tcW w:type="dxa" w:w="1584"/>
-          </w:tcPr>
-          <w:p>
-            <w:r>
-              <w:rPr>
-                <w:sz w:val="12"/>
+            <w:tcMar>
+              <w:top w:w="12" w:type="dxa"/>
+              <w:bottom w:w="12" w:type="dxa"/>
+              <w:left w:w="24" w:type="dxa"/>
+              <w:right w:w="24" w:type="dxa"/>
+            </w:tcMar>
+          </w:tcPr>
+          <w:p>
+            <w:pPr>
+              <w:spacing w:before="0" w:after="0" w:line="240" w:lineRule="auto"/>
+            </w:pPr>
+            <w:r>
+              <w:rPr>
+                <w:sz w:val="9"/>
               </w:rPr>
               <w:t>Compact Alias</w:t>
             </w:r>
@@ -28368,11 +28377,20 @@
         <w:tc>
           <w:tcPr>
             <w:tcW w:type="dxa" w:w="1584"/>
-          </w:tcPr>
-          <w:p>
-            <w:r>
-              <w:rPr>
-                <w:sz w:val="12"/>
+            <w:tcMar>
+              <w:top w:w="12" w:type="dxa"/>
+              <w:bottom w:w="12" w:type="dxa"/>
+              <w:left w:w="24" w:type="dxa"/>
+              <w:right w:w="24" w:type="dxa"/>
+            </w:tcMar>
+          </w:tcPr>
+          <w:p>
+            <w:pPr>
+              <w:spacing w:before="0" w:after="0" w:line="240" w:lineRule="auto"/>
+            </w:pPr>
+            <w:r>
+              <w:rPr>
+                <w:sz w:val="9"/>
               </w:rPr>
               <w:t>Canonical UID</w:t>
             </w:r>
@@ -28381,11 +28399,20 @@
         <w:tc>
           <w:tcPr>
             <w:tcW w:type="dxa" w:w="1584"/>
-          </w:tcPr>
-          <w:p>
-            <w:r>
-              <w:rPr>
-                <w:sz w:val="12"/>
+            <w:tcMar>
+              <w:top w:w="12" w:type="dxa"/>
+              <w:bottom w:w="12" w:type="dxa"/>
+              <w:left w:w="24" w:type="dxa"/>
+              <w:right w:w="24" w:type="dxa"/>
+            </w:tcMar>
+          </w:tcPr>
+          <w:p>
+            <w:pPr>
+              <w:spacing w:before="0" w:after="0" w:line="240" w:lineRule="auto"/>
+            </w:pPr>
+            <w:r>
+              <w:rPr>
+                <w:sz w:val="9"/>
               </w:rPr>
               <w:t>Canonical Owner</w:t>
             </w:r>
@@ -28394,11 +28421,20 @@
         <w:tc>
           <w:tcPr>
             <w:tcW w:type="dxa" w:w="1584"/>
-          </w:tcPr>
-          <w:p>
-            <w:r>
-              <w:rPr>
-                <w:sz w:val="12"/>
+            <w:tcMar>
+              <w:top w:w="12" w:type="dxa"/>
+              <w:bottom w:w="12" w:type="dxa"/>
+              <w:left w:w="24" w:type="dxa"/>
+              <w:right w:w="24" w:type="dxa"/>
+            </w:tcMar>
+          </w:tcPr>
+          <w:p>
+            <w:pPr>
+              <w:spacing w:before="0" w:after="0" w:line="240" w:lineRule="auto"/>
+            </w:pPr>
+            <w:r>
+              <w:rPr>
+                <w:sz w:val="9"/>
               </w:rPr>
               <w:t>WB Registry</w:t>
             </w:r>
@@ -28407,11 +28443,20 @@
         <w:tc>
           <w:tcPr>
             <w:tcW w:type="dxa" w:w="1584"/>
-          </w:tcPr>
-          <w:p>
-            <w:r>
-              <w:rPr>
-                <w:sz w:val="12"/>
+            <w:tcMar>
+              <w:top w:w="12" w:type="dxa"/>
+              <w:bottom w:w="12" w:type="dxa"/>
+              <w:left w:w="24" w:type="dxa"/>
+              <w:right w:w="24" w:type="dxa"/>
+            </w:tcMar>
+          </w:tcPr>
+          <w:p>
+            <w:pPr>
+              <w:spacing w:before="0" w:after="0" w:line="240" w:lineRule="auto"/>
+            </w:pPr>
+            <w:r>
+              <w:rPr>
+                <w:sz w:val="9"/>
               </w:rPr>
               <w:t>System 01 Registry</w:t>
             </w:r>
@@ -28420,11 +28465,20 @@
         <w:tc>
           <w:tcPr>
             <w:tcW w:type="dxa" w:w="1584"/>
-          </w:tcPr>
-          <w:p>
-            <w:r>
-              <w:rPr>
-                <w:sz w:val="12"/>
+            <w:tcMar>
+              <w:top w:w="12" w:type="dxa"/>
+              <w:bottom w:w="12" w:type="dxa"/>
+              <w:left w:w="24" w:type="dxa"/>
+              <w:right w:w="24" w:type="dxa"/>
+            </w:tcMar>
+          </w:tcPr>
+          <w:p>
+            <w:pPr>
+              <w:spacing w:before="0" w:after="0" w:line="240" w:lineRule="auto"/>
+            </w:pPr>
+            <w:r>
+              <w:rPr>
+                <w:sz w:val="9"/>
               </w:rPr>
               <w:t>Existing Gate</w:t>
             </w:r>
@@ -28433,11 +28487,20 @@
         <w:tc>
           <w:tcPr>
             <w:tcW w:type="dxa" w:w="1584"/>
-          </w:tcPr>
-          <w:p>
-            <w:r>
-              <w:rPr>
-                <w:sz w:val="12"/>
+            <w:tcMar>
+              <w:top w:w="12" w:type="dxa"/>
+              <w:bottom w:w="12" w:type="dxa"/>
+              <w:left w:w="24" w:type="dxa"/>
+              <w:right w:w="24" w:type="dxa"/>
+            </w:tcMar>
+          </w:tcPr>
+          <w:p>
+            <w:pPr>
+              <w:spacing w:before="0" w:after="0" w:line="240" w:lineRule="auto"/>
+            </w:pPr>
+            <w:r>
+              <w:rPr>
+                <w:sz w:val="9"/>
               </w:rPr>
               <w:t>Disposition</w:t>
             </w:r>
@@ -28448,11 +28511,20 @@
         <w:tc>
           <w:tcPr>
             <w:tcW w:type="dxa" w:w="1584"/>
-          </w:tcPr>
-          <w:p>
-            <w:r>
-              <w:rPr>
-                <w:sz w:val="12"/>
+            <w:tcMar>
+              <w:top w:w="12" w:type="dxa"/>
+              <w:bottom w:w="12" w:type="dxa"/>
+              <w:left w:w="24" w:type="dxa"/>
+              <w:right w:w="24" w:type="dxa"/>
+            </w:tcMar>
+          </w:tcPr>
+          <w:p>
+            <w:pPr>
+              <w:spacing w:before="0" w:after="0" w:line="240" w:lineRule="auto"/>
+            </w:pPr>
+            <w:r>
+              <w:rPr>
+                <w:sz w:val="9"/>
               </w:rPr>
               <w:t>CTRL-…COMPANY-ANNOUNCEMENTS-OPEN</w:t>
             </w:r>
@@ -28461,11 +28533,20 @@
         <w:tc>
           <w:tcPr>
             <w:tcW w:type="dxa" w:w="1584"/>
-          </w:tcPr>
-          <w:p>
-            <w:r>
-              <w:rPr>
-                <w:sz w:val="12"/>
+            <w:tcMar>
+              <w:top w:w="12" w:type="dxa"/>
+              <w:bottom w:w="12" w:type="dxa"/>
+              <w:left w:w="24" w:type="dxa"/>
+              <w:right w:w="24" w:type="dxa"/>
+            </w:tcMar>
+          </w:tcPr>
+          <w:p>
+            <w:pPr>
+              <w:spacing w:before="0" w:after="0" w:line="240" w:lineRule="auto"/>
+            </w:pPr>
+            <w:r>
+              <w:rPr>
+                <w:sz w:val="9"/>
               </w:rPr>
               <w:t>CTRL-WORKSPACE-WB-01-COMPANY-ANNOUNCEMENTS-OPEN</w:t>
             </w:r>
@@ -28474,11 +28555,20 @@
         <w:tc>
           <w:tcPr>
             <w:tcW w:type="dxa" w:w="1584"/>
-          </w:tcPr>
-          <w:p>
-            <w:r>
-              <w:rPr>
-                <w:sz w:val="12"/>
+            <w:tcMar>
+              <w:top w:w="12" w:type="dxa"/>
+              <w:bottom w:w="12" w:type="dxa"/>
+              <w:left w:w="24" w:type="dxa"/>
+              <w:right w:w="24" w:type="dxa"/>
+            </w:tcMar>
+          </w:tcPr>
+          <w:p>
+            <w:pPr>
+              <w:spacing w:before="0" w:after="0" w:line="240" w:lineRule="auto"/>
+            </w:pPr>
+            <w:r>
+              <w:rPr>
+                <w:sz w:val="9"/>
               </w:rPr>
               <w:t>01_ACPOS_Global_Intelligent_Brain_Information_Lifecycle_Mother_Basic_Logic_Design_Normative_Contract_v4.docx</w:t>
             </w:r>
@@ -28487,11 +28577,20 @@
         <w:tc>
           <w:tcPr>
             <w:tcW w:type="dxa" w:w="1584"/>
-          </w:tcPr>
-          <w:p>
-            <w:r>
-              <w:rPr>
-                <w:sz w:val="12"/>
+            <w:tcMar>
+              <w:top w:w="12" w:type="dxa"/>
+              <w:bottom w:w="12" w:type="dxa"/>
+              <w:left w:w="24" w:type="dxa"/>
+              <w:right w:w="24" w:type="dxa"/>
+            </w:tcMar>
+          </w:tcPr>
+          <w:p>
+            <w:pPr>
+              <w:spacing w:before="0" w:after="0" w:line="240" w:lineRule="auto"/>
+            </w:pPr>
+            <w:r>
+              <w:rPr>
+                <w:sz w:val="9"/>
               </w:rPr>
               <w:t>table 26 / row 12</w:t>
             </w:r>
@@ -28500,11 +28599,20 @@
         <w:tc>
           <w:tcPr>
             <w:tcW w:type="dxa" w:w="1584"/>
-          </w:tcPr>
-          <w:p>
-            <w:r>
-              <w:rPr>
-                <w:sz w:val="12"/>
+            <w:tcMar>
+              <w:top w:w="12" w:type="dxa"/>
+              <w:bottom w:w="12" w:type="dxa"/>
+              <w:left w:w="24" w:type="dxa"/>
+              <w:right w:w="24" w:type="dxa"/>
+            </w:tcMar>
+          </w:tcPr>
+          <w:p>
+            <w:pPr>
+              <w:spacing w:before="0" w:after="0" w:line="240" w:lineRule="auto"/>
+            </w:pPr>
+            <w:r>
+              <w:rPr>
+                <w:sz w:val="9"/>
               </w:rPr>
               <w:t>table 73 / row 2</w:t>
             </w:r>
@@ -28513,11 +28621,20 @@
         <w:tc>
           <w:tcPr>
             <w:tcW w:type="dxa" w:w="1584"/>
-          </w:tcPr>
-          <w:p>
-            <w:r>
-              <w:rPr>
-                <w:sz w:val="12"/>
+            <w:tcMar>
+              <w:top w:w="12" w:type="dxa"/>
+              <w:bottom w:w="12" w:type="dxa"/>
+              <w:left w:w="24" w:type="dxa"/>
+              <w:right w:w="24" w:type="dxa"/>
+            </w:tcMar>
+          </w:tcPr>
+          <w:p>
+            <w:pPr>
+              <w:spacing w:before="0" w:after="0" w:line="240" w:lineRule="auto"/>
+            </w:pPr>
+            <w:r>
+              <w:rPr>
+                <w:sz w:val="9"/>
               </w:rPr>
               <w:t>PAGE_READ</w:t>
             </w:r>
@@ -28526,11 +28643,20 @@
         <w:tc>
           <w:tcPr>
             <w:tcW w:type="dxa" w:w="1584"/>
-          </w:tcPr>
-          <w:p>
-            <w:r>
-              <w:rPr>
-                <w:sz w:val="12"/>
+            <w:tcMar>
+              <w:top w:w="12" w:type="dxa"/>
+              <w:bottom w:w="12" w:type="dxa"/>
+              <w:left w:w="24" w:type="dxa"/>
+              <w:right w:w="24" w:type="dxa"/>
+            </w:tcMar>
+          </w:tcPr>
+          <w:p>
+            <w:pPr>
+              <w:spacing w:before="0" w:after="0" w:line="240" w:lineRule="auto"/>
+            </w:pPr>
+            <w:r>
+              <w:rPr>
+                <w:sz w:val="9"/>
               </w:rPr>
               <w:t>ALIAS_ONLY / EXCLUDE_FROM_CONTROL_DENOMINATOR</w:t>
             </w:r>
@@ -28541,11 +28667,20 @@
         <w:tc>
           <w:tcPr>
             <w:tcW w:type="dxa" w:w="1584"/>
-          </w:tcPr>
-          <w:p>
-            <w:r>
-              <w:rPr>
-                <w:sz w:val="12"/>
+            <w:tcMar>
+              <w:top w:w="12" w:type="dxa"/>
+              <w:bottom w:w="12" w:type="dxa"/>
+              <w:left w:w="24" w:type="dxa"/>
+              <w:right w:w="24" w:type="dxa"/>
+            </w:tcMar>
+          </w:tcPr>
+          <w:p>
+            <w:pPr>
+              <w:spacing w:before="0" w:after="0" w:line="240" w:lineRule="auto"/>
+            </w:pPr>
+            <w:r>
+              <w:rPr>
+                <w:sz w:val="9"/>
               </w:rPr>
               <w:t>CTRL-…COMPANY-AVERAGE-PROGRESS-OPEN</w:t>
             </w:r>
@@ -28554,11 +28689,20 @@
         <w:tc>
           <w:tcPr>
             <w:tcW w:type="dxa" w:w="1584"/>
-          </w:tcPr>
-          <w:p>
-            <w:r>
-              <w:rPr>
-                <w:sz w:val="12"/>
+            <w:tcMar>
+              <w:top w:w="12" w:type="dxa"/>
+              <w:bottom w:w="12" w:type="dxa"/>
+              <w:left w:w="24" w:type="dxa"/>
+              <w:right w:w="24" w:type="dxa"/>
+            </w:tcMar>
+          </w:tcPr>
+          <w:p>
+            <w:pPr>
+              <w:spacing w:before="0" w:after="0" w:line="240" w:lineRule="auto"/>
+            </w:pPr>
+            <w:r>
+              <w:rPr>
+                <w:sz w:val="9"/>
               </w:rPr>
               <w:t>CTRL-WORKSPACE-WB-01-COMPANY-AVERAGE-PROGRESS-OPEN</w:t>
             </w:r>
@@ -28567,11 +28711,20 @@
         <w:tc>
           <w:tcPr>
             <w:tcW w:type="dxa" w:w="1584"/>
-          </w:tcPr>
-          <w:p>
-            <w:r>
-              <w:rPr>
-                <w:sz w:val="12"/>
+            <w:tcMar>
+              <w:top w:w="12" w:type="dxa"/>
+              <w:bottom w:w="12" w:type="dxa"/>
+              <w:left w:w="24" w:type="dxa"/>
+              <w:right w:w="24" w:type="dxa"/>
+            </w:tcMar>
+          </w:tcPr>
+          <w:p>
+            <w:pPr>
+              <w:spacing w:before="0" w:after="0" w:line="240" w:lineRule="auto"/>
+            </w:pPr>
+            <w:r>
+              <w:rPr>
+                <w:sz w:val="9"/>
               </w:rPr>
               <w:t>01_ACPOS_Global_Intelligent_Brain_Information_Lifecycle_Mother_Basic_Logic_Design_Normative_Contract_v4.docx</w:t>
             </w:r>
@@ -28580,11 +28733,20 @@
         <w:tc>
           <w:tcPr>
             <w:tcW w:type="dxa" w:w="1584"/>
-          </w:tcPr>
-          <w:p>
-            <w:r>
-              <w:rPr>
-                <w:sz w:val="12"/>
+            <w:tcMar>
+              <w:top w:w="12" w:type="dxa"/>
+              <w:bottom w:w="12" w:type="dxa"/>
+              <w:left w:w="24" w:type="dxa"/>
+              <w:right w:w="24" w:type="dxa"/>
+            </w:tcMar>
+          </w:tcPr>
+          <w:p>
+            <w:pPr>
+              <w:spacing w:before="0" w:after="0" w:line="240" w:lineRule="auto"/>
+            </w:pPr>
+            <w:r>
+              <w:rPr>
+                <w:sz w:val="9"/>
               </w:rPr>
               <w:t>table 26 / row 7</w:t>
             </w:r>
@@ -28593,11 +28755,20 @@
         <w:tc>
           <w:tcPr>
             <w:tcW w:type="dxa" w:w="1584"/>
-          </w:tcPr>
-          <w:p>
-            <w:r>
-              <w:rPr>
-                <w:sz w:val="12"/>
+            <w:tcMar>
+              <w:top w:w="12" w:type="dxa"/>
+              <w:bottom w:w="12" w:type="dxa"/>
+              <w:left w:w="24" w:type="dxa"/>
+              <w:right w:w="24" w:type="dxa"/>
+            </w:tcMar>
+          </w:tcPr>
+          <w:p>
+            <w:pPr>
+              <w:spacing w:before="0" w:after="0" w:line="240" w:lineRule="auto"/>
+            </w:pPr>
+            <w:r>
+              <w:rPr>
+                <w:sz w:val="9"/>
               </w:rPr>
               <w:t>table 73 / row 3</w:t>
             </w:r>
@@ -28606,11 +28777,20 @@
         <w:tc>
           <w:tcPr>
             <w:tcW w:type="dxa" w:w="1584"/>
-          </w:tcPr>
-          <w:p>
-            <w:r>
-              <w:rPr>
-                <w:sz w:val="12"/>
+            <w:tcMar>
+              <w:top w:w="12" w:type="dxa"/>
+              <w:bottom w:w="12" w:type="dxa"/>
+              <w:left w:w="24" w:type="dxa"/>
+              <w:right w:w="24" w:type="dxa"/>
+            </w:tcMar>
+          </w:tcPr>
+          <w:p>
+            <w:pPr>
+              <w:spacing w:before="0" w:after="0" w:line="240" w:lineRule="auto"/>
+            </w:pPr>
+            <w:r>
+              <w:rPr>
+                <w:sz w:val="9"/>
               </w:rPr>
               <w:t>PAGE_READ</w:t>
             </w:r>
@@ -28619,11 +28799,20 @@
         <w:tc>
           <w:tcPr>
             <w:tcW w:type="dxa" w:w="1584"/>
-          </w:tcPr>
-          <w:p>
-            <w:r>
-              <w:rPr>
-                <w:sz w:val="12"/>
+            <w:tcMar>
+              <w:top w:w="12" w:type="dxa"/>
+              <w:bottom w:w="12" w:type="dxa"/>
+              <w:left w:w="24" w:type="dxa"/>
+              <w:right w:w="24" w:type="dxa"/>
+            </w:tcMar>
+          </w:tcPr>
+          <w:p>
+            <w:pPr>
+              <w:spacing w:before="0" w:after="0" w:line="240" w:lineRule="auto"/>
+            </w:pPr>
+            <w:r>
+              <w:rPr>
+                <w:sz w:val="9"/>
               </w:rPr>
               <w:t>ALIAS_ONLY / EXCLUDE_FROM_CONTROL_DENOMINATOR</w:t>
             </w:r>
@@ -28634,11 +28823,20 @@
         <w:tc>
           <w:tcPr>
             <w:tcW w:type="dxa" w:w="1584"/>
-          </w:tcPr>
-          <w:p>
-            <w:r>
-              <w:rPr>
-                <w:sz w:val="12"/>
+            <w:tcMar>
+              <w:top w:w="12" w:type="dxa"/>
+              <w:bottom w:w="12" w:type="dxa"/>
+              <w:left w:w="24" w:type="dxa"/>
+              <w:right w:w="24" w:type="dxa"/>
+            </w:tcMar>
+          </w:tcPr>
+          <w:p>
+            <w:pPr>
+              <w:spacing w:before="0" w:after="0" w:line="240" w:lineRule="auto"/>
+            </w:pPr>
+            <w:r>
+              <w:rPr>
+                <w:sz w:val="9"/>
               </w:rPr>
               <w:t>CTRL-…COMPANY-COMPLETED-PROJECT-COUNT-OPEN</w:t>
             </w:r>
@@ -28647,11 +28845,20 @@
         <w:tc>
           <w:tcPr>
             <w:tcW w:type="dxa" w:w="1584"/>
-          </w:tcPr>
-          <w:p>
-            <w:r>
-              <w:rPr>
-                <w:sz w:val="12"/>
+            <w:tcMar>
+              <w:top w:w="12" w:type="dxa"/>
+              <w:bottom w:w="12" w:type="dxa"/>
+              <w:left w:w="24" w:type="dxa"/>
+              <w:right w:w="24" w:type="dxa"/>
+            </w:tcMar>
+          </w:tcPr>
+          <w:p>
+            <w:pPr>
+              <w:spacing w:before="0" w:after="0" w:line="240" w:lineRule="auto"/>
+            </w:pPr>
+            <w:r>
+              <w:rPr>
+                <w:sz w:val="9"/>
               </w:rPr>
               <w:t>CTRL-WORKSPACE-WB-01-COMPANY-COMPLETED-PROJECT-COUNT-OPEN</w:t>
             </w:r>
@@ -28660,11 +28867,20 @@
         <w:tc>
           <w:tcPr>
             <w:tcW w:type="dxa" w:w="1584"/>
-          </w:tcPr>
-          <w:p>
-            <w:r>
-              <w:rPr>
-                <w:sz w:val="12"/>
+            <w:tcMar>
+              <w:top w:w="12" w:type="dxa"/>
+              <w:bottom w:w="12" w:type="dxa"/>
+              <w:left w:w="24" w:type="dxa"/>
+              <w:right w:w="24" w:type="dxa"/>
+            </w:tcMar>
+          </w:tcPr>
+          <w:p>
+            <w:pPr>
+              <w:spacing w:before="0" w:after="0" w:line="240" w:lineRule="auto"/>
+            </w:pPr>
+            <w:r>
+              <w:rPr>
+                <w:sz w:val="9"/>
               </w:rPr>
               <w:t>01_ACPOS_Global_Intelligent_Brain_Information_Lifecycle_Mother_Basic_Logic_Design_Normative_Contract_v4.docx</w:t>
             </w:r>
@@ -28673,11 +28889,20 @@
         <w:tc>
           <w:tcPr>
             <w:tcW w:type="dxa" w:w="1584"/>
-          </w:tcPr>
-          <w:p>
-            <w:r>
-              <w:rPr>
-                <w:sz w:val="12"/>
+            <w:tcMar>
+              <w:top w:w="12" w:type="dxa"/>
+              <w:bottom w:w="12" w:type="dxa"/>
+              <w:left w:w="24" w:type="dxa"/>
+              <w:right w:w="24" w:type="dxa"/>
+            </w:tcMar>
+          </w:tcPr>
+          <w:p>
+            <w:pPr>
+              <w:spacing w:before="0" w:after="0" w:line="240" w:lineRule="auto"/>
+            </w:pPr>
+            <w:r>
+              <w:rPr>
+                <w:sz w:val="9"/>
               </w:rPr>
               <w:t>table 26 / row 6</w:t>
             </w:r>
@@ -28686,11 +28911,20 @@
         <w:tc>
           <w:tcPr>
             <w:tcW w:type="dxa" w:w="1584"/>
-          </w:tcPr>
-          <w:p>
-            <w:r>
-              <w:rPr>
-                <w:sz w:val="12"/>
+            <w:tcMar>
+              <w:top w:w="12" w:type="dxa"/>
+              <w:bottom w:w="12" w:type="dxa"/>
+              <w:left w:w="24" w:type="dxa"/>
+              <w:right w:w="24" w:type="dxa"/>
+            </w:tcMar>
+          </w:tcPr>
+          <w:p>
+            <w:pPr>
+              <w:spacing w:before="0" w:after="0" w:line="240" w:lineRule="auto"/>
+            </w:pPr>
+            <w:r>
+              <w:rPr>
+                <w:sz w:val="9"/>
               </w:rPr>
               <w:t>table 73 / row 4</w:t>
             </w:r>
@@ -28699,11 +28933,20 @@
         <w:tc>
           <w:tcPr>
             <w:tcW w:type="dxa" w:w="1584"/>
-          </w:tcPr>
-          <w:p>
-            <w:r>
-              <w:rPr>
-                <w:sz w:val="12"/>
+            <w:tcMar>
+              <w:top w:w="12" w:type="dxa"/>
+              <w:bottom w:w="12" w:type="dxa"/>
+              <w:left w:w="24" w:type="dxa"/>
+              <w:right w:w="24" w:type="dxa"/>
+            </w:tcMar>
+          </w:tcPr>
+          <w:p>
+            <w:pPr>
+              <w:spacing w:before="0" w:after="0" w:line="240" w:lineRule="auto"/>
+            </w:pPr>
+            <w:r>
+              <w:rPr>
+                <w:sz w:val="9"/>
               </w:rPr>
               <w:t>PAGE_READ</w:t>
             </w:r>
@@ -28712,11 +28955,20 @@
         <w:tc>
           <w:tcPr>
             <w:tcW w:type="dxa" w:w="1584"/>
-          </w:tcPr>
-          <w:p>
-            <w:r>
-              <w:rPr>
-                <w:sz w:val="12"/>
+            <w:tcMar>
+              <w:top w:w="12" w:type="dxa"/>
+              <w:bottom w:w="12" w:type="dxa"/>
+              <w:left w:w="24" w:type="dxa"/>
+              <w:right w:w="24" w:type="dxa"/>
+            </w:tcMar>
+          </w:tcPr>
+          <w:p>
+            <w:pPr>
+              <w:spacing w:before="0" w:after="0" w:line="240" w:lineRule="auto"/>
+            </w:pPr>
+            <w:r>
+              <w:rPr>
+                <w:sz w:val="9"/>
               </w:rPr>
               <w:t>ALIAS_ONLY / EXCLUDE_FROM_CONTROL_DENOMINATOR</w:t>
             </w:r>
@@ -28727,11 +28979,20 @@
         <w:tc>
           <w:tcPr>
             <w:tcW w:type="dxa" w:w="1584"/>
-          </w:tcPr>
-          <w:p>
-            <w:r>
-              <w:rPr>
-                <w:sz w:val="12"/>
+            <w:tcMar>
+              <w:top w:w="12" w:type="dxa"/>
+              <w:bottom w:w="12" w:type="dxa"/>
+              <w:left w:w="24" w:type="dxa"/>
+              <w:right w:w="24" w:type="dxa"/>
+            </w:tcMar>
+          </w:tcPr>
+          <w:p>
+            <w:pPr>
+              <w:spacing w:before="0" w:after="0" w:line="240" w:lineRule="auto"/>
+            </w:pPr>
+            <w:r>
+              <w:rPr>
+                <w:sz w:val="9"/>
               </w:rPr>
               <w:t>CTRL-…COMPANY-PENDING-ACTION-COUNT-OPEN</w:t>
             </w:r>
@@ -28740,11 +29001,20 @@
         <w:tc>
           <w:tcPr>
             <w:tcW w:type="dxa" w:w="1584"/>
-          </w:tcPr>
-          <w:p>
-            <w:r>
-              <w:rPr>
-                <w:sz w:val="12"/>
+            <w:tcMar>
+              <w:top w:w="12" w:type="dxa"/>
+              <w:bottom w:w="12" w:type="dxa"/>
+              <w:left w:w="24" w:type="dxa"/>
+              <w:right w:w="24" w:type="dxa"/>
+            </w:tcMar>
+          </w:tcPr>
+          <w:p>
+            <w:pPr>
+              <w:spacing w:before="0" w:after="0" w:line="240" w:lineRule="auto"/>
+            </w:pPr>
+            <w:r>
+              <w:rPr>
+                <w:sz w:val="9"/>
               </w:rPr>
               <w:t>CTRL-WORKSPACE-WB-01-COMPANY-PENDING-ACTION-COUNT-OPEN</w:t>
             </w:r>
@@ -28753,11 +29023,20 @@
         <w:tc>
           <w:tcPr>
             <w:tcW w:type="dxa" w:w="1584"/>
-          </w:tcPr>
-          <w:p>
-            <w:r>
-              <w:rPr>
-                <w:sz w:val="12"/>
+            <w:tcMar>
+              <w:top w:w="12" w:type="dxa"/>
+              <w:bottom w:w="12" w:type="dxa"/>
+              <w:left w:w="24" w:type="dxa"/>
+              <w:right w:w="24" w:type="dxa"/>
+            </w:tcMar>
+          </w:tcPr>
+          <w:p>
+            <w:pPr>
+              <w:spacing w:before="0" w:after="0" w:line="240" w:lineRule="auto"/>
+            </w:pPr>
+            <w:r>
+              <w:rPr>
+                <w:sz w:val="9"/>
               </w:rPr>
               <w:t>01_ACPOS_Global_Intelligent_Brain_Information_Lifecycle_Mother_Basic_Logic_Design_Normative_Contract_v4.docx</w:t>
             </w:r>
@@ -28766,11 +29045,20 @@
         <w:tc>
           <w:tcPr>
             <w:tcW w:type="dxa" w:w="1584"/>
-          </w:tcPr>
-          <w:p>
-            <w:r>
-              <w:rPr>
-                <w:sz w:val="12"/>
+            <w:tcMar>
+              <w:top w:w="12" w:type="dxa"/>
+              <w:bottom w:w="12" w:type="dxa"/>
+              <w:left w:w="24" w:type="dxa"/>
+              <w:right w:w="24" w:type="dxa"/>
+            </w:tcMar>
+          </w:tcPr>
+          <w:p>
+            <w:pPr>
+              <w:spacing w:before="0" w:after="0" w:line="240" w:lineRule="auto"/>
+            </w:pPr>
+            <w:r>
+              <w:rPr>
+                <w:sz w:val="9"/>
               </w:rPr>
               <w:t>table 26 / row 4</w:t>
             </w:r>
@@ -28779,11 +29067,20 @@
         <w:tc>
           <w:tcPr>
             <w:tcW w:type="dxa" w:w="1584"/>
-          </w:tcPr>
-          <w:p>
-            <w:r>
-              <w:rPr>
-                <w:sz w:val="12"/>
+            <w:tcMar>
+              <w:top w:w="12" w:type="dxa"/>
+              <w:bottom w:w="12" w:type="dxa"/>
+              <w:left w:w="24" w:type="dxa"/>
+              <w:right w:w="24" w:type="dxa"/>
+            </w:tcMar>
+          </w:tcPr>
+          <w:p>
+            <w:pPr>
+              <w:spacing w:before="0" w:after="0" w:line="240" w:lineRule="auto"/>
+            </w:pPr>
+            <w:r>
+              <w:rPr>
+                <w:sz w:val="9"/>
               </w:rPr>
               <w:t>table 73 / row 5</w:t>
             </w:r>
@@ -28792,11 +29089,20 @@
         <w:tc>
           <w:tcPr>
             <w:tcW w:type="dxa" w:w="1584"/>
-          </w:tcPr>
-          <w:p>
-            <w:r>
-              <w:rPr>
-                <w:sz w:val="12"/>
+            <w:tcMar>
+              <w:top w:w="12" w:type="dxa"/>
+              <w:bottom w:w="12" w:type="dxa"/>
+              <w:left w:w="24" w:type="dxa"/>
+              <w:right w:w="24" w:type="dxa"/>
+            </w:tcMar>
+          </w:tcPr>
+          <w:p>
+            <w:pPr>
+              <w:spacing w:before="0" w:after="0" w:line="240" w:lineRule="auto"/>
+            </w:pPr>
+            <w:r>
+              <w:rPr>
+                <w:sz w:val="9"/>
               </w:rPr>
               <w:t>PAGE_READ</w:t>
             </w:r>
@@ -28805,11 +29111,20 @@
         <w:tc>
           <w:tcPr>
             <w:tcW w:type="dxa" w:w="1584"/>
-          </w:tcPr>
-          <w:p>
-            <w:r>
-              <w:rPr>
-                <w:sz w:val="12"/>
+            <w:tcMar>
+              <w:top w:w="12" w:type="dxa"/>
+              <w:bottom w:w="12" w:type="dxa"/>
+              <w:left w:w="24" w:type="dxa"/>
+              <w:right w:w="24" w:type="dxa"/>
+            </w:tcMar>
+          </w:tcPr>
+          <w:p>
+            <w:pPr>
+              <w:spacing w:before="0" w:after="0" w:line="240" w:lineRule="auto"/>
+            </w:pPr>
+            <w:r>
+              <w:rPr>
+                <w:sz w:val="9"/>
               </w:rPr>
               <w:t>ALIAS_ONLY / EXCLUDE_FROM_CONTROL_DENOMINATOR</w:t>
             </w:r>
@@ -28820,11 +29135,20 @@
         <w:tc>
           <w:tcPr>
             <w:tcW w:type="dxa" w:w="1584"/>
-          </w:tcPr>
-          <w:p>
-            <w:r>
-              <w:rPr>
-                <w:sz w:val="12"/>
+            <w:tcMar>
+              <w:top w:w="12" w:type="dxa"/>
+              <w:bottom w:w="12" w:type="dxa"/>
+              <w:left w:w="24" w:type="dxa"/>
+              <w:right w:w="24" w:type="dxa"/>
+            </w:tcMar>
+          </w:tcPr>
+          <w:p>
+            <w:pPr>
+              <w:spacing w:before="0" w:after="0" w:line="240" w:lineRule="auto"/>
+            </w:pPr>
+            <w:r>
+              <w:rPr>
+                <w:sz w:val="9"/>
               </w:rPr>
               <w:t>CTRL-…COMPANY-PENDING-REVIEW-COUNT-OPEN</w:t>
             </w:r>
@@ -28833,11 +29157,20 @@
         <w:tc>
           <w:tcPr>
             <w:tcW w:type="dxa" w:w="1584"/>
-          </w:tcPr>
-          <w:p>
-            <w:r>
-              <w:rPr>
-                <w:sz w:val="12"/>
+            <w:tcMar>
+              <w:top w:w="12" w:type="dxa"/>
+              <w:bottom w:w="12" w:type="dxa"/>
+              <w:left w:w="24" w:type="dxa"/>
+              <w:right w:w="24" w:type="dxa"/>
+            </w:tcMar>
+          </w:tcPr>
+          <w:p>
+            <w:pPr>
+              <w:spacing w:before="0" w:after="0" w:line="240" w:lineRule="auto"/>
+            </w:pPr>
+            <w:r>
+              <w:rPr>
+                <w:sz w:val="9"/>
               </w:rPr>
               <w:t>CTRL-WORKSPACE-WB-01-COMPANY-PENDING-REVIEW-COUNT-OPEN</w:t>
             </w:r>
@@ -28846,11 +29179,20 @@
         <w:tc>
           <w:tcPr>
             <w:tcW w:type="dxa" w:w="1584"/>
-          </w:tcPr>
-          <w:p>
-            <w:r>
-              <w:rPr>
-                <w:sz w:val="12"/>
+            <w:tcMar>
+              <w:top w:w="12" w:type="dxa"/>
+              <w:bottom w:w="12" w:type="dxa"/>
+              <w:left w:w="24" w:type="dxa"/>
+              <w:right w:w="24" w:type="dxa"/>
+            </w:tcMar>
+          </w:tcPr>
+          <w:p>
+            <w:pPr>
+              <w:spacing w:before="0" w:after="0" w:line="240" w:lineRule="auto"/>
+            </w:pPr>
+            <w:r>
+              <w:rPr>
+                <w:sz w:val="9"/>
               </w:rPr>
               <w:t>01_ACPOS_Global_Intelligent_Brain_Information_Lifecycle_Mother_Basic_Logic_Design_Normative_Contract_v4.docx</w:t>
             </w:r>
@@ -28859,11 +29201,20 @@
         <w:tc>
           <w:tcPr>
             <w:tcW w:type="dxa" w:w="1584"/>
-          </w:tcPr>
-          <w:p>
-            <w:r>
-              <w:rPr>
-                <w:sz w:val="12"/>
+            <w:tcMar>
+              <w:top w:w="12" w:type="dxa"/>
+              <w:bottom w:w="12" w:type="dxa"/>
+              <w:left w:w="24" w:type="dxa"/>
+              <w:right w:w="24" w:type="dxa"/>
+            </w:tcMar>
+          </w:tcPr>
+          <w:p>
+            <w:pPr>
+              <w:spacing w:before="0" w:after="0" w:line="240" w:lineRule="auto"/>
+            </w:pPr>
+            <w:r>
+              <w:rPr>
+                <w:sz w:val="9"/>
               </w:rPr>
               <w:t>table 26 / row 5</w:t>
             </w:r>
@@ -28872,11 +29223,20 @@
         <w:tc>
           <w:tcPr>
             <w:tcW w:type="dxa" w:w="1584"/>
-          </w:tcPr>
-          <w:p>
-            <w:r>
-              <w:rPr>
-                <w:sz w:val="12"/>
+            <w:tcMar>
+              <w:top w:w="12" w:type="dxa"/>
+              <w:bottom w:w="12" w:type="dxa"/>
+              <w:left w:w="24" w:type="dxa"/>
+              <w:right w:w="24" w:type="dxa"/>
+            </w:tcMar>
+          </w:tcPr>
+          <w:p>
+            <w:pPr>
+              <w:spacing w:before="0" w:after="0" w:line="240" w:lineRule="auto"/>
+            </w:pPr>
+            <w:r>
+              <w:rPr>
+                <w:sz w:val="9"/>
               </w:rPr>
               <w:t>table 73 / row 6</w:t>
             </w:r>
@@ -28885,11 +29245,20 @@
         <w:tc>
           <w:tcPr>
             <w:tcW w:type="dxa" w:w="1584"/>
-          </w:tcPr>
-          <w:p>
-            <w:r>
-              <w:rPr>
-                <w:sz w:val="12"/>
+            <w:tcMar>
+              <w:top w:w="12" w:type="dxa"/>
+              <w:bottom w:w="12" w:type="dxa"/>
+              <w:left w:w="24" w:type="dxa"/>
+              <w:right w:w="24" w:type="dxa"/>
+            </w:tcMar>
+          </w:tcPr>
+          <w:p>
+            <w:pPr>
+              <w:spacing w:before="0" w:after="0" w:line="240" w:lineRule="auto"/>
+            </w:pPr>
+            <w:r>
+              <w:rPr>
+                <w:sz w:val="9"/>
               </w:rPr>
               <w:t>PAGE_READ</w:t>
             </w:r>
@@ -28898,11 +29267,20 @@
         <w:tc>
           <w:tcPr>
             <w:tcW w:type="dxa" w:w="1584"/>
-          </w:tcPr>
-          <w:p>
-            <w:r>
-              <w:rPr>
-                <w:sz w:val="12"/>
+            <w:tcMar>
+              <w:top w:w="12" w:type="dxa"/>
+              <w:bottom w:w="12" w:type="dxa"/>
+              <w:left w:w="24" w:type="dxa"/>
+              <w:right w:w="24" w:type="dxa"/>
+            </w:tcMar>
+          </w:tcPr>
+          <w:p>
+            <w:pPr>
+              <w:spacing w:before="0" w:after="0" w:line="240" w:lineRule="auto"/>
+            </w:pPr>
+            <w:r>
+              <w:rPr>
+                <w:sz w:val="9"/>
               </w:rPr>
               <w:t>ALIAS_ONLY / EXCLUDE_FROM_CONTROL_DENOMINATOR</w:t>
             </w:r>
@@ -28913,11 +29291,20 @@
         <w:tc>
           <w:tcPr>
             <w:tcW w:type="dxa" w:w="1584"/>
-          </w:tcPr>
-          <w:p>
-            <w:r>
-              <w:rPr>
-                <w:sz w:val="12"/>
+            <w:tcMar>
+              <w:top w:w="12" w:type="dxa"/>
+              <w:bottom w:w="12" w:type="dxa"/>
+              <w:left w:w="24" w:type="dxa"/>
+              <w:right w:w="24" w:type="dxa"/>
+            </w:tcMar>
+          </w:tcPr>
+          <w:p>
+            <w:pPr>
+              <w:spacing w:before="0" w:after="0" w:line="240" w:lineRule="auto"/>
+            </w:pPr>
+            <w:r>
+              <w:rPr>
+                <w:sz w:val="9"/>
               </w:rPr>
               <w:t>CTRL-…COMPANY-PROGRESS-SUMMARY-OPEN</w:t>
             </w:r>
@@ -28926,11 +29313,20 @@
         <w:tc>
           <w:tcPr>
             <w:tcW w:type="dxa" w:w="1584"/>
-          </w:tcPr>
-          <w:p>
-            <w:r>
-              <w:rPr>
-                <w:sz w:val="12"/>
+            <w:tcMar>
+              <w:top w:w="12" w:type="dxa"/>
+              <w:bottom w:w="12" w:type="dxa"/>
+              <w:left w:w="24" w:type="dxa"/>
+              <w:right w:w="24" w:type="dxa"/>
+            </w:tcMar>
+          </w:tcPr>
+          <w:p>
+            <w:pPr>
+              <w:spacing w:before="0" w:after="0" w:line="240" w:lineRule="auto"/>
+            </w:pPr>
+            <w:r>
+              <w:rPr>
+                <w:sz w:val="9"/>
               </w:rPr>
               <w:t>CTRL-WORKSPACE-WB-01-COMPANY-PROGRESS-SUMMARY-OPEN</w:t>
             </w:r>
@@ -28939,11 +29335,20 @@
         <w:tc>
           <w:tcPr>
             <w:tcW w:type="dxa" w:w="1584"/>
-          </w:tcPr>
-          <w:p>
-            <w:r>
-              <w:rPr>
-                <w:sz w:val="12"/>
+            <w:tcMar>
+              <w:top w:w="12" w:type="dxa"/>
+              <w:bottom w:w="12" w:type="dxa"/>
+              <w:left w:w="24" w:type="dxa"/>
+              <w:right w:w="24" w:type="dxa"/>
+            </w:tcMar>
+          </w:tcPr>
+          <w:p>
+            <w:pPr>
+              <w:spacing w:before="0" w:after="0" w:line="240" w:lineRule="auto"/>
+            </w:pPr>
+            <w:r>
+              <w:rPr>
+                <w:sz w:val="9"/>
               </w:rPr>
               <w:t>01_ACPOS_Global_Intelligent_Brain_Information_Lifecycle_Mother_Basic_Logic_Design_Normative_Contract_v4.docx</w:t>
             </w:r>
@@ -28952,11 +29357,20 @@
         <w:tc>
           <w:tcPr>
             <w:tcW w:type="dxa" w:w="1584"/>
-          </w:tcPr>
-          <w:p>
-            <w:r>
-              <w:rPr>
-                <w:sz w:val="12"/>
+            <w:tcMar>
+              <w:top w:w="12" w:type="dxa"/>
+              <w:bottom w:w="12" w:type="dxa"/>
+              <w:left w:w="24" w:type="dxa"/>
+              <w:right w:w="24" w:type="dxa"/>
+            </w:tcMar>
+          </w:tcPr>
+          <w:p>
+            <w:pPr>
+              <w:spacing w:before="0" w:after="0" w:line="240" w:lineRule="auto"/>
+            </w:pPr>
+            <w:r>
+              <w:rPr>
+                <w:sz w:val="9"/>
               </w:rPr>
               <w:t>table 26 / row 9</w:t>
             </w:r>
@@ -28965,11 +29379,20 @@
         <w:tc>
           <w:tcPr>
             <w:tcW w:type="dxa" w:w="1584"/>
-          </w:tcPr>
-          <w:p>
-            <w:r>
-              <w:rPr>
-                <w:sz w:val="12"/>
+            <w:tcMar>
+              <w:top w:w="12" w:type="dxa"/>
+              <w:bottom w:w="12" w:type="dxa"/>
+              <w:left w:w="24" w:type="dxa"/>
+              <w:right w:w="24" w:type="dxa"/>
+            </w:tcMar>
+          </w:tcPr>
+          <w:p>
+            <w:pPr>
+              <w:spacing w:before="0" w:after="0" w:line="240" w:lineRule="auto"/>
+            </w:pPr>
+            <w:r>
+              <w:rPr>
+                <w:sz w:val="9"/>
               </w:rPr>
               <w:t>table 73 / row 7</w:t>
             </w:r>
@@ -28978,11 +29401,20 @@
         <w:tc>
           <w:tcPr>
             <w:tcW w:type="dxa" w:w="1584"/>
-          </w:tcPr>
-          <w:p>
-            <w:r>
-              <w:rPr>
-                <w:sz w:val="12"/>
+            <w:tcMar>
+              <w:top w:w="12" w:type="dxa"/>
+              <w:bottom w:w="12" w:type="dxa"/>
+              <w:left w:w="24" w:type="dxa"/>
+              <w:right w:w="24" w:type="dxa"/>
+            </w:tcMar>
+          </w:tcPr>
+          <w:p>
+            <w:pPr>
+              <w:spacing w:before="0" w:after="0" w:line="240" w:lineRule="auto"/>
+            </w:pPr>
+            <w:r>
+              <w:rPr>
+                <w:sz w:val="9"/>
               </w:rPr>
               <w:t>PAGE_READ</w:t>
             </w:r>
@@ -28991,11 +29423,20 @@
         <w:tc>
           <w:tcPr>
             <w:tcW w:type="dxa" w:w="1584"/>
-          </w:tcPr>
-          <w:p>
-            <w:r>
-              <w:rPr>
-                <w:sz w:val="12"/>
+            <w:tcMar>
+              <w:top w:w="12" w:type="dxa"/>
+              <w:bottom w:w="12" w:type="dxa"/>
+              <w:left w:w="24" w:type="dxa"/>
+              <w:right w:w="24" w:type="dxa"/>
+            </w:tcMar>
+          </w:tcPr>
+          <w:p>
+            <w:pPr>
+              <w:spacing w:before="0" w:after="0" w:line="240" w:lineRule="auto"/>
+            </w:pPr>
+            <w:r>
+              <w:rPr>
+                <w:sz w:val="9"/>
               </w:rPr>
               <w:t>ALIAS_ONLY / EXCLUDE_FROM_CONTROL_DENOMINATOR</w:t>
             </w:r>
@@ -29006,11 +29447,20 @@
         <w:tc>
           <w:tcPr>
             <w:tcW w:type="dxa" w:w="1584"/>
-          </w:tcPr>
-          <w:p>
-            <w:r>
-              <w:rPr>
-                <w:sz w:val="12"/>
+            <w:tcMar>
+              <w:top w:w="12" w:type="dxa"/>
+              <w:bottom w:w="12" w:type="dxa"/>
+              <w:left w:w="24" w:type="dxa"/>
+              <w:right w:w="24" w:type="dxa"/>
+            </w:tcMar>
+          </w:tcPr>
+          <w:p>
+            <w:pPr>
+              <w:spacing w:before="0" w:after="0" w:line="240" w:lineRule="auto"/>
+            </w:pPr>
+            <w:r>
+              <w:rPr>
+                <w:sz w:val="9"/>
               </w:rPr>
               <w:t>CTRL-…COMPANY-PROJECT-COUNT-OPEN</w:t>
             </w:r>
@@ -29019,11 +29469,20 @@
         <w:tc>
           <w:tcPr>
             <w:tcW w:type="dxa" w:w="1584"/>
-          </w:tcPr>
-          <w:p>
-            <w:r>
-              <w:rPr>
-                <w:sz w:val="12"/>
+            <w:tcMar>
+              <w:top w:w="12" w:type="dxa"/>
+              <w:bottom w:w="12" w:type="dxa"/>
+              <w:left w:w="24" w:type="dxa"/>
+              <w:right w:w="24" w:type="dxa"/>
+            </w:tcMar>
+          </w:tcPr>
+          <w:p>
+            <w:pPr>
+              <w:spacing w:before="0" w:after="0" w:line="240" w:lineRule="auto"/>
+            </w:pPr>
+            <w:r>
+              <w:rPr>
+                <w:sz w:val="9"/>
               </w:rPr>
               <w:t>CTRL-WORKSPACE-WB-01-COMPANY-PROJECT-COUNT-OPEN</w:t>
             </w:r>
@@ -29032,11 +29491,20 @@
         <w:tc>
           <w:tcPr>
             <w:tcW w:type="dxa" w:w="1584"/>
-          </w:tcPr>
-          <w:p>
-            <w:r>
-              <w:rPr>
-                <w:sz w:val="12"/>
+            <w:tcMar>
+              <w:top w:w="12" w:type="dxa"/>
+              <w:bottom w:w="12" w:type="dxa"/>
+              <w:left w:w="24" w:type="dxa"/>
+              <w:right w:w="24" w:type="dxa"/>
+            </w:tcMar>
+          </w:tcPr>
+          <w:p>
+            <w:pPr>
+              <w:spacing w:before="0" w:after="0" w:line="240" w:lineRule="auto"/>
+            </w:pPr>
+            <w:r>
+              <w:rPr>
+                <w:sz w:val="9"/>
               </w:rPr>
               <w:t>01_ACPOS_Global_Intelligent_Brain_Information_Lifecycle_Mother_Basic_Logic_Design_Normative_Contract_v4.docx</w:t>
             </w:r>
@@ -29045,11 +29513,20 @@
         <w:tc>
           <w:tcPr>
             <w:tcW w:type="dxa" w:w="1584"/>
-          </w:tcPr>
-          <w:p>
-            <w:r>
-              <w:rPr>
-                <w:sz w:val="12"/>
+            <w:tcMar>
+              <w:top w:w="12" w:type="dxa"/>
+              <w:bottom w:w="12" w:type="dxa"/>
+              <w:left w:w="24" w:type="dxa"/>
+              <w:right w:w="24" w:type="dxa"/>
+            </w:tcMar>
+          </w:tcPr>
+          <w:p>
+            <w:pPr>
+              <w:spacing w:before="0" w:after="0" w:line="240" w:lineRule="auto"/>
+            </w:pPr>
+            <w:r>
+              <w:rPr>
+                <w:sz w:val="9"/>
               </w:rPr>
               <w:t>table 26 / row 2</w:t>
             </w:r>
@@ -29058,11 +29535,20 @@
         <w:tc>
           <w:tcPr>
             <w:tcW w:type="dxa" w:w="1584"/>
-          </w:tcPr>
-          <w:p>
-            <w:r>
-              <w:rPr>
-                <w:sz w:val="12"/>
+            <w:tcMar>
+              <w:top w:w="12" w:type="dxa"/>
+              <w:bottom w:w="12" w:type="dxa"/>
+              <w:left w:w="24" w:type="dxa"/>
+              <w:right w:w="24" w:type="dxa"/>
+            </w:tcMar>
+          </w:tcPr>
+          <w:p>
+            <w:pPr>
+              <w:spacing w:before="0" w:after="0" w:line="240" w:lineRule="auto"/>
+            </w:pPr>
+            <w:r>
+              <w:rPr>
+                <w:sz w:val="9"/>
               </w:rPr>
               <w:t>table 73 / row 8</w:t>
             </w:r>
@@ -29071,11 +29557,20 @@
         <w:tc>
           <w:tcPr>
             <w:tcW w:type="dxa" w:w="1584"/>
-          </w:tcPr>
-          <w:p>
-            <w:r>
-              <w:rPr>
-                <w:sz w:val="12"/>
+            <w:tcMar>
+              <w:top w:w="12" w:type="dxa"/>
+              <w:bottom w:w="12" w:type="dxa"/>
+              <w:left w:w="24" w:type="dxa"/>
+              <w:right w:w="24" w:type="dxa"/>
+            </w:tcMar>
+          </w:tcPr>
+          <w:p>
+            <w:pPr>
+              <w:spacing w:before="0" w:after="0" w:line="240" w:lineRule="auto"/>
+            </w:pPr>
+            <w:r>
+              <w:rPr>
+                <w:sz w:val="9"/>
               </w:rPr>
               <w:t>PAGE_READ</w:t>
             </w:r>
@@ -29084,11 +29579,20 @@
         <w:tc>
           <w:tcPr>
             <w:tcW w:type="dxa" w:w="1584"/>
-          </w:tcPr>
-          <w:p>
-            <w:r>
-              <w:rPr>
-                <w:sz w:val="12"/>
+            <w:tcMar>
+              <w:top w:w="12" w:type="dxa"/>
+              <w:bottom w:w="12" w:type="dxa"/>
+              <w:left w:w="24" w:type="dxa"/>
+              <w:right w:w="24" w:type="dxa"/>
+            </w:tcMar>
+          </w:tcPr>
+          <w:p>
+            <w:pPr>
+              <w:spacing w:before="0" w:after="0" w:line="240" w:lineRule="auto"/>
+            </w:pPr>
+            <w:r>
+              <w:rPr>
+                <w:sz w:val="9"/>
               </w:rPr>
               <w:t>ALIAS_ONLY / EXCLUDE_FROM_CONTROL_DENOMINATOR</w:t>
             </w:r>
@@ -29099,11 +29603,20 @@
         <w:tc>
           <w:tcPr>
             <w:tcW w:type="dxa" w:w="1584"/>
-          </w:tcPr>
-          <w:p>
-            <w:r>
-              <w:rPr>
-                <w:sz w:val="12"/>
+            <w:tcMar>
+              <w:top w:w="12" w:type="dxa"/>
+              <w:bottom w:w="12" w:type="dxa"/>
+              <w:left w:w="24" w:type="dxa"/>
+              <w:right w:w="24" w:type="dxa"/>
+            </w:tcMar>
+          </w:tcPr>
+          <w:p>
+            <w:pPr>
+              <w:spacing w:before="0" w:after="0" w:line="240" w:lineRule="auto"/>
+            </w:pPr>
+            <w:r>
+              <w:rPr>
+                <w:sz w:val="9"/>
               </w:rPr>
               <w:t>CTRL-…COMPANY-RUNNING-PROJECT-COUNT-OPEN</w:t>
             </w:r>
@@ -29112,11 +29625,20 @@
         <w:tc>
           <w:tcPr>
             <w:tcW w:type="dxa" w:w="1584"/>
-          </w:tcPr>
-          <w:p>
-            <w:r>
-              <w:rPr>
-                <w:sz w:val="12"/>
+            <w:tcMar>
+              <w:top w:w="12" w:type="dxa"/>
+              <w:bottom w:w="12" w:type="dxa"/>
+              <w:left w:w="24" w:type="dxa"/>
+              <w:right w:w="24" w:type="dxa"/>
+            </w:tcMar>
+          </w:tcPr>
+          <w:p>
+            <w:pPr>
+              <w:spacing w:before="0" w:after="0" w:line="240" w:lineRule="auto"/>
+            </w:pPr>
+            <w:r>
+              <w:rPr>
+                <w:sz w:val="9"/>
               </w:rPr>
               <w:t>CTRL-WORKSPACE-WB-01-COMPANY-RUNNING-PROJECT-COUNT-OPEN</w:t>
             </w:r>
@@ -29125,11 +29647,20 @@
         <w:tc>
           <w:tcPr>
             <w:tcW w:type="dxa" w:w="1584"/>
-          </w:tcPr>
-          <w:p>
-            <w:r>
-              <w:rPr>
-                <w:sz w:val="12"/>
+            <w:tcMar>
+              <w:top w:w="12" w:type="dxa"/>
+              <w:bottom w:w="12" w:type="dxa"/>
+              <w:left w:w="24" w:type="dxa"/>
+              <w:right w:w="24" w:type="dxa"/>
+            </w:tcMar>
+          </w:tcPr>
+          <w:p>
+            <w:pPr>
+              <w:spacing w:before="0" w:after="0" w:line="240" w:lineRule="auto"/>
+            </w:pPr>
+            <w:r>
+              <w:rPr>
+                <w:sz w:val="9"/>
               </w:rPr>
               <w:t>01_ACPOS_Global_Intelligent_Brain_Information_Lifecycle_Mother_Basic_Logic_Design_Normative_Contract_v4.docx</w:t>
             </w:r>
@@ -29138,11 +29669,20 @@
         <w:tc>
           <w:tcPr>
             <w:tcW w:type="dxa" w:w="1584"/>
-          </w:tcPr>
-          <w:p>
-            <w:r>
-              <w:rPr>
-                <w:sz w:val="12"/>
+            <w:tcMar>
+              <w:top w:w="12" w:type="dxa"/>
+              <w:bottom w:w="12" w:type="dxa"/>
+              <w:left w:w="24" w:type="dxa"/>
+              <w:right w:w="24" w:type="dxa"/>
+            </w:tcMar>
+          </w:tcPr>
+          <w:p>
+            <w:pPr>
+              <w:spacing w:before="0" w:after="0" w:line="240" w:lineRule="auto"/>
+            </w:pPr>
+            <w:r>
+              <w:rPr>
+                <w:sz w:val="9"/>
               </w:rPr>
               <w:t>table 26 / row 3</w:t>
             </w:r>
@@ -29151,11 +29691,20 @@
         <w:tc>
           <w:tcPr>
             <w:tcW w:type="dxa" w:w="1584"/>
-          </w:tcPr>
-          <w:p>
-            <w:r>
-              <w:rPr>
-                <w:sz w:val="12"/>
+            <w:tcMar>
+              <w:top w:w="12" w:type="dxa"/>
+              <w:bottom w:w="12" w:type="dxa"/>
+              <w:left w:w="24" w:type="dxa"/>
+              <w:right w:w="24" w:type="dxa"/>
+            </w:tcMar>
+          </w:tcPr>
+          <w:p>
+            <w:pPr>
+              <w:spacing w:before="0" w:after="0" w:line="240" w:lineRule="auto"/>
+            </w:pPr>
+            <w:r>
+              <w:rPr>
+                <w:sz w:val="9"/>
               </w:rPr>
               <w:t>table 73 / row 9</w:t>
             </w:r>
@@ -29164,11 +29713,20 @@
         <w:tc>
           <w:tcPr>
             <w:tcW w:type="dxa" w:w="1584"/>
-          </w:tcPr>
-          <w:p>
-            <w:r>
-              <w:rPr>
-                <w:sz w:val="12"/>
+            <w:tcMar>
+              <w:top w:w="12" w:type="dxa"/>
+              <w:bottom w:w="12" w:type="dxa"/>
+              <w:left w:w="24" w:type="dxa"/>
+              <w:right w:w="24" w:type="dxa"/>
+            </w:tcMar>
+          </w:tcPr>
+          <w:p>
+            <w:pPr>
+              <w:spacing w:before="0" w:after="0" w:line="240" w:lineRule="auto"/>
+            </w:pPr>
+            <w:r>
+              <w:rPr>
+                <w:sz w:val="9"/>
               </w:rPr>
               <w:t>PAGE_READ</w:t>
             </w:r>
@@ -29177,11 +29735,20 @@
         <w:tc>
           <w:tcPr>
             <w:tcW w:type="dxa" w:w="1584"/>
-          </w:tcPr>
-          <w:p>
-            <w:r>
-              <w:rPr>
-                <w:sz w:val="12"/>
+            <w:tcMar>
+              <w:top w:w="12" w:type="dxa"/>
+              <w:bottom w:w="12" w:type="dxa"/>
+              <w:left w:w="24" w:type="dxa"/>
+              <w:right w:w="24" w:type="dxa"/>
+            </w:tcMar>
+          </w:tcPr>
+          <w:p>
+            <w:pPr>
+              <w:spacing w:before="0" w:after="0" w:line="240" w:lineRule="auto"/>
+            </w:pPr>
+            <w:r>
+              <w:rPr>
+                <w:sz w:val="9"/>
               </w:rPr>
               <w:t>ALIAS_ONLY / EXCLUDE_FROM_CONTROL_DENOMINATOR</w:t>
             </w:r>
@@ -29192,11 +29759,20 @@
         <w:tc>
           <w:tcPr>
             <w:tcW w:type="dxa" w:w="1584"/>
-          </w:tcPr>
-          <w:p>
-            <w:r>
-              <w:rPr>
-                <w:sz w:val="12"/>
+            <w:tcMar>
+              <w:top w:w="12" w:type="dxa"/>
+              <w:bottom w:w="12" w:type="dxa"/>
+              <w:left w:w="24" w:type="dxa"/>
+              <w:right w:w="24" w:type="dxa"/>
+            </w:tcMar>
+          </w:tcPr>
+          <w:p>
+            <w:pPr>
+              <w:spacing w:before="0" w:after="0" w:line="240" w:lineRule="auto"/>
+            </w:pPr>
+            <w:r>
+              <w:rPr>
+                <w:sz w:val="9"/>
               </w:rPr>
               <w:t>CTRL-…INDUSTRY-NEWS-OPEN</w:t>
             </w:r>
@@ -29205,11 +29781,20 @@
         <w:tc>
           <w:tcPr>
             <w:tcW w:type="dxa" w:w="1584"/>
-          </w:tcPr>
-          <w:p>
-            <w:r>
-              <w:rPr>
-                <w:sz w:val="12"/>
+            <w:tcMar>
+              <w:top w:w="12" w:type="dxa"/>
+              <w:bottom w:w="12" w:type="dxa"/>
+              <w:left w:w="24" w:type="dxa"/>
+              <w:right w:w="24" w:type="dxa"/>
+            </w:tcMar>
+          </w:tcPr>
+          <w:p>
+            <w:pPr>
+              <w:spacing w:before="0" w:after="0" w:line="240" w:lineRule="auto"/>
+            </w:pPr>
+            <w:r>
+              <w:rPr>
+                <w:sz w:val="9"/>
               </w:rPr>
               <w:t>CTRL-WORKSPACE-WB-01-INDUSTRY-NEWS-OPEN</w:t>
             </w:r>
@@ -29218,11 +29803,20 @@
         <w:tc>
           <w:tcPr>
             <w:tcW w:type="dxa" w:w="1584"/>
-          </w:tcPr>
-          <w:p>
-            <w:r>
-              <w:rPr>
-                <w:sz w:val="12"/>
+            <w:tcMar>
+              <w:top w:w="12" w:type="dxa"/>
+              <w:bottom w:w="12" w:type="dxa"/>
+              <w:left w:w="24" w:type="dxa"/>
+              <w:right w:w="24" w:type="dxa"/>
+            </w:tcMar>
+          </w:tcPr>
+          <w:p>
+            <w:pPr>
+              <w:spacing w:before="0" w:after="0" w:line="240" w:lineRule="auto"/>
+            </w:pPr>
+            <w:r>
+              <w:rPr>
+                <w:sz w:val="9"/>
               </w:rPr>
               <w:t>01_ACPOS_Global_Intelligent_Brain_Information_Lifecycle_Mother_Basic_Logic_Design_Normative_Contract_v4.docx</w:t>
             </w:r>
@@ -29231,11 +29825,20 @@
         <w:tc>
           <w:tcPr>
             <w:tcW w:type="dxa" w:w="1584"/>
-          </w:tcPr>
-          <w:p>
-            <w:r>
-              <w:rPr>
-                <w:sz w:val="12"/>
+            <w:tcMar>
+              <w:top w:w="12" w:type="dxa"/>
+              <w:bottom w:w="12" w:type="dxa"/>
+              <w:left w:w="24" w:type="dxa"/>
+              <w:right w:w="24" w:type="dxa"/>
+            </w:tcMar>
+          </w:tcPr>
+          <w:p>
+            <w:pPr>
+              <w:spacing w:before="0" w:after="0" w:line="240" w:lineRule="auto"/>
+            </w:pPr>
+            <w:r>
+              <w:rPr>
+                <w:sz w:val="9"/>
               </w:rPr>
               <w:t>table 26 / row 13</w:t>
             </w:r>
@@ -29244,11 +29847,20 @@
         <w:tc>
           <w:tcPr>
             <w:tcW w:type="dxa" w:w="1584"/>
-          </w:tcPr>
-          <w:p>
-            <w:r>
-              <w:rPr>
-                <w:sz w:val="12"/>
+            <w:tcMar>
+              <w:top w:w="12" w:type="dxa"/>
+              <w:bottom w:w="12" w:type="dxa"/>
+              <w:left w:w="24" w:type="dxa"/>
+              <w:right w:w="24" w:type="dxa"/>
+            </w:tcMar>
+          </w:tcPr>
+          <w:p>
+            <w:pPr>
+              <w:spacing w:before="0" w:after="0" w:line="240" w:lineRule="auto"/>
+            </w:pPr>
+            <w:r>
+              <w:rPr>
+                <w:sz w:val="9"/>
               </w:rPr>
               <w:t>table 73 / row 10</w:t>
             </w:r>
@@ -29257,11 +29869,20 @@
         <w:tc>
           <w:tcPr>
             <w:tcW w:type="dxa" w:w="1584"/>
-          </w:tcPr>
-          <w:p>
-            <w:r>
-              <w:rPr>
-                <w:sz w:val="12"/>
+            <w:tcMar>
+              <w:top w:w="12" w:type="dxa"/>
+              <w:bottom w:w="12" w:type="dxa"/>
+              <w:left w:w="24" w:type="dxa"/>
+              <w:right w:w="24" w:type="dxa"/>
+            </w:tcMar>
+          </w:tcPr>
+          <w:p>
+            <w:pPr>
+              <w:spacing w:before="0" w:after="0" w:line="240" w:lineRule="auto"/>
+            </w:pPr>
+            <w:r>
+              <w:rPr>
+                <w:sz w:val="9"/>
               </w:rPr>
               <w:t>PAGE_READ</w:t>
             </w:r>
@@ -29270,11 +29891,20 @@
         <w:tc>
           <w:tcPr>
             <w:tcW w:type="dxa" w:w="1584"/>
-          </w:tcPr>
-          <w:p>
-            <w:r>
-              <w:rPr>
-                <w:sz w:val="12"/>
+            <w:tcMar>
+              <w:top w:w="12" w:type="dxa"/>
+              <w:bottom w:w="12" w:type="dxa"/>
+              <w:left w:w="24" w:type="dxa"/>
+              <w:right w:w="24" w:type="dxa"/>
+            </w:tcMar>
+          </w:tcPr>
+          <w:p>
+            <w:pPr>
+              <w:spacing w:before="0" w:after="0" w:line="240" w:lineRule="auto"/>
+            </w:pPr>
+            <w:r>
+              <w:rPr>
+                <w:sz w:val="9"/>
               </w:rPr>
               <w:t>ALIAS_ONLY / EXCLUDE_FROM_CONTROL_DENOMINATOR</w:t>
             </w:r>
@@ -29285,11 +29915,20 @@
         <w:tc>
           <w:tcPr>
             <w:tcW w:type="dxa" w:w="1584"/>
-          </w:tcPr>
-          <w:p>
-            <w:r>
-              <w:rPr>
-                <w:sz w:val="12"/>
+            <w:tcMar>
+              <w:top w:w="12" w:type="dxa"/>
+              <w:bottom w:w="12" w:type="dxa"/>
+              <w:left w:w="24" w:type="dxa"/>
+              <w:right w:w="24" w:type="dxa"/>
+            </w:tcMar>
+          </w:tcPr>
+          <w:p>
+            <w:pPr>
+              <w:spacing w:before="0" w:after="0" w:line="240" w:lineRule="auto"/>
+            </w:pPr>
+            <w:r>
+              <w:rPr>
+                <w:sz w:val="9"/>
               </w:rPr>
               <w:t>CTRL-…NOTIFICATIONS-OPEN</w:t>
             </w:r>
@@ -29298,11 +29937,20 @@
         <w:tc>
           <w:tcPr>
             <w:tcW w:type="dxa" w:w="1584"/>
-          </w:tcPr>
-          <w:p>
-            <w:r>
-              <w:rPr>
-                <w:sz w:val="12"/>
+            <w:tcMar>
+              <w:top w:w="12" w:type="dxa"/>
+              <w:bottom w:w="12" w:type="dxa"/>
+              <w:left w:w="24" w:type="dxa"/>
+              <w:right w:w="24" w:type="dxa"/>
+            </w:tcMar>
+          </w:tcPr>
+          <w:p>
+            <w:pPr>
+              <w:spacing w:before="0" w:after="0" w:line="240" w:lineRule="auto"/>
+            </w:pPr>
+            <w:r>
+              <w:rPr>
+                <w:sz w:val="9"/>
               </w:rPr>
               <w:t>CTRL-WORKSPACE-WB-01-NOTIFICATIONS-OPEN</w:t>
             </w:r>
@@ -29311,11 +29959,20 @@
         <w:tc>
           <w:tcPr>
             <w:tcW w:type="dxa" w:w="1584"/>
-          </w:tcPr>
-          <w:p>
-            <w:r>
-              <w:rPr>
-                <w:sz w:val="12"/>
+            <w:tcMar>
+              <w:top w:w="12" w:type="dxa"/>
+              <w:bottom w:w="12" w:type="dxa"/>
+              <w:left w:w="24" w:type="dxa"/>
+              <w:right w:w="24" w:type="dxa"/>
+            </w:tcMar>
+          </w:tcPr>
+          <w:p>
+            <w:pPr>
+              <w:spacing w:before="0" w:after="0" w:line="240" w:lineRule="auto"/>
+            </w:pPr>
+            <w:r>
+              <w:rPr>
+                <w:sz w:val="9"/>
               </w:rPr>
               <w:t>01_ACPOS_Global_Intelligent_Brain_Information_Lifecycle_Mother_Basic_Logic_Design_Normative_Contract_v4.docx</w:t>
             </w:r>
@@ -29324,11 +29981,20 @@
         <w:tc>
           <w:tcPr>
             <w:tcW w:type="dxa" w:w="1584"/>
-          </w:tcPr>
-          <w:p>
-            <w:r>
-              <w:rPr>
-                <w:sz w:val="12"/>
+            <w:tcMar>
+              <w:top w:w="12" w:type="dxa"/>
+              <w:bottom w:w="12" w:type="dxa"/>
+              <w:left w:w="24" w:type="dxa"/>
+              <w:right w:w="24" w:type="dxa"/>
+            </w:tcMar>
+          </w:tcPr>
+          <w:p>
+            <w:pPr>
+              <w:spacing w:before="0" w:after="0" w:line="240" w:lineRule="auto"/>
+            </w:pPr>
+            <w:r>
+              <w:rPr>
+                <w:sz w:val="9"/>
               </w:rPr>
               <w:t>table 26 / row 11</w:t>
             </w:r>
@@ -29337,11 +30003,20 @@
         <w:tc>
           <w:tcPr>
             <w:tcW w:type="dxa" w:w="1584"/>
-          </w:tcPr>
-          <w:p>
-            <w:r>
-              <w:rPr>
-                <w:sz w:val="12"/>
+            <w:tcMar>
+              <w:top w:w="12" w:type="dxa"/>
+              <w:bottom w:w="12" w:type="dxa"/>
+              <w:left w:w="24" w:type="dxa"/>
+              <w:right w:w="24" w:type="dxa"/>
+            </w:tcMar>
+          </w:tcPr>
+          <w:p>
+            <w:pPr>
+              <w:spacing w:before="0" w:after="0" w:line="240" w:lineRule="auto"/>
+            </w:pPr>
+            <w:r>
+              <w:rPr>
+                <w:sz w:val="9"/>
               </w:rPr>
               <w:t>table 73 / row 11</w:t>
             </w:r>
@@ -29350,11 +30025,20 @@
         <w:tc>
           <w:tcPr>
             <w:tcW w:type="dxa" w:w="1584"/>
-          </w:tcPr>
-          <w:p>
-            <w:r>
-              <w:rPr>
-                <w:sz w:val="12"/>
+            <w:tcMar>
+              <w:top w:w="12" w:type="dxa"/>
+              <w:bottom w:w="12" w:type="dxa"/>
+              <w:left w:w="24" w:type="dxa"/>
+              <w:right w:w="24" w:type="dxa"/>
+            </w:tcMar>
+          </w:tcPr>
+          <w:p>
+            <w:pPr>
+              <w:spacing w:before="0" w:after="0" w:line="240" w:lineRule="auto"/>
+            </w:pPr>
+            <w:r>
+              <w:rPr>
+                <w:sz w:val="9"/>
               </w:rPr>
               <w:t>PAGE_READ</w:t>
             </w:r>
@@ -29363,11 +30047,20 @@
         <w:tc>
           <w:tcPr>
             <w:tcW w:type="dxa" w:w="1584"/>
-          </w:tcPr>
-          <w:p>
-            <w:r>
-              <w:rPr>
-                <w:sz w:val="12"/>
+            <w:tcMar>
+              <w:top w:w="12" w:type="dxa"/>
+              <w:bottom w:w="12" w:type="dxa"/>
+              <w:left w:w="24" w:type="dxa"/>
+              <w:right w:w="24" w:type="dxa"/>
+            </w:tcMar>
+          </w:tcPr>
+          <w:p>
+            <w:pPr>
+              <w:spacing w:before="0" w:after="0" w:line="240" w:lineRule="auto"/>
+            </w:pPr>
+            <w:r>
+              <w:rPr>
+                <w:sz w:val="9"/>
               </w:rPr>
               <w:t>ALIAS_ONLY / EXCLUDE_FROM_CONTROL_DENOMINATOR</w:t>
             </w:r>
@@ -29378,11 +30071,20 @@
         <w:tc>
           <w:tcPr>
             <w:tcW w:type="dxa" w:w="1584"/>
-          </w:tcPr>
-          <w:p>
-            <w:r>
-              <w:rPr>
-                <w:sz w:val="12"/>
+            <w:tcMar>
+              <w:top w:w="12" w:type="dxa"/>
+              <w:bottom w:w="12" w:type="dxa"/>
+              <w:left w:w="24" w:type="dxa"/>
+              <w:right w:w="24" w:type="dxa"/>
+            </w:tcMar>
+          </w:tcPr>
+          <w:p>
+            <w:pPr>
+              <w:spacing w:before="0" w:after="0" w:line="240" w:lineRule="auto"/>
+            </w:pPr>
+            <w:r>
+              <w:rPr>
+                <w:sz w:val="9"/>
               </w:rPr>
               <w:t>CTRL-…PRODUCTION-SUMMARY-OPEN</w:t>
             </w:r>
@@ -29391,11 +30093,20 @@
         <w:tc>
           <w:tcPr>
             <w:tcW w:type="dxa" w:w="1584"/>
-          </w:tcPr>
-          <w:p>
-            <w:r>
-              <w:rPr>
-                <w:sz w:val="12"/>
+            <w:tcMar>
+              <w:top w:w="12" w:type="dxa"/>
+              <w:bottom w:w="12" w:type="dxa"/>
+              <w:left w:w="24" w:type="dxa"/>
+              <w:right w:w="24" w:type="dxa"/>
+            </w:tcMar>
+          </w:tcPr>
+          <w:p>
+            <w:pPr>
+              <w:spacing w:before="0" w:after="0" w:line="240" w:lineRule="auto"/>
+            </w:pPr>
+            <w:r>
+              <w:rPr>
+                <w:sz w:val="9"/>
               </w:rPr>
               <w:t>CTRL-WORKSPACE-WB-01-PRODUCTION-SUMMARY-OPEN</w:t>
             </w:r>
@@ -29404,11 +30115,20 @@
         <w:tc>
           <w:tcPr>
             <w:tcW w:type="dxa" w:w="1584"/>
-          </w:tcPr>
-          <w:p>
-            <w:r>
-              <w:rPr>
-                <w:sz w:val="12"/>
+            <w:tcMar>
+              <w:top w:w="12" w:type="dxa"/>
+              <w:bottom w:w="12" w:type="dxa"/>
+              <w:left w:w="24" w:type="dxa"/>
+              <w:right w:w="24" w:type="dxa"/>
+            </w:tcMar>
+          </w:tcPr>
+          <w:p>
+            <w:pPr>
+              <w:spacing w:before="0" w:after="0" w:line="240" w:lineRule="auto"/>
+            </w:pPr>
+            <w:r>
+              <w:rPr>
+                <w:sz w:val="9"/>
               </w:rPr>
               <w:t>01_ACPOS_Global_Intelligent_Brain_Information_Lifecycle_Mother_Basic_Logic_Design_Normative_Contract_v4.docx</w:t>
             </w:r>
@@ -29417,11 +30137,20 @@
         <w:tc>
           <w:tcPr>
             <w:tcW w:type="dxa" w:w="1584"/>
-          </w:tcPr>
-          <w:p>
-            <w:r>
-              <w:rPr>
-                <w:sz w:val="12"/>
+            <w:tcMar>
+              <w:top w:w="12" w:type="dxa"/>
+              <w:bottom w:w="12" w:type="dxa"/>
+              <w:left w:w="24" w:type="dxa"/>
+              <w:right w:w="24" w:type="dxa"/>
+            </w:tcMar>
+          </w:tcPr>
+          <w:p>
+            <w:pPr>
+              <w:spacing w:before="0" w:after="0" w:line="240" w:lineRule="auto"/>
+            </w:pPr>
+            <w:r>
+              <w:rPr>
+                <w:sz w:val="9"/>
               </w:rPr>
               <w:t>table 26 / row 10</w:t>
             </w:r>
@@ -29430,11 +30159,20 @@
         <w:tc>
           <w:tcPr>
             <w:tcW w:type="dxa" w:w="1584"/>
-          </w:tcPr>
-          <w:p>
-            <w:r>
-              <w:rPr>
-                <w:sz w:val="12"/>
+            <w:tcMar>
+              <w:top w:w="12" w:type="dxa"/>
+              <w:bottom w:w="12" w:type="dxa"/>
+              <w:left w:w="24" w:type="dxa"/>
+              <w:right w:w="24" w:type="dxa"/>
+            </w:tcMar>
+          </w:tcPr>
+          <w:p>
+            <w:pPr>
+              <w:spacing w:before="0" w:after="0" w:line="240" w:lineRule="auto"/>
+            </w:pPr>
+            <w:r>
+              <w:rPr>
+                <w:sz w:val="9"/>
               </w:rPr>
               <w:t>table 73 / row 12</w:t>
             </w:r>
@@ -29443,11 +30181,20 @@
         <w:tc>
           <w:tcPr>
             <w:tcW w:type="dxa" w:w="1584"/>
-          </w:tcPr>
-          <w:p>
-            <w:r>
-              <w:rPr>
-                <w:sz w:val="12"/>
+            <w:tcMar>
+              <w:top w:w="12" w:type="dxa"/>
+              <w:bottom w:w="12" w:type="dxa"/>
+              <w:left w:w="24" w:type="dxa"/>
+              <w:right w:w="24" w:type="dxa"/>
+            </w:tcMar>
+          </w:tcPr>
+          <w:p>
+            <w:pPr>
+              <w:spacing w:before="0" w:after="0" w:line="240" w:lineRule="auto"/>
+            </w:pPr>
+            <w:r>
+              <w:rPr>
+                <w:sz w:val="9"/>
               </w:rPr>
               <w:t>PAGE_READ</w:t>
             </w:r>
@@ -29456,11 +30203,20 @@
         <w:tc>
           <w:tcPr>
             <w:tcW w:type="dxa" w:w="1584"/>
-          </w:tcPr>
-          <w:p>
-            <w:r>
-              <w:rPr>
-                <w:sz w:val="12"/>
+            <w:tcMar>
+              <w:top w:w="12" w:type="dxa"/>
+              <w:bottom w:w="12" w:type="dxa"/>
+              <w:left w:w="24" w:type="dxa"/>
+              <w:right w:w="24" w:type="dxa"/>
+            </w:tcMar>
+          </w:tcPr>
+          <w:p>
+            <w:pPr>
+              <w:spacing w:before="0" w:after="0" w:line="240" w:lineRule="auto"/>
+            </w:pPr>
+            <w:r>
+              <w:rPr>
+                <w:sz w:val="9"/>
               </w:rPr>
               <w:t>ALIAS_ONLY / EXCLUDE_FROM_CONTROL_DENOMINATOR</w:t>
             </w:r>
@@ -29471,11 +30227,20 @@
         <w:tc>
           <w:tcPr>
             <w:tcW w:type="dxa" w:w="1584"/>
-          </w:tcPr>
-          <w:p>
-            <w:r>
-              <w:rPr>
-                <w:sz w:val="12"/>
+            <w:tcMar>
+              <w:top w:w="12" w:type="dxa"/>
+              <w:bottom w:w="12" w:type="dxa"/>
+              <w:left w:w="24" w:type="dxa"/>
+              <w:right w:w="24" w:type="dxa"/>
+            </w:tcMar>
+          </w:tcPr>
+          <w:p>
+            <w:pPr>
+              <w:spacing w:before="0" w:after="0" w:line="240" w:lineRule="auto"/>
+            </w:pPr>
+            <w:r>
+              <w:rPr>
+                <w:sz w:val="9"/>
               </w:rPr>
               <w:t>CTRL-…PROJECT-PROGRESS-OVERVIEW-OPEN</w:t>
             </w:r>
@@ -29484,11 +30249,20 @@
         <w:tc>
           <w:tcPr>
             <w:tcW w:type="dxa" w:w="1584"/>
-          </w:tcPr>
-          <w:p>
-            <w:r>
-              <w:rPr>
-                <w:sz w:val="12"/>
+            <w:tcMar>
+              <w:top w:w="12" w:type="dxa"/>
+              <w:bottom w:w="12" w:type="dxa"/>
+              <w:left w:w="24" w:type="dxa"/>
+              <w:right w:w="24" w:type="dxa"/>
+            </w:tcMar>
+          </w:tcPr>
+          <w:p>
+            <w:pPr>
+              <w:spacing w:before="0" w:after="0" w:line="240" w:lineRule="auto"/>
+            </w:pPr>
+            <w:r>
+              <w:rPr>
+                <w:sz w:val="9"/>
               </w:rPr>
               <w:t>CTRL-WORKSPACE-WB-01-PROJECT-PROGRESS-OVERVIEW-OPEN</w:t>
             </w:r>
@@ -29497,11 +30271,20 @@
         <w:tc>
           <w:tcPr>
             <w:tcW w:type="dxa" w:w="1584"/>
-          </w:tcPr>
-          <w:p>
-            <w:r>
-              <w:rPr>
-                <w:sz w:val="12"/>
+            <w:tcMar>
+              <w:top w:w="12" w:type="dxa"/>
+              <w:bottom w:w="12" w:type="dxa"/>
+              <w:left w:w="24" w:type="dxa"/>
+              <w:right w:w="24" w:type="dxa"/>
+            </w:tcMar>
+          </w:tcPr>
+          <w:p>
+            <w:pPr>
+              <w:spacing w:before="0" w:after="0" w:line="240" w:lineRule="auto"/>
+            </w:pPr>
+            <w:r>
+              <w:rPr>
+                <w:sz w:val="9"/>
               </w:rPr>
               <w:t>01_ACPOS_Global_Intelligent_Brain_Information_Lifecycle_Mother_Basic_Logic_Design_Normative_Contract_v4.docx</w:t>
             </w:r>
@@ -29510,11 +30293,20 @@
         <w:tc>
           <w:tcPr>
             <w:tcW w:type="dxa" w:w="1584"/>
-          </w:tcPr>
-          <w:p>
-            <w:r>
-              <w:rPr>
-                <w:sz w:val="12"/>
+            <w:tcMar>
+              <w:top w:w="12" w:type="dxa"/>
+              <w:bottom w:w="12" w:type="dxa"/>
+              <w:left w:w="24" w:type="dxa"/>
+              <w:right w:w="24" w:type="dxa"/>
+            </w:tcMar>
+          </w:tcPr>
+          <w:p>
+            <w:pPr>
+              <w:spacing w:before="0" w:after="0" w:line="240" w:lineRule="auto"/>
+            </w:pPr>
+            <w:r>
+              <w:rPr>
+                <w:sz w:val="9"/>
               </w:rPr>
               <w:t>table 26 / row 8</w:t>
             </w:r>
@@ -29523,11 +30315,20 @@
         <w:tc>
           <w:tcPr>
             <w:tcW w:type="dxa" w:w="1584"/>
-          </w:tcPr>
-          <w:p>
-            <w:r>
-              <w:rPr>
-                <w:sz w:val="12"/>
+            <w:tcMar>
+              <w:top w:w="12" w:type="dxa"/>
+              <w:bottom w:w="12" w:type="dxa"/>
+              <w:left w:w="24" w:type="dxa"/>
+              <w:right w:w="24" w:type="dxa"/>
+            </w:tcMar>
+          </w:tcPr>
+          <w:p>
+            <w:pPr>
+              <w:spacing w:before="0" w:after="0" w:line="240" w:lineRule="auto"/>
+            </w:pPr>
+            <w:r>
+              <w:rPr>
+                <w:sz w:val="9"/>
               </w:rPr>
               <w:t>table 73 / row 13</w:t>
             </w:r>
@@ -29536,11 +30337,20 @@
         <w:tc>
           <w:tcPr>
             <w:tcW w:type="dxa" w:w="1584"/>
-          </w:tcPr>
-          <w:p>
-            <w:r>
-              <w:rPr>
-                <w:sz w:val="12"/>
+            <w:tcMar>
+              <w:top w:w="12" w:type="dxa"/>
+              <w:bottom w:w="12" w:type="dxa"/>
+              <w:left w:w="24" w:type="dxa"/>
+              <w:right w:w="24" w:type="dxa"/>
+            </w:tcMar>
+          </w:tcPr>
+          <w:p>
+            <w:pPr>
+              <w:spacing w:before="0" w:after="0" w:line="240" w:lineRule="auto"/>
+            </w:pPr>
+            <w:r>
+              <w:rPr>
+                <w:sz w:val="9"/>
               </w:rPr>
               <w:t>PAGE_READ</w:t>
             </w:r>
@@ -29549,11 +30359,20 @@
         <w:tc>
           <w:tcPr>
             <w:tcW w:type="dxa" w:w="1584"/>
-          </w:tcPr>
-          <w:p>
-            <w:r>
-              <w:rPr>
-                <w:sz w:val="12"/>
+            <w:tcMar>
+              <w:top w:w="12" w:type="dxa"/>
+              <w:bottom w:w="12" w:type="dxa"/>
+              <w:left w:w="24" w:type="dxa"/>
+              <w:right w:w="24" w:type="dxa"/>
+            </w:tcMar>
+          </w:tcPr>
+          <w:p>
+            <w:pPr>
+              <w:spacing w:before="0" w:after="0" w:line="240" w:lineRule="auto"/>
+            </w:pPr>
+            <w:r>
+              <w:rPr>
+                <w:sz w:val="9"/>
               </w:rPr>
               <w:t>ALIAS_ONLY / EXCLUDE_FROM_CONTROL_DENOMINATOR</w:t>
             </w:r>
@@ -29564,11 +30383,20 @@
         <w:tc>
           <w:tcPr>
             <w:tcW w:type="dxa" w:w="1584"/>
-          </w:tcPr>
-          <w:p>
-            <w:r>
-              <w:rPr>
-                <w:sz w:val="12"/>
+            <w:tcMar>
+              <w:top w:w="12" w:type="dxa"/>
+              <w:bottom w:w="12" w:type="dxa"/>
+              <w:left w:w="24" w:type="dxa"/>
+              <w:right w:w="24" w:type="dxa"/>
+            </w:tcMar>
+          </w:tcPr>
+          <w:p>
+            <w:pPr>
+              <w:spacing w:before="0" w:after="0" w:line="240" w:lineRule="auto"/>
+            </w:pPr>
+            <w:r>
+              <w:rPr>
+                <w:sz w:val="9"/>
               </w:rPr>
               <w:t>CTRL-…RECENT-COMPLETIONS-OPEN</w:t>
             </w:r>
@@ -29577,11 +30405,20 @@
         <w:tc>
           <w:tcPr>
             <w:tcW w:type="dxa" w:w="1584"/>
-          </w:tcPr>
-          <w:p>
-            <w:r>
-              <w:rPr>
-                <w:sz w:val="12"/>
+            <w:tcMar>
+              <w:top w:w="12" w:type="dxa"/>
+              <w:bottom w:w="12" w:type="dxa"/>
+              <w:left w:w="24" w:type="dxa"/>
+              <w:right w:w="24" w:type="dxa"/>
+            </w:tcMar>
+          </w:tcPr>
+          <w:p>
+            <w:pPr>
+              <w:spacing w:before="0" w:after="0" w:line="240" w:lineRule="auto"/>
+            </w:pPr>
+            <w:r>
+              <w:rPr>
+                <w:sz w:val="9"/>
               </w:rPr>
               <w:t>CTRL-WORKSPACE-WB-01-RECENT-COMPLETIONS-OPEN</w:t>
             </w:r>
@@ -29590,11 +30427,20 @@
         <w:tc>
           <w:tcPr>
             <w:tcW w:type="dxa" w:w="1584"/>
-          </w:tcPr>
-          <w:p>
-            <w:r>
-              <w:rPr>
-                <w:sz w:val="12"/>
+            <w:tcMar>
+              <w:top w:w="12" w:type="dxa"/>
+              <w:bottom w:w="12" w:type="dxa"/>
+              <w:left w:w="24" w:type="dxa"/>
+              <w:right w:w="24" w:type="dxa"/>
+            </w:tcMar>
+          </w:tcPr>
+          <w:p>
+            <w:pPr>
+              <w:spacing w:before="0" w:after="0" w:line="240" w:lineRule="auto"/>
+            </w:pPr>
+            <w:r>
+              <w:rPr>
+                <w:sz w:val="9"/>
               </w:rPr>
               <w:t>01_ACPOS_Global_Intelligent_Brain_Information_Lifecycle_Mother_Basic_Logic_Design_Normative_Contract_v4.docx</w:t>
             </w:r>
@@ -29603,11 +30449,20 @@
         <w:tc>
           <w:tcPr>
             <w:tcW w:type="dxa" w:w="1584"/>
-          </w:tcPr>
-          <w:p>
-            <w:r>
-              <w:rPr>
-                <w:sz w:val="12"/>
+            <w:tcMar>
+              <w:top w:w="12" w:type="dxa"/>
+              <w:bottom w:w="12" w:type="dxa"/>
+              <w:left w:w="24" w:type="dxa"/>
+              <w:right w:w="24" w:type="dxa"/>
+            </w:tcMar>
+          </w:tcPr>
+          <w:p>
+            <w:pPr>
+              <w:spacing w:before="0" w:after="0" w:line="240" w:lineRule="auto"/>
+            </w:pPr>
+            <w:r>
+              <w:rPr>
+                <w:sz w:val="9"/>
               </w:rPr>
               <w:t>table 26 / row 15</w:t>
             </w:r>
@@ -29616,11 +30471,20 @@
         <w:tc>
           <w:tcPr>
             <w:tcW w:type="dxa" w:w="1584"/>
-          </w:tcPr>
-          <w:p>
-            <w:r>
-              <w:rPr>
-                <w:sz w:val="12"/>
+            <w:tcMar>
+              <w:top w:w="12" w:type="dxa"/>
+              <w:bottom w:w="12" w:type="dxa"/>
+              <w:left w:w="24" w:type="dxa"/>
+              <w:right w:w="24" w:type="dxa"/>
+            </w:tcMar>
+          </w:tcPr>
+          <w:p>
+            <w:pPr>
+              <w:spacing w:before="0" w:after="0" w:line="240" w:lineRule="auto"/>
+            </w:pPr>
+            <w:r>
+              <w:rPr>
+                <w:sz w:val="9"/>
               </w:rPr>
               <w:t>table 73 / row 14</w:t>
             </w:r>
@@ -29629,11 +30493,20 @@
         <w:tc>
           <w:tcPr>
             <w:tcW w:type="dxa" w:w="1584"/>
-          </w:tcPr>
-          <w:p>
-            <w:r>
-              <w:rPr>
-                <w:sz w:val="12"/>
+            <w:tcMar>
+              <w:top w:w="12" w:type="dxa"/>
+              <w:bottom w:w="12" w:type="dxa"/>
+              <w:left w:w="24" w:type="dxa"/>
+              <w:right w:w="24" w:type="dxa"/>
+            </w:tcMar>
+          </w:tcPr>
+          <w:p>
+            <w:pPr>
+              <w:spacing w:before="0" w:after="0" w:line="240" w:lineRule="auto"/>
+            </w:pPr>
+            <w:r>
+              <w:rPr>
+                <w:sz w:val="9"/>
               </w:rPr>
               <w:t>PAGE_READ</w:t>
             </w:r>
@@ -29642,11 +30515,20 @@
         <w:tc>
           <w:tcPr>
             <w:tcW w:type="dxa" w:w="1584"/>
-          </w:tcPr>
-          <w:p>
-            <w:r>
-              <w:rPr>
-                <w:sz w:val="12"/>
+            <w:tcMar>
+              <w:top w:w="12" w:type="dxa"/>
+              <w:bottom w:w="12" w:type="dxa"/>
+              <w:left w:w="24" w:type="dxa"/>
+              <w:right w:w="24" w:type="dxa"/>
+            </w:tcMar>
+          </w:tcPr>
+          <w:p>
+            <w:pPr>
+              <w:spacing w:before="0" w:after="0" w:line="240" w:lineRule="auto"/>
+            </w:pPr>
+            <w:r>
+              <w:rPr>
+                <w:sz w:val="9"/>
               </w:rPr>
               <w:t>ALIAS_ONLY / EXCLUDE_FROM_CONTROL_DENOMINATOR</w:t>
             </w:r>
@@ -29657,11 +30539,20 @@
         <w:tc>
           <w:tcPr>
             <w:tcW w:type="dxa" w:w="1584"/>
-          </w:tcPr>
-          <w:p>
-            <w:r>
-              <w:rPr>
-                <w:sz w:val="12"/>
+            <w:tcMar>
+              <w:top w:w="12" w:type="dxa"/>
+              <w:bottom w:w="12" w:type="dxa"/>
+              <w:left w:w="24" w:type="dxa"/>
+              <w:right w:w="24" w:type="dxa"/>
+            </w:tcMar>
+          </w:tcPr>
+          <w:p>
+            <w:pPr>
+              <w:spacing w:before="0" w:after="0" w:line="240" w:lineRule="auto"/>
+            </w:pPr>
+            <w:r>
+              <w:rPr>
+                <w:sz w:val="9"/>
               </w:rPr>
               <w:t>CTRL-…SYSTEM-STATUS-SUMMARY-OPEN</w:t>
             </w:r>
@@ -29670,11 +30561,20 @@
         <w:tc>
           <w:tcPr>
             <w:tcW w:type="dxa" w:w="1584"/>
-          </w:tcPr>
-          <w:p>
-            <w:r>
-              <w:rPr>
-                <w:sz w:val="12"/>
+            <w:tcMar>
+              <w:top w:w="12" w:type="dxa"/>
+              <w:bottom w:w="12" w:type="dxa"/>
+              <w:left w:w="24" w:type="dxa"/>
+              <w:right w:w="24" w:type="dxa"/>
+            </w:tcMar>
+          </w:tcPr>
+          <w:p>
+            <w:pPr>
+              <w:spacing w:before="0" w:after="0" w:line="240" w:lineRule="auto"/>
+            </w:pPr>
+            <w:r>
+              <w:rPr>
+                <w:sz w:val="9"/>
               </w:rPr>
               <w:t>CTRL-WORKSPACE-WB-01-SYSTEM-STATUS-SUMMARY-OPEN</w:t>
             </w:r>
@@ -29683,11 +30583,20 @@
         <w:tc>
           <w:tcPr>
             <w:tcW w:type="dxa" w:w="1584"/>
-          </w:tcPr>
-          <w:p>
-            <w:r>
-              <w:rPr>
-                <w:sz w:val="12"/>
+            <w:tcMar>
+              <w:top w:w="12" w:type="dxa"/>
+              <w:bottom w:w="12" w:type="dxa"/>
+              <w:left w:w="24" w:type="dxa"/>
+              <w:right w:w="24" w:type="dxa"/>
+            </w:tcMar>
+          </w:tcPr>
+          <w:p>
+            <w:pPr>
+              <w:spacing w:before="0" w:after="0" w:line="240" w:lineRule="auto"/>
+            </w:pPr>
+            <w:r>
+              <w:rPr>
+                <w:sz w:val="9"/>
               </w:rPr>
               <w:t>01_ACPOS_Global_Intelligent_Brain_Information_Lifecycle_Mother_Basic_Logic_Design_Normative_Contract_v4.docx</w:t>
             </w:r>
@@ -29696,11 +30605,20 @@
         <w:tc>
           <w:tcPr>
             <w:tcW w:type="dxa" w:w="1584"/>
-          </w:tcPr>
-          <w:p>
-            <w:r>
-              <w:rPr>
-                <w:sz w:val="12"/>
+            <w:tcMar>
+              <w:top w:w="12" w:type="dxa"/>
+              <w:bottom w:w="12" w:type="dxa"/>
+              <w:left w:w="24" w:type="dxa"/>
+              <w:right w:w="24" w:type="dxa"/>
+            </w:tcMar>
+          </w:tcPr>
+          <w:p>
+            <w:pPr>
+              <w:spacing w:before="0" w:after="0" w:line="240" w:lineRule="auto"/>
+            </w:pPr>
+            <w:r>
+              <w:rPr>
+                <w:sz w:val="9"/>
               </w:rPr>
               <w:t>table 26 / row 14</w:t>
             </w:r>
@@ -29709,11 +30627,20 @@
         <w:tc>
           <w:tcPr>
             <w:tcW w:type="dxa" w:w="1584"/>
-          </w:tcPr>
-          <w:p>
-            <w:r>
-              <w:rPr>
-                <w:sz w:val="12"/>
+            <w:tcMar>
+              <w:top w:w="12" w:type="dxa"/>
+              <w:bottom w:w="12" w:type="dxa"/>
+              <w:left w:w="24" w:type="dxa"/>
+              <w:right w:w="24" w:type="dxa"/>
+            </w:tcMar>
+          </w:tcPr>
+          <w:p>
+            <w:pPr>
+              <w:spacing w:before="0" w:after="0" w:line="240" w:lineRule="auto"/>
+            </w:pPr>
+            <w:r>
+              <w:rPr>
+                <w:sz w:val="9"/>
               </w:rPr>
               <w:t>table 73 / row 15</w:t>
             </w:r>
@@ -29722,11 +30649,20 @@
         <w:tc>
           <w:tcPr>
             <w:tcW w:type="dxa" w:w="1584"/>
-          </w:tcPr>
-          <w:p>
-            <w:r>
-              <w:rPr>
-                <w:sz w:val="12"/>
+            <w:tcMar>
+              <w:top w:w="12" w:type="dxa"/>
+              <w:bottom w:w="12" w:type="dxa"/>
+              <w:left w:w="24" w:type="dxa"/>
+              <w:right w:w="24" w:type="dxa"/>
+            </w:tcMar>
+          </w:tcPr>
+          <w:p>
+            <w:pPr>
+              <w:spacing w:before="0" w:after="0" w:line="240" w:lineRule="auto"/>
+            </w:pPr>
+            <w:r>
+              <w:rPr>
+                <w:sz w:val="9"/>
               </w:rPr>
               <w:t>PAGE_READ</w:t>
             </w:r>
@@ -29735,11 +30671,20 @@
         <w:tc>
           <w:tcPr>
             <w:tcW w:type="dxa" w:w="1584"/>
-          </w:tcPr>
-          <w:p>
-            <w:r>
-              <w:rPr>
-                <w:sz w:val="12"/>
+            <w:tcMar>
+              <w:top w:w="12" w:type="dxa"/>
+              <w:bottom w:w="12" w:type="dxa"/>
+              <w:left w:w="24" w:type="dxa"/>
+              <w:right w:w="24" w:type="dxa"/>
+            </w:tcMar>
+          </w:tcPr>
+          <w:p>
+            <w:pPr>
+              <w:spacing w:before="0" w:after="0" w:line="240" w:lineRule="auto"/>
+            </w:pPr>
+            <w:r>
+              <w:rPr>
+                <w:sz w:val="9"/>
               </w:rPr>
               <w:t>ALIAS_ONLY / EXCLUDE_FROM_CONTROL_DENOMINATOR</w:t>
             </w:r>
@@ -29748,13 +30693,19 @@
       </w:tr>
     </w:tbl>
     <w:p>
+      <w:pPr>
+        <w:spacing w:before="40" w:after="0" w:line="240" w:lineRule="auto"/>
+      </w:pPr>
       <w:r>
+        <w:rPr>
+          <w:sz w:val="16"/>
+        </w:rPr>
         <w:t>Action UID remains '—' on the actual canonical product rows and is not remediated in Batch 11. Those canonical rows remain part of the separate unique-owner specification-remediation denominator.</w:t>
       </w:r>
     </w:p>
     <w:sectPr>
       <w:pgSz w:w="12240" w:h="15840" w:orient="landscape"/>
-      <w:pgMar w:top="576" w:right="576" w:bottom="576" w:left="576" w:header="720" w:footer="720" w:gutter="0"/>
+      <w:pgMar w:top="360" w:right="432" w:bottom="360" w:left="432" w:header="720" w:footer="720" w:gutter="0"/>
       <w:cols w:space="720"/>
       <w:docGrid w:linePitch="360"/>
     </w:sectPr>
